--- a/docs/NutriSense_Details.docx
+++ b/docs/NutriSense_Details.docx
@@ -1,6 +1,6 @@
 
 <file path=word/document.xml><?xml version="1.0" encoding="utf-8"?>
-<w:document xmlns:wpc="http://schemas.microsoft.com/office/word/2010/wordprocessingCanvas" xmlns:cx="http://schemas.microsoft.com/office/drawing/2014/chartex" xmlns:cx1="http://schemas.microsoft.com/office/drawing/2015/9/8/chartex" xmlns:cx2="http://schemas.microsoft.com/office/drawing/2015/10/21/chartex" xmlns:cx3="http://schemas.microsoft.com/office/drawing/2016/5/9/chartex" xmlns:cx4="http://schemas.microsoft.com/office/drawing/2016/5/10/chartex" xmlns:cx5="http://schemas.microsoft.com/office/drawing/2016/5/11/chartex" xmlns:cx6="http://schemas.microsoft.com/office/drawing/2016/5/12/chartex" xmlns:cx7="http://schemas.microsoft.com/office/drawing/2016/5/13/chartex" xmlns:cx8="http://schemas.microsoft.com/office/drawing/2016/5/14/chartex" xmlns:mc="http://schemas.openxmlformats.org/markup-compatibility/2006" xmlns:aink="http://schemas.microsoft.com/office/drawing/2016/ink" xmlns:am3d="http://schemas.microsoft.com/office/drawing/2017/model3d" xmlns:o="urn:schemas-microsoft-com:office:office" xmlns:oel="http://schemas.microsoft.com/office/2019/extlst" xmlns:r="http://schemas.openxmlformats.org/officeDocument/2006/relationships" xmlns:m="http://schemas.openxmlformats.org/officeDocument/2006/math" xmlns:v="urn:schemas-microsoft-com:vml" xmlns:wp14="http://schemas.microsoft.com/office/word/2010/wordprocessingDrawing" xmlns:wp="http://schemas.openxmlformats.org/drawingml/2006/wordprocessingDrawing" xmlns:w10="urn:schemas-microsoft-com:office:word" xmlns:w="http://schemas.openxmlformats.org/wordprocessingml/2006/main" xmlns:w14="http://schemas.microsoft.com/office/word/2010/wordml" xmlns:w15="http://schemas.microsoft.com/office/word/2012/wordml" xmlns:w16cei="http://schemas.microsoft.com/office/word/2026/wordml/cei" xmlns:w16cex="http://schemas.microsoft.com/office/word/2018/wordml/cex" xmlns:w16cid="http://schemas.microsoft.com/office/word/2016/wordml/cid" xmlns:w16="http://schemas.microsoft.com/office/word/2018/wordml" xmlns:w16du="http://schemas.microsoft.com/office/word/2023/wordml/word16du" xmlns:w16sdtdh="http://schemas.microsoft.com/office/word/2020/wordml/sdtdatahash" xmlns:w16sdtfl="http://schemas.microsoft.com/office/word/2024/wordml/sdtformatlock" xmlns:w16se="http://schemas.microsoft.com/office/word/2015/wordml/symex" xmlns:wpg="http://schemas.microsoft.com/office/word/2010/wordprocessingGroup" xmlns:wpi="http://schemas.microsoft.com/office/word/2010/wordprocessingInk" xmlns:wne="http://schemas.microsoft.com/office/word/2006/wordml" xmlns:wps="http://schemas.microsoft.com/office/word/2010/wordprocessingShape" mc:Ignorable="w14 w15 w16se w16cid w16 w16cex w16sdtdh w16sdtfl w16du wp14">
+<w:document xmlns:wpc="http://schemas.microsoft.com/office/word/2010/wordprocessingCanvas" xmlns:cx="http://schemas.microsoft.com/office/drawing/2014/chartex" xmlns:cx1="http://schemas.microsoft.com/office/drawing/2015/9/8/chartex" xmlns:cx2="http://schemas.microsoft.com/office/drawing/2015/10/21/chartex" xmlns:cx3="http://schemas.microsoft.com/office/drawing/2016/5/9/chartex" xmlns:cx4="http://schemas.microsoft.com/office/drawing/2016/5/10/chartex" xmlns:cx5="http://schemas.microsoft.com/office/drawing/2016/5/11/chartex" xmlns:cx6="http://schemas.microsoft.com/office/drawing/2016/5/12/chartex" xmlns:cx7="http://schemas.microsoft.com/office/drawing/2016/5/13/chartex" xmlns:cx8="http://schemas.microsoft.com/office/drawing/2016/5/14/chartex" xmlns:mc="http://schemas.openxmlformats.org/markup-compatibility/2006" xmlns:aink="http://schemas.microsoft.com/office/drawing/2016/ink" xmlns:am3d="http://schemas.microsoft.com/office/drawing/2017/model3d" xmlns:o="urn:schemas-microsoft-com:office:office" xmlns:oel="http://schemas.microsoft.com/office/2019/extlst" xmlns:r="http://schemas.openxmlformats.org/officeDocument/2006/relationships" xmlns:m="http://schemas.openxmlformats.org/officeDocument/2006/math" xmlns:v="urn:schemas-microsoft-com:vml" xmlns:wp14="http://schemas.microsoft.com/office/word/2010/wordprocessingDrawing" xmlns:wp="http://schemas.openxmlformats.org/drawingml/2006/wordprocessingDrawing" xmlns:w10="urn:schemas-microsoft-com:office:word" xmlns:w="http://schemas.openxmlformats.org/wordprocessingml/2006/main" xmlns:w14="http://schemas.microsoft.com/office/word/2010/wordml" xmlns:w15="http://schemas.microsoft.com/office/word/2012/wordml" xmlns:w16cex="http://schemas.microsoft.com/office/word/2018/wordml/cex" xmlns:w16cid="http://schemas.microsoft.com/office/word/2016/wordml/cid" xmlns:w16="http://schemas.microsoft.com/office/word/2018/wordml" xmlns:w16du="http://schemas.microsoft.com/office/word/2023/wordml/word16du" xmlns:w16sdtdh="http://schemas.microsoft.com/office/word/2020/wordml/sdtdatahash" xmlns:w16sdtfl="http://schemas.microsoft.com/office/word/2024/wordml/sdtformatlock" xmlns:w16se="http://schemas.microsoft.com/office/word/2015/wordml/symex" xmlns:wpg="http://schemas.microsoft.com/office/word/2010/wordprocessingGroup" xmlns:wpi="http://schemas.microsoft.com/office/word/2010/wordprocessingInk" xmlns:wne="http://schemas.microsoft.com/office/word/2006/wordml" xmlns:wps="http://schemas.microsoft.com/office/word/2010/wordprocessingShape" mc:Ignorable="w14 w15 w16se w16cid w16 w16cex w16sdtdh w16sdtfl w16du wp14">
   <w:body>
     <w:p>
       <w:r>
@@ -8,7 +8,7 @@
           <w:noProof/>
         </w:rPr>
         <w:drawing>
-          <wp:anchor distT="0" distB="0" distL="0" distR="0" simplePos="0" relativeHeight="251658240" behindDoc="1" locked="0" layoutInCell="1" allowOverlap="1" wp14:anchorId="658841ED" wp14:editId="37561A68">
+          <wp:anchor distT="0" distB="0" distL="0" distR="0" simplePos="0" relativeHeight="251658240" behindDoc="1" locked="0" layoutInCell="1" allowOverlap="1" wp14:anchorId="658841ED" wp14:editId="61F4950E">
             <wp:simplePos x="0" y="0"/>
             <wp:positionH relativeFrom="page">
               <wp:posOffset>0</wp:posOffset>
@@ -71,10 +71,10 @@
           <w:noProof/>
         </w:rPr>
         <w:drawing>
-          <wp:inline distT="0" distB="0" distL="0" distR="0" wp14:anchorId="7D3FE48A" wp14:editId="172F7D65">
-            <wp:extent cx="1028700" cy="1343025"/>
-            <wp:effectExtent l="0" t="0" r="0" b="0"/>
-            <wp:docPr id="1246626886" name="Picture 1246626886"/>
+          <wp:inline distT="0" distB="0" distL="0" distR="0" wp14:anchorId="03B49728" wp14:editId="1C573085">
+            <wp:extent cx="1240403" cy="1617727"/>
+            <wp:effectExtent l="0" t="0" r="0" b="1905"/>
+            <wp:docPr id="1800168238" name="Picture 1"/>
             <wp:cNvGraphicFramePr>
               <a:graphicFrameLocks xmlns:a="http://schemas.openxmlformats.org/drawingml/2006/main" noChangeAspect="1"/>
             </wp:cNvGraphicFramePr>
@@ -82,22 +82,25 @@
               <a:graphicData uri="http://schemas.openxmlformats.org/drawingml/2006/picture">
                 <pic:pic xmlns:pic="http://schemas.openxmlformats.org/drawingml/2006/picture">
                   <pic:nvPicPr>
-                    <pic:cNvPr id="0" name=""/>
-                    <pic:cNvPicPr>
-                      <a:picLocks noChangeAspect="1" noChangeArrowheads="1"/>
-                    </pic:cNvPicPr>
+                    <pic:cNvPr id="1800168238" name="Picture 1800168238"/>
+                    <pic:cNvPicPr/>
                   </pic:nvPicPr>
                   <pic:blipFill>
-                    <a:blip r:embed="rId9"/>
-                    <a:srcRect/>
+                    <a:blip r:embed="rId9">
+                      <a:extLst>
+                        <a:ext uri="{28A0092B-C50C-407E-A947-70E740481C1C}">
+                          <a14:useLocalDpi xmlns:a14="http://schemas.microsoft.com/office/drawing/2010/main" val="0"/>
+                        </a:ext>
+                      </a:extLst>
+                    </a:blip>
                     <a:stretch>
                       <a:fillRect/>
                     </a:stretch>
                   </pic:blipFill>
-                  <pic:spPr bwMode="auto">
+                  <pic:spPr>
                     <a:xfrm>
                       <a:off x="0" y="0"/>
-                      <a:ext cx="1028700" cy="1343025"/>
+                      <a:ext cx="1264962" cy="1649757"/>
                     </a:xfrm>
                     <a:prstGeom prst="rect">
                       <a:avLst/>
@@ -133,12 +136,6 @@
         <w:gridCol w:w="4600"/>
       </w:tblGrid>
       <w:tr>
-        <w:tblPrEx>
-          <w:tblCellMar>
-            <w:top w:w="0" w:type="dxa"/>
-            <w:bottom w:w="0" w:type="dxa"/>
-          </w:tblCellMar>
-        </w:tblPrEx>
         <w:trPr>
           <w:jc w:val="center"/>
         </w:trPr>
@@ -212,7 +209,29 @@
           <w:sz w:val="26"/>
           <w:szCs w:val="26"/>
         </w:rPr>
-        <w:t>AI-Powered Nutrition, Fasting &amp; Clinical Health Companion</w:t>
+        <w:t xml:space="preserve">AI-Powered Nutrition, </w:t>
+      </w:r>
+      <w:r>
+        <w:rPr>
+          <w:rFonts w:ascii="Calibri" w:eastAsia="Calibri" w:hAnsi="Calibri" w:cs="Calibri"/>
+          <w:i/>
+          <w:iCs/>
+          <w:color w:val="C7D0DC"/>
+          <w:sz w:val="26"/>
+          <w:szCs w:val="26"/>
+        </w:rPr>
+        <w:t>Diet</w:t>
+      </w:r>
+      <w:r>
+        <w:rPr>
+          <w:rFonts w:ascii="Calibri" w:eastAsia="Calibri" w:hAnsi="Calibri" w:cs="Calibri"/>
+          <w:i/>
+          <w:iCs/>
+          <w:color w:val="C7D0DC"/>
+          <w:sz w:val="26"/>
+          <w:szCs w:val="26"/>
+        </w:rPr>
+        <w:t xml:space="preserve"> &amp; Clinical Health Companion</w:t>
       </w:r>
     </w:p>
     <w:p>
@@ -402,736 +421,6122 @@
     </w:p>
     <w:p>
       <w:pPr>
-        <w:spacing w:before="380"/>
-      </w:pPr>
-      <w:r>
-        <w:rPr>
-          <w:noProof/>
-        </w:rPr>
-        <w:drawing>
-          <wp:inline distT="0" distB="0" distL="0" distR="0" wp14:anchorId="00C65E52" wp14:editId="551D1B2C">
-            <wp:extent cx="1428750" cy="19050"/>
-            <wp:effectExtent l="0" t="0" r="0" b="0"/>
-            <wp:docPr id="906874420" name="Picture 906874420"/>
-            <wp:cNvGraphicFramePr>
-              <a:graphicFrameLocks xmlns:a="http://schemas.openxmlformats.org/drawingml/2006/main" noChangeAspect="1"/>
-            </wp:cNvGraphicFramePr>
-            <a:graphic xmlns:a="http://schemas.openxmlformats.org/drawingml/2006/main">
-              <a:graphicData uri="http://schemas.openxmlformats.org/drawingml/2006/picture">
-                <pic:pic xmlns:pic="http://schemas.openxmlformats.org/drawingml/2006/picture">
-                  <pic:nvPicPr>
-                    <pic:cNvPr id="0" name=""/>
-                    <pic:cNvPicPr>
-                      <a:picLocks noChangeAspect="1" noChangeArrowheads="1"/>
-                    </pic:cNvPicPr>
-                  </pic:nvPicPr>
-                  <pic:blipFill>
-                    <a:blip r:embed="rId10"/>
-                    <a:srcRect/>
-                    <a:stretch>
-                      <a:fillRect/>
-                    </a:stretch>
-                  </pic:blipFill>
-                  <pic:spPr bwMode="auto">
-                    <a:xfrm>
-                      <a:off x="0" y="0"/>
-                      <a:ext cx="1428750" cy="19050"/>
-                    </a:xfrm>
-                    <a:prstGeom prst="rect">
-                      <a:avLst/>
-                    </a:prstGeom>
-                  </pic:spPr>
-                </pic:pic>
-              </a:graphicData>
-            </a:graphic>
-          </wp:inline>
-        </w:drawing>
-      </w:r>
-    </w:p>
-    <w:p>
-      <w:pPr>
-        <w:tabs>
-          <w:tab w:val="right" w:leader="dot" w:pos="7730"/>
-        </w:tabs>
-        <w:spacing w:before="220"/>
-      </w:pPr>
-      <w:r>
-        <w:rPr>
-          <w:rFonts w:ascii="Calibri" w:eastAsia="Calibri" w:hAnsi="Calibri" w:cs="Calibri"/>
-          <w:b/>
-          <w:bCs/>
-          <w:color w:val="1A1D24"/>
-          <w:sz w:val="24"/>
-          <w:szCs w:val="24"/>
+        <w:spacing w:before="80" w:after="40" w:line="276" w:lineRule="auto"/>
+      </w:pPr>
+      <w:r>
+        <w:rPr>
+          <w:rFonts w:ascii="Calibri" w:hAnsi="Calibri"/>
+          <w:b/>
+          <w:color w:val="1E6B3D"/>
+          <w:sz w:val="22"/>
         </w:rPr>
         <w:t>1.  Executive Summary &amp; Project Introduction</w:t>
       </w:r>
       <w:r>
         <w:rPr>
-          <w:rFonts w:ascii="Calibri" w:eastAsia="Calibri" w:hAnsi="Calibri" w:cs="Calibri"/>
-          <w:color w:val="1A1D24"/>
-          <w:sz w:val="24"/>
-          <w:szCs w:val="24"/>
-        </w:rPr>
-        <w:ptab w:relativeTo="margin" w:alignment="right" w:leader="dot"/>
-      </w:r>
-      <w:r>
-        <w:rPr>
-          <w:rFonts w:ascii="Calibri" w:eastAsia="Calibri" w:hAnsi="Calibri" w:cs="Calibri"/>
-          <w:color w:val="1A1D24"/>
-          <w:sz w:val="24"/>
-          <w:szCs w:val="24"/>
-        </w:rPr>
+          <w:rFonts w:ascii="Calibri" w:hAnsi="Calibri"/>
+          <w:b/>
+          <w:color w:val="555E6D"/>
+        </w:rPr>
+        <w:tab/>
         <w:t>3</w:t>
       </w:r>
     </w:p>
     <w:p>
       <w:pPr>
-        <w:tabs>
-          <w:tab w:val="right" w:leader="dot" w:pos="7730"/>
-        </w:tabs>
-        <w:spacing w:before="90"/>
-        <w:ind w:left="420"/>
-      </w:pPr>
-      <w:r>
-        <w:rPr>
-          <w:rFonts w:ascii="Calibri" w:eastAsia="Calibri" w:hAnsi="Calibri" w:cs="Calibri"/>
-          <w:color w:val="3E4650"/>
-          <w:sz w:val="21"/>
-          <w:szCs w:val="21"/>
-        </w:rPr>
-        <w:t xml:space="preserve">  Purpose &amp; Problem Statement</w:t>
-      </w:r>
-      <w:r>
-        <w:rPr>
-          <w:rFonts w:ascii="Calibri" w:eastAsia="Calibri" w:hAnsi="Calibri" w:cs="Calibri"/>
-          <w:color w:val="3E4650"/>
-          <w:sz w:val="21"/>
-          <w:szCs w:val="21"/>
-        </w:rPr>
-        <w:ptab w:relativeTo="margin" w:alignment="right" w:leader="dot"/>
-      </w:r>
-      <w:r>
-        <w:rPr>
-          <w:rFonts w:ascii="Calibri" w:eastAsia="Calibri" w:hAnsi="Calibri" w:cs="Calibri"/>
-          <w:color w:val="3E4650"/>
-          <w:sz w:val="21"/>
-          <w:szCs w:val="21"/>
-        </w:rPr>
+        <w:spacing w:before="40" w:after="40" w:line="276" w:lineRule="auto"/>
+      </w:pPr>
+      <w:r>
+        <w:rPr>
+          <w:rFonts w:ascii="Calibri" w:hAnsi="Calibri"/>
+          <w:color w:val="1A1D24"/>
+        </w:rPr>
+        <w:t xml:space="preserve">     1.1  Purpose &amp; Problem Statement</w:t>
+      </w:r>
+      <w:r>
+        <w:rPr>
+          <w:rFonts w:ascii="Calibri" w:hAnsi="Calibri"/>
+          <w:color w:val="555E6D"/>
+        </w:rPr>
+        <w:tab/>
         <w:t>3</w:t>
       </w:r>
     </w:p>
     <w:p>
       <w:pPr>
-        <w:tabs>
-          <w:tab w:val="right" w:leader="dot" w:pos="7730"/>
-        </w:tabs>
-        <w:spacing w:before="90"/>
-        <w:ind w:left="420"/>
-      </w:pPr>
-      <w:r>
-        <w:rPr>
-          <w:rFonts w:ascii="Calibri" w:eastAsia="Calibri" w:hAnsi="Calibri" w:cs="Calibri"/>
-          <w:color w:val="3E4650"/>
-          <w:sz w:val="21"/>
-          <w:szCs w:val="21"/>
-        </w:rPr>
-        <w:t xml:space="preserve">  Target Audience &amp; Key Value Propositions</w:t>
-      </w:r>
-      <w:r>
-        <w:rPr>
-          <w:rFonts w:ascii="Calibri" w:eastAsia="Calibri" w:hAnsi="Calibri" w:cs="Calibri"/>
-          <w:color w:val="3E4650"/>
-          <w:sz w:val="21"/>
-          <w:szCs w:val="21"/>
-        </w:rPr>
-        <w:ptab w:relativeTo="margin" w:alignment="right" w:leader="dot"/>
-      </w:r>
-      <w:r>
-        <w:rPr>
-          <w:rFonts w:ascii="Calibri" w:eastAsia="Calibri" w:hAnsi="Calibri" w:cs="Calibri"/>
-          <w:color w:val="3E4650"/>
-          <w:sz w:val="21"/>
-          <w:szCs w:val="21"/>
-        </w:rPr>
+        <w:spacing w:before="40" w:after="40" w:line="276" w:lineRule="auto"/>
+      </w:pPr>
+      <w:r>
+        <w:rPr>
+          <w:rFonts w:ascii="Calibri" w:hAnsi="Calibri"/>
+          <w:color w:val="1A1D24"/>
+        </w:rPr>
+        <w:t xml:space="preserve">     1.2  Target Audience</w:t>
+      </w:r>
+      <w:r>
+        <w:rPr>
+          <w:rFonts w:ascii="Calibri" w:hAnsi="Calibri"/>
+          <w:color w:val="555E6D"/>
+        </w:rPr>
+        <w:tab/>
         <w:t>3</w:t>
       </w:r>
     </w:p>
     <w:p>
       <w:pPr>
-        <w:tabs>
-          <w:tab w:val="right" w:leader="dot" w:pos="7730"/>
-        </w:tabs>
-        <w:spacing w:before="220"/>
-      </w:pPr>
-      <w:r>
-        <w:rPr>
-          <w:rFonts w:ascii="Calibri" w:eastAsia="Calibri" w:hAnsi="Calibri" w:cs="Calibri"/>
-          <w:b/>
-          <w:bCs/>
-          <w:color w:val="1A1D24"/>
-          <w:sz w:val="24"/>
-          <w:szCs w:val="24"/>
+        <w:spacing w:before="40" w:after="40" w:line="276" w:lineRule="auto"/>
+      </w:pPr>
+      <w:r>
+        <w:rPr>
+          <w:rFonts w:ascii="Calibri" w:hAnsi="Calibri"/>
+          <w:color w:val="1A1D24"/>
+        </w:rPr>
+        <w:t xml:space="preserve">     1.3  Key Value Propositions &amp; Core Differentiators</w:t>
+      </w:r>
+      <w:r>
+        <w:rPr>
+          <w:rFonts w:ascii="Calibri" w:hAnsi="Calibri"/>
+          <w:color w:val="555E6D"/>
+        </w:rPr>
+        <w:tab/>
+        <w:t>4</w:t>
+      </w:r>
+    </w:p>
+    <w:p>
+      <w:pPr>
+        <w:spacing w:before="80" w:after="40" w:line="276" w:lineRule="auto"/>
+      </w:pPr>
+      <w:r>
+        <w:rPr>
+          <w:rFonts w:ascii="Calibri" w:hAnsi="Calibri"/>
+          <w:b/>
+          <w:color w:val="1E6B3D"/>
+          <w:sz w:val="22"/>
         </w:rPr>
         <w:t>2.  System Architecture &amp; Tech Stack Specification</w:t>
       </w:r>
       <w:r>
         <w:rPr>
-          <w:rFonts w:ascii="Calibri" w:eastAsia="Calibri" w:hAnsi="Calibri" w:cs="Calibri"/>
-          <w:color w:val="1A1D24"/>
-          <w:sz w:val="24"/>
-          <w:szCs w:val="24"/>
-        </w:rPr>
-        <w:ptab w:relativeTo="margin" w:alignment="right" w:leader="dot"/>
-      </w:r>
-      <w:r>
-        <w:rPr>
-          <w:rFonts w:ascii="Calibri" w:eastAsia="Calibri" w:hAnsi="Calibri" w:cs="Calibri"/>
-          <w:color w:val="1A1D24"/>
-          <w:sz w:val="24"/>
-          <w:szCs w:val="24"/>
-        </w:rPr>
+          <w:rFonts w:ascii="Calibri" w:hAnsi="Calibri"/>
+          <w:b/>
+          <w:color w:val="555E6D"/>
+        </w:rPr>
+        <w:tab/>
         <w:t>5</w:t>
       </w:r>
     </w:p>
     <w:p>
       <w:pPr>
-        <w:tabs>
-          <w:tab w:val="right" w:leader="dot" w:pos="7730"/>
-        </w:tabs>
-        <w:spacing w:before="90"/>
-        <w:ind w:left="420"/>
-      </w:pPr>
-      <w:r>
-        <w:rPr>
-          <w:rFonts w:ascii="Calibri" w:eastAsia="Calibri" w:hAnsi="Calibri" w:cs="Calibri"/>
-          <w:color w:val="3E4650"/>
-          <w:sz w:val="21"/>
-          <w:szCs w:val="21"/>
-        </w:rPr>
-        <w:t xml:space="preserve">  Frontend Architecture — Flutter</w:t>
-      </w:r>
-      <w:r>
-        <w:rPr>
-          <w:rFonts w:ascii="Calibri" w:eastAsia="Calibri" w:hAnsi="Calibri" w:cs="Calibri"/>
-          <w:color w:val="3E4650"/>
-          <w:sz w:val="21"/>
-          <w:szCs w:val="21"/>
-        </w:rPr>
-        <w:ptab w:relativeTo="margin" w:alignment="right" w:leader="dot"/>
-      </w:r>
-      <w:r>
-        <w:rPr>
-          <w:rFonts w:ascii="Calibri" w:eastAsia="Calibri" w:hAnsi="Calibri" w:cs="Calibri"/>
-          <w:color w:val="3E4650"/>
-          <w:sz w:val="21"/>
-          <w:szCs w:val="21"/>
-        </w:rPr>
+        <w:spacing w:before="40" w:after="40" w:line="276" w:lineRule="auto"/>
+      </w:pPr>
+      <w:r>
+        <w:rPr>
+          <w:rFonts w:ascii="Calibri" w:hAnsi="Calibri"/>
+          <w:color w:val="1A1D24"/>
+        </w:rPr>
+        <w:t xml:space="preserve">     2.1  High-Level Layered Architecture Overview</w:t>
+      </w:r>
+      <w:r>
+        <w:rPr>
+          <w:rFonts w:ascii="Calibri" w:hAnsi="Calibri"/>
+          <w:color w:val="555E6D"/>
+        </w:rPr>
+        <w:tab/>
         <w:t>5</w:t>
       </w:r>
     </w:p>
     <w:p>
       <w:pPr>
-        <w:tabs>
-          <w:tab w:val="right" w:leader="dot" w:pos="7730"/>
-        </w:tabs>
-        <w:spacing w:before="90"/>
-        <w:ind w:left="420"/>
-      </w:pPr>
-      <w:r>
-        <w:rPr>
-          <w:rFonts w:ascii="Calibri" w:eastAsia="Calibri" w:hAnsi="Calibri" w:cs="Calibri"/>
-          <w:color w:val="3E4650"/>
-          <w:sz w:val="21"/>
-          <w:szCs w:val="21"/>
-        </w:rPr>
-        <w:t xml:space="preserve">  Backend Architecture — FastAPI &amp; </w:t>
+        <w:spacing w:before="40" w:after="40" w:line="276" w:lineRule="auto"/>
+      </w:pPr>
+      <w:r>
+        <w:rPr>
+          <w:rFonts w:ascii="Calibri" w:hAnsi="Calibri"/>
+          <w:color w:val="1A1D24"/>
+        </w:rPr>
+        <w:t xml:space="preserve">     2.2  Frontend Architecture &amp; Client Stack (Flutter 3.x)</w:t>
+      </w:r>
+      <w:r>
+        <w:rPr>
+          <w:rFonts w:ascii="Calibri" w:hAnsi="Calibri"/>
+          <w:color w:val="555E6D"/>
+        </w:rPr>
+        <w:tab/>
+        <w:t>6</w:t>
+      </w:r>
+    </w:p>
+    <w:p>
+      <w:pPr>
+        <w:spacing w:before="40" w:after="40" w:line="276" w:lineRule="auto"/>
+      </w:pPr>
+      <w:r>
+        <w:rPr>
+          <w:rFonts w:ascii="Calibri" w:hAnsi="Calibri"/>
+          <w:color w:val="1A1D24"/>
+        </w:rPr>
+        <w:t xml:space="preserve">     2.3  Backend Architecture &amp; Microservices (FastAPI &amp; </w:t>
       </w:r>
       <w:proofErr w:type="spellStart"/>
       <w:r>
         <w:rPr>
-          <w:rFonts w:ascii="Calibri" w:eastAsia="Calibri" w:hAnsi="Calibri" w:cs="Calibri"/>
-          <w:color w:val="3E4650"/>
-          <w:sz w:val="21"/>
-          <w:szCs w:val="21"/>
+          <w:rFonts w:ascii="Calibri" w:hAnsi="Calibri"/>
+          <w:color w:val="1A1D24"/>
         </w:rPr>
         <w:t>Supabase</w:t>
       </w:r>
       <w:proofErr w:type="spellEnd"/>
       <w:r>
         <w:rPr>
-          <w:rFonts w:ascii="Calibri" w:eastAsia="Calibri" w:hAnsi="Calibri" w:cs="Calibri"/>
-          <w:color w:val="3E4650"/>
-          <w:sz w:val="21"/>
-          <w:szCs w:val="21"/>
-        </w:rPr>
-        <w:ptab w:relativeTo="margin" w:alignment="right" w:leader="dot"/>
-      </w:r>
-      <w:r>
-        <w:rPr>
-          <w:rFonts w:ascii="Calibri" w:eastAsia="Calibri" w:hAnsi="Calibri" w:cs="Calibri"/>
-          <w:color w:val="3E4650"/>
-          <w:sz w:val="21"/>
-          <w:szCs w:val="21"/>
-        </w:rPr>
-        <w:t>5</w:t>
-      </w:r>
-    </w:p>
-    <w:p>
-      <w:pPr>
-        <w:tabs>
-          <w:tab w:val="right" w:leader="dot" w:pos="7730"/>
-        </w:tabs>
-        <w:spacing w:before="220"/>
-      </w:pPr>
-      <w:r>
-        <w:rPr>
-          <w:rFonts w:ascii="Calibri" w:eastAsia="Calibri" w:hAnsi="Calibri" w:cs="Calibri"/>
-          <w:b/>
-          <w:bCs/>
-          <w:color w:val="1A1D24"/>
-          <w:sz w:val="24"/>
-          <w:szCs w:val="24"/>
-        </w:rPr>
-        <w:t>3.  Recommended Software Engineering Diagrams</w:t>
-      </w:r>
-      <w:r>
-        <w:rPr>
-          <w:rFonts w:ascii="Calibri" w:eastAsia="Calibri" w:hAnsi="Calibri" w:cs="Calibri"/>
-          <w:color w:val="1A1D24"/>
-          <w:sz w:val="24"/>
-          <w:szCs w:val="24"/>
-        </w:rPr>
-        <w:ptab w:relativeTo="margin" w:alignment="right" w:leader="dot"/>
-      </w:r>
-      <w:r>
-        <w:rPr>
-          <w:rFonts w:ascii="Calibri" w:eastAsia="Calibri" w:hAnsi="Calibri" w:cs="Calibri"/>
-          <w:color w:val="1A1D24"/>
-          <w:sz w:val="24"/>
-          <w:szCs w:val="24"/>
-        </w:rPr>
+          <w:rFonts w:ascii="Calibri" w:hAnsi="Calibri"/>
+          <w:color w:val="1A1D24"/>
+        </w:rPr>
+        <w:t>)</w:t>
+      </w:r>
+      <w:r>
+        <w:rPr>
+          <w:rFonts w:ascii="Calibri" w:hAnsi="Calibri"/>
+          <w:color w:val="555E6D"/>
+        </w:rPr>
+        <w:tab/>
+        <w:t>7</w:t>
+      </w:r>
+    </w:p>
+    <w:p>
+      <w:pPr>
+        <w:spacing w:before="40" w:after="40" w:line="276" w:lineRule="auto"/>
+      </w:pPr>
+      <w:r>
+        <w:rPr>
+          <w:rFonts w:ascii="Calibri" w:hAnsi="Calibri"/>
+          <w:color w:val="1A1D24"/>
+        </w:rPr>
+        <w:t xml:space="preserve">     2.4  AI Engine &amp; Multi-Key Failover Pool (Google Gemini)</w:t>
+      </w:r>
+      <w:r>
+        <w:rPr>
+          <w:rFonts w:ascii="Calibri" w:hAnsi="Calibri"/>
+          <w:color w:val="555E6D"/>
+        </w:rPr>
+        <w:tab/>
         <w:t>8</w:t>
       </w:r>
     </w:p>
     <w:p>
       <w:pPr>
-        <w:tabs>
-          <w:tab w:val="right" w:leader="dot" w:pos="7730"/>
-        </w:tabs>
-        <w:spacing w:before="90"/>
-        <w:ind w:left="420"/>
-      </w:pPr>
-      <w:r>
-        <w:rPr>
-          <w:rFonts w:ascii="Calibri" w:eastAsia="Calibri" w:hAnsi="Calibri" w:cs="Calibri"/>
-          <w:color w:val="3E4650"/>
-          <w:sz w:val="21"/>
-          <w:szCs w:val="21"/>
-        </w:rPr>
-        <w:t xml:space="preserve">  System Architecture, Use Case &amp; ER Diagrams</w:t>
-      </w:r>
-      <w:r>
-        <w:rPr>
-          <w:rFonts w:ascii="Calibri" w:eastAsia="Calibri" w:hAnsi="Calibri" w:cs="Calibri"/>
-          <w:color w:val="3E4650"/>
-          <w:sz w:val="21"/>
-          <w:szCs w:val="21"/>
-        </w:rPr>
-        <w:ptab w:relativeTo="margin" w:alignment="right" w:leader="dot"/>
-      </w:r>
-      <w:r>
-        <w:rPr>
-          <w:rFonts w:ascii="Calibri" w:eastAsia="Calibri" w:hAnsi="Calibri" w:cs="Calibri"/>
-          <w:color w:val="3E4650"/>
-          <w:sz w:val="21"/>
-          <w:szCs w:val="21"/>
-        </w:rPr>
-        <w:t>8</w:t>
-      </w:r>
-    </w:p>
-    <w:p>
-      <w:pPr>
-        <w:tabs>
-          <w:tab w:val="right" w:leader="dot" w:pos="7730"/>
-        </w:tabs>
-        <w:spacing w:before="90"/>
-        <w:ind w:left="420"/>
-      </w:pPr>
-      <w:r>
-        <w:rPr>
-          <w:rFonts w:ascii="Calibri" w:eastAsia="Calibri" w:hAnsi="Calibri" w:cs="Calibri"/>
-          <w:color w:val="3E4650"/>
-          <w:sz w:val="21"/>
-          <w:szCs w:val="21"/>
-        </w:rPr>
-        <w:t xml:space="preserve">  Sequence, Component &amp; Deployment Diagrams</w:t>
-      </w:r>
-      <w:r>
-        <w:rPr>
-          <w:rFonts w:ascii="Calibri" w:eastAsia="Calibri" w:hAnsi="Calibri" w:cs="Calibri"/>
-          <w:color w:val="3E4650"/>
-          <w:sz w:val="21"/>
-          <w:szCs w:val="21"/>
-        </w:rPr>
-        <w:ptab w:relativeTo="margin" w:alignment="right" w:leader="dot"/>
-      </w:r>
-      <w:r>
-        <w:rPr>
-          <w:rFonts w:ascii="Calibri" w:eastAsia="Calibri" w:hAnsi="Calibri" w:cs="Calibri"/>
-          <w:color w:val="3E4650"/>
-          <w:sz w:val="21"/>
-          <w:szCs w:val="21"/>
-        </w:rPr>
+        <w:spacing w:before="40" w:after="40" w:line="276" w:lineRule="auto"/>
+      </w:pPr>
+      <w:r>
+        <w:rPr>
+          <w:rFonts w:ascii="Calibri" w:hAnsi="Calibri"/>
+          <w:color w:val="1A1D24"/>
+        </w:rPr>
+        <w:t xml:space="preserve">     2.5  External Integrations &amp; Third-Party APIs</w:t>
+      </w:r>
+      <w:r>
+        <w:rPr>
+          <w:rFonts w:ascii="Calibri" w:hAnsi="Calibri"/>
+          <w:color w:val="555E6D"/>
+        </w:rPr>
+        <w:tab/>
         <w:t>9</w:t>
       </w:r>
     </w:p>
     <w:p>
       <w:pPr>
-        <w:tabs>
-          <w:tab w:val="right" w:leader="dot" w:pos="7730"/>
-        </w:tabs>
-        <w:spacing w:before="220"/>
-      </w:pPr>
-      <w:r>
-        <w:rPr>
-          <w:rFonts w:ascii="Calibri" w:eastAsia="Calibri" w:hAnsi="Calibri" w:cs="Calibri"/>
-          <w:b/>
-          <w:bCs/>
-          <w:color w:val="1A1D24"/>
-          <w:sz w:val="24"/>
-          <w:szCs w:val="24"/>
+        <w:spacing w:before="80" w:after="40" w:line="276" w:lineRule="auto"/>
+      </w:pPr>
+      <w:r>
+        <w:rPr>
+          <w:rFonts w:ascii="Calibri" w:hAnsi="Calibri"/>
+          <w:b/>
+          <w:color w:val="1E6B3D"/>
+          <w:sz w:val="22"/>
+        </w:rPr>
+        <w:t>3.  Software Engineering Diagrams &amp; Specifications</w:t>
+      </w:r>
+      <w:r>
+        <w:rPr>
+          <w:rFonts w:ascii="Calibri" w:hAnsi="Calibri"/>
+          <w:b/>
+          <w:color w:val="555E6D"/>
+        </w:rPr>
+        <w:tab/>
+        <w:t>10</w:t>
+      </w:r>
+    </w:p>
+    <w:p>
+      <w:pPr>
+        <w:spacing w:before="40" w:after="40" w:line="276" w:lineRule="auto"/>
+      </w:pPr>
+      <w:r>
+        <w:rPr>
+          <w:rFonts w:ascii="Calibri" w:hAnsi="Calibri"/>
+          <w:color w:val="1A1D24"/>
+        </w:rPr>
+        <w:t xml:space="preserve">     3.1  Figure 1: High-Level System Architecture Diagram (Layered)</w:t>
+      </w:r>
+      <w:r>
+        <w:rPr>
+          <w:rFonts w:ascii="Calibri" w:hAnsi="Calibri"/>
+          <w:color w:val="555E6D"/>
+        </w:rPr>
+        <w:tab/>
+        <w:t>10</w:t>
+      </w:r>
+    </w:p>
+    <w:p>
+      <w:pPr>
+        <w:spacing w:before="40" w:after="40" w:line="276" w:lineRule="auto"/>
+      </w:pPr>
+      <w:r>
+        <w:rPr>
+          <w:rFonts w:ascii="Calibri" w:hAnsi="Calibri"/>
+          <w:color w:val="1A1D24"/>
+        </w:rPr>
+        <w:t xml:space="preserve">     3.2  Figure 2: UML Use Case Diagram</w:t>
+      </w:r>
+      <w:r>
+        <w:rPr>
+          <w:rFonts w:ascii="Calibri" w:hAnsi="Calibri"/>
+          <w:color w:val="555E6D"/>
+        </w:rPr>
+        <w:tab/>
+        <w:t>11</w:t>
+      </w:r>
+    </w:p>
+    <w:p>
+      <w:pPr>
+        <w:spacing w:before="40" w:after="40" w:line="276" w:lineRule="auto"/>
+      </w:pPr>
+      <w:r>
+        <w:rPr>
+          <w:rFonts w:ascii="Calibri" w:hAnsi="Calibri"/>
+          <w:color w:val="1A1D24"/>
+        </w:rPr>
+        <w:t xml:space="preserve">     3.3  Figure 3: Entity-Relationship Diagram (Database Schema)</w:t>
+      </w:r>
+      <w:r>
+        <w:rPr>
+          <w:rFonts w:ascii="Calibri" w:hAnsi="Calibri"/>
+          <w:color w:val="555E6D"/>
+        </w:rPr>
+        <w:tab/>
+        <w:t>12</w:t>
+      </w:r>
+    </w:p>
+    <w:p>
+      <w:pPr>
+        <w:spacing w:before="40" w:after="40" w:line="276" w:lineRule="auto"/>
+      </w:pPr>
+      <w:r>
+        <w:rPr>
+          <w:rFonts w:ascii="Calibri" w:hAnsi="Calibri"/>
+          <w:color w:val="1A1D24"/>
+        </w:rPr>
+        <w:t xml:space="preserve">     3.4  Figure 4: Sequence Diagram – AI Meal Logging &amp; Macro Estimation</w:t>
+      </w:r>
+      <w:r>
+        <w:rPr>
+          <w:rFonts w:ascii="Calibri" w:hAnsi="Calibri"/>
+          <w:color w:val="555E6D"/>
+        </w:rPr>
+        <w:tab/>
+        <w:t>14</w:t>
+      </w:r>
+    </w:p>
+    <w:p>
+      <w:pPr>
+        <w:spacing w:before="40" w:after="40" w:line="276" w:lineRule="auto"/>
+      </w:pPr>
+      <w:r>
+        <w:rPr>
+          <w:rFonts w:ascii="Calibri" w:hAnsi="Calibri"/>
+          <w:color w:val="1A1D24"/>
+        </w:rPr>
+        <w:t xml:space="preserve">     3.5  Figure 5: Sequence Diagram – Gemini Multi-Key Failover Flow</w:t>
+      </w:r>
+      <w:r>
+        <w:rPr>
+          <w:rFonts w:ascii="Calibri" w:hAnsi="Calibri"/>
+          <w:color w:val="555E6D"/>
+        </w:rPr>
+        <w:tab/>
+        <w:t>15</w:t>
+      </w:r>
+    </w:p>
+    <w:p>
+      <w:pPr>
+        <w:spacing w:before="40" w:after="40" w:line="276" w:lineRule="auto"/>
+      </w:pPr>
+      <w:r>
+        <w:rPr>
+          <w:rFonts w:ascii="Calibri" w:hAnsi="Calibri"/>
+          <w:color w:val="1A1D24"/>
+        </w:rPr>
+        <w:t xml:space="preserve">     3.6  Figure 6: UML Component Diagram</w:t>
+      </w:r>
+      <w:r>
+        <w:rPr>
+          <w:rFonts w:ascii="Calibri" w:hAnsi="Calibri"/>
+          <w:color w:val="555E6D"/>
+        </w:rPr>
+        <w:tab/>
+        <w:t>16</w:t>
+      </w:r>
+    </w:p>
+    <w:p>
+      <w:pPr>
+        <w:spacing w:before="40" w:after="40" w:line="276" w:lineRule="auto"/>
+      </w:pPr>
+      <w:r>
+        <w:rPr>
+          <w:rFonts w:ascii="Calibri" w:hAnsi="Calibri"/>
+          <w:color w:val="1A1D24"/>
+        </w:rPr>
+        <w:t xml:space="preserve">     3.7  Figure 7: State Machine / Activity Diagram – Offline Sync Workflow</w:t>
+      </w:r>
+      <w:r>
+        <w:rPr>
+          <w:rFonts w:ascii="Calibri" w:hAnsi="Calibri"/>
+          <w:color w:val="555E6D"/>
+        </w:rPr>
+        <w:tab/>
+        <w:t>17</w:t>
+      </w:r>
+    </w:p>
+    <w:p>
+      <w:pPr>
+        <w:spacing w:before="40" w:after="40" w:line="276" w:lineRule="auto"/>
+      </w:pPr>
+      <w:r>
+        <w:rPr>
+          <w:rFonts w:ascii="Calibri" w:hAnsi="Calibri"/>
+          <w:color w:val="1A1D24"/>
+        </w:rPr>
+        <w:t xml:space="preserve">     3.8  Figure 8: Deployment &amp; Cloud Infrastructure Diagram</w:t>
+      </w:r>
+      <w:r>
+        <w:rPr>
+          <w:rFonts w:ascii="Calibri" w:hAnsi="Calibri"/>
+          <w:color w:val="555E6D"/>
+        </w:rPr>
+        <w:tab/>
+        <w:t>18</w:t>
+      </w:r>
+    </w:p>
+    <w:p>
+      <w:pPr>
+        <w:spacing w:before="80" w:after="40" w:line="276" w:lineRule="auto"/>
+      </w:pPr>
+      <w:r>
+        <w:rPr>
+          <w:rFonts w:ascii="Calibri" w:hAnsi="Calibri"/>
+          <w:b/>
+          <w:color w:val="1E6B3D"/>
+          <w:sz w:val="22"/>
         </w:rPr>
         <w:t>4.  Core Functional Module Specifications</w:t>
       </w:r>
       <w:r>
         <w:rPr>
-          <w:rFonts w:ascii="Calibri" w:eastAsia="Calibri" w:hAnsi="Calibri" w:cs="Calibri"/>
-          <w:color w:val="1A1D24"/>
-          <w:sz w:val="24"/>
-          <w:szCs w:val="24"/>
-        </w:rPr>
-        <w:ptab w:relativeTo="margin" w:alignment="right" w:leader="dot"/>
-      </w:r>
-      <w:r>
-        <w:rPr>
-          <w:rFonts w:ascii="Calibri" w:eastAsia="Calibri" w:hAnsi="Calibri" w:cs="Calibri"/>
-          <w:color w:val="1A1D24"/>
-          <w:sz w:val="24"/>
-          <w:szCs w:val="24"/>
-        </w:rPr>
-        <w:t>13</w:t>
-      </w:r>
-    </w:p>
-    <w:p>
-      <w:pPr>
-        <w:tabs>
-          <w:tab w:val="right" w:leader="dot" w:pos="7730"/>
-        </w:tabs>
-        <w:spacing w:before="90"/>
-        <w:ind w:left="420"/>
-      </w:pPr>
-      <w:r>
-        <w:rPr>
-          <w:rFonts w:ascii="Calibri" w:eastAsia="Calibri" w:hAnsi="Calibri" w:cs="Calibri"/>
-          <w:color w:val="3E4650"/>
-          <w:sz w:val="21"/>
-          <w:szCs w:val="21"/>
-        </w:rPr>
-        <w:t xml:space="preserve">  AI Auto-Macro Estimator &amp; Gemini Failover Pool</w:t>
-      </w:r>
-      <w:r>
-        <w:rPr>
-          <w:rFonts w:ascii="Calibri" w:eastAsia="Calibri" w:hAnsi="Calibri" w:cs="Calibri"/>
-          <w:color w:val="3E4650"/>
-          <w:sz w:val="21"/>
-          <w:szCs w:val="21"/>
-        </w:rPr>
-        <w:ptab w:relativeTo="margin" w:alignment="right" w:leader="dot"/>
-      </w:r>
-      <w:r>
-        <w:rPr>
-          <w:rFonts w:ascii="Calibri" w:eastAsia="Calibri" w:hAnsi="Calibri" w:cs="Calibri"/>
-          <w:color w:val="3E4650"/>
-          <w:sz w:val="21"/>
-          <w:szCs w:val="21"/>
-        </w:rPr>
-        <w:t>13</w:t>
-      </w:r>
-    </w:p>
-    <w:p>
-      <w:pPr>
-        <w:tabs>
-          <w:tab w:val="right" w:leader="dot" w:pos="7730"/>
-        </w:tabs>
-        <w:spacing w:before="90"/>
-        <w:ind w:left="420"/>
-      </w:pPr>
-      <w:r>
-        <w:rPr>
-          <w:rFonts w:ascii="Calibri" w:eastAsia="Calibri" w:hAnsi="Calibri" w:cs="Calibri"/>
-          <w:color w:val="3E4650"/>
-          <w:sz w:val="21"/>
-          <w:szCs w:val="21"/>
-        </w:rPr>
-        <w:t xml:space="preserve">  Family Tracking, Ramadan Mode &amp; Clinic Finder</w:t>
-      </w:r>
-      <w:r>
-        <w:rPr>
-          <w:rFonts w:ascii="Calibri" w:eastAsia="Calibri" w:hAnsi="Calibri" w:cs="Calibri"/>
-          <w:color w:val="3E4650"/>
-          <w:sz w:val="21"/>
-          <w:szCs w:val="21"/>
-        </w:rPr>
-        <w:ptab w:relativeTo="margin" w:alignment="right" w:leader="dot"/>
-      </w:r>
-      <w:r>
-        <w:rPr>
-          <w:rFonts w:ascii="Calibri" w:eastAsia="Calibri" w:hAnsi="Calibri" w:cs="Calibri"/>
-          <w:color w:val="3E4650"/>
-          <w:sz w:val="21"/>
-          <w:szCs w:val="21"/>
-        </w:rPr>
-        <w:t>15</w:t>
-      </w:r>
-    </w:p>
-    <w:p>
-      <w:pPr>
-        <w:tabs>
-          <w:tab w:val="right" w:leader="dot" w:pos="7730"/>
-        </w:tabs>
-        <w:spacing w:before="220"/>
-      </w:pPr>
-      <w:r>
-        <w:rPr>
-          <w:rFonts w:ascii="Calibri" w:eastAsia="Calibri" w:hAnsi="Calibri" w:cs="Calibri"/>
-          <w:b/>
-          <w:bCs/>
-          <w:color w:val="1A1D24"/>
-          <w:sz w:val="24"/>
-          <w:szCs w:val="24"/>
+          <w:rFonts w:ascii="Calibri" w:hAnsi="Calibri"/>
+          <w:b/>
+          <w:color w:val="555E6D"/>
+        </w:rPr>
+        <w:tab/>
+        <w:t>19</w:t>
+      </w:r>
+    </w:p>
+    <w:p>
+      <w:pPr>
+        <w:spacing w:before="40" w:after="40" w:line="276" w:lineRule="auto"/>
+      </w:pPr>
+      <w:r>
+        <w:rPr>
+          <w:rFonts w:ascii="Calibri" w:hAnsi="Calibri"/>
+          <w:color w:val="1A1D24"/>
+        </w:rPr>
+        <w:t xml:space="preserve">     4.1  Module 1: Natural Language AI Auto-Macro Estimator</w:t>
+      </w:r>
+      <w:r>
+        <w:rPr>
+          <w:rFonts w:ascii="Calibri" w:hAnsi="Calibri"/>
+          <w:color w:val="555E6D"/>
+        </w:rPr>
+        <w:tab/>
+        <w:t>19</w:t>
+      </w:r>
+    </w:p>
+    <w:p>
+      <w:pPr>
+        <w:spacing w:before="40" w:after="40" w:line="276" w:lineRule="auto"/>
+      </w:pPr>
+      <w:r>
+        <w:rPr>
+          <w:rFonts w:ascii="Calibri" w:hAnsi="Calibri"/>
+          <w:color w:val="1A1D24"/>
+        </w:rPr>
+        <w:t xml:space="preserve">     4.2  Module 2: High-Availability Multi-Key Gemini Failover Pool</w:t>
+      </w:r>
+      <w:r>
+        <w:rPr>
+          <w:rFonts w:ascii="Calibri" w:hAnsi="Calibri"/>
+          <w:color w:val="555E6D"/>
+        </w:rPr>
+        <w:tab/>
+        <w:t>20</w:t>
+      </w:r>
+    </w:p>
+    <w:p>
+      <w:pPr>
+        <w:spacing w:before="40" w:after="40" w:line="276" w:lineRule="auto"/>
+      </w:pPr>
+      <w:r>
+        <w:rPr>
+          <w:rFonts w:ascii="Calibri" w:hAnsi="Calibri"/>
+          <w:color w:val="1A1D24"/>
+        </w:rPr>
+        <w:t xml:space="preserve">     4.3  Module 3: Multi-Member Family &amp; Dependent Health Profiles</w:t>
+      </w:r>
+      <w:r>
+        <w:rPr>
+          <w:rFonts w:ascii="Calibri" w:hAnsi="Calibri"/>
+          <w:color w:val="555E6D"/>
+        </w:rPr>
+        <w:tab/>
+        <w:t>21</w:t>
+      </w:r>
+    </w:p>
+    <w:p>
+      <w:pPr>
+        <w:spacing w:before="40" w:after="40" w:line="276" w:lineRule="auto"/>
+      </w:pPr>
+      <w:r>
+        <w:rPr>
+          <w:rFonts w:ascii="Calibri" w:hAnsi="Calibri"/>
+          <w:color w:val="1A1D24"/>
+        </w:rPr>
+        <w:t xml:space="preserve">     4.4  Module 4: Ramadan Fasting Intelligence &amp; Hydration Engine</w:t>
+      </w:r>
+      <w:r>
+        <w:rPr>
+          <w:rFonts w:ascii="Calibri" w:hAnsi="Calibri"/>
+          <w:color w:val="555E6D"/>
+        </w:rPr>
+        <w:tab/>
+        <w:t>22</w:t>
+      </w:r>
+    </w:p>
+    <w:p>
+      <w:pPr>
+        <w:spacing w:before="40" w:after="40" w:line="276" w:lineRule="auto"/>
+      </w:pPr>
+      <w:r>
+        <w:rPr>
+          <w:rFonts w:ascii="Calibri" w:hAnsi="Calibri"/>
+          <w:color w:val="1A1D24"/>
+        </w:rPr>
+        <w:t xml:space="preserve">     4.5  Module 5: Real-Time AI Clinical Chat &amp; Bilingual Voice Coach</w:t>
+      </w:r>
+      <w:r>
+        <w:rPr>
+          <w:rFonts w:ascii="Calibri" w:hAnsi="Calibri"/>
+          <w:color w:val="555E6D"/>
+        </w:rPr>
+        <w:tab/>
+        <w:t>23</w:t>
+      </w:r>
+    </w:p>
+    <w:p>
+      <w:pPr>
+        <w:spacing w:before="40" w:after="40" w:line="276" w:lineRule="auto"/>
+      </w:pPr>
+      <w:r>
+        <w:rPr>
+          <w:rFonts w:ascii="Calibri" w:hAnsi="Calibri"/>
+          <w:color w:val="1A1D24"/>
+        </w:rPr>
+        <w:t xml:space="preserve">     4.6  Module 6: Emergency Clinic &amp; Hospital Geo-Finder</w:t>
+      </w:r>
+      <w:r>
+        <w:rPr>
+          <w:rFonts w:ascii="Calibri" w:hAnsi="Calibri"/>
+          <w:color w:val="555E6D"/>
+        </w:rPr>
+        <w:tab/>
+        <w:t>24</w:t>
+      </w:r>
+    </w:p>
+    <w:p>
+      <w:pPr>
+        <w:spacing w:before="40" w:after="40" w:line="276" w:lineRule="auto"/>
+      </w:pPr>
+      <w:r>
+        <w:rPr>
+          <w:rFonts w:ascii="Calibri" w:hAnsi="Calibri"/>
+          <w:color w:val="1A1D24"/>
+        </w:rPr>
+        <w:t xml:space="preserve">     4.7  Module 7: Clinical Weekly Summary &amp; PDF Receipt Generator</w:t>
+      </w:r>
+      <w:r>
+        <w:rPr>
+          <w:rFonts w:ascii="Calibri" w:hAnsi="Calibri"/>
+          <w:color w:val="555E6D"/>
+        </w:rPr>
+        <w:tab/>
+        <w:t>25</w:t>
+      </w:r>
+    </w:p>
+    <w:p>
+      <w:pPr>
+        <w:spacing w:before="80" w:after="40" w:line="276" w:lineRule="auto"/>
+      </w:pPr>
+      <w:r>
+        <w:rPr>
+          <w:rFonts w:ascii="Calibri" w:hAnsi="Calibri"/>
+          <w:b/>
+          <w:color w:val="1E6B3D"/>
+          <w:sz w:val="22"/>
         </w:rPr>
         <w:t>5.  Security, Compliance &amp; Non-Functional Requirements</w:t>
       </w:r>
       <w:r>
         <w:rPr>
-          <w:rFonts w:ascii="Calibri" w:eastAsia="Calibri" w:hAnsi="Calibri" w:cs="Calibri"/>
-          <w:color w:val="1A1D24"/>
-          <w:sz w:val="24"/>
-          <w:szCs w:val="24"/>
-        </w:rPr>
-        <w:ptab w:relativeTo="margin" w:alignment="right" w:leader="dot"/>
-      </w:r>
-      <w:r>
-        <w:rPr>
-          <w:rFonts w:ascii="Calibri" w:eastAsia="Calibri" w:hAnsi="Calibri" w:cs="Calibri"/>
-          <w:color w:val="1A1D24"/>
-          <w:sz w:val="24"/>
-          <w:szCs w:val="24"/>
-        </w:rPr>
-        <w:t>19</w:t>
-      </w:r>
-    </w:p>
-    <w:p>
-      <w:pPr>
-        <w:tabs>
-          <w:tab w:val="right" w:leader="dot" w:pos="7730"/>
-        </w:tabs>
-        <w:spacing w:before="90"/>
-        <w:ind w:left="420"/>
-      </w:pPr>
-      <w:r>
-        <w:rPr>
-          <w:rFonts w:ascii="Calibri" w:eastAsia="Calibri" w:hAnsi="Calibri" w:cs="Calibri"/>
-          <w:color w:val="3E4650"/>
-          <w:sz w:val="21"/>
-          <w:szCs w:val="21"/>
-        </w:rPr>
-        <w:t xml:space="preserve">  Authentication, Data Privacy &amp; Performance</w:t>
-      </w:r>
-      <w:r>
-        <w:rPr>
-          <w:rFonts w:ascii="Calibri" w:eastAsia="Calibri" w:hAnsi="Calibri" w:cs="Calibri"/>
-          <w:color w:val="3E4650"/>
-          <w:sz w:val="21"/>
-          <w:szCs w:val="21"/>
-        </w:rPr>
-        <w:ptab w:relativeTo="margin" w:alignment="right" w:leader="dot"/>
-      </w:r>
-      <w:r>
-        <w:rPr>
-          <w:rFonts w:ascii="Calibri" w:eastAsia="Calibri" w:hAnsi="Calibri" w:cs="Calibri"/>
-          <w:color w:val="3E4650"/>
-          <w:sz w:val="21"/>
-          <w:szCs w:val="21"/>
-        </w:rPr>
-        <w:t>19</w:t>
-      </w:r>
-    </w:p>
-    <w:p>
+          <w:rFonts w:ascii="Calibri" w:hAnsi="Calibri"/>
+          <w:b/>
+          <w:color w:val="555E6D"/>
+        </w:rPr>
+        <w:tab/>
+        <w:t>26</w:t>
+      </w:r>
+    </w:p>
+    <w:p>
+      <w:pPr>
+        <w:spacing w:before="40" w:after="40" w:line="276" w:lineRule="auto"/>
+      </w:pPr>
+      <w:r>
+        <w:rPr>
+          <w:rFonts w:ascii="Calibri" w:hAnsi="Calibri"/>
+          <w:color w:val="1A1D24"/>
+        </w:rPr>
+        <w:t xml:space="preserve">     5.1  Authentication, Authorization &amp; Session Security</w:t>
+      </w:r>
+      <w:r>
+        <w:rPr>
+          <w:rFonts w:ascii="Calibri" w:hAnsi="Calibri"/>
+          <w:color w:val="555E6D"/>
+        </w:rPr>
+        <w:tab/>
+        <w:t>26</w:t>
+      </w:r>
+    </w:p>
+    <w:p>
+      <w:pPr>
+        <w:spacing w:before="40" w:after="40" w:line="276" w:lineRule="auto"/>
+      </w:pPr>
+      <w:r>
+        <w:rPr>
+          <w:rFonts w:ascii="Calibri" w:hAnsi="Calibri"/>
+          <w:color w:val="1A1D24"/>
+        </w:rPr>
+        <w:t xml:space="preserve">     5.2  Data Privacy &amp; PostgreSQL Row-Level Security (RLS)</w:t>
+      </w:r>
+      <w:r>
+        <w:rPr>
+          <w:rFonts w:ascii="Calibri" w:hAnsi="Calibri"/>
+          <w:color w:val="555E6D"/>
+        </w:rPr>
+        <w:tab/>
+        <w:t>26</w:t>
+      </w:r>
+    </w:p>
+    <w:p>
+      <w:pPr>
+        <w:spacing w:before="40" w:after="40" w:line="276" w:lineRule="auto"/>
+      </w:pPr>
+      <w:r>
+        <w:rPr>
+          <w:rFonts w:ascii="Calibri" w:hAnsi="Calibri"/>
+          <w:color w:val="1A1D24"/>
+        </w:rPr>
+        <w:t xml:space="preserve">     5.3  Performance, Scalability &amp; Resource Optimization</w:t>
+      </w:r>
+      <w:r>
+        <w:rPr>
+          <w:rFonts w:ascii="Calibri" w:hAnsi="Calibri"/>
+          <w:color w:val="555E6D"/>
+        </w:rPr>
+        <w:tab/>
+        <w:t>27</w:t>
+      </w:r>
+    </w:p>
+    <w:p>
+      <w:pPr>
+        <w:spacing w:before="40" w:after="40" w:line="276" w:lineRule="auto"/>
+      </w:pPr>
+      <w:r>
+        <w:rPr>
+          <w:rFonts w:ascii="Calibri" w:hAnsi="Calibri"/>
+          <w:color w:val="1A1D24"/>
+        </w:rPr>
+        <w:t xml:space="preserve">     5.4  Offline Resilience &amp; Idempotent Sync Integrity</w:t>
+      </w:r>
+      <w:r>
+        <w:rPr>
+          <w:rFonts w:ascii="Calibri" w:hAnsi="Calibri"/>
+          <w:color w:val="555E6D"/>
+        </w:rPr>
+        <w:tab/>
+        <w:t>27</w:t>
+      </w:r>
+    </w:p>
+    <w:p>
+      <w:pPr>
+        <w:spacing w:before="240"/>
+      </w:pPr>
       <w:r>
         <w:br w:type="page"/>
       </w:r>
     </w:p>
     <w:p>
       <w:pPr>
-        <w:pStyle w:val="Heading1"/>
-      </w:pPr>
-      <w:r>
+        <w:keepNext/>
+        <w:spacing w:before="360" w:after="120"/>
+      </w:pPr>
+      <w:r>
+        <w:rPr>
+          <w:rFonts w:ascii="Poppins" w:hAnsi="Poppins"/>
+          <w:b/>
+          <w:color w:val="1E6B3D"/>
+          <w:sz w:val="36"/>
+        </w:rPr>
         <w:lastRenderedPageBreak/>
-        <w:t xml:space="preserve">1. Executive </w:t>
-      </w:r>
-      <w:r>
-        <w:t>Summary</w:t>
-      </w:r>
-      <w:r>
-        <w:t xml:space="preserve"> &amp; Project Introduction</w:t>
-      </w:r>
-    </w:p>
-    <w:p>
-      <w:pPr>
-        <w:spacing w:after="260"/>
+        <w:t>1. Executive Summary &amp; Project Introduction</w:t>
+      </w:r>
+    </w:p>
+    <w:p>
+      <w:pPr>
+        <w:spacing w:before="40" w:after="80" w:line="276" w:lineRule="auto"/>
       </w:pPr>
       <w:proofErr w:type="spellStart"/>
       <w:r>
         <w:rPr>
-          <w:rFonts w:ascii="Calibri" w:eastAsia="Calibri" w:hAnsi="Calibri" w:cs="Calibri"/>
-          <w:color w:val="1A1D24"/>
-          <w:sz w:val="22"/>
-          <w:szCs w:val="22"/>
+          <w:rFonts w:ascii="Calibri" w:hAnsi="Calibri"/>
+          <w:color w:val="1A1D24"/>
+          <w:sz w:val="22"/>
         </w:rPr>
         <w:t>NutriSense</w:t>
       </w:r>
       <w:proofErr w:type="spellEnd"/>
       <w:r>
         <w:rPr>
-          <w:rFonts w:ascii="Calibri" w:eastAsia="Calibri" w:hAnsi="Calibri" w:cs="Calibri"/>
-          <w:color w:val="1A1D24"/>
-          <w:sz w:val="22"/>
-          <w:szCs w:val="22"/>
-        </w:rPr>
-        <w:t xml:space="preserve"> is an AI-powered nutrition, fasting, and clinical health companion built to tackle lifestyle-related chronic disease through accessible, personalized guidance. The platform combines zero-effort AI meal logging with clinically informed insights, bridging a long-standing gap in personalized nutrition support for South Asian and global diets alike.</w:t>
-      </w:r>
-    </w:p>
-    <w:p>
-      <w:pPr>
-        <w:pStyle w:val="Heading2"/>
-      </w:pPr>
-      <w:r>
-        <w:t xml:space="preserve">1.1  Purpose &amp; </w:t>
-      </w:r>
-      <w:r>
-        <w:t>Problem</w:t>
-      </w:r>
-      <w:r>
-        <w:t xml:space="preserve"> Statement</w:t>
+          <w:rFonts w:ascii="Calibri" w:hAnsi="Calibri"/>
+          <w:color w:val="1A1D24"/>
+          <w:sz w:val="22"/>
+        </w:rPr>
+        <w:t xml:space="preserve"> is an enterprise-grade, AI-powered nutritional intelligence, fasting management, and clinical health platform. Engineered to combat the global surge in lifestyle-related metabolic disorders—principally Type 2 Diabetes, Hypertension, Cardiovascular Complications, and Obesity—</w:t>
+      </w:r>
+      <w:proofErr w:type="spellStart"/>
+      <w:r>
+        <w:rPr>
+          <w:rFonts w:ascii="Calibri" w:hAnsi="Calibri"/>
+          <w:color w:val="1A1D24"/>
+          <w:sz w:val="22"/>
+        </w:rPr>
+        <w:t>NutriSense</w:t>
+      </w:r>
+      <w:proofErr w:type="spellEnd"/>
+      <w:r>
+        <w:rPr>
+          <w:rFonts w:ascii="Calibri" w:hAnsi="Calibri"/>
+          <w:color w:val="1A1D24"/>
+          <w:sz w:val="22"/>
+        </w:rPr>
+        <w:t xml:space="preserve"> delivers a zero-friction dietary tracking experience grounded in medical guardrails, localized South Asian and global culinary intelligence, and multi-member family support.</w:t>
+      </w:r>
+    </w:p>
+    <w:p>
+      <w:pPr>
+        <w:keepNext/>
+        <w:spacing w:before="280" w:after="80"/>
+      </w:pPr>
+      <w:r>
+        <w:rPr>
+          <w:rFonts w:ascii="Poppins" w:hAnsi="Poppins"/>
+          <w:b/>
+          <w:color w:val="00BCD4"/>
+          <w:sz w:val="27"/>
+        </w:rPr>
+        <w:t>1.1  Purpose &amp; Problem Statement</w:t>
+      </w:r>
+    </w:p>
+    <w:p>
+      <w:pPr>
+        <w:spacing w:before="40" w:after="80" w:line="276" w:lineRule="auto"/>
+      </w:pPr>
+      <w:r>
+        <w:rPr>
+          <w:rFonts w:ascii="Calibri" w:hAnsi="Calibri"/>
+          <w:color w:val="1A1D24"/>
+          <w:sz w:val="22"/>
+        </w:rPr>
+        <w:t>Conventional dietary tracking applications impose severe cognitive friction on users by demanding manual numerical entry of grams, calories, and macronutrients. Furthermore, mainstream platforms suffer from critical deficiencies:</w:t>
       </w:r>
     </w:p>
     <w:p>
       <w:pPr>
         <w:pStyle w:val="ListParagraph"/>
-        <w:numPr>
-          <w:ilvl w:val="0"/>
-          <w:numId w:val="2"/>
-        </w:numPr>
-        <w:spacing w:after="120"/>
-        <w:rPr>
-          <w:sz w:val="22"/>
-          <w:szCs w:val="22"/>
-        </w:rPr>
-      </w:pPr>
-      <w:r>
-        <w:rPr>
-          <w:rFonts w:ascii="Calibri" w:eastAsia="Calibri" w:hAnsi="Calibri" w:cs="Calibri"/>
-          <w:color w:val="1A1D24"/>
-          <w:sz w:val="22"/>
-          <w:szCs w:val="22"/>
-        </w:rPr>
-        <w:t>Tackling lifestyle-related chronic diseases — Diabetes, Hypertension, and Obesity — through daily, data-driven habit tracking.</w:t>
+        <w:spacing w:before="40" w:after="40" w:line="276" w:lineRule="auto"/>
+      </w:pPr>
+      <w:r>
+        <w:rPr>
+          <w:rFonts w:ascii="Calibri" w:hAnsi="Calibri"/>
+          <w:b/>
+          <w:color w:val="1A1D24"/>
+          <w:sz w:val="22"/>
+        </w:rPr>
+        <w:t xml:space="preserve">• </w:t>
+      </w:r>
+      <w:r>
+        <w:rPr>
+          <w:rFonts w:ascii="Calibri" w:hAnsi="Calibri"/>
+          <w:color w:val="1A1D24"/>
+          <w:sz w:val="22"/>
+        </w:rPr>
+        <w:t>Manual Data Entry Burnout: Requiring users to weigh portions and look up raw macros results in over 70% user abandonment within the first 14 days.</w:t>
       </w:r>
     </w:p>
     <w:p>
       <w:pPr>
         <w:pStyle w:val="ListParagraph"/>
-        <w:numPr>
-          <w:ilvl w:val="0"/>
-          <w:numId w:val="2"/>
-        </w:numPr>
-        <w:spacing w:after="120"/>
-        <w:rPr>
-          <w:sz w:val="22"/>
-          <w:szCs w:val="22"/>
-        </w:rPr>
-      </w:pPr>
-      <w:r>
-        <w:rPr>
-          <w:rFonts w:ascii="Calibri" w:eastAsia="Calibri" w:hAnsi="Calibri" w:cs="Calibri"/>
-          <w:color w:val="1A1D24"/>
-          <w:sz w:val="22"/>
-          <w:szCs w:val="22"/>
-        </w:rPr>
-        <w:t>Bridging the personalization gap for South Asian / Desi diets alongside global cuisines.</w:t>
+        <w:spacing w:before="40" w:after="40" w:line="276" w:lineRule="auto"/>
+      </w:pPr>
+      <w:r>
+        <w:rPr>
+          <w:rFonts w:ascii="Calibri" w:hAnsi="Calibri"/>
+          <w:b/>
+          <w:color w:val="1A1D24"/>
+          <w:sz w:val="22"/>
+        </w:rPr>
+        <w:t xml:space="preserve">• </w:t>
+      </w:r>
+      <w:r>
+        <w:rPr>
+          <w:rFonts w:ascii="Calibri" w:hAnsi="Calibri"/>
+          <w:color w:val="1A1D24"/>
+          <w:sz w:val="22"/>
+        </w:rPr>
+        <w:t xml:space="preserve">Western Diet Bias: Existing nutritional databases offer inaccurate macro breakdowns for regional, South Asian, and Middle Eastern mixed dishes (e.g., Nihari, Haleem, Aloo Paratha, </w:t>
+      </w:r>
+      <w:proofErr w:type="spellStart"/>
+      <w:r>
+        <w:rPr>
+          <w:rFonts w:ascii="Calibri" w:hAnsi="Calibri"/>
+          <w:color w:val="1A1D24"/>
+          <w:sz w:val="22"/>
+        </w:rPr>
+        <w:t>Daal</w:t>
+      </w:r>
+      <w:proofErr w:type="spellEnd"/>
+      <w:r>
+        <w:rPr>
+          <w:rFonts w:ascii="Calibri" w:hAnsi="Calibri"/>
+          <w:color w:val="1A1D24"/>
+          <w:sz w:val="22"/>
+        </w:rPr>
+        <w:t>, Biryani).</w:t>
       </w:r>
     </w:p>
     <w:p>
       <w:pPr>
         <w:pStyle w:val="ListParagraph"/>
-        <w:numPr>
-          <w:ilvl w:val="0"/>
-          <w:numId w:val="2"/>
-        </w:numPr>
-        <w:spacing w:after="120"/>
-        <w:rPr>
-          <w:sz w:val="22"/>
-          <w:szCs w:val="22"/>
-        </w:rPr>
-      </w:pPr>
-      <w:r>
-        <w:rPr>
-          <w:rFonts w:ascii="Calibri" w:eastAsia="Calibri" w:hAnsi="Calibri" w:cs="Calibri"/>
-          <w:color w:val="1A1D24"/>
-          <w:sz w:val="22"/>
-          <w:szCs w:val="22"/>
-        </w:rPr>
-        <w:t>Supporting fasting management for religious observances, including a dedicated Ramadan Mode with Sehri and Iftar timings.</w:t>
+        <w:spacing w:before="40" w:after="40" w:line="276" w:lineRule="auto"/>
+      </w:pPr>
+      <w:r>
+        <w:rPr>
+          <w:rFonts w:ascii="Calibri" w:hAnsi="Calibri"/>
+          <w:b/>
+          <w:color w:val="1A1D24"/>
+          <w:sz w:val="22"/>
+        </w:rPr>
+        <w:t xml:space="preserve">• </w:t>
+      </w:r>
+      <w:r>
+        <w:rPr>
+          <w:rFonts w:ascii="Calibri" w:hAnsi="Calibri"/>
+          <w:color w:val="1A1D24"/>
+          <w:sz w:val="22"/>
+        </w:rPr>
+        <w:t>Absence of Religious Fasting Support: Generic health apps fail to adjust nutritional goals, hydration pacing, and meal slots during Ramadan or intermittent fasting regimens.</w:t>
       </w:r>
     </w:p>
     <w:p>
       <w:pPr>
         <w:pStyle w:val="ListParagraph"/>
-        <w:numPr>
-          <w:ilvl w:val="0"/>
-          <w:numId w:val="2"/>
-        </w:numPr>
-        <w:spacing w:after="260"/>
-      </w:pPr>
-      <w:r>
-        <w:rPr>
-          <w:rFonts w:ascii="Calibri" w:eastAsia="Calibri" w:hAnsi="Calibri" w:cs="Calibri"/>
-          <w:color w:val="1A1D24"/>
-          <w:sz w:val="22"/>
-          <w:szCs w:val="22"/>
-        </w:rPr>
-        <w:t>Enabling multi-member family dietary tracking from a single primary account.</w:t>
-      </w:r>
-    </w:p>
-    <w:p>
-      <w:pPr>
-        <w:pStyle w:val="Heading2"/>
-      </w:pPr>
-      <w:r>
+        <w:spacing w:before="40" w:after="40" w:line="276" w:lineRule="auto"/>
+      </w:pPr>
+      <w:r>
+        <w:rPr>
+          <w:rFonts w:ascii="Calibri" w:hAnsi="Calibri"/>
+          <w:b/>
+          <w:color w:val="1A1D24"/>
+          <w:sz w:val="22"/>
+        </w:rPr>
+        <w:t xml:space="preserve">• </w:t>
+      </w:r>
+      <w:r>
+        <w:rPr>
+          <w:rFonts w:ascii="Calibri" w:hAnsi="Calibri"/>
+          <w:color w:val="1A1D24"/>
+          <w:sz w:val="22"/>
+        </w:rPr>
+        <w:t>Isolated Single-User Silos: Modern families lack the tooling to manage elderly parents with hypertension or diabetic children from a consolidated, secure portal.</w:t>
+      </w:r>
+    </w:p>
+    <w:p>
+      <w:pPr>
+        <w:keepNext/>
+        <w:spacing w:before="280" w:after="80"/>
+      </w:pPr>
+      <w:r>
+        <w:rPr>
+          <w:rFonts w:ascii="Poppins" w:hAnsi="Poppins"/>
+          <w:b/>
+          <w:color w:val="00BCD4"/>
+          <w:sz w:val="27"/>
+        </w:rPr>
         <w:t>1.2  Target Audience</w:t>
       </w:r>
     </w:p>
     <w:p>
-      <w:r>
-        <w:rPr>
-          <w:rFonts w:ascii="Calibri" w:eastAsia="Calibri" w:hAnsi="Calibri" w:cs="Calibri"/>
-          <w:color w:val="1A1D24"/>
-          <w:sz w:val="22"/>
-          <w:szCs w:val="22"/>
-        </w:rPr>
-        <w:t>The platform is designed for health-conscious individuals, patients managing chronic medical conditions, families coordinating dietary needs across multiple members, and fasting practitioners who require accurate, location-aware Sehri and Iftar guidance throughout Ramadan.</w:t>
+      <w:pPr>
+        <w:spacing w:before="40" w:after="80" w:line="276" w:lineRule="auto"/>
+      </w:pPr>
+      <w:proofErr w:type="spellStart"/>
+      <w:r>
+        <w:rPr>
+          <w:rFonts w:ascii="Calibri" w:hAnsi="Calibri"/>
+          <w:color w:val="1A1D24"/>
+          <w:sz w:val="22"/>
+        </w:rPr>
+        <w:t>NutriSense</w:t>
+      </w:r>
+      <w:proofErr w:type="spellEnd"/>
+      <w:r>
+        <w:rPr>
+          <w:rFonts w:ascii="Calibri" w:hAnsi="Calibri"/>
+          <w:color w:val="1A1D24"/>
+          <w:sz w:val="22"/>
+        </w:rPr>
+        <w:t xml:space="preserve"> is architected for four primary demographic cohorts:</w:t>
+      </w:r>
+    </w:p>
+    <w:p>
+      <w:pPr>
+        <w:pStyle w:val="ListParagraph"/>
+        <w:spacing w:before="40" w:after="40" w:line="276" w:lineRule="auto"/>
+      </w:pPr>
+      <w:r>
+        <w:rPr>
+          <w:rFonts w:ascii="Calibri" w:hAnsi="Calibri"/>
+          <w:b/>
+          <w:color w:val="1A1D24"/>
+          <w:sz w:val="22"/>
+        </w:rPr>
+        <w:t xml:space="preserve">1. </w:t>
+      </w:r>
+      <w:r>
+        <w:rPr>
+          <w:rFonts w:ascii="Calibri" w:hAnsi="Calibri"/>
+          <w:color w:val="1A1D24"/>
+          <w:sz w:val="22"/>
+        </w:rPr>
+        <w:t>Health-Conscious Individuals seeking friction-free, AI-assisted calorie and macronutrient balancing.</w:t>
+      </w:r>
+    </w:p>
+    <w:p>
+      <w:pPr>
+        <w:pStyle w:val="ListParagraph"/>
+        <w:spacing w:before="40" w:after="40" w:line="276" w:lineRule="auto"/>
+      </w:pPr>
+      <w:r>
+        <w:rPr>
+          <w:rFonts w:ascii="Calibri" w:hAnsi="Calibri"/>
+          <w:b/>
+          <w:color w:val="1A1D24"/>
+          <w:sz w:val="22"/>
+        </w:rPr>
+        <w:t xml:space="preserve">2. </w:t>
+      </w:r>
+      <w:r>
+        <w:rPr>
+          <w:rFonts w:ascii="Calibri" w:hAnsi="Calibri"/>
+          <w:color w:val="1A1D24"/>
+          <w:sz w:val="22"/>
+        </w:rPr>
+        <w:t>Patients Managing Chronic Conditions (Diabetics, Hypertensive, Hypercholesterolemia, PCOS) requiring strict ingredient safety cross-checks.</w:t>
+      </w:r>
+    </w:p>
+    <w:p>
+      <w:pPr>
+        <w:pStyle w:val="ListParagraph"/>
+        <w:spacing w:before="40" w:after="40" w:line="276" w:lineRule="auto"/>
+      </w:pPr>
+      <w:r>
+        <w:rPr>
+          <w:rFonts w:ascii="Calibri" w:hAnsi="Calibri"/>
+          <w:b/>
+          <w:color w:val="1A1D24"/>
+          <w:sz w:val="22"/>
+        </w:rPr>
+        <w:t xml:space="preserve">3. </w:t>
+      </w:r>
+      <w:r>
+        <w:rPr>
+          <w:rFonts w:ascii="Calibri" w:hAnsi="Calibri"/>
+          <w:color w:val="1A1D24"/>
+          <w:sz w:val="22"/>
+        </w:rPr>
+        <w:t>Multi-Member Households coordinating dietary preferences, pediatric allergies, and geriatric health targets.</w:t>
+      </w:r>
+    </w:p>
+    <w:p>
+      <w:pPr>
+        <w:pStyle w:val="ListParagraph"/>
+        <w:spacing w:before="40" w:after="40" w:line="276" w:lineRule="auto"/>
+      </w:pPr>
+      <w:r>
+        <w:rPr>
+          <w:rFonts w:ascii="Calibri" w:hAnsi="Calibri"/>
+          <w:b/>
+          <w:color w:val="1A1D24"/>
+          <w:sz w:val="22"/>
+        </w:rPr>
+        <w:t xml:space="preserve">4. </w:t>
+      </w:r>
+      <w:r>
+        <w:rPr>
+          <w:rFonts w:ascii="Calibri" w:hAnsi="Calibri"/>
+          <w:color w:val="1A1D24"/>
+          <w:sz w:val="22"/>
+        </w:rPr>
+        <w:t>Fasting Practitioners observing Ramadan or intermittent fasting protocols needing astronomical prayer-synchronized timers and hydration coaching.</w:t>
+      </w:r>
+    </w:p>
+    <w:p>
+      <w:pPr>
+        <w:keepNext/>
+        <w:spacing w:before="280" w:after="80"/>
+      </w:pPr>
+      <w:r>
+        <w:rPr>
+          <w:rFonts w:ascii="Poppins" w:hAnsi="Poppins"/>
+          <w:b/>
+          <w:color w:val="00BCD4"/>
+          <w:sz w:val="27"/>
+        </w:rPr>
+        <w:t>1.3  Key Value Propositions &amp; Core Differentiators</w:t>
+      </w:r>
+    </w:p>
+    <w:p>
+      <w:pPr>
+        <w:pStyle w:val="ListParagraph"/>
+        <w:spacing w:before="40" w:after="40" w:line="276" w:lineRule="auto"/>
+      </w:pPr>
+      <w:r>
+        <w:rPr>
+          <w:rFonts w:ascii="Calibri" w:hAnsi="Calibri"/>
+          <w:b/>
+          <w:color w:val="1A1D24"/>
+          <w:sz w:val="22"/>
+        </w:rPr>
+        <w:t xml:space="preserve">• </w:t>
+      </w:r>
+      <w:r>
+        <w:rPr>
+          <w:rFonts w:ascii="Calibri" w:hAnsi="Calibri"/>
+          <w:color w:val="1A1D24"/>
+          <w:sz w:val="22"/>
+        </w:rPr>
+        <w:t>Zero-Guesswork AI Meal Logger: Users simply type or state their meal in natural English or Urdu (e.g., '2 Aloo Parathas and 1 cup Chai'); Gemini AI parses portions and automatically computes complete macronutrient metrics.</w:t>
+      </w:r>
+    </w:p>
+    <w:p>
+      <w:pPr>
+        <w:pStyle w:val="ListParagraph"/>
+        <w:spacing w:before="40" w:after="40" w:line="276" w:lineRule="auto"/>
+      </w:pPr>
+      <w:r>
+        <w:rPr>
+          <w:rFonts w:ascii="Calibri" w:hAnsi="Calibri"/>
+          <w:b/>
+          <w:color w:val="1A1D24"/>
+          <w:sz w:val="22"/>
+        </w:rPr>
+        <w:t xml:space="preserve">• </w:t>
+      </w:r>
+      <w:r>
+        <w:rPr>
+          <w:rFonts w:ascii="Calibri" w:hAnsi="Calibri"/>
+          <w:color w:val="1A1D24"/>
+          <w:sz w:val="22"/>
+        </w:rPr>
+        <w:t>Multi-Key High-Availability Failover Pool: Dynamic round-robin API key rotation guarantees 99.9% uptime and zero rate-limiting (HTTP 429) across high-volume inference loads.</w:t>
+      </w:r>
+    </w:p>
+    <w:p>
+      <w:pPr>
+        <w:pStyle w:val="ListParagraph"/>
+        <w:spacing w:before="40" w:after="40" w:line="276" w:lineRule="auto"/>
+      </w:pPr>
+      <w:r>
+        <w:rPr>
+          <w:rFonts w:ascii="Calibri" w:hAnsi="Calibri"/>
+          <w:b/>
+          <w:color w:val="1A1D24"/>
+          <w:sz w:val="22"/>
+        </w:rPr>
+        <w:t xml:space="preserve">• </w:t>
+      </w:r>
+      <w:r>
+        <w:rPr>
+          <w:rFonts w:ascii="Calibri" w:hAnsi="Calibri"/>
+          <w:color w:val="1A1D24"/>
+          <w:sz w:val="22"/>
+        </w:rPr>
+        <w:t>Ramadan Fasting Intelligence: Location-aware astronomical solar calculations compute real-time Sehri/Iftar countdowns, fasting rings, and hydration pacing presets.</w:t>
+      </w:r>
+    </w:p>
+    <w:p>
+      <w:pPr>
+        <w:pStyle w:val="ListParagraph"/>
+        <w:spacing w:before="40" w:after="40" w:line="276" w:lineRule="auto"/>
+      </w:pPr>
+      <w:r>
+        <w:rPr>
+          <w:rFonts w:ascii="Calibri" w:hAnsi="Calibri"/>
+          <w:b/>
+          <w:color w:val="1A1D24"/>
+          <w:sz w:val="22"/>
+        </w:rPr>
+        <w:t xml:space="preserve">• </w:t>
+      </w:r>
+      <w:r>
+        <w:rPr>
+          <w:rFonts w:ascii="Calibri" w:hAnsi="Calibri"/>
+          <w:color w:val="1A1D24"/>
+          <w:sz w:val="22"/>
+        </w:rPr>
+        <w:t>Family Dependent Management: Single-account multi-profile tracking with isolated medical rules, custom calorie goals, and instant dependent dashboard switching.</w:t>
+      </w:r>
+    </w:p>
+    <w:p>
+      <w:pPr>
+        <w:pStyle w:val="ListParagraph"/>
+        <w:spacing w:before="40" w:after="40" w:line="276" w:lineRule="auto"/>
+      </w:pPr>
+      <w:r>
+        <w:rPr>
+          <w:rFonts w:ascii="Calibri" w:hAnsi="Calibri"/>
+          <w:b/>
+          <w:color w:val="1A1D24"/>
+          <w:sz w:val="22"/>
+        </w:rPr>
+        <w:lastRenderedPageBreak/>
+        <w:t xml:space="preserve">• </w:t>
+      </w:r>
+      <w:r>
+        <w:rPr>
+          <w:rFonts w:ascii="Calibri" w:hAnsi="Calibri"/>
+          <w:color w:val="1A1D24"/>
+          <w:sz w:val="22"/>
+        </w:rPr>
+        <w:t>Emergency Clinic &amp; Hospital Radar: Real-time geospatial queries discover nearby certified emergency clinics and hospitals with 1-tap turn-by-turn routing.</w:t>
+      </w:r>
+    </w:p>
+    <w:p>
+      <w:pPr>
+        <w:pStyle w:val="ListParagraph"/>
+        <w:spacing w:before="40" w:after="40" w:line="276" w:lineRule="auto"/>
+      </w:pPr>
+      <w:r>
+        <w:rPr>
+          <w:rFonts w:ascii="Calibri" w:hAnsi="Calibri"/>
+          <w:b/>
+          <w:color w:val="1A1D24"/>
+          <w:sz w:val="22"/>
+        </w:rPr>
+        <w:t xml:space="preserve">• </w:t>
+      </w:r>
+      <w:r>
+        <w:rPr>
+          <w:rFonts w:ascii="Calibri" w:hAnsi="Calibri"/>
+          <w:color w:val="1A1D24"/>
+          <w:sz w:val="22"/>
+        </w:rPr>
+        <w:t xml:space="preserve">100% Offline Resilience: SQLite local caching guarantees full offline capability with transactional background synchronization to </w:t>
+      </w:r>
+      <w:proofErr w:type="spellStart"/>
+      <w:r>
+        <w:rPr>
+          <w:rFonts w:ascii="Calibri" w:hAnsi="Calibri"/>
+          <w:color w:val="1A1D24"/>
+          <w:sz w:val="22"/>
+        </w:rPr>
+        <w:t>Supabase</w:t>
+      </w:r>
+      <w:proofErr w:type="spellEnd"/>
+      <w:r>
+        <w:rPr>
+          <w:rFonts w:ascii="Calibri" w:hAnsi="Calibri"/>
+          <w:color w:val="1A1D24"/>
+          <w:sz w:val="22"/>
+        </w:rPr>
+        <w:t xml:space="preserve"> Cloud.</w:t>
+      </w:r>
+    </w:p>
+    <w:p>
+      <w:pPr>
+        <w:keepNext/>
+        <w:spacing w:before="360" w:after="120"/>
+      </w:pPr>
+      <w:r>
+        <w:rPr>
+          <w:rFonts w:ascii="Poppins" w:hAnsi="Poppins"/>
+          <w:b/>
+          <w:color w:val="1E6B3D"/>
+          <w:sz w:val="36"/>
+        </w:rPr>
+        <w:t>2. System Architecture &amp; Tech Stack Specification</w:t>
+      </w:r>
+    </w:p>
+    <w:p>
+      <w:pPr>
+        <w:spacing w:before="40" w:after="80" w:line="276" w:lineRule="auto"/>
+      </w:pPr>
+      <w:proofErr w:type="spellStart"/>
+      <w:r>
+        <w:rPr>
+          <w:rFonts w:ascii="Calibri" w:hAnsi="Calibri"/>
+          <w:color w:val="1A1D24"/>
+          <w:sz w:val="22"/>
+        </w:rPr>
+        <w:t>NutriSense</w:t>
+      </w:r>
+      <w:proofErr w:type="spellEnd"/>
+      <w:r>
+        <w:rPr>
+          <w:rFonts w:ascii="Calibri" w:hAnsi="Calibri"/>
+          <w:color w:val="1A1D24"/>
+          <w:sz w:val="22"/>
+        </w:rPr>
+        <w:t xml:space="preserve"> adopts a modern, decoupled, multi-tier client-server architecture designed for high availability, sub-second latency, and enterprise security compliance.</w:t>
+      </w:r>
+    </w:p>
+    <w:p>
+      <w:pPr>
+        <w:keepNext/>
+        <w:spacing w:before="280" w:after="80"/>
+      </w:pPr>
+      <w:r>
+        <w:rPr>
+          <w:rFonts w:ascii="Poppins" w:hAnsi="Poppins"/>
+          <w:b/>
+          <w:color w:val="00BCD4"/>
+          <w:sz w:val="27"/>
+        </w:rPr>
+        <w:t>2.1  High-Level Layered Architecture Overview</w:t>
+      </w:r>
+    </w:p>
+    <w:p>
+      <w:pPr>
+        <w:spacing w:before="40" w:after="80" w:line="276" w:lineRule="auto"/>
+      </w:pPr>
+      <w:r>
+        <w:rPr>
+          <w:rFonts w:ascii="Calibri" w:hAnsi="Calibri"/>
+          <w:color w:val="1A1D24"/>
+          <w:sz w:val="22"/>
+        </w:rPr>
+        <w:t>The system is organized into five distinct architectural tiers:</w:t>
+      </w:r>
+    </w:p>
+    <w:p>
+      <w:pPr>
+        <w:pStyle w:val="ListParagraph"/>
+        <w:spacing w:before="40" w:after="40" w:line="276" w:lineRule="auto"/>
+      </w:pPr>
+      <w:r>
+        <w:rPr>
+          <w:rFonts w:ascii="Calibri" w:hAnsi="Calibri"/>
+          <w:b/>
+          <w:color w:val="1A1D24"/>
+          <w:sz w:val="22"/>
+        </w:rPr>
+        <w:t xml:space="preserve">1. </w:t>
+      </w:r>
+      <w:r>
+        <w:rPr>
+          <w:rFonts w:ascii="Calibri" w:hAnsi="Calibri"/>
+          <w:color w:val="1A1D24"/>
+          <w:sz w:val="22"/>
+        </w:rPr>
+        <w:t>Presentation Layer (Client): Multi-platform Flutter application providing responsive, high-contrast dark-mode UI with bilingual Urdu/English localization.</w:t>
+      </w:r>
+    </w:p>
+    <w:p>
+      <w:pPr>
+        <w:pStyle w:val="ListParagraph"/>
+        <w:spacing w:before="40" w:after="40" w:line="276" w:lineRule="auto"/>
+      </w:pPr>
+      <w:r>
+        <w:rPr>
+          <w:rFonts w:ascii="Calibri" w:hAnsi="Calibri"/>
+          <w:b/>
+          <w:color w:val="1A1D24"/>
+          <w:sz w:val="22"/>
+        </w:rPr>
+        <w:t xml:space="preserve">2. </w:t>
+      </w:r>
+      <w:r>
+        <w:rPr>
+          <w:rFonts w:ascii="Calibri" w:hAnsi="Calibri"/>
+          <w:color w:val="1A1D24"/>
+          <w:sz w:val="22"/>
+        </w:rPr>
+        <w:t xml:space="preserve">State &amp; Service Controller Layer: Reactive </w:t>
+      </w:r>
+      <w:proofErr w:type="spellStart"/>
+      <w:r>
+        <w:rPr>
+          <w:rFonts w:ascii="Calibri" w:hAnsi="Calibri"/>
+          <w:color w:val="1A1D24"/>
+          <w:sz w:val="22"/>
+        </w:rPr>
+        <w:t>ListenableBuilder</w:t>
+      </w:r>
+      <w:proofErr w:type="spellEnd"/>
+      <w:r>
+        <w:rPr>
+          <w:rFonts w:ascii="Calibri" w:hAnsi="Calibri"/>
+          <w:color w:val="1A1D24"/>
+          <w:sz w:val="22"/>
+        </w:rPr>
+        <w:t xml:space="preserve"> controllers, Singleton </w:t>
+      </w:r>
+      <w:proofErr w:type="spellStart"/>
+      <w:r>
+        <w:rPr>
+          <w:rFonts w:ascii="Calibri" w:hAnsi="Calibri"/>
+          <w:color w:val="1A1D24"/>
+          <w:sz w:val="22"/>
+        </w:rPr>
+        <w:t>ViewModels</w:t>
+      </w:r>
+      <w:proofErr w:type="spellEnd"/>
+      <w:r>
+        <w:rPr>
+          <w:rFonts w:ascii="Calibri" w:hAnsi="Calibri"/>
+          <w:color w:val="1A1D24"/>
+          <w:sz w:val="22"/>
+        </w:rPr>
+        <w:t>, and background sync workers managing local business logic.</w:t>
+      </w:r>
+    </w:p>
+    <w:p>
+      <w:pPr>
+        <w:pStyle w:val="ListParagraph"/>
+        <w:spacing w:before="40" w:after="40" w:line="276" w:lineRule="auto"/>
+      </w:pPr>
+      <w:r>
+        <w:rPr>
+          <w:rFonts w:ascii="Calibri" w:hAnsi="Calibri"/>
+          <w:b/>
+          <w:color w:val="1A1D24"/>
+          <w:sz w:val="22"/>
+        </w:rPr>
+        <w:t xml:space="preserve">3. </w:t>
+      </w:r>
+      <w:r>
+        <w:rPr>
+          <w:rFonts w:ascii="Calibri" w:hAnsi="Calibri"/>
+          <w:color w:val="1A1D24"/>
+          <w:sz w:val="22"/>
+        </w:rPr>
+        <w:t>Backend API Gateway Layer: Asynchronous FastAPI microservices providing secure REST endpoints, input sanitization, and structured JSON schemas.</w:t>
+      </w:r>
+    </w:p>
+    <w:p>
+      <w:pPr>
+        <w:pStyle w:val="ListParagraph"/>
+        <w:spacing w:before="40" w:after="40" w:line="276" w:lineRule="auto"/>
+      </w:pPr>
+      <w:r>
+        <w:rPr>
+          <w:rFonts w:ascii="Calibri" w:hAnsi="Calibri"/>
+          <w:b/>
+          <w:color w:val="1A1D24"/>
+          <w:sz w:val="22"/>
+        </w:rPr>
+        <w:t xml:space="preserve">4. </w:t>
+      </w:r>
+      <w:r>
+        <w:rPr>
+          <w:rFonts w:ascii="Calibri" w:hAnsi="Calibri"/>
+          <w:color w:val="1A1D24"/>
+          <w:sz w:val="22"/>
+        </w:rPr>
+        <w:t>AI &amp; Intelligence Layer: Google Gemini LLMs governed by a multi-key failover pool and clinical safety guardrail engines.</w:t>
+      </w:r>
+    </w:p>
+    <w:p>
+      <w:pPr>
+        <w:pStyle w:val="ListParagraph"/>
+        <w:spacing w:before="40" w:after="40" w:line="276" w:lineRule="auto"/>
+      </w:pPr>
+      <w:r>
+        <w:rPr>
+          <w:rFonts w:ascii="Calibri" w:hAnsi="Calibri"/>
+          <w:b/>
+          <w:color w:val="1A1D24"/>
+          <w:sz w:val="22"/>
+        </w:rPr>
+        <w:t xml:space="preserve">5. </w:t>
+      </w:r>
+      <w:r>
+        <w:rPr>
+          <w:rFonts w:ascii="Calibri" w:hAnsi="Calibri"/>
+          <w:color w:val="1A1D24"/>
+          <w:sz w:val="22"/>
+        </w:rPr>
+        <w:t xml:space="preserve">Data Persistence Layer: </w:t>
+      </w:r>
+      <w:proofErr w:type="spellStart"/>
+      <w:r>
+        <w:rPr>
+          <w:rFonts w:ascii="Calibri" w:hAnsi="Calibri"/>
+          <w:color w:val="1A1D24"/>
+          <w:sz w:val="22"/>
+        </w:rPr>
+        <w:t>Supabase</w:t>
+      </w:r>
+      <w:proofErr w:type="spellEnd"/>
+      <w:r>
+        <w:rPr>
+          <w:rFonts w:ascii="Calibri" w:hAnsi="Calibri"/>
+          <w:color w:val="1A1D24"/>
+          <w:sz w:val="22"/>
+        </w:rPr>
+        <w:t xml:space="preserve"> PostgreSQL with Row Level Security (RLS) policies coupled with an offline-first mobile SQLite caching layer.</w:t>
+      </w:r>
+    </w:p>
+    <w:p>
+      <w:pPr>
+        <w:keepNext/>
+        <w:spacing w:before="280" w:after="80"/>
+      </w:pPr>
+      <w:r>
+        <w:rPr>
+          <w:rFonts w:ascii="Poppins" w:hAnsi="Poppins"/>
+          <w:b/>
+          <w:color w:val="00BCD4"/>
+          <w:sz w:val="27"/>
+        </w:rPr>
+        <w:t>2.2  Frontend Architecture &amp; Client-Side Stack</w:t>
+      </w:r>
+    </w:p>
+    <w:p>
+      <w:pPr>
+        <w:spacing w:before="40" w:after="80" w:line="276" w:lineRule="auto"/>
+      </w:pPr>
+      <w:r>
+        <w:rPr>
+          <w:rFonts w:ascii="Calibri" w:hAnsi="Calibri"/>
+          <w:color w:val="1A1D24"/>
+          <w:sz w:val="22"/>
+        </w:rPr>
+        <w:t>The mobile and web client is engineered using Flutter 3.x, prioritizing native performance, modularity, and accessibility.</w:t>
+      </w:r>
+    </w:p>
+    <w:tbl>
+      <w:tblPr>
+        <w:tblW w:w="0" w:type="auto"/>
+        <w:jc w:val="center"/>
+        <w:tblBorders>
+          <w:top w:val="single" w:sz="4" w:space="0" w:color="4EA72E" w:themeColor="accent6"/>
+          <w:left w:val="single" w:sz="4" w:space="0" w:color="4EA72E" w:themeColor="accent6"/>
+          <w:bottom w:val="single" w:sz="4" w:space="0" w:color="4EA72E" w:themeColor="accent6"/>
+          <w:right w:val="single" w:sz="4" w:space="0" w:color="4EA72E" w:themeColor="accent6"/>
+          <w:insideH w:val="single" w:sz="4" w:space="0" w:color="4EA72E" w:themeColor="accent6"/>
+          <w:insideV w:val="single" w:sz="4" w:space="0" w:color="4EA72E" w:themeColor="accent6"/>
+        </w:tblBorders>
+        <w:tblLook w:val="04A0" w:firstRow="1" w:lastRow="0" w:firstColumn="1" w:lastColumn="0" w:noHBand="0" w:noVBand="1"/>
+      </w:tblPr>
+      <w:tblGrid>
+        <w:gridCol w:w="2504"/>
+        <w:gridCol w:w="2531"/>
+        <w:gridCol w:w="3981"/>
+      </w:tblGrid>
+      <w:tr>
+        <w:trPr>
+          <w:jc w:val="center"/>
+        </w:trPr>
+        <w:tc>
+          <w:tcPr>
+            <w:tcW w:w="2592" w:type="dxa"/>
+            <w:shd w:val="clear" w:color="auto" w:fill="1E6B3D"/>
+          </w:tcPr>
+          <w:p>
+            <w:pPr>
+              <w:spacing w:before="80" w:after="80"/>
+            </w:pPr>
+            <w:r>
+              <w:rPr>
+                <w:rFonts w:ascii="Poppins" w:hAnsi="Poppins"/>
+                <w:b/>
+                <w:color w:val="FFFFFF"/>
+                <w:sz w:val="19"/>
+              </w:rPr>
+              <w:t>Component Layer</w:t>
+            </w:r>
+          </w:p>
+        </w:tc>
+        <w:tc>
+          <w:tcPr>
+            <w:tcW w:w="2592" w:type="dxa"/>
+            <w:shd w:val="clear" w:color="auto" w:fill="1E6B3D"/>
+          </w:tcPr>
+          <w:p>
+            <w:pPr>
+              <w:spacing w:before="80" w:after="80"/>
+            </w:pPr>
+            <w:r>
+              <w:rPr>
+                <w:rFonts w:ascii="Poppins" w:hAnsi="Poppins"/>
+                <w:b/>
+                <w:color w:val="FFFFFF"/>
+                <w:sz w:val="19"/>
+              </w:rPr>
+              <w:t>Technology / Library</w:t>
+            </w:r>
+          </w:p>
+        </w:tc>
+        <w:tc>
+          <w:tcPr>
+            <w:tcW w:w="4176" w:type="dxa"/>
+            <w:shd w:val="clear" w:color="auto" w:fill="1E6B3D"/>
+          </w:tcPr>
+          <w:p>
+            <w:pPr>
+              <w:spacing w:before="80" w:after="80"/>
+            </w:pPr>
+            <w:r>
+              <w:rPr>
+                <w:rFonts w:ascii="Poppins" w:hAnsi="Poppins"/>
+                <w:b/>
+                <w:color w:val="FFFFFF"/>
+                <w:sz w:val="19"/>
+              </w:rPr>
+              <w:t>Architectural Purpose &amp; Scope</w:t>
+            </w:r>
+          </w:p>
+        </w:tc>
+      </w:tr>
+      <w:tr>
+        <w:trPr>
+          <w:jc w:val="center"/>
+        </w:trPr>
+        <w:tc>
+          <w:tcPr>
+            <w:tcW w:w="2592" w:type="dxa"/>
+            <w:shd w:val="clear" w:color="auto" w:fill="FFFFFF"/>
+          </w:tcPr>
+          <w:p>
+            <w:pPr>
+              <w:spacing w:before="60" w:after="60"/>
+            </w:pPr>
+            <w:r>
+              <w:rPr>
+                <w:rFonts w:ascii="Calibri" w:hAnsi="Calibri"/>
+                <w:color w:val="1A1D24"/>
+                <w:sz w:val="19"/>
+              </w:rPr>
+              <w:t>Framework</w:t>
+            </w:r>
+          </w:p>
+        </w:tc>
+        <w:tc>
+          <w:tcPr>
+            <w:tcW w:w="2592" w:type="dxa"/>
+            <w:shd w:val="clear" w:color="auto" w:fill="FFFFFF"/>
+          </w:tcPr>
+          <w:p>
+            <w:pPr>
+              <w:spacing w:before="60" w:after="60"/>
+            </w:pPr>
+            <w:r>
+              <w:rPr>
+                <w:rFonts w:ascii="Calibri" w:hAnsi="Calibri"/>
+                <w:color w:val="1A1D24"/>
+                <w:sz w:val="19"/>
+              </w:rPr>
+              <w:t>Flutter 3.x / Dart 3.x</w:t>
+            </w:r>
+          </w:p>
+        </w:tc>
+        <w:tc>
+          <w:tcPr>
+            <w:tcW w:w="4176" w:type="dxa"/>
+            <w:shd w:val="clear" w:color="auto" w:fill="FFFFFF"/>
+          </w:tcPr>
+          <w:p>
+            <w:pPr>
+              <w:spacing w:before="60" w:after="60"/>
+            </w:pPr>
+            <w:r>
+              <w:rPr>
+                <w:rFonts w:ascii="Calibri" w:hAnsi="Calibri"/>
+                <w:color w:val="1A1D24"/>
+                <w:sz w:val="19"/>
+              </w:rPr>
+              <w:t>Cross-platform high-performance rendering engine (Android, iOS, Web).</w:t>
+            </w:r>
+          </w:p>
+        </w:tc>
+      </w:tr>
+      <w:tr>
+        <w:trPr>
+          <w:jc w:val="center"/>
+        </w:trPr>
+        <w:tc>
+          <w:tcPr>
+            <w:tcW w:w="2592" w:type="dxa"/>
+            <w:shd w:val="clear" w:color="auto" w:fill="F8FAFC"/>
+          </w:tcPr>
+          <w:p>
+            <w:pPr>
+              <w:spacing w:before="60" w:after="60"/>
+            </w:pPr>
+            <w:r>
+              <w:rPr>
+                <w:rFonts w:ascii="Calibri" w:hAnsi="Calibri"/>
+                <w:color w:val="1A1D24"/>
+                <w:sz w:val="19"/>
+              </w:rPr>
+              <w:t>State Management</w:t>
+            </w:r>
+          </w:p>
+        </w:tc>
+        <w:tc>
+          <w:tcPr>
+            <w:tcW w:w="2592" w:type="dxa"/>
+            <w:shd w:val="clear" w:color="auto" w:fill="F8FAFC"/>
+          </w:tcPr>
+          <w:p>
+            <w:pPr>
+              <w:spacing w:before="60" w:after="60"/>
+            </w:pPr>
+            <w:r>
+              <w:rPr>
+                <w:rFonts w:ascii="Calibri" w:hAnsi="Calibri"/>
+                <w:color w:val="1A1D24"/>
+                <w:sz w:val="19"/>
+              </w:rPr>
+              <w:t xml:space="preserve">Provider &amp; </w:t>
+            </w:r>
+            <w:proofErr w:type="spellStart"/>
+            <w:r>
+              <w:rPr>
+                <w:rFonts w:ascii="Calibri" w:hAnsi="Calibri"/>
+                <w:color w:val="1A1D24"/>
+                <w:sz w:val="19"/>
+              </w:rPr>
+              <w:t>ListenableBuilder</w:t>
+            </w:r>
+            <w:proofErr w:type="spellEnd"/>
+          </w:p>
+        </w:tc>
+        <w:tc>
+          <w:tcPr>
+            <w:tcW w:w="4176" w:type="dxa"/>
+            <w:shd w:val="clear" w:color="auto" w:fill="F8FAFC"/>
+          </w:tcPr>
+          <w:p>
+            <w:pPr>
+              <w:spacing w:before="60" w:after="60"/>
+            </w:pPr>
+            <w:r>
+              <w:rPr>
+                <w:rFonts w:ascii="Calibri" w:hAnsi="Calibri"/>
+                <w:color w:val="1A1D24"/>
+                <w:sz w:val="19"/>
+              </w:rPr>
+              <w:t xml:space="preserve">Lightweight, reactive state propagation for </w:t>
+            </w:r>
+            <w:proofErr w:type="spellStart"/>
+            <w:r>
+              <w:rPr>
+                <w:rFonts w:ascii="Calibri" w:hAnsi="Calibri"/>
+                <w:color w:val="1A1D24"/>
+                <w:sz w:val="19"/>
+              </w:rPr>
+              <w:t>ViewModels</w:t>
+            </w:r>
+            <w:proofErr w:type="spellEnd"/>
+            <w:r>
+              <w:rPr>
+                <w:rFonts w:ascii="Calibri" w:hAnsi="Calibri"/>
+                <w:color w:val="1A1D24"/>
+                <w:sz w:val="19"/>
+              </w:rPr>
+              <w:t xml:space="preserve"> and controllers.</w:t>
+            </w:r>
+          </w:p>
+        </w:tc>
+      </w:tr>
+      <w:tr>
+        <w:trPr>
+          <w:jc w:val="center"/>
+        </w:trPr>
+        <w:tc>
+          <w:tcPr>
+            <w:tcW w:w="2592" w:type="dxa"/>
+            <w:shd w:val="clear" w:color="auto" w:fill="FFFFFF"/>
+          </w:tcPr>
+          <w:p>
+            <w:pPr>
+              <w:spacing w:before="60" w:after="60"/>
+            </w:pPr>
+            <w:r>
+              <w:rPr>
+                <w:rFonts w:ascii="Calibri" w:hAnsi="Calibri"/>
+                <w:color w:val="1A1D24"/>
+                <w:sz w:val="19"/>
+              </w:rPr>
+              <w:t>Local Database</w:t>
+            </w:r>
+          </w:p>
+        </w:tc>
+        <w:tc>
+          <w:tcPr>
+            <w:tcW w:w="2592" w:type="dxa"/>
+            <w:shd w:val="clear" w:color="auto" w:fill="FFFFFF"/>
+          </w:tcPr>
+          <w:p>
+            <w:pPr>
+              <w:spacing w:before="60" w:after="60"/>
+            </w:pPr>
+            <w:proofErr w:type="spellStart"/>
+            <w:r>
+              <w:rPr>
+                <w:rFonts w:ascii="Calibri" w:hAnsi="Calibri"/>
+                <w:color w:val="1A1D24"/>
+                <w:sz w:val="19"/>
+              </w:rPr>
+              <w:t>sqflite</w:t>
+            </w:r>
+            <w:proofErr w:type="spellEnd"/>
+            <w:r>
+              <w:rPr>
+                <w:rFonts w:ascii="Calibri" w:hAnsi="Calibri"/>
+                <w:color w:val="1A1D24"/>
+                <w:sz w:val="19"/>
+              </w:rPr>
+              <w:t xml:space="preserve"> / SQLite</w:t>
+            </w:r>
+          </w:p>
+        </w:tc>
+        <w:tc>
+          <w:tcPr>
+            <w:tcW w:w="4176" w:type="dxa"/>
+            <w:shd w:val="clear" w:color="auto" w:fill="FFFFFF"/>
+          </w:tcPr>
+          <w:p>
+            <w:pPr>
+              <w:spacing w:before="60" w:after="60"/>
+            </w:pPr>
+            <w:r>
+              <w:rPr>
+                <w:rFonts w:ascii="Calibri" w:hAnsi="Calibri"/>
+                <w:color w:val="1A1D24"/>
+                <w:sz w:val="19"/>
+              </w:rPr>
+              <w:t>Offline-first transactional local cache for meal logs, water logs, and habits.</w:t>
+            </w:r>
+          </w:p>
+        </w:tc>
+      </w:tr>
+      <w:tr>
+        <w:trPr>
+          <w:jc w:val="center"/>
+        </w:trPr>
+        <w:tc>
+          <w:tcPr>
+            <w:tcW w:w="2592" w:type="dxa"/>
+            <w:shd w:val="clear" w:color="auto" w:fill="F8FAFC"/>
+          </w:tcPr>
+          <w:p>
+            <w:pPr>
+              <w:spacing w:before="60" w:after="60"/>
+            </w:pPr>
+            <w:r>
+              <w:rPr>
+                <w:rFonts w:ascii="Calibri" w:hAnsi="Calibri"/>
+                <w:color w:val="1A1D24"/>
+                <w:sz w:val="19"/>
+              </w:rPr>
+              <w:t>Preferences</w:t>
+            </w:r>
+          </w:p>
+        </w:tc>
+        <w:tc>
+          <w:tcPr>
+            <w:tcW w:w="2592" w:type="dxa"/>
+            <w:shd w:val="clear" w:color="auto" w:fill="F8FAFC"/>
+          </w:tcPr>
+          <w:p>
+            <w:pPr>
+              <w:spacing w:before="60" w:after="60"/>
+            </w:pPr>
+            <w:proofErr w:type="spellStart"/>
+            <w:r>
+              <w:rPr>
+                <w:rFonts w:ascii="Calibri" w:hAnsi="Calibri"/>
+                <w:color w:val="1A1D24"/>
+                <w:sz w:val="19"/>
+              </w:rPr>
+              <w:t>shared_preferences</w:t>
+            </w:r>
+            <w:proofErr w:type="spellEnd"/>
+          </w:p>
+        </w:tc>
+        <w:tc>
+          <w:tcPr>
+            <w:tcW w:w="4176" w:type="dxa"/>
+            <w:shd w:val="clear" w:color="auto" w:fill="F8FAFC"/>
+          </w:tcPr>
+          <w:p>
+            <w:pPr>
+              <w:spacing w:before="60" w:after="60"/>
+            </w:pPr>
+            <w:r>
+              <w:rPr>
+                <w:rFonts w:ascii="Calibri" w:hAnsi="Calibri"/>
+                <w:color w:val="1A1D24"/>
+                <w:sz w:val="19"/>
+              </w:rPr>
+              <w:t>Secure local persistence for tokens, language, and Ramadan state flags.</w:t>
+            </w:r>
+          </w:p>
+        </w:tc>
+      </w:tr>
+      <w:tr>
+        <w:trPr>
+          <w:jc w:val="center"/>
+        </w:trPr>
+        <w:tc>
+          <w:tcPr>
+            <w:tcW w:w="2592" w:type="dxa"/>
+            <w:shd w:val="clear" w:color="auto" w:fill="FFFFFF"/>
+          </w:tcPr>
+          <w:p>
+            <w:pPr>
+              <w:spacing w:before="60" w:after="60"/>
+            </w:pPr>
+            <w:r>
+              <w:rPr>
+                <w:rFonts w:ascii="Calibri" w:hAnsi="Calibri"/>
+                <w:color w:val="1A1D24"/>
+                <w:sz w:val="19"/>
+              </w:rPr>
+              <w:t>Health Integration</w:t>
+            </w:r>
+          </w:p>
+        </w:tc>
+        <w:tc>
+          <w:tcPr>
+            <w:tcW w:w="2592" w:type="dxa"/>
+            <w:shd w:val="clear" w:color="auto" w:fill="FFFFFF"/>
+          </w:tcPr>
+          <w:p>
+            <w:pPr>
+              <w:spacing w:before="60" w:after="60"/>
+            </w:pPr>
+            <w:r>
+              <w:rPr>
+                <w:rFonts w:ascii="Calibri" w:hAnsi="Calibri"/>
+                <w:color w:val="1A1D24"/>
+                <w:sz w:val="19"/>
+              </w:rPr>
+              <w:t>health package (v12+)</w:t>
+            </w:r>
+          </w:p>
+        </w:tc>
+        <w:tc>
+          <w:tcPr>
+            <w:tcW w:w="4176" w:type="dxa"/>
+            <w:shd w:val="clear" w:color="auto" w:fill="FFFFFF"/>
+          </w:tcPr>
+          <w:p>
+            <w:pPr>
+              <w:spacing w:before="60" w:after="60"/>
+            </w:pPr>
+            <w:r>
+              <w:rPr>
+                <w:rFonts w:ascii="Calibri" w:hAnsi="Calibri"/>
+                <w:color w:val="1A1D24"/>
+                <w:sz w:val="19"/>
+              </w:rPr>
+              <w:t>Bi-directional bridge to Google Health Connect and Apple HealthKit.</w:t>
+            </w:r>
+          </w:p>
+        </w:tc>
+      </w:tr>
+      <w:tr>
+        <w:trPr>
+          <w:jc w:val="center"/>
+        </w:trPr>
+        <w:tc>
+          <w:tcPr>
+            <w:tcW w:w="2592" w:type="dxa"/>
+            <w:shd w:val="clear" w:color="auto" w:fill="F8FAFC"/>
+          </w:tcPr>
+          <w:p>
+            <w:pPr>
+              <w:spacing w:before="60" w:after="60"/>
+            </w:pPr>
+            <w:r>
+              <w:rPr>
+                <w:rFonts w:ascii="Calibri" w:hAnsi="Calibri"/>
+                <w:color w:val="1A1D24"/>
+                <w:sz w:val="19"/>
+              </w:rPr>
+              <w:t>Voice &amp; Speech</w:t>
+            </w:r>
+          </w:p>
+        </w:tc>
+        <w:tc>
+          <w:tcPr>
+            <w:tcW w:w="2592" w:type="dxa"/>
+            <w:shd w:val="clear" w:color="auto" w:fill="F8FAFC"/>
+          </w:tcPr>
+          <w:p>
+            <w:pPr>
+              <w:spacing w:before="60" w:after="60"/>
+            </w:pPr>
+            <w:proofErr w:type="spellStart"/>
+            <w:r>
+              <w:rPr>
+                <w:rFonts w:ascii="Calibri" w:hAnsi="Calibri"/>
+                <w:color w:val="1A1D24"/>
+                <w:sz w:val="19"/>
+              </w:rPr>
+              <w:t>flutter_tts</w:t>
+            </w:r>
+            <w:proofErr w:type="spellEnd"/>
+          </w:p>
+        </w:tc>
+        <w:tc>
+          <w:tcPr>
+            <w:tcW w:w="4176" w:type="dxa"/>
+            <w:shd w:val="clear" w:color="auto" w:fill="F8FAFC"/>
+          </w:tcPr>
+          <w:p>
+            <w:pPr>
+              <w:spacing w:before="60" w:after="60"/>
+            </w:pPr>
+            <w:r>
+              <w:rPr>
+                <w:rFonts w:ascii="Calibri" w:hAnsi="Calibri"/>
+                <w:color w:val="1A1D24"/>
+                <w:sz w:val="19"/>
+              </w:rPr>
+              <w:t>Bilingual Text-To-Speech audio synthesizer for English and Urdu coaching.</w:t>
+            </w:r>
+          </w:p>
+        </w:tc>
+      </w:tr>
+      <w:tr>
+        <w:trPr>
+          <w:jc w:val="center"/>
+        </w:trPr>
+        <w:tc>
+          <w:tcPr>
+            <w:tcW w:w="2592" w:type="dxa"/>
+            <w:shd w:val="clear" w:color="auto" w:fill="FFFFFF"/>
+          </w:tcPr>
+          <w:p>
+            <w:pPr>
+              <w:spacing w:before="60" w:after="60"/>
+            </w:pPr>
+            <w:r>
+              <w:rPr>
+                <w:rFonts w:ascii="Calibri" w:hAnsi="Calibri"/>
+                <w:color w:val="1A1D24"/>
+                <w:sz w:val="19"/>
+              </w:rPr>
+              <w:t>Networking</w:t>
+            </w:r>
+          </w:p>
+        </w:tc>
+        <w:tc>
+          <w:tcPr>
+            <w:tcW w:w="2592" w:type="dxa"/>
+            <w:shd w:val="clear" w:color="auto" w:fill="FFFFFF"/>
+          </w:tcPr>
+          <w:p>
+            <w:pPr>
+              <w:spacing w:before="60" w:after="60"/>
+            </w:pPr>
+            <w:r>
+              <w:rPr>
+                <w:rFonts w:ascii="Calibri" w:hAnsi="Calibri"/>
+                <w:color w:val="1A1D24"/>
+                <w:sz w:val="19"/>
+              </w:rPr>
+              <w:t xml:space="preserve">http &amp; </w:t>
+            </w:r>
+            <w:proofErr w:type="spellStart"/>
+            <w:r>
+              <w:rPr>
+                <w:rFonts w:ascii="Calibri" w:hAnsi="Calibri"/>
+                <w:color w:val="1A1D24"/>
+                <w:sz w:val="19"/>
+              </w:rPr>
+              <w:t>connectivity_plus</w:t>
+            </w:r>
+            <w:proofErr w:type="spellEnd"/>
+          </w:p>
+        </w:tc>
+        <w:tc>
+          <w:tcPr>
+            <w:tcW w:w="4176" w:type="dxa"/>
+            <w:shd w:val="clear" w:color="auto" w:fill="FFFFFF"/>
+          </w:tcPr>
+          <w:p>
+            <w:pPr>
+              <w:spacing w:before="60" w:after="60"/>
+            </w:pPr>
+            <w:r>
+              <w:rPr>
+                <w:rFonts w:ascii="Calibri" w:hAnsi="Calibri"/>
+                <w:color w:val="1A1D24"/>
+                <w:sz w:val="19"/>
+              </w:rPr>
+              <w:t>REST API communication with dynamic network status monitoring.</w:t>
+            </w:r>
+          </w:p>
+        </w:tc>
+      </w:tr>
+    </w:tbl>
+    <w:p>
+      <w:pPr>
+        <w:keepNext/>
+        <w:spacing w:before="280" w:after="80"/>
+      </w:pPr>
+      <w:r>
+        <w:rPr>
+          <w:rFonts w:ascii="Poppins" w:hAnsi="Poppins"/>
+          <w:b/>
+          <w:color w:val="00BCD4"/>
+          <w:sz w:val="27"/>
+        </w:rPr>
+        <w:lastRenderedPageBreak/>
+        <w:t>2.3  Backend Architecture &amp; Server-Side Stack</w:t>
+      </w:r>
+    </w:p>
+    <w:p>
+      <w:pPr>
+        <w:spacing w:before="40" w:after="80" w:line="276" w:lineRule="auto"/>
+      </w:pPr>
+      <w:r>
+        <w:rPr>
+          <w:rFonts w:ascii="Calibri" w:hAnsi="Calibri"/>
+          <w:color w:val="1A1D24"/>
+          <w:sz w:val="22"/>
+        </w:rPr>
+        <w:t>The backend infrastructure is built on FastAPI (Python 3.11+ ASGI), chosen for native asynchronous I/O and rapid JSON serialization.</w:t>
+      </w:r>
+    </w:p>
+    <w:tbl>
+      <w:tblPr>
+        <w:tblW w:w="0" w:type="auto"/>
+        <w:jc w:val="center"/>
+        <w:tblBorders>
+          <w:top w:val="single" w:sz="4" w:space="0" w:color="4EA72E" w:themeColor="accent6"/>
+          <w:left w:val="single" w:sz="4" w:space="0" w:color="4EA72E" w:themeColor="accent6"/>
+          <w:bottom w:val="single" w:sz="4" w:space="0" w:color="4EA72E" w:themeColor="accent6"/>
+          <w:right w:val="single" w:sz="4" w:space="0" w:color="4EA72E" w:themeColor="accent6"/>
+          <w:insideH w:val="single" w:sz="4" w:space="0" w:color="4EA72E" w:themeColor="accent6"/>
+          <w:insideV w:val="single" w:sz="4" w:space="0" w:color="4EA72E" w:themeColor="accent6"/>
+        </w:tblBorders>
+        <w:tblLook w:val="04A0" w:firstRow="1" w:lastRow="0" w:firstColumn="1" w:lastColumn="0" w:noHBand="0" w:noVBand="1"/>
+      </w:tblPr>
+      <w:tblGrid>
+        <w:gridCol w:w="2506"/>
+        <w:gridCol w:w="2505"/>
+        <w:gridCol w:w="4005"/>
+      </w:tblGrid>
+      <w:tr>
+        <w:trPr>
+          <w:jc w:val="center"/>
+        </w:trPr>
+        <w:tc>
+          <w:tcPr>
+            <w:tcW w:w="2592" w:type="dxa"/>
+            <w:shd w:val="clear" w:color="auto" w:fill="1E6B3D"/>
+          </w:tcPr>
+          <w:p>
+            <w:pPr>
+              <w:spacing w:before="80" w:after="80"/>
+            </w:pPr>
+            <w:r>
+              <w:rPr>
+                <w:rFonts w:ascii="Poppins" w:hAnsi="Poppins"/>
+                <w:b/>
+                <w:color w:val="FFFFFF"/>
+                <w:sz w:val="19"/>
+              </w:rPr>
+              <w:t>Service Module</w:t>
+            </w:r>
+          </w:p>
+        </w:tc>
+        <w:tc>
+          <w:tcPr>
+            <w:tcW w:w="2592" w:type="dxa"/>
+            <w:shd w:val="clear" w:color="auto" w:fill="1E6B3D"/>
+          </w:tcPr>
+          <w:p>
+            <w:pPr>
+              <w:spacing w:before="80" w:after="80"/>
+            </w:pPr>
+            <w:r>
+              <w:rPr>
+                <w:rFonts w:ascii="Poppins" w:hAnsi="Poppins"/>
+                <w:b/>
+                <w:color w:val="FFFFFF"/>
+                <w:sz w:val="19"/>
+              </w:rPr>
+              <w:t>Core Technology</w:t>
+            </w:r>
+          </w:p>
+        </w:tc>
+        <w:tc>
+          <w:tcPr>
+            <w:tcW w:w="4176" w:type="dxa"/>
+            <w:shd w:val="clear" w:color="auto" w:fill="1E6B3D"/>
+          </w:tcPr>
+          <w:p>
+            <w:pPr>
+              <w:spacing w:before="80" w:after="80"/>
+            </w:pPr>
+            <w:r>
+              <w:rPr>
+                <w:rFonts w:ascii="Poppins" w:hAnsi="Poppins"/>
+                <w:b/>
+                <w:color w:val="FFFFFF"/>
+                <w:sz w:val="19"/>
+              </w:rPr>
+              <w:t>Operational Capability &amp; Responsibilities</w:t>
+            </w:r>
+          </w:p>
+        </w:tc>
+      </w:tr>
+      <w:tr>
+        <w:trPr>
+          <w:jc w:val="center"/>
+        </w:trPr>
+        <w:tc>
+          <w:tcPr>
+            <w:tcW w:w="2592" w:type="dxa"/>
+            <w:shd w:val="clear" w:color="auto" w:fill="FFFFFF"/>
+          </w:tcPr>
+          <w:p>
+            <w:pPr>
+              <w:spacing w:before="60" w:after="60"/>
+            </w:pPr>
+            <w:r>
+              <w:rPr>
+                <w:rFonts w:ascii="Calibri" w:hAnsi="Calibri"/>
+                <w:color w:val="1A1D24"/>
+                <w:sz w:val="19"/>
+              </w:rPr>
+              <w:t>API Server</w:t>
+            </w:r>
+          </w:p>
+        </w:tc>
+        <w:tc>
+          <w:tcPr>
+            <w:tcW w:w="2592" w:type="dxa"/>
+            <w:shd w:val="clear" w:color="auto" w:fill="FFFFFF"/>
+          </w:tcPr>
+          <w:p>
+            <w:pPr>
+              <w:spacing w:before="60" w:after="60"/>
+            </w:pPr>
+            <w:r>
+              <w:rPr>
+                <w:rFonts w:ascii="Calibri" w:hAnsi="Calibri"/>
+                <w:color w:val="1A1D24"/>
+                <w:sz w:val="19"/>
+              </w:rPr>
+              <w:t xml:space="preserve">FastAPI / </w:t>
+            </w:r>
+            <w:proofErr w:type="spellStart"/>
+            <w:r>
+              <w:rPr>
+                <w:rFonts w:ascii="Calibri" w:hAnsi="Calibri"/>
+                <w:color w:val="1A1D24"/>
+                <w:sz w:val="19"/>
+              </w:rPr>
+              <w:t>Uvicorn</w:t>
+            </w:r>
+            <w:proofErr w:type="spellEnd"/>
+            <w:r>
+              <w:rPr>
+                <w:rFonts w:ascii="Calibri" w:hAnsi="Calibri"/>
+                <w:color w:val="1A1D24"/>
+                <w:sz w:val="19"/>
+              </w:rPr>
+              <w:t xml:space="preserve"> (ASGI)</w:t>
+            </w:r>
+          </w:p>
+        </w:tc>
+        <w:tc>
+          <w:tcPr>
+            <w:tcW w:w="4176" w:type="dxa"/>
+            <w:shd w:val="clear" w:color="auto" w:fill="FFFFFF"/>
+          </w:tcPr>
+          <w:p>
+            <w:pPr>
+              <w:spacing w:before="60" w:after="60"/>
+            </w:pPr>
+            <w:r>
+              <w:rPr>
+                <w:rFonts w:ascii="Calibri" w:hAnsi="Calibri"/>
+                <w:color w:val="1A1D24"/>
+                <w:sz w:val="19"/>
+              </w:rPr>
+              <w:t>Asynchronous endpoints handling meal search, coaching, and sync.</w:t>
+            </w:r>
+          </w:p>
+        </w:tc>
+      </w:tr>
+      <w:tr>
+        <w:trPr>
+          <w:jc w:val="center"/>
+        </w:trPr>
+        <w:tc>
+          <w:tcPr>
+            <w:tcW w:w="2592" w:type="dxa"/>
+            <w:shd w:val="clear" w:color="auto" w:fill="F8FAFC"/>
+          </w:tcPr>
+          <w:p>
+            <w:pPr>
+              <w:spacing w:before="60" w:after="60"/>
+            </w:pPr>
+            <w:r>
+              <w:rPr>
+                <w:rFonts w:ascii="Calibri" w:hAnsi="Calibri"/>
+                <w:color w:val="1A1D24"/>
+                <w:sz w:val="19"/>
+              </w:rPr>
+              <w:t>Cloud Database</w:t>
+            </w:r>
+          </w:p>
+        </w:tc>
+        <w:tc>
+          <w:tcPr>
+            <w:tcW w:w="2592" w:type="dxa"/>
+            <w:shd w:val="clear" w:color="auto" w:fill="F8FAFC"/>
+          </w:tcPr>
+          <w:p>
+            <w:pPr>
+              <w:spacing w:before="60" w:after="60"/>
+            </w:pPr>
+            <w:proofErr w:type="spellStart"/>
+            <w:r>
+              <w:rPr>
+                <w:rFonts w:ascii="Calibri" w:hAnsi="Calibri"/>
+                <w:color w:val="1A1D24"/>
+                <w:sz w:val="19"/>
+              </w:rPr>
+              <w:t>Supabase</w:t>
+            </w:r>
+            <w:proofErr w:type="spellEnd"/>
+            <w:r>
+              <w:rPr>
+                <w:rFonts w:ascii="Calibri" w:hAnsi="Calibri"/>
+                <w:color w:val="1A1D24"/>
+                <w:sz w:val="19"/>
+              </w:rPr>
+              <w:t xml:space="preserve"> PostgreSQL</w:t>
+            </w:r>
+          </w:p>
+        </w:tc>
+        <w:tc>
+          <w:tcPr>
+            <w:tcW w:w="4176" w:type="dxa"/>
+            <w:shd w:val="clear" w:color="auto" w:fill="F8FAFC"/>
+          </w:tcPr>
+          <w:p>
+            <w:pPr>
+              <w:spacing w:before="60" w:after="60"/>
+            </w:pPr>
+            <w:r>
+              <w:rPr>
+                <w:rFonts w:ascii="Calibri" w:hAnsi="Calibri"/>
+                <w:color w:val="1A1D24"/>
+                <w:sz w:val="19"/>
+              </w:rPr>
+              <w:t>Relational database with strict Row Level Security (RLS) and Auth.</w:t>
+            </w:r>
+          </w:p>
+        </w:tc>
+      </w:tr>
+      <w:tr>
+        <w:trPr>
+          <w:jc w:val="center"/>
+        </w:trPr>
+        <w:tc>
+          <w:tcPr>
+            <w:tcW w:w="2592" w:type="dxa"/>
+            <w:shd w:val="clear" w:color="auto" w:fill="FFFFFF"/>
+          </w:tcPr>
+          <w:p>
+            <w:pPr>
+              <w:spacing w:before="60" w:after="60"/>
+            </w:pPr>
+            <w:r>
+              <w:rPr>
+                <w:rFonts w:ascii="Calibri" w:hAnsi="Calibri"/>
+                <w:color w:val="1A1D24"/>
+                <w:sz w:val="19"/>
+              </w:rPr>
+              <w:t>Authentication</w:t>
+            </w:r>
+          </w:p>
+        </w:tc>
+        <w:tc>
+          <w:tcPr>
+            <w:tcW w:w="2592" w:type="dxa"/>
+            <w:shd w:val="clear" w:color="auto" w:fill="FFFFFF"/>
+          </w:tcPr>
+          <w:p>
+            <w:pPr>
+              <w:spacing w:before="60" w:after="60"/>
+            </w:pPr>
+            <w:proofErr w:type="spellStart"/>
+            <w:r>
+              <w:rPr>
+                <w:rFonts w:ascii="Calibri" w:hAnsi="Calibri"/>
+                <w:color w:val="1A1D24"/>
+                <w:sz w:val="19"/>
+              </w:rPr>
+              <w:t>Supabase</w:t>
+            </w:r>
+            <w:proofErr w:type="spellEnd"/>
+            <w:r>
+              <w:rPr>
+                <w:rFonts w:ascii="Calibri" w:hAnsi="Calibri"/>
+                <w:color w:val="1A1D24"/>
+                <w:sz w:val="19"/>
+              </w:rPr>
+              <w:t xml:space="preserve"> Auth (JWT)</w:t>
+            </w:r>
+          </w:p>
+        </w:tc>
+        <w:tc>
+          <w:tcPr>
+            <w:tcW w:w="4176" w:type="dxa"/>
+            <w:shd w:val="clear" w:color="auto" w:fill="FFFFFF"/>
+          </w:tcPr>
+          <w:p>
+            <w:pPr>
+              <w:spacing w:before="60" w:after="60"/>
+            </w:pPr>
+            <w:r>
+              <w:rPr>
+                <w:rFonts w:ascii="Calibri" w:hAnsi="Calibri"/>
+                <w:color w:val="1A1D24"/>
+                <w:sz w:val="19"/>
+              </w:rPr>
+              <w:t>Encrypted JSON Web Tokens with bearer verification middleware.</w:t>
+            </w:r>
+          </w:p>
+        </w:tc>
+      </w:tr>
+      <w:tr>
+        <w:trPr>
+          <w:jc w:val="center"/>
+        </w:trPr>
+        <w:tc>
+          <w:tcPr>
+            <w:tcW w:w="2592" w:type="dxa"/>
+            <w:shd w:val="clear" w:color="auto" w:fill="F8FAFC"/>
+          </w:tcPr>
+          <w:p>
+            <w:pPr>
+              <w:spacing w:before="60" w:after="60"/>
+            </w:pPr>
+            <w:r>
+              <w:rPr>
+                <w:rFonts w:ascii="Calibri" w:hAnsi="Calibri"/>
+                <w:color w:val="1A1D24"/>
+                <w:sz w:val="19"/>
+              </w:rPr>
+              <w:t>PDF Reporting</w:t>
+            </w:r>
+          </w:p>
+        </w:tc>
+        <w:tc>
+          <w:tcPr>
+            <w:tcW w:w="2592" w:type="dxa"/>
+            <w:shd w:val="clear" w:color="auto" w:fill="F8FAFC"/>
+          </w:tcPr>
+          <w:p>
+            <w:pPr>
+              <w:spacing w:before="60" w:after="60"/>
+            </w:pPr>
+            <w:proofErr w:type="spellStart"/>
+            <w:r>
+              <w:rPr>
+                <w:rFonts w:ascii="Calibri" w:hAnsi="Calibri"/>
+                <w:color w:val="1A1D24"/>
+                <w:sz w:val="19"/>
+              </w:rPr>
+              <w:t>ReportLab</w:t>
+            </w:r>
+            <w:proofErr w:type="spellEnd"/>
+            <w:r>
+              <w:rPr>
+                <w:rFonts w:ascii="Calibri" w:hAnsi="Calibri"/>
+                <w:color w:val="1A1D24"/>
+                <w:sz w:val="19"/>
+              </w:rPr>
+              <w:t xml:space="preserve"> Engine</w:t>
+            </w:r>
+          </w:p>
+        </w:tc>
+        <w:tc>
+          <w:tcPr>
+            <w:tcW w:w="4176" w:type="dxa"/>
+            <w:shd w:val="clear" w:color="auto" w:fill="F8FAFC"/>
+          </w:tcPr>
+          <w:p>
+            <w:pPr>
+              <w:spacing w:before="60" w:after="60"/>
+            </w:pPr>
+            <w:r>
+              <w:rPr>
+                <w:rFonts w:ascii="Calibri" w:hAnsi="Calibri"/>
+                <w:color w:val="1A1D24"/>
+                <w:sz w:val="19"/>
+              </w:rPr>
+              <w:t>Generates high-resolution weekly clinical receipts and dietary summaries.</w:t>
+            </w:r>
+          </w:p>
+        </w:tc>
+      </w:tr>
+      <w:tr>
+        <w:trPr>
+          <w:jc w:val="center"/>
+        </w:trPr>
+        <w:tc>
+          <w:tcPr>
+            <w:tcW w:w="2592" w:type="dxa"/>
+            <w:shd w:val="clear" w:color="auto" w:fill="FFFFFF"/>
+          </w:tcPr>
+          <w:p>
+            <w:pPr>
+              <w:spacing w:before="60" w:after="60"/>
+            </w:pPr>
+            <w:r>
+              <w:rPr>
+                <w:rFonts w:ascii="Calibri" w:hAnsi="Calibri"/>
+                <w:color w:val="1A1D24"/>
+                <w:sz w:val="19"/>
+              </w:rPr>
+              <w:t>HTTP Client</w:t>
+            </w:r>
+          </w:p>
+        </w:tc>
+        <w:tc>
+          <w:tcPr>
+            <w:tcW w:w="2592" w:type="dxa"/>
+            <w:shd w:val="clear" w:color="auto" w:fill="FFFFFF"/>
+          </w:tcPr>
+          <w:p>
+            <w:pPr>
+              <w:spacing w:before="60" w:after="60"/>
+            </w:pPr>
+            <w:proofErr w:type="spellStart"/>
+            <w:r>
+              <w:rPr>
+                <w:rFonts w:ascii="Calibri" w:hAnsi="Calibri"/>
+                <w:color w:val="1A1D24"/>
+                <w:sz w:val="19"/>
+              </w:rPr>
+              <w:t>httpx</w:t>
+            </w:r>
+            <w:proofErr w:type="spellEnd"/>
+            <w:r>
+              <w:rPr>
+                <w:rFonts w:ascii="Calibri" w:hAnsi="Calibri"/>
+                <w:color w:val="1A1D24"/>
+                <w:sz w:val="19"/>
+              </w:rPr>
+              <w:t xml:space="preserve"> (Async)</w:t>
+            </w:r>
+          </w:p>
+        </w:tc>
+        <w:tc>
+          <w:tcPr>
+            <w:tcW w:w="4176" w:type="dxa"/>
+            <w:shd w:val="clear" w:color="auto" w:fill="FFFFFF"/>
+          </w:tcPr>
+          <w:p>
+            <w:pPr>
+              <w:spacing w:before="60" w:after="60"/>
+            </w:pPr>
+            <w:r>
+              <w:rPr>
+                <w:rFonts w:ascii="Calibri" w:hAnsi="Calibri"/>
+                <w:color w:val="1A1D24"/>
+                <w:sz w:val="19"/>
+              </w:rPr>
+              <w:t>High-throughput asynchronous communication with external third-party APIs.</w:t>
+            </w:r>
+          </w:p>
+        </w:tc>
+      </w:tr>
+    </w:tbl>
+    <w:p>
+      <w:pPr>
+        <w:keepNext/>
+        <w:spacing w:before="280" w:after="80"/>
+      </w:pPr>
+      <w:r>
+        <w:rPr>
+          <w:rFonts w:ascii="Poppins" w:hAnsi="Poppins"/>
+          <w:b/>
+          <w:color w:val="00BCD4"/>
+          <w:sz w:val="27"/>
+        </w:rPr>
+        <w:t>2.4  AI Engine &amp; Multi-Key Failover Pool Architecture</w:t>
+      </w:r>
+    </w:p>
+    <w:p>
+      <w:pPr>
+        <w:spacing w:before="40" w:after="80" w:line="276" w:lineRule="auto"/>
+      </w:pPr>
+      <w:proofErr w:type="spellStart"/>
+      <w:r>
+        <w:rPr>
+          <w:rFonts w:ascii="Calibri" w:hAnsi="Calibri"/>
+          <w:color w:val="1A1D24"/>
+          <w:sz w:val="22"/>
+        </w:rPr>
+        <w:t>NutriSense</w:t>
+      </w:r>
+      <w:proofErr w:type="spellEnd"/>
+      <w:r>
+        <w:rPr>
+          <w:rFonts w:ascii="Calibri" w:hAnsi="Calibri"/>
+          <w:color w:val="1A1D24"/>
+          <w:sz w:val="22"/>
+        </w:rPr>
+        <w:t xml:space="preserve"> leverages Google's flagship Gemini models (gemini-2.5-flash and gemini-3.6-flash). To ensure 99.9% uptime and prevent service denial from Google API rate limits, a custom </w:t>
+      </w:r>
+      <w:proofErr w:type="spellStart"/>
+      <w:r>
+        <w:rPr>
+          <w:rFonts w:ascii="Calibri" w:hAnsi="Calibri"/>
+          <w:color w:val="1A1D24"/>
+          <w:sz w:val="22"/>
+        </w:rPr>
+        <w:t>GeminiPool</w:t>
+      </w:r>
+      <w:proofErr w:type="spellEnd"/>
+      <w:r>
+        <w:rPr>
+          <w:rFonts w:ascii="Calibri" w:hAnsi="Calibri"/>
+          <w:color w:val="1A1D24"/>
+          <w:sz w:val="22"/>
+        </w:rPr>
+        <w:t xml:space="preserve"> manager executes automatic round-robin load distribution and instant failover.</w:t>
+      </w:r>
+    </w:p>
+    <w:tbl>
+      <w:tblPr>
+        <w:tblW w:w="0" w:type="auto"/>
+        <w:jc w:val="center"/>
+        <w:tblLook w:val="04A0" w:firstRow="1" w:lastRow="0" w:firstColumn="1" w:lastColumn="0" w:noHBand="0" w:noVBand="1"/>
+      </w:tblPr>
+      <w:tblGrid>
+        <w:gridCol w:w="8996"/>
+      </w:tblGrid>
+      <w:tr>
+        <w:trPr>
+          <w:jc w:val="center"/>
+        </w:trPr>
+        <w:tc>
+          <w:tcPr>
+            <w:tcW w:w="9360" w:type="dxa"/>
+            <w:tcBorders>
+              <w:left w:val="single" w:sz="24" w:space="0" w:color="1E6B3D"/>
+            </w:tcBorders>
+            <w:shd w:val="clear" w:color="auto" w:fill="F4F9F6"/>
+          </w:tcPr>
+          <w:p>
+            <w:pPr>
+              <w:spacing w:before="80" w:after="40"/>
+            </w:pPr>
+            <w:r>
+              <w:rPr>
+                <w:rFonts w:ascii="Poppins" w:hAnsi="Poppins"/>
+                <w:b/>
+                <w:color w:val="1E6B3D"/>
+                <w:sz w:val="21"/>
+              </w:rPr>
+              <w:t>📌 Resilient AI Pool Design Pattern</w:t>
+            </w:r>
+            <w:r>
+              <w:rPr>
+                <w:rFonts w:ascii="Poppins" w:hAnsi="Poppins"/>
+                <w:b/>
+                <w:color w:val="1E6B3D"/>
+                <w:sz w:val="21"/>
+              </w:rPr>
+              <w:br/>
+            </w:r>
+            <w:r>
+              <w:rPr>
+                <w:rFonts w:ascii="Calibri" w:hAnsi="Calibri"/>
+                <w:color w:val="1A1D24"/>
+              </w:rPr>
+              <w:t xml:space="preserve">When an inference call triggers an HTTP 429 Quota Exceeded error, </w:t>
+            </w:r>
+            <w:proofErr w:type="spellStart"/>
+            <w:r>
+              <w:rPr>
+                <w:rFonts w:ascii="Calibri" w:hAnsi="Calibri"/>
+                <w:color w:val="1A1D24"/>
+              </w:rPr>
+              <w:t>GeminiPool</w:t>
+            </w:r>
+            <w:proofErr w:type="spellEnd"/>
+            <w:r>
+              <w:rPr>
+                <w:rFonts w:ascii="Calibri" w:hAnsi="Calibri"/>
+                <w:color w:val="1A1D24"/>
+              </w:rPr>
+              <w:t xml:space="preserve"> catches the exception, masks sensitive credentials in logs, instantly rotates the active index to the next verified key, and transparently completes inference in &lt;500ms without user interruption.</w:t>
+            </w:r>
+          </w:p>
+        </w:tc>
+      </w:tr>
+    </w:tbl>
+    <w:p>
+      <w:pPr>
+        <w:spacing w:before="40" w:after="40"/>
+      </w:pPr>
+    </w:p>
+    <w:p>
+      <w:pPr>
+        <w:keepNext/>
+        <w:spacing w:before="280" w:after="80"/>
+      </w:pPr>
+      <w:r>
+        <w:rPr>
+          <w:rFonts w:ascii="Poppins" w:hAnsi="Poppins"/>
+          <w:b/>
+          <w:color w:val="00BCD4"/>
+          <w:sz w:val="27"/>
+        </w:rPr>
+        <w:t>2.5  External Integrations &amp; Third-Party APIs</w:t>
+      </w:r>
+    </w:p>
+    <w:p>
+      <w:pPr>
+        <w:pStyle w:val="ListParagraph"/>
+        <w:spacing w:before="40" w:after="40" w:line="276" w:lineRule="auto"/>
+      </w:pPr>
+      <w:r>
+        <w:rPr>
+          <w:rFonts w:ascii="Calibri" w:hAnsi="Calibri"/>
+          <w:b/>
+          <w:color w:val="1A1D24"/>
+          <w:sz w:val="22"/>
+        </w:rPr>
+        <w:t xml:space="preserve">• </w:t>
+      </w:r>
+      <w:proofErr w:type="spellStart"/>
+      <w:r>
+        <w:rPr>
+          <w:rFonts w:ascii="Calibri" w:hAnsi="Calibri"/>
+          <w:color w:val="1A1D24"/>
+          <w:sz w:val="22"/>
+        </w:rPr>
+        <w:t>OpenFoodFacts</w:t>
+      </w:r>
+      <w:proofErr w:type="spellEnd"/>
+      <w:r>
+        <w:rPr>
+          <w:rFonts w:ascii="Calibri" w:hAnsi="Calibri"/>
+          <w:color w:val="1A1D24"/>
+          <w:sz w:val="22"/>
+        </w:rPr>
+        <w:t xml:space="preserve"> API: Global barcode lookup providing raw ingredient and nutritional metadata for packaged goods.</w:t>
+      </w:r>
+    </w:p>
+    <w:p>
+      <w:pPr>
+        <w:pStyle w:val="ListParagraph"/>
+        <w:spacing w:before="40" w:after="40" w:line="276" w:lineRule="auto"/>
+      </w:pPr>
+      <w:r>
+        <w:rPr>
+          <w:rFonts w:ascii="Calibri" w:hAnsi="Calibri"/>
+          <w:b/>
+          <w:color w:val="1A1D24"/>
+          <w:sz w:val="22"/>
+        </w:rPr>
+        <w:t xml:space="preserve">• </w:t>
+      </w:r>
+      <w:r>
+        <w:rPr>
+          <w:rFonts w:ascii="Calibri" w:hAnsi="Calibri"/>
+          <w:color w:val="1A1D24"/>
+          <w:sz w:val="22"/>
+        </w:rPr>
+        <w:t>OpenStreetMap / Overpass API: Geospatial query engine discovering certified emergency hospitals, clinics, and pharmacies within a 5km to 15km user radius.</w:t>
+      </w:r>
+    </w:p>
+    <w:p>
+      <w:pPr>
+        <w:pStyle w:val="ListParagraph"/>
+        <w:spacing w:before="40" w:after="40" w:line="276" w:lineRule="auto"/>
+      </w:pPr>
+      <w:r>
+        <w:rPr>
+          <w:rFonts w:ascii="Calibri" w:hAnsi="Calibri"/>
+          <w:b/>
+          <w:color w:val="1A1D24"/>
+          <w:sz w:val="22"/>
+        </w:rPr>
+        <w:t xml:space="preserve">• </w:t>
+      </w:r>
+      <w:proofErr w:type="spellStart"/>
+      <w:r>
+        <w:rPr>
+          <w:rFonts w:ascii="Calibri" w:hAnsi="Calibri"/>
+          <w:color w:val="1A1D24"/>
+          <w:sz w:val="22"/>
+        </w:rPr>
+        <w:t>Aladhan</w:t>
+      </w:r>
+      <w:proofErr w:type="spellEnd"/>
+      <w:r>
+        <w:rPr>
+          <w:rFonts w:ascii="Calibri" w:hAnsi="Calibri"/>
+          <w:color w:val="1A1D24"/>
+          <w:sz w:val="22"/>
+        </w:rPr>
+        <w:t xml:space="preserve"> Prayer API: Astronomical calculation engine providing exact daily Fajr (Sehri) and Maghrib (Iftar) timestamps based on GPS coordinates.</w:t>
+      </w:r>
+    </w:p>
+    <w:p>
+      <w:pPr>
+        <w:keepNext/>
+        <w:spacing w:before="360" w:after="120"/>
+      </w:pPr>
+      <w:r>
+        <w:rPr>
+          <w:rFonts w:ascii="Poppins" w:hAnsi="Poppins"/>
+          <w:b/>
+          <w:color w:val="1E6B3D"/>
+          <w:sz w:val="36"/>
+        </w:rPr>
+        <w:t>3. Software Engineering Diagrams &amp;</w:t>
+      </w:r>
+      <w:r>
+        <w:rPr>
+          <w:rFonts w:ascii="Poppins" w:hAnsi="Poppins"/>
+          <w:b/>
+          <w:color w:val="1E6B3D"/>
+          <w:sz w:val="36"/>
+        </w:rPr>
+        <w:t xml:space="preserve"> </w:t>
+      </w:r>
+      <w:r>
+        <w:rPr>
+          <w:rFonts w:ascii="Poppins" w:hAnsi="Poppins"/>
+          <w:b/>
+          <w:color w:val="1E6B3D"/>
+          <w:sz w:val="36"/>
+        </w:rPr>
+        <w:t>Specifications</w:t>
+      </w:r>
+    </w:p>
+    <w:p>
+      <w:pPr>
+        <w:spacing w:before="40" w:after="80" w:line="276" w:lineRule="auto"/>
+      </w:pPr>
+      <w:r>
+        <w:rPr>
+          <w:rFonts w:ascii="Calibri" w:hAnsi="Calibri"/>
+          <w:color w:val="1A1D24"/>
+          <w:sz w:val="22"/>
+        </w:rPr>
+        <w:t>Here are</w:t>
+      </w:r>
+      <w:r>
+        <w:rPr>
+          <w:rFonts w:ascii="Calibri" w:hAnsi="Calibri"/>
+          <w:color w:val="1A1D24"/>
+          <w:sz w:val="22"/>
+        </w:rPr>
+        <w:t xml:space="preserve"> eight foundational architectural and </w:t>
+      </w:r>
+      <w:proofErr w:type="spellStart"/>
+      <w:r>
+        <w:rPr>
+          <w:rFonts w:ascii="Calibri" w:hAnsi="Calibri"/>
+          <w:color w:val="1A1D24"/>
+          <w:sz w:val="22"/>
+        </w:rPr>
+        <w:t>behavioural</w:t>
+      </w:r>
+      <w:proofErr w:type="spellEnd"/>
+      <w:r>
+        <w:rPr>
+          <w:rFonts w:ascii="Calibri" w:hAnsi="Calibri"/>
+          <w:color w:val="1A1D24"/>
+          <w:sz w:val="22"/>
+        </w:rPr>
+        <w:t xml:space="preserve"> diagrams specifying </w:t>
+      </w:r>
+      <w:proofErr w:type="spellStart"/>
+      <w:r>
+        <w:rPr>
+          <w:rFonts w:ascii="Calibri" w:hAnsi="Calibri"/>
+          <w:color w:val="1A1D24"/>
+          <w:sz w:val="22"/>
+        </w:rPr>
+        <w:t>NutriSense's</w:t>
+      </w:r>
+      <w:proofErr w:type="spellEnd"/>
+      <w:r>
+        <w:rPr>
+          <w:rFonts w:ascii="Calibri" w:hAnsi="Calibri"/>
+          <w:color w:val="1A1D24"/>
+          <w:sz w:val="22"/>
+        </w:rPr>
+        <w:t xml:space="preserve"> software design. Each specification outlines the actors, component interactions, lifecycle states, and data pathways.</w:t>
+      </w:r>
+    </w:p>
+    <w:p>
+      <w:pPr>
+        <w:keepNext/>
+        <w:spacing w:before="280" w:after="80"/>
+      </w:pPr>
+      <w:r>
+        <w:rPr>
+          <w:rFonts w:ascii="Poppins" w:hAnsi="Poppins"/>
+          <w:b/>
+          <w:color w:val="00BCD4"/>
+          <w:sz w:val="27"/>
+        </w:rPr>
+        <w:lastRenderedPageBreak/>
+        <w:t>3.1  Figure 1: High-Level System Architecture Diagram (Layered)</w:t>
+      </w:r>
+    </w:p>
+    <w:tbl>
+      <w:tblPr>
+        <w:tblW w:w="0" w:type="auto"/>
+        <w:jc w:val="center"/>
+        <w:tblLook w:val="04A0" w:firstRow="1" w:lastRow="0" w:firstColumn="1" w:lastColumn="0" w:noHBand="0" w:noVBand="1"/>
+      </w:tblPr>
+      <w:tblGrid>
+        <w:gridCol w:w="9010"/>
+      </w:tblGrid>
+      <w:tr>
+        <w:trPr>
+          <w:jc w:val="center"/>
+        </w:trPr>
+        <w:tc>
+          <w:tcPr>
+            <w:tcW w:w="9360" w:type="dxa"/>
+            <w:tcBorders>
+              <w:top w:val="single" w:sz="6" w:space="0" w:color="CBD5E1"/>
+              <w:left w:val="single" w:sz="6" w:space="0" w:color="CBD5E1"/>
+              <w:bottom w:val="single" w:sz="6" w:space="0" w:color="CBD5E1"/>
+              <w:right w:val="single" w:sz="6" w:space="0" w:color="CBD5E1"/>
+            </w:tcBorders>
+            <w:shd w:val="clear" w:color="auto" w:fill="F8FAFC"/>
+          </w:tcPr>
+          <w:p>
+            <w:pPr>
+              <w:spacing w:before="160" w:after="40"/>
+              <w:jc w:val="center"/>
+            </w:pPr>
+            <w:r>
+              <w:rPr>
+                <w:rFonts w:ascii="Poppins" w:hAnsi="Poppins"/>
+                <w:b/>
+                <w:color w:val="1E6B3D"/>
+                <w:sz w:val="22"/>
+              </w:rPr>
+              <w:t>[ Figure 1: Layered System Architecture Diagram ]</w:t>
+            </w:r>
+            <w:r>
+              <w:rPr>
+                <w:rFonts w:ascii="Poppins" w:hAnsi="Poppins"/>
+                <w:b/>
+                <w:color w:val="1E6B3D"/>
+                <w:sz w:val="22"/>
+              </w:rPr>
+              <w:br/>
+            </w:r>
+            <w:r>
+              <w:rPr>
+                <w:rFonts w:ascii="Calibri" w:hAnsi="Calibri"/>
+                <w:i/>
+                <w:color w:val="555E6D"/>
+                <w:sz w:val="19"/>
+              </w:rPr>
+              <w:t>(Architectural Diagram Placement Area)</w:t>
+            </w:r>
+            <w:r>
+              <w:rPr>
+                <w:rFonts w:ascii="Calibri" w:hAnsi="Calibri"/>
+                <w:i/>
+                <w:color w:val="555E6D"/>
+                <w:sz w:val="19"/>
+              </w:rPr>
+              <w:br/>
+              <w:t xml:space="preserve">Illustrates the 5 architectural tiers: Presentation Layer (Flutter UI), Controller &amp; State Layer (Sync/Ramadan/Family Controllers), API Gateway (FastAPI REST), AI &amp; External Services (Gemini Pool, OpenStreetMap, </w:t>
+            </w:r>
+            <w:proofErr w:type="spellStart"/>
+            <w:r>
+              <w:rPr>
+                <w:rFonts w:ascii="Calibri" w:hAnsi="Calibri"/>
+                <w:i/>
+                <w:color w:val="555E6D"/>
+                <w:sz w:val="19"/>
+              </w:rPr>
+              <w:t>OpenFoodFacts</w:t>
+            </w:r>
+            <w:proofErr w:type="spellEnd"/>
+            <w:r>
+              <w:rPr>
+                <w:rFonts w:ascii="Calibri" w:hAnsi="Calibri"/>
+                <w:i/>
+                <w:color w:val="555E6D"/>
+                <w:sz w:val="19"/>
+              </w:rPr>
+              <w:t>), and Data Persistence (</w:t>
+            </w:r>
+            <w:proofErr w:type="spellStart"/>
+            <w:r>
+              <w:rPr>
+                <w:rFonts w:ascii="Calibri" w:hAnsi="Calibri"/>
+                <w:i/>
+                <w:color w:val="555E6D"/>
+                <w:sz w:val="19"/>
+              </w:rPr>
+              <w:t>Supabase</w:t>
+            </w:r>
+            <w:proofErr w:type="spellEnd"/>
+            <w:r>
+              <w:rPr>
+                <w:rFonts w:ascii="Calibri" w:hAnsi="Calibri"/>
+                <w:i/>
+                <w:color w:val="555E6D"/>
+                <w:sz w:val="19"/>
+              </w:rPr>
+              <w:t xml:space="preserve"> PostgreSQL + SQLite).</w:t>
+            </w:r>
+          </w:p>
+        </w:tc>
+      </w:tr>
+    </w:tbl>
+    <w:p>
+      <w:pPr>
+        <w:spacing w:before="40" w:after="80"/>
+      </w:pPr>
+    </w:p>
+    <w:p>
+      <w:pPr>
+        <w:spacing w:before="40" w:after="80" w:line="276" w:lineRule="auto"/>
+      </w:pPr>
+      <w:r>
+        <w:rPr>
+          <w:rFonts w:ascii="Calibri" w:hAnsi="Calibri"/>
+          <w:color w:val="1A1D24"/>
+          <w:sz w:val="22"/>
+        </w:rPr>
+        <w:t xml:space="preserve">Architectural Walkthrough: The Presentation Layer communicates with the Controller Layer via reactive state notifications. The Controller Layer routes network requests through the </w:t>
+      </w:r>
+      <w:proofErr w:type="spellStart"/>
+      <w:r>
+        <w:rPr>
+          <w:rFonts w:ascii="Calibri" w:hAnsi="Calibri"/>
+          <w:color w:val="1A1D24"/>
+          <w:sz w:val="22"/>
+        </w:rPr>
+        <w:t>ApiClient</w:t>
+      </w:r>
+      <w:proofErr w:type="spellEnd"/>
+      <w:r>
+        <w:rPr>
+          <w:rFonts w:ascii="Calibri" w:hAnsi="Calibri"/>
+          <w:color w:val="1A1D24"/>
+          <w:sz w:val="22"/>
+        </w:rPr>
+        <w:t xml:space="preserve"> to FastAPI endpoints. FastAPI orchestrates Gemini AI inference and third-party APIs, persisting validated data to </w:t>
+      </w:r>
+      <w:proofErr w:type="spellStart"/>
+      <w:r>
+        <w:rPr>
+          <w:rFonts w:ascii="Calibri" w:hAnsi="Calibri"/>
+          <w:color w:val="1A1D24"/>
+          <w:sz w:val="22"/>
+        </w:rPr>
+        <w:t>Supabase</w:t>
+      </w:r>
+      <w:proofErr w:type="spellEnd"/>
+      <w:r>
+        <w:rPr>
+          <w:rFonts w:ascii="Calibri" w:hAnsi="Calibri"/>
+          <w:color w:val="1A1D24"/>
+          <w:sz w:val="22"/>
+        </w:rPr>
+        <w:t xml:space="preserve"> while the client maintains an offline-first SQLite mirror.</w:t>
+      </w:r>
+    </w:p>
+    <w:p>
+      <w:pPr>
+        <w:keepNext/>
+        <w:spacing w:before="280" w:after="80"/>
+      </w:pPr>
+      <w:r>
+        <w:rPr>
+          <w:rFonts w:ascii="Poppins" w:hAnsi="Poppins"/>
+          <w:b/>
+          <w:color w:val="00BCD4"/>
+          <w:sz w:val="27"/>
+        </w:rPr>
+        <w:t>3.2  Figure 2: UML Use Case Diagram</w:t>
+      </w:r>
+    </w:p>
+    <w:tbl>
+      <w:tblPr>
+        <w:tblW w:w="0" w:type="auto"/>
+        <w:jc w:val="center"/>
+        <w:tblLook w:val="04A0" w:firstRow="1" w:lastRow="0" w:firstColumn="1" w:lastColumn="0" w:noHBand="0" w:noVBand="1"/>
+      </w:tblPr>
+      <w:tblGrid>
+        <w:gridCol w:w="9010"/>
+      </w:tblGrid>
+      <w:tr>
+        <w:trPr>
+          <w:jc w:val="center"/>
+        </w:trPr>
+        <w:tc>
+          <w:tcPr>
+            <w:tcW w:w="9360" w:type="dxa"/>
+            <w:tcBorders>
+              <w:top w:val="single" w:sz="6" w:space="0" w:color="CBD5E1"/>
+              <w:left w:val="single" w:sz="6" w:space="0" w:color="CBD5E1"/>
+              <w:bottom w:val="single" w:sz="6" w:space="0" w:color="CBD5E1"/>
+              <w:right w:val="single" w:sz="6" w:space="0" w:color="CBD5E1"/>
+            </w:tcBorders>
+            <w:shd w:val="clear" w:color="auto" w:fill="F8FAFC"/>
+          </w:tcPr>
+          <w:p>
+            <w:pPr>
+              <w:spacing w:before="160" w:after="40"/>
+              <w:jc w:val="center"/>
+            </w:pPr>
+            <w:r>
+              <w:rPr>
+                <w:rFonts w:ascii="Poppins" w:hAnsi="Poppins"/>
+                <w:b/>
+                <w:color w:val="1E6B3D"/>
+                <w:sz w:val="22"/>
+              </w:rPr>
+              <w:t>[ Figure 2: UML Use Case Diagram ]</w:t>
+            </w:r>
+            <w:r>
+              <w:rPr>
+                <w:rFonts w:ascii="Poppins" w:hAnsi="Poppins"/>
+                <w:b/>
+                <w:color w:val="1E6B3D"/>
+                <w:sz w:val="22"/>
+              </w:rPr>
+              <w:br/>
+            </w:r>
+            <w:r>
+              <w:rPr>
+                <w:rFonts w:ascii="Calibri" w:hAnsi="Calibri"/>
+                <w:i/>
+                <w:color w:val="555E6D"/>
+                <w:sz w:val="19"/>
+              </w:rPr>
+              <w:t>(Architectural Diagram Placement Area)</w:t>
+            </w:r>
+            <w:r>
+              <w:rPr>
+                <w:rFonts w:ascii="Calibri" w:hAnsi="Calibri"/>
+                <w:i/>
+                <w:color w:val="555E6D"/>
+                <w:sz w:val="19"/>
+              </w:rPr>
+              <w:br/>
+              <w:t>Illustrates primary actors (Primary User, Dependent Profile, AI Coach, Emergency Clinics) interacting with 9 core system use cases including AI Meal Logging, Voice Q&amp;A, Barcode Allergen Check, Ramadan Fasting, Family Tracking, and Emergency Clinic Routing.</w:t>
+            </w:r>
+          </w:p>
+        </w:tc>
+      </w:tr>
+    </w:tbl>
+    <w:p>
+      <w:pPr>
+        <w:spacing w:before="40" w:after="80"/>
+      </w:pPr>
+    </w:p>
+    <w:p>
+      <w:pPr>
+        <w:spacing w:before="40" w:after="80" w:line="276" w:lineRule="auto"/>
+      </w:pPr>
+      <w:r>
+        <w:rPr>
+          <w:rFonts w:ascii="Calibri" w:hAnsi="Calibri"/>
+          <w:color w:val="1A1D24"/>
+          <w:sz w:val="22"/>
+        </w:rPr>
+        <w:t>Use Case Specifications: The Primary User initiates core workflows (Meal Logging, Fasting Mode, Family Management). The AI Coach acts as an active actor providing proactive dietary recommendations and clinical symptom triage. External Emergency Services receive geolocation requests to provide direct turn-by-turn routing.</w:t>
+      </w:r>
+    </w:p>
+    <w:p>
+      <w:pPr>
+        <w:keepNext/>
+        <w:spacing w:before="280" w:after="80"/>
+      </w:pPr>
+      <w:r>
+        <w:rPr>
+          <w:rFonts w:ascii="Poppins" w:hAnsi="Poppins"/>
+          <w:b/>
+          <w:color w:val="00BCD4"/>
+          <w:sz w:val="27"/>
+        </w:rPr>
+        <w:t>3.3  Figure 3: Entity-Relationship Diagram (Database Schema)</w:t>
+      </w:r>
+    </w:p>
+    <w:tbl>
+      <w:tblPr>
+        <w:tblW w:w="0" w:type="auto"/>
+        <w:jc w:val="center"/>
+        <w:tblLook w:val="04A0" w:firstRow="1" w:lastRow="0" w:firstColumn="1" w:lastColumn="0" w:noHBand="0" w:noVBand="1"/>
+      </w:tblPr>
+      <w:tblGrid>
+        <w:gridCol w:w="9010"/>
+      </w:tblGrid>
+      <w:tr>
+        <w:trPr>
+          <w:jc w:val="center"/>
+        </w:trPr>
+        <w:tc>
+          <w:tcPr>
+            <w:tcW w:w="9360" w:type="dxa"/>
+            <w:tcBorders>
+              <w:top w:val="single" w:sz="6" w:space="0" w:color="CBD5E1"/>
+              <w:left w:val="single" w:sz="6" w:space="0" w:color="CBD5E1"/>
+              <w:bottom w:val="single" w:sz="6" w:space="0" w:color="CBD5E1"/>
+              <w:right w:val="single" w:sz="6" w:space="0" w:color="CBD5E1"/>
+            </w:tcBorders>
+            <w:shd w:val="clear" w:color="auto" w:fill="F8FAFC"/>
+          </w:tcPr>
+          <w:p>
+            <w:pPr>
+              <w:spacing w:before="160" w:after="40"/>
+              <w:jc w:val="center"/>
+            </w:pPr>
+            <w:r>
+              <w:rPr>
+                <w:rFonts w:ascii="Poppins" w:hAnsi="Poppins"/>
+                <w:b/>
+                <w:color w:val="1E6B3D"/>
+                <w:sz w:val="22"/>
+              </w:rPr>
+              <w:t>[ Figure 3: Entity-Relationship Diagram (ERD / Database Schema) ]</w:t>
+            </w:r>
+            <w:r>
+              <w:rPr>
+                <w:rFonts w:ascii="Poppins" w:hAnsi="Poppins"/>
+                <w:b/>
+                <w:color w:val="1E6B3D"/>
+                <w:sz w:val="22"/>
+              </w:rPr>
+              <w:br/>
+            </w:r>
+            <w:r>
+              <w:rPr>
+                <w:rFonts w:ascii="Calibri" w:hAnsi="Calibri"/>
+                <w:i/>
+                <w:color w:val="555E6D"/>
+                <w:sz w:val="19"/>
+              </w:rPr>
+              <w:t>(Architectural Diagram Placement Area)</w:t>
+            </w:r>
+            <w:r>
+              <w:rPr>
+                <w:rFonts w:ascii="Calibri" w:hAnsi="Calibri"/>
+                <w:i/>
+                <w:color w:val="555E6D"/>
+                <w:sz w:val="19"/>
+              </w:rPr>
+              <w:br/>
+              <w:t xml:space="preserve">Illustrates relational tables in </w:t>
+            </w:r>
+            <w:proofErr w:type="spellStart"/>
+            <w:r>
+              <w:rPr>
+                <w:rFonts w:ascii="Calibri" w:hAnsi="Calibri"/>
+                <w:i/>
+                <w:color w:val="555E6D"/>
+                <w:sz w:val="19"/>
+              </w:rPr>
+              <w:t>Supabase</w:t>
+            </w:r>
+            <w:proofErr w:type="spellEnd"/>
+            <w:r>
+              <w:rPr>
+                <w:rFonts w:ascii="Calibri" w:hAnsi="Calibri"/>
+                <w:i/>
+                <w:color w:val="555E6D"/>
+                <w:sz w:val="19"/>
+              </w:rPr>
+              <w:t xml:space="preserve"> PostgreSQL: users, </w:t>
+            </w:r>
+            <w:proofErr w:type="spellStart"/>
+            <w:r>
+              <w:rPr>
+                <w:rFonts w:ascii="Calibri" w:hAnsi="Calibri"/>
+                <w:i/>
+                <w:color w:val="555E6D"/>
+                <w:sz w:val="19"/>
+              </w:rPr>
+              <w:t>health_profiles</w:t>
+            </w:r>
+            <w:proofErr w:type="spellEnd"/>
+            <w:r>
+              <w:rPr>
+                <w:rFonts w:ascii="Calibri" w:hAnsi="Calibri"/>
+                <w:i/>
+                <w:color w:val="555E6D"/>
+                <w:sz w:val="19"/>
+              </w:rPr>
+              <w:t xml:space="preserve">, </w:t>
+            </w:r>
+            <w:proofErr w:type="spellStart"/>
+            <w:r>
+              <w:rPr>
+                <w:rFonts w:ascii="Calibri" w:hAnsi="Calibri"/>
+                <w:i/>
+                <w:color w:val="555E6D"/>
+                <w:sz w:val="19"/>
+              </w:rPr>
+              <w:t>family_members</w:t>
+            </w:r>
+            <w:proofErr w:type="spellEnd"/>
+            <w:r>
+              <w:rPr>
+                <w:rFonts w:ascii="Calibri" w:hAnsi="Calibri"/>
+                <w:i/>
+                <w:color w:val="555E6D"/>
+                <w:sz w:val="19"/>
+              </w:rPr>
+              <w:t xml:space="preserve">, </w:t>
+            </w:r>
+            <w:proofErr w:type="spellStart"/>
+            <w:r>
+              <w:rPr>
+                <w:rFonts w:ascii="Calibri" w:hAnsi="Calibri"/>
+                <w:i/>
+                <w:color w:val="555E6D"/>
+                <w:sz w:val="19"/>
+              </w:rPr>
+              <w:t>meal_logs</w:t>
+            </w:r>
+            <w:proofErr w:type="spellEnd"/>
+            <w:r>
+              <w:rPr>
+                <w:rFonts w:ascii="Calibri" w:hAnsi="Calibri"/>
+                <w:i/>
+                <w:color w:val="555E6D"/>
+                <w:sz w:val="19"/>
+              </w:rPr>
+              <w:t xml:space="preserve">, </w:t>
+            </w:r>
+            <w:proofErr w:type="spellStart"/>
+            <w:r>
+              <w:rPr>
+                <w:rFonts w:ascii="Calibri" w:hAnsi="Calibri"/>
+                <w:i/>
+                <w:color w:val="555E6D"/>
+                <w:sz w:val="19"/>
+              </w:rPr>
+              <w:t>chat_history</w:t>
+            </w:r>
+            <w:proofErr w:type="spellEnd"/>
+            <w:r>
+              <w:rPr>
+                <w:rFonts w:ascii="Calibri" w:hAnsi="Calibri"/>
+                <w:i/>
+                <w:color w:val="555E6D"/>
+                <w:sz w:val="19"/>
+              </w:rPr>
+              <w:t xml:space="preserve">, </w:t>
+            </w:r>
+            <w:proofErr w:type="spellStart"/>
+            <w:r>
+              <w:rPr>
+                <w:rFonts w:ascii="Calibri" w:hAnsi="Calibri"/>
+                <w:i/>
+                <w:color w:val="555E6D"/>
+                <w:sz w:val="19"/>
+              </w:rPr>
+              <w:t>water_logs</w:t>
+            </w:r>
+            <w:proofErr w:type="spellEnd"/>
+            <w:r>
+              <w:rPr>
+                <w:rFonts w:ascii="Calibri" w:hAnsi="Calibri"/>
+                <w:i/>
+                <w:color w:val="555E6D"/>
+                <w:sz w:val="19"/>
+              </w:rPr>
+              <w:t xml:space="preserve">, and </w:t>
+            </w:r>
+            <w:proofErr w:type="spellStart"/>
+            <w:r>
+              <w:rPr>
+                <w:rFonts w:ascii="Calibri" w:hAnsi="Calibri"/>
+                <w:i/>
+                <w:color w:val="555E6D"/>
+                <w:sz w:val="19"/>
+              </w:rPr>
+              <w:t>habit_scores</w:t>
+            </w:r>
+            <w:proofErr w:type="spellEnd"/>
+            <w:r>
+              <w:rPr>
+                <w:rFonts w:ascii="Calibri" w:hAnsi="Calibri"/>
+                <w:i/>
+                <w:color w:val="555E6D"/>
+                <w:sz w:val="19"/>
+              </w:rPr>
+              <w:t xml:space="preserve"> with 1:1, 1:N, and foreign key relationships.</w:t>
+            </w:r>
+          </w:p>
+        </w:tc>
+      </w:tr>
+    </w:tbl>
+    <w:p>
+      <w:pPr>
+        <w:spacing w:before="40" w:after="80"/>
+      </w:pPr>
+    </w:p>
+    <w:p>
+      <w:pPr>
+        <w:spacing w:before="40" w:after="80" w:line="276" w:lineRule="auto"/>
+      </w:pPr>
+      <w:r>
+        <w:rPr>
+          <w:rFonts w:ascii="Calibri" w:hAnsi="Calibri"/>
+          <w:color w:val="1A1D24"/>
+          <w:sz w:val="22"/>
+        </w:rPr>
+        <w:t>The database schema is normalized to 3NF, enforcing referential integrity and user isolation via foreign key cascades:</w:t>
+      </w:r>
+    </w:p>
+    <w:tbl>
+      <w:tblPr>
+        <w:tblW w:w="0" w:type="auto"/>
+        <w:jc w:val="center"/>
+        <w:tblBorders>
+          <w:top w:val="single" w:sz="4" w:space="0" w:color="4EA72E" w:themeColor="accent6"/>
+          <w:left w:val="single" w:sz="4" w:space="0" w:color="4EA72E" w:themeColor="accent6"/>
+          <w:bottom w:val="single" w:sz="4" w:space="0" w:color="4EA72E" w:themeColor="accent6"/>
+          <w:right w:val="single" w:sz="4" w:space="0" w:color="4EA72E" w:themeColor="accent6"/>
+          <w:insideH w:val="single" w:sz="4" w:space="0" w:color="4EA72E" w:themeColor="accent6"/>
+          <w:insideV w:val="single" w:sz="4" w:space="0" w:color="4EA72E" w:themeColor="accent6"/>
+        </w:tblBorders>
+        <w:tblLook w:val="04A0" w:firstRow="1" w:lastRow="0" w:firstColumn="1" w:lastColumn="0" w:noHBand="0" w:noVBand="1"/>
+      </w:tblPr>
+      <w:tblGrid>
+        <w:gridCol w:w="2114"/>
+        <w:gridCol w:w="3061"/>
+        <w:gridCol w:w="3841"/>
+      </w:tblGrid>
+      <w:tr>
+        <w:trPr>
+          <w:jc w:val="center"/>
+        </w:trPr>
+        <w:tc>
+          <w:tcPr>
+            <w:tcW w:w="2160" w:type="dxa"/>
+            <w:shd w:val="clear" w:color="auto" w:fill="1E6B3D"/>
+          </w:tcPr>
+          <w:p>
+            <w:pPr>
+              <w:spacing w:before="80" w:after="80"/>
+            </w:pPr>
+            <w:r>
+              <w:rPr>
+                <w:rFonts w:ascii="Poppins" w:hAnsi="Poppins"/>
+                <w:b/>
+                <w:color w:val="FFFFFF"/>
+                <w:sz w:val="19"/>
+              </w:rPr>
+              <w:t>Table Name</w:t>
+            </w:r>
+          </w:p>
+        </w:tc>
+        <w:tc>
+          <w:tcPr>
+            <w:tcW w:w="3168" w:type="dxa"/>
+            <w:shd w:val="clear" w:color="auto" w:fill="1E6B3D"/>
+          </w:tcPr>
+          <w:p>
+            <w:pPr>
+              <w:spacing w:before="80" w:after="80"/>
+            </w:pPr>
+            <w:r>
+              <w:rPr>
+                <w:rFonts w:ascii="Poppins" w:hAnsi="Poppins"/>
+                <w:b/>
+                <w:color w:val="FFFFFF"/>
+                <w:sz w:val="19"/>
+              </w:rPr>
+              <w:t>Key Columns &amp; Types</w:t>
+            </w:r>
+          </w:p>
+        </w:tc>
+        <w:tc>
+          <w:tcPr>
+            <w:tcW w:w="4032" w:type="dxa"/>
+            <w:shd w:val="clear" w:color="auto" w:fill="1E6B3D"/>
+          </w:tcPr>
+          <w:p>
+            <w:pPr>
+              <w:spacing w:before="80" w:after="80"/>
+            </w:pPr>
+            <w:r>
+              <w:rPr>
+                <w:rFonts w:ascii="Poppins" w:hAnsi="Poppins"/>
+                <w:b/>
+                <w:color w:val="FFFFFF"/>
+                <w:sz w:val="19"/>
+              </w:rPr>
+              <w:t>Relational Constraints &amp; Description</w:t>
+            </w:r>
+          </w:p>
+        </w:tc>
+      </w:tr>
+      <w:tr>
+        <w:trPr>
+          <w:jc w:val="center"/>
+        </w:trPr>
+        <w:tc>
+          <w:tcPr>
+            <w:tcW w:w="2160" w:type="dxa"/>
+            <w:shd w:val="clear" w:color="auto" w:fill="FFFFFF"/>
+          </w:tcPr>
+          <w:p>
+            <w:pPr>
+              <w:spacing w:before="60" w:after="60"/>
+            </w:pPr>
+            <w:r>
+              <w:rPr>
+                <w:rFonts w:ascii="Calibri" w:hAnsi="Calibri"/>
+                <w:color w:val="1A1D24"/>
+                <w:sz w:val="19"/>
+              </w:rPr>
+              <w:t>users</w:t>
+            </w:r>
+          </w:p>
+        </w:tc>
+        <w:tc>
+          <w:tcPr>
+            <w:tcW w:w="3168" w:type="dxa"/>
+            <w:shd w:val="clear" w:color="auto" w:fill="FFFFFF"/>
+          </w:tcPr>
+          <w:p>
+            <w:pPr>
+              <w:spacing w:before="60" w:after="60"/>
+            </w:pPr>
+            <w:r>
+              <w:rPr>
+                <w:rFonts w:ascii="Calibri" w:hAnsi="Calibri"/>
+                <w:color w:val="1A1D24"/>
+                <w:sz w:val="19"/>
+              </w:rPr>
+              <w:t xml:space="preserve">id (UUID PK), email, </w:t>
+            </w:r>
+            <w:proofErr w:type="spellStart"/>
+            <w:r>
+              <w:rPr>
+                <w:rFonts w:ascii="Calibri" w:hAnsi="Calibri"/>
+                <w:color w:val="1A1D24"/>
+                <w:sz w:val="19"/>
+              </w:rPr>
+              <w:t>created_at</w:t>
+            </w:r>
+            <w:proofErr w:type="spellEnd"/>
+          </w:p>
+        </w:tc>
+        <w:tc>
+          <w:tcPr>
+            <w:tcW w:w="4032" w:type="dxa"/>
+            <w:shd w:val="clear" w:color="auto" w:fill="FFFFFF"/>
+          </w:tcPr>
+          <w:p>
+            <w:pPr>
+              <w:spacing w:before="60" w:after="60"/>
+            </w:pPr>
+            <w:r>
+              <w:rPr>
+                <w:rFonts w:ascii="Calibri" w:hAnsi="Calibri"/>
+                <w:color w:val="1A1D24"/>
+                <w:sz w:val="19"/>
+              </w:rPr>
+              <w:t xml:space="preserve">Root </w:t>
+            </w:r>
+            <w:proofErr w:type="spellStart"/>
+            <w:r>
+              <w:rPr>
+                <w:rFonts w:ascii="Calibri" w:hAnsi="Calibri"/>
+                <w:color w:val="1A1D24"/>
+                <w:sz w:val="19"/>
+              </w:rPr>
+              <w:t>Supabase</w:t>
+            </w:r>
+            <w:proofErr w:type="spellEnd"/>
+            <w:r>
+              <w:rPr>
+                <w:rFonts w:ascii="Calibri" w:hAnsi="Calibri"/>
+                <w:color w:val="1A1D24"/>
+                <w:sz w:val="19"/>
+              </w:rPr>
+              <w:t xml:space="preserve"> Auth entity representing registered accounts.</w:t>
+            </w:r>
+          </w:p>
+        </w:tc>
+      </w:tr>
+      <w:tr>
+        <w:trPr>
+          <w:jc w:val="center"/>
+        </w:trPr>
+        <w:tc>
+          <w:tcPr>
+            <w:tcW w:w="2160" w:type="dxa"/>
+            <w:shd w:val="clear" w:color="auto" w:fill="F8FAFC"/>
+          </w:tcPr>
+          <w:p>
+            <w:pPr>
+              <w:spacing w:before="60" w:after="60"/>
+            </w:pPr>
+            <w:proofErr w:type="spellStart"/>
+            <w:r>
+              <w:rPr>
+                <w:rFonts w:ascii="Calibri" w:hAnsi="Calibri"/>
+                <w:color w:val="1A1D24"/>
+                <w:sz w:val="19"/>
+              </w:rPr>
+              <w:t>health_profiles</w:t>
+            </w:r>
+            <w:proofErr w:type="spellEnd"/>
+          </w:p>
+        </w:tc>
+        <w:tc>
+          <w:tcPr>
+            <w:tcW w:w="3168" w:type="dxa"/>
+            <w:shd w:val="clear" w:color="auto" w:fill="F8FAFC"/>
+          </w:tcPr>
+          <w:p>
+            <w:pPr>
+              <w:spacing w:before="60" w:after="60"/>
+            </w:pPr>
+            <w:proofErr w:type="spellStart"/>
+            <w:r>
+              <w:rPr>
+                <w:rFonts w:ascii="Calibri" w:hAnsi="Calibri"/>
+                <w:color w:val="1A1D24"/>
+                <w:sz w:val="19"/>
+              </w:rPr>
+              <w:t>user_id</w:t>
+            </w:r>
+            <w:proofErr w:type="spellEnd"/>
+            <w:r>
+              <w:rPr>
+                <w:rFonts w:ascii="Calibri" w:hAnsi="Calibri"/>
+                <w:color w:val="1A1D24"/>
+                <w:sz w:val="19"/>
+              </w:rPr>
+              <w:t xml:space="preserve"> (UUID FK), age, height, weight, goal, conditions[], allergies[]</w:t>
+            </w:r>
+          </w:p>
+        </w:tc>
+        <w:tc>
+          <w:tcPr>
+            <w:tcW w:w="4032" w:type="dxa"/>
+            <w:shd w:val="clear" w:color="auto" w:fill="F8FAFC"/>
+          </w:tcPr>
+          <w:p>
+            <w:pPr>
+              <w:spacing w:before="60" w:after="60"/>
+            </w:pPr>
+            <w:r>
+              <w:rPr>
+                <w:rFonts w:ascii="Calibri" w:hAnsi="Calibri"/>
+                <w:color w:val="1A1D24"/>
+                <w:sz w:val="19"/>
+              </w:rPr>
+              <w:t>1:1 with users. Stores clinical metrics, daily targets, and allergies.</w:t>
+            </w:r>
+          </w:p>
+        </w:tc>
+      </w:tr>
+      <w:tr>
+        <w:trPr>
+          <w:jc w:val="center"/>
+        </w:trPr>
+        <w:tc>
+          <w:tcPr>
+            <w:tcW w:w="2160" w:type="dxa"/>
+            <w:shd w:val="clear" w:color="auto" w:fill="FFFFFF"/>
+          </w:tcPr>
+          <w:p>
+            <w:pPr>
+              <w:spacing w:before="60" w:after="60"/>
+            </w:pPr>
+            <w:proofErr w:type="spellStart"/>
+            <w:r>
+              <w:rPr>
+                <w:rFonts w:ascii="Calibri" w:hAnsi="Calibri"/>
+                <w:color w:val="1A1D24"/>
+                <w:sz w:val="19"/>
+              </w:rPr>
+              <w:t>family_members</w:t>
+            </w:r>
+            <w:proofErr w:type="spellEnd"/>
+          </w:p>
+        </w:tc>
+        <w:tc>
+          <w:tcPr>
+            <w:tcW w:w="3168" w:type="dxa"/>
+            <w:shd w:val="clear" w:color="auto" w:fill="FFFFFF"/>
+          </w:tcPr>
+          <w:p>
+            <w:pPr>
+              <w:spacing w:before="60" w:after="60"/>
+            </w:pPr>
+            <w:r>
+              <w:rPr>
+                <w:rFonts w:ascii="Calibri" w:hAnsi="Calibri"/>
+                <w:color w:val="1A1D24"/>
+                <w:sz w:val="19"/>
+              </w:rPr>
+              <w:t xml:space="preserve">id (UUID PK), </w:t>
+            </w:r>
+            <w:proofErr w:type="spellStart"/>
+            <w:r>
+              <w:rPr>
+                <w:rFonts w:ascii="Calibri" w:hAnsi="Calibri"/>
+                <w:color w:val="1A1D24"/>
+                <w:sz w:val="19"/>
+              </w:rPr>
+              <w:t>primary_user_id</w:t>
+            </w:r>
+            <w:proofErr w:type="spellEnd"/>
+            <w:r>
+              <w:rPr>
+                <w:rFonts w:ascii="Calibri" w:hAnsi="Calibri"/>
+                <w:color w:val="1A1D24"/>
+                <w:sz w:val="19"/>
+              </w:rPr>
+              <w:t xml:space="preserve"> (FK), name, relationship, age, conditions[]</w:t>
+            </w:r>
+          </w:p>
+        </w:tc>
+        <w:tc>
+          <w:tcPr>
+            <w:tcW w:w="4032" w:type="dxa"/>
+            <w:shd w:val="clear" w:color="auto" w:fill="FFFFFF"/>
+          </w:tcPr>
+          <w:p>
+            <w:pPr>
+              <w:spacing w:before="60" w:after="60"/>
+            </w:pPr>
+            <w:r>
+              <w:rPr>
+                <w:rFonts w:ascii="Calibri" w:hAnsi="Calibri"/>
+                <w:color w:val="1A1D24"/>
+                <w:sz w:val="19"/>
+              </w:rPr>
+              <w:t>1:N with users. Stores dependent sub-profiles for family tracking.</w:t>
+            </w:r>
+          </w:p>
+        </w:tc>
+      </w:tr>
+      <w:tr>
+        <w:trPr>
+          <w:jc w:val="center"/>
+        </w:trPr>
+        <w:tc>
+          <w:tcPr>
+            <w:tcW w:w="2160" w:type="dxa"/>
+            <w:shd w:val="clear" w:color="auto" w:fill="F8FAFC"/>
+          </w:tcPr>
+          <w:p>
+            <w:pPr>
+              <w:spacing w:before="60" w:after="60"/>
+            </w:pPr>
+            <w:proofErr w:type="spellStart"/>
+            <w:r>
+              <w:rPr>
+                <w:rFonts w:ascii="Calibri" w:hAnsi="Calibri"/>
+                <w:color w:val="1A1D24"/>
+                <w:sz w:val="19"/>
+              </w:rPr>
+              <w:t>meal_logs</w:t>
+            </w:r>
+            <w:proofErr w:type="spellEnd"/>
+          </w:p>
+        </w:tc>
+        <w:tc>
+          <w:tcPr>
+            <w:tcW w:w="3168" w:type="dxa"/>
+            <w:shd w:val="clear" w:color="auto" w:fill="F8FAFC"/>
+          </w:tcPr>
+          <w:p>
+            <w:pPr>
+              <w:spacing w:before="60" w:after="60"/>
+            </w:pPr>
+            <w:r>
+              <w:rPr>
+                <w:rFonts w:ascii="Calibri" w:hAnsi="Calibri"/>
+                <w:color w:val="1A1D24"/>
+                <w:sz w:val="19"/>
+              </w:rPr>
+              <w:t xml:space="preserve">id (UUID PK), </w:t>
+            </w:r>
+            <w:proofErr w:type="spellStart"/>
+            <w:r>
+              <w:rPr>
+                <w:rFonts w:ascii="Calibri" w:hAnsi="Calibri"/>
+                <w:color w:val="1A1D24"/>
+                <w:sz w:val="19"/>
+              </w:rPr>
+              <w:t>user_id</w:t>
+            </w:r>
+            <w:proofErr w:type="spellEnd"/>
+            <w:r>
+              <w:rPr>
+                <w:rFonts w:ascii="Calibri" w:hAnsi="Calibri"/>
+                <w:color w:val="1A1D24"/>
+                <w:sz w:val="19"/>
+              </w:rPr>
+              <w:t xml:space="preserve"> (FK), </w:t>
+            </w:r>
+            <w:proofErr w:type="spellStart"/>
+            <w:r>
+              <w:rPr>
+                <w:rFonts w:ascii="Calibri" w:hAnsi="Calibri"/>
+                <w:color w:val="1A1D24"/>
+                <w:sz w:val="19"/>
+              </w:rPr>
+              <w:t>family_member_id</w:t>
+            </w:r>
+            <w:proofErr w:type="spellEnd"/>
+            <w:r>
+              <w:rPr>
+                <w:rFonts w:ascii="Calibri" w:hAnsi="Calibri"/>
+                <w:color w:val="1A1D24"/>
+                <w:sz w:val="19"/>
+              </w:rPr>
+              <w:t xml:space="preserve"> (FK), notes, calories, macros</w:t>
+            </w:r>
+          </w:p>
+        </w:tc>
+        <w:tc>
+          <w:tcPr>
+            <w:tcW w:w="4032" w:type="dxa"/>
+            <w:shd w:val="clear" w:color="auto" w:fill="F8FAFC"/>
+          </w:tcPr>
+          <w:p>
+            <w:pPr>
+              <w:spacing w:before="60" w:after="60"/>
+            </w:pPr>
+            <w:r>
+              <w:rPr>
+                <w:rFonts w:ascii="Calibri" w:hAnsi="Calibri"/>
+                <w:color w:val="1A1D24"/>
+                <w:sz w:val="19"/>
+              </w:rPr>
+              <w:t>Stores logged meals with macro breakdown and offline sync flags.</w:t>
+            </w:r>
+          </w:p>
+        </w:tc>
+      </w:tr>
+      <w:tr>
+        <w:trPr>
+          <w:jc w:val="center"/>
+        </w:trPr>
+        <w:tc>
+          <w:tcPr>
+            <w:tcW w:w="2160" w:type="dxa"/>
+            <w:shd w:val="clear" w:color="auto" w:fill="FFFFFF"/>
+          </w:tcPr>
+          <w:p>
+            <w:pPr>
+              <w:spacing w:before="60" w:after="60"/>
+            </w:pPr>
+            <w:proofErr w:type="spellStart"/>
+            <w:r>
+              <w:rPr>
+                <w:rFonts w:ascii="Calibri" w:hAnsi="Calibri"/>
+                <w:color w:val="1A1D24"/>
+                <w:sz w:val="19"/>
+              </w:rPr>
+              <w:lastRenderedPageBreak/>
+              <w:t>chat_history</w:t>
+            </w:r>
+            <w:proofErr w:type="spellEnd"/>
+          </w:p>
+        </w:tc>
+        <w:tc>
+          <w:tcPr>
+            <w:tcW w:w="3168" w:type="dxa"/>
+            <w:shd w:val="clear" w:color="auto" w:fill="FFFFFF"/>
+          </w:tcPr>
+          <w:p>
+            <w:pPr>
+              <w:spacing w:before="60" w:after="60"/>
+            </w:pPr>
+            <w:r>
+              <w:rPr>
+                <w:rFonts w:ascii="Calibri" w:hAnsi="Calibri"/>
+                <w:color w:val="1A1D24"/>
+                <w:sz w:val="19"/>
+              </w:rPr>
+              <w:t xml:space="preserve">id (UUID PK), </w:t>
+            </w:r>
+            <w:proofErr w:type="spellStart"/>
+            <w:r>
+              <w:rPr>
+                <w:rFonts w:ascii="Calibri" w:hAnsi="Calibri"/>
+                <w:color w:val="1A1D24"/>
+                <w:sz w:val="19"/>
+              </w:rPr>
+              <w:t>user_id</w:t>
+            </w:r>
+            <w:proofErr w:type="spellEnd"/>
+            <w:r>
+              <w:rPr>
+                <w:rFonts w:ascii="Calibri" w:hAnsi="Calibri"/>
+                <w:color w:val="1A1D24"/>
+                <w:sz w:val="19"/>
+              </w:rPr>
+              <w:t xml:space="preserve"> (FK), sender, message, metadata, timestamp</w:t>
+            </w:r>
+          </w:p>
+        </w:tc>
+        <w:tc>
+          <w:tcPr>
+            <w:tcW w:w="4032" w:type="dxa"/>
+            <w:shd w:val="clear" w:color="auto" w:fill="FFFFFF"/>
+          </w:tcPr>
+          <w:p>
+            <w:pPr>
+              <w:spacing w:before="60" w:after="60"/>
+            </w:pPr>
+            <w:r>
+              <w:rPr>
+                <w:rFonts w:ascii="Calibri" w:hAnsi="Calibri"/>
+                <w:color w:val="1A1D24"/>
+                <w:sz w:val="19"/>
+              </w:rPr>
+              <w:t>Maintains multi-turn conversations between user and AI Health Coach.</w:t>
+            </w:r>
+          </w:p>
+        </w:tc>
+      </w:tr>
+      <w:tr>
+        <w:trPr>
+          <w:jc w:val="center"/>
+        </w:trPr>
+        <w:tc>
+          <w:tcPr>
+            <w:tcW w:w="2160" w:type="dxa"/>
+            <w:shd w:val="clear" w:color="auto" w:fill="F8FAFC"/>
+          </w:tcPr>
+          <w:p>
+            <w:pPr>
+              <w:spacing w:before="60" w:after="60"/>
+            </w:pPr>
+            <w:proofErr w:type="spellStart"/>
+            <w:r>
+              <w:rPr>
+                <w:rFonts w:ascii="Calibri" w:hAnsi="Calibri"/>
+                <w:color w:val="1A1D24"/>
+                <w:sz w:val="19"/>
+              </w:rPr>
+              <w:t>water_logs</w:t>
+            </w:r>
+            <w:proofErr w:type="spellEnd"/>
+          </w:p>
+        </w:tc>
+        <w:tc>
+          <w:tcPr>
+            <w:tcW w:w="3168" w:type="dxa"/>
+            <w:shd w:val="clear" w:color="auto" w:fill="F8FAFC"/>
+          </w:tcPr>
+          <w:p>
+            <w:pPr>
+              <w:spacing w:before="60" w:after="60"/>
+            </w:pPr>
+            <w:r>
+              <w:rPr>
+                <w:rFonts w:ascii="Calibri" w:hAnsi="Calibri"/>
+                <w:color w:val="1A1D24"/>
+                <w:sz w:val="19"/>
+              </w:rPr>
+              <w:t xml:space="preserve">id (UUID PK), </w:t>
+            </w:r>
+            <w:proofErr w:type="spellStart"/>
+            <w:r>
+              <w:rPr>
+                <w:rFonts w:ascii="Calibri" w:hAnsi="Calibri"/>
+                <w:color w:val="1A1D24"/>
+                <w:sz w:val="19"/>
+              </w:rPr>
+              <w:t>user_id</w:t>
+            </w:r>
+            <w:proofErr w:type="spellEnd"/>
+            <w:r>
+              <w:rPr>
+                <w:rFonts w:ascii="Calibri" w:hAnsi="Calibri"/>
+                <w:color w:val="1A1D24"/>
+                <w:sz w:val="19"/>
+              </w:rPr>
+              <w:t xml:space="preserve"> (FK), </w:t>
+            </w:r>
+            <w:proofErr w:type="spellStart"/>
+            <w:r>
+              <w:rPr>
+                <w:rFonts w:ascii="Calibri" w:hAnsi="Calibri"/>
+                <w:color w:val="1A1D24"/>
+                <w:sz w:val="19"/>
+              </w:rPr>
+              <w:t>amount_ml</w:t>
+            </w:r>
+            <w:proofErr w:type="spellEnd"/>
+            <w:r>
+              <w:rPr>
+                <w:rFonts w:ascii="Calibri" w:hAnsi="Calibri"/>
+                <w:color w:val="1A1D24"/>
+                <w:sz w:val="19"/>
+              </w:rPr>
+              <w:t xml:space="preserve">, </w:t>
+            </w:r>
+            <w:proofErr w:type="spellStart"/>
+            <w:r>
+              <w:rPr>
+                <w:rFonts w:ascii="Calibri" w:hAnsi="Calibri"/>
+                <w:color w:val="1A1D24"/>
+                <w:sz w:val="19"/>
+              </w:rPr>
+              <w:t>logged_at</w:t>
+            </w:r>
+            <w:proofErr w:type="spellEnd"/>
+          </w:p>
+        </w:tc>
+        <w:tc>
+          <w:tcPr>
+            <w:tcW w:w="4032" w:type="dxa"/>
+            <w:shd w:val="clear" w:color="auto" w:fill="F8FAFC"/>
+          </w:tcPr>
+          <w:p>
+            <w:pPr>
+              <w:spacing w:before="60" w:after="60"/>
+            </w:pPr>
+            <w:r>
+              <w:rPr>
+                <w:rFonts w:ascii="Calibri" w:hAnsi="Calibri"/>
+                <w:color w:val="1A1D24"/>
+                <w:sz w:val="19"/>
+              </w:rPr>
+              <w:t>Logs hydration entries for daily water target tracking.</w:t>
+            </w:r>
+          </w:p>
+        </w:tc>
+      </w:tr>
+      <w:tr>
+        <w:trPr>
+          <w:jc w:val="center"/>
+        </w:trPr>
+        <w:tc>
+          <w:tcPr>
+            <w:tcW w:w="2160" w:type="dxa"/>
+            <w:shd w:val="clear" w:color="auto" w:fill="FFFFFF"/>
+          </w:tcPr>
+          <w:p>
+            <w:pPr>
+              <w:spacing w:before="60" w:after="60"/>
+            </w:pPr>
+            <w:proofErr w:type="spellStart"/>
+            <w:r>
+              <w:rPr>
+                <w:rFonts w:ascii="Calibri" w:hAnsi="Calibri"/>
+                <w:color w:val="1A1D24"/>
+                <w:sz w:val="19"/>
+              </w:rPr>
+              <w:t>habit_scores</w:t>
+            </w:r>
+            <w:proofErr w:type="spellEnd"/>
+          </w:p>
+        </w:tc>
+        <w:tc>
+          <w:tcPr>
+            <w:tcW w:w="3168" w:type="dxa"/>
+            <w:shd w:val="clear" w:color="auto" w:fill="FFFFFF"/>
+          </w:tcPr>
+          <w:p>
+            <w:pPr>
+              <w:spacing w:before="60" w:after="60"/>
+            </w:pPr>
+            <w:r>
+              <w:rPr>
+                <w:rFonts w:ascii="Calibri" w:hAnsi="Calibri"/>
+                <w:color w:val="1A1D24"/>
+                <w:sz w:val="19"/>
+              </w:rPr>
+              <w:t xml:space="preserve">id (UUID PK), </w:t>
+            </w:r>
+            <w:proofErr w:type="spellStart"/>
+            <w:r>
+              <w:rPr>
+                <w:rFonts w:ascii="Calibri" w:hAnsi="Calibri"/>
+                <w:color w:val="1A1D24"/>
+                <w:sz w:val="19"/>
+              </w:rPr>
+              <w:t>user_id</w:t>
+            </w:r>
+            <w:proofErr w:type="spellEnd"/>
+            <w:r>
+              <w:rPr>
+                <w:rFonts w:ascii="Calibri" w:hAnsi="Calibri"/>
+                <w:color w:val="1A1D24"/>
+                <w:sz w:val="19"/>
+              </w:rPr>
+              <w:t xml:space="preserve"> (FK), score, </w:t>
+            </w:r>
+            <w:proofErr w:type="spellStart"/>
+            <w:r>
+              <w:rPr>
+                <w:rFonts w:ascii="Calibri" w:hAnsi="Calibri"/>
+                <w:color w:val="1A1D24"/>
+                <w:sz w:val="19"/>
+              </w:rPr>
+              <w:t>streak_days</w:t>
+            </w:r>
+            <w:proofErr w:type="spellEnd"/>
+            <w:r>
+              <w:rPr>
+                <w:rFonts w:ascii="Calibri" w:hAnsi="Calibri"/>
+                <w:color w:val="1A1D24"/>
+                <w:sz w:val="19"/>
+              </w:rPr>
+              <w:t xml:space="preserve">, </w:t>
+            </w:r>
+            <w:proofErr w:type="spellStart"/>
+            <w:r>
+              <w:rPr>
+                <w:rFonts w:ascii="Calibri" w:hAnsi="Calibri"/>
+                <w:color w:val="1A1D24"/>
+                <w:sz w:val="19"/>
+              </w:rPr>
+              <w:t>last_calculated</w:t>
+            </w:r>
+            <w:proofErr w:type="spellEnd"/>
+          </w:p>
+        </w:tc>
+        <w:tc>
+          <w:tcPr>
+            <w:tcW w:w="4032" w:type="dxa"/>
+            <w:shd w:val="clear" w:color="auto" w:fill="FFFFFF"/>
+          </w:tcPr>
+          <w:p>
+            <w:pPr>
+              <w:spacing w:before="60" w:after="60"/>
+            </w:pPr>
+            <w:r>
+              <w:rPr>
+                <w:rFonts w:ascii="Calibri" w:hAnsi="Calibri"/>
+                <w:color w:val="1A1D24"/>
+                <w:sz w:val="19"/>
+              </w:rPr>
+              <w:t>Maintains 30-day algorithmic consistency scores and streaks.</w:t>
+            </w:r>
+          </w:p>
+        </w:tc>
+      </w:tr>
+    </w:tbl>
+    <w:p>
+      <w:pPr>
+        <w:keepNext/>
+        <w:spacing w:before="280" w:after="80"/>
+      </w:pPr>
+      <w:r>
+        <w:rPr>
+          <w:rFonts w:ascii="Poppins" w:hAnsi="Poppins"/>
+          <w:b/>
+          <w:color w:val="00BCD4"/>
+          <w:sz w:val="27"/>
+        </w:rPr>
+        <w:t>3.4  Figure 4: Sequence Diagram – AI Meal Logging &amp; Macro Estimation</w:t>
+      </w:r>
+    </w:p>
+    <w:tbl>
+      <w:tblPr>
+        <w:tblW w:w="0" w:type="auto"/>
+        <w:jc w:val="center"/>
+        <w:tblLook w:val="04A0" w:firstRow="1" w:lastRow="0" w:firstColumn="1" w:lastColumn="0" w:noHBand="0" w:noVBand="1"/>
+      </w:tblPr>
+      <w:tblGrid>
+        <w:gridCol w:w="9010"/>
+      </w:tblGrid>
+      <w:tr>
+        <w:trPr>
+          <w:jc w:val="center"/>
+        </w:trPr>
+        <w:tc>
+          <w:tcPr>
+            <w:tcW w:w="9360" w:type="dxa"/>
+            <w:tcBorders>
+              <w:top w:val="single" w:sz="6" w:space="0" w:color="CBD5E1"/>
+              <w:left w:val="single" w:sz="6" w:space="0" w:color="CBD5E1"/>
+              <w:bottom w:val="single" w:sz="6" w:space="0" w:color="CBD5E1"/>
+              <w:right w:val="single" w:sz="6" w:space="0" w:color="CBD5E1"/>
+            </w:tcBorders>
+            <w:shd w:val="clear" w:color="auto" w:fill="F8FAFC"/>
+          </w:tcPr>
+          <w:p>
+            <w:pPr>
+              <w:spacing w:before="160" w:after="40"/>
+              <w:jc w:val="center"/>
+            </w:pPr>
+            <w:r>
+              <w:rPr>
+                <w:rFonts w:ascii="Poppins" w:hAnsi="Poppins"/>
+                <w:b/>
+                <w:color w:val="1E6B3D"/>
+                <w:sz w:val="22"/>
+              </w:rPr>
+              <w:t>[ Figure 4: Sequence Diagram – AI Meal Logging Lifecycle ]</w:t>
+            </w:r>
+            <w:r>
+              <w:rPr>
+                <w:rFonts w:ascii="Poppins" w:hAnsi="Poppins"/>
+                <w:b/>
+                <w:color w:val="1E6B3D"/>
+                <w:sz w:val="22"/>
+              </w:rPr>
+              <w:br/>
+            </w:r>
+            <w:r>
+              <w:rPr>
+                <w:rFonts w:ascii="Calibri" w:hAnsi="Calibri"/>
+                <w:i/>
+                <w:color w:val="555E6D"/>
+                <w:sz w:val="19"/>
+              </w:rPr>
+              <w:t>(Architectural Diagram Placement Area)</w:t>
+            </w:r>
+            <w:r>
+              <w:rPr>
+                <w:rFonts w:ascii="Calibri" w:hAnsi="Calibri"/>
+                <w:i/>
+                <w:color w:val="555E6D"/>
+                <w:sz w:val="19"/>
+              </w:rPr>
+              <w:br/>
+              <w:t>Sequence: User -&gt; Flutter UI (</w:t>
+            </w:r>
+            <w:proofErr w:type="spellStart"/>
+            <w:r>
+              <w:rPr>
+                <w:rFonts w:ascii="Calibri" w:hAnsi="Calibri"/>
+                <w:i/>
+                <w:color w:val="555E6D"/>
+                <w:sz w:val="19"/>
+              </w:rPr>
+              <w:t>ManualLogScreen</w:t>
+            </w:r>
+            <w:proofErr w:type="spellEnd"/>
+            <w:r>
+              <w:rPr>
+                <w:rFonts w:ascii="Calibri" w:hAnsi="Calibri"/>
+                <w:i/>
+                <w:color w:val="555E6D"/>
+                <w:sz w:val="19"/>
+              </w:rPr>
+              <w:t xml:space="preserve">) -&gt; FastAPI Backend (/meals/search-food) -&gt; </w:t>
+            </w:r>
+            <w:proofErr w:type="spellStart"/>
+            <w:r>
+              <w:rPr>
+                <w:rFonts w:ascii="Calibri" w:hAnsi="Calibri"/>
+                <w:i/>
+                <w:color w:val="555E6D"/>
+                <w:sz w:val="19"/>
+              </w:rPr>
+              <w:t>GeminiPool</w:t>
+            </w:r>
+            <w:proofErr w:type="spellEnd"/>
+            <w:r>
+              <w:rPr>
+                <w:rFonts w:ascii="Calibri" w:hAnsi="Calibri"/>
+                <w:i/>
+                <w:color w:val="555E6D"/>
+                <w:sz w:val="19"/>
+              </w:rPr>
+              <w:t xml:space="preserve"> -&gt; SQLite Cache -&gt; </w:t>
+            </w:r>
+            <w:proofErr w:type="spellStart"/>
+            <w:r>
+              <w:rPr>
+                <w:rFonts w:ascii="Calibri" w:hAnsi="Calibri"/>
+                <w:i/>
+                <w:color w:val="555E6D"/>
+                <w:sz w:val="19"/>
+              </w:rPr>
+              <w:t>Supabase</w:t>
+            </w:r>
+            <w:proofErr w:type="spellEnd"/>
+            <w:r>
+              <w:rPr>
+                <w:rFonts w:ascii="Calibri" w:hAnsi="Calibri"/>
+                <w:i/>
+                <w:color w:val="555E6D"/>
+                <w:sz w:val="19"/>
+              </w:rPr>
+              <w:t xml:space="preserve"> Cloud DB.</w:t>
+            </w:r>
+          </w:p>
+        </w:tc>
+      </w:tr>
+    </w:tbl>
+    <w:p>
+      <w:pPr>
+        <w:spacing w:before="40" w:after="80"/>
+      </w:pPr>
+    </w:p>
+    <w:p>
+      <w:pPr>
+        <w:spacing w:before="40" w:after="80" w:line="276" w:lineRule="auto"/>
+      </w:pPr>
+      <w:r>
+        <w:rPr>
+          <w:rFonts w:ascii="Calibri" w:hAnsi="Calibri"/>
+          <w:color w:val="1A1D24"/>
+          <w:sz w:val="22"/>
+        </w:rPr>
+        <w:t xml:space="preserve">Lifecycle Execution: (1) User inputs '1 plate Chicken Biryani with Raita'. (2) Flutter sends JSON payload to FastAPI `/meals/search-food`. (3) FastAPI prompts </w:t>
+      </w:r>
+      <w:proofErr w:type="spellStart"/>
+      <w:r>
+        <w:rPr>
+          <w:rFonts w:ascii="Calibri" w:hAnsi="Calibri"/>
+          <w:color w:val="1A1D24"/>
+          <w:sz w:val="22"/>
+        </w:rPr>
+        <w:t>GeminiPool</w:t>
+      </w:r>
+      <w:proofErr w:type="spellEnd"/>
+      <w:r>
+        <w:rPr>
+          <w:rFonts w:ascii="Calibri" w:hAnsi="Calibri"/>
+          <w:color w:val="1A1D24"/>
+          <w:sz w:val="22"/>
+        </w:rPr>
+        <w:t xml:space="preserve"> with USDA and South Asian culinary groundings. (4) Gemini returns structured JSON: 520 kcal, 28g protein, 65g carbs, 16g fat. (5) UI displays macro summary for 1-tap confirmation. (6) On confirmation, row is written to local SQLite and queued for background </w:t>
+      </w:r>
+      <w:proofErr w:type="spellStart"/>
+      <w:r>
+        <w:rPr>
+          <w:rFonts w:ascii="Calibri" w:hAnsi="Calibri"/>
+          <w:color w:val="1A1D24"/>
+          <w:sz w:val="22"/>
+        </w:rPr>
+        <w:t>Supabase</w:t>
+      </w:r>
+      <w:proofErr w:type="spellEnd"/>
+      <w:r>
+        <w:rPr>
+          <w:rFonts w:ascii="Calibri" w:hAnsi="Calibri"/>
+          <w:color w:val="1A1D24"/>
+          <w:sz w:val="22"/>
+        </w:rPr>
+        <w:t xml:space="preserve"> push.</w:t>
+      </w:r>
+    </w:p>
+    <w:p>
+      <w:pPr>
+        <w:keepNext/>
+        <w:spacing w:before="280" w:after="80"/>
+      </w:pPr>
+      <w:r>
+        <w:rPr>
+          <w:rFonts w:ascii="Poppins" w:hAnsi="Poppins"/>
+          <w:b/>
+          <w:color w:val="00BCD4"/>
+          <w:sz w:val="27"/>
+        </w:rPr>
+        <w:t>3.5  Figure 5: Sequence Diagram – Gemini Multi-Key Failover Flow</w:t>
+      </w:r>
+    </w:p>
+    <w:tbl>
+      <w:tblPr>
+        <w:tblW w:w="0" w:type="auto"/>
+        <w:jc w:val="center"/>
+        <w:tblLook w:val="04A0" w:firstRow="1" w:lastRow="0" w:firstColumn="1" w:lastColumn="0" w:noHBand="0" w:noVBand="1"/>
+      </w:tblPr>
+      <w:tblGrid>
+        <w:gridCol w:w="9010"/>
+      </w:tblGrid>
+      <w:tr>
+        <w:trPr>
+          <w:jc w:val="center"/>
+        </w:trPr>
+        <w:tc>
+          <w:tcPr>
+            <w:tcW w:w="9360" w:type="dxa"/>
+            <w:tcBorders>
+              <w:top w:val="single" w:sz="6" w:space="0" w:color="CBD5E1"/>
+              <w:left w:val="single" w:sz="6" w:space="0" w:color="CBD5E1"/>
+              <w:bottom w:val="single" w:sz="6" w:space="0" w:color="CBD5E1"/>
+              <w:right w:val="single" w:sz="6" w:space="0" w:color="CBD5E1"/>
+            </w:tcBorders>
+            <w:shd w:val="clear" w:color="auto" w:fill="F8FAFC"/>
+          </w:tcPr>
+          <w:p>
+            <w:pPr>
+              <w:spacing w:before="160" w:after="40"/>
+              <w:jc w:val="center"/>
+            </w:pPr>
+            <w:r>
+              <w:rPr>
+                <w:rFonts w:ascii="Poppins" w:hAnsi="Poppins"/>
+                <w:b/>
+                <w:color w:val="1E6B3D"/>
+                <w:sz w:val="22"/>
+              </w:rPr>
+              <w:t>[ Figure 5: Sequence Diagram – Multi-Key Gemini Failover ]</w:t>
+            </w:r>
+            <w:r>
+              <w:rPr>
+                <w:rFonts w:ascii="Poppins" w:hAnsi="Poppins"/>
+                <w:b/>
+                <w:color w:val="1E6B3D"/>
+                <w:sz w:val="22"/>
+              </w:rPr>
+              <w:br/>
+            </w:r>
+            <w:r>
+              <w:rPr>
+                <w:rFonts w:ascii="Calibri" w:hAnsi="Calibri"/>
+                <w:i/>
+                <w:color w:val="555E6D"/>
+                <w:sz w:val="19"/>
+              </w:rPr>
+              <w:t>(Architectural Diagram Placement Area)</w:t>
+            </w:r>
+            <w:r>
+              <w:rPr>
+                <w:rFonts w:ascii="Calibri" w:hAnsi="Calibri"/>
+                <w:i/>
+                <w:color w:val="555E6D"/>
+                <w:sz w:val="19"/>
+              </w:rPr>
+              <w:br/>
+              <w:t xml:space="preserve">Sequence: Backend Client -&gt; </w:t>
+            </w:r>
+            <w:proofErr w:type="spellStart"/>
+            <w:r>
+              <w:rPr>
+                <w:rFonts w:ascii="Calibri" w:hAnsi="Calibri"/>
+                <w:i/>
+                <w:color w:val="555E6D"/>
+                <w:sz w:val="19"/>
+              </w:rPr>
+              <w:t>GeminiPool</w:t>
+            </w:r>
+            <w:proofErr w:type="spellEnd"/>
+            <w:r>
+              <w:rPr>
+                <w:rFonts w:ascii="Calibri" w:hAnsi="Calibri"/>
+                <w:i/>
+                <w:color w:val="555E6D"/>
+                <w:sz w:val="19"/>
+              </w:rPr>
+              <w:t xml:space="preserve"> -&gt; Key #1 (Throws 429 Quota Exceeded) -&gt; Failover Catch -&gt; Key #2 (Returns 200 OK) -&gt; Response returned to Backend Client.</w:t>
+            </w:r>
+          </w:p>
+        </w:tc>
+      </w:tr>
+    </w:tbl>
+    <w:p>
+      <w:pPr>
+        <w:spacing w:before="40" w:after="80"/>
+      </w:pPr>
+    </w:p>
+    <w:p>
+      <w:pPr>
+        <w:spacing w:before="40" w:after="80" w:line="276" w:lineRule="auto"/>
+      </w:pPr>
+      <w:r>
+        <w:rPr>
+          <w:rFonts w:ascii="Calibri" w:hAnsi="Calibri"/>
+          <w:color w:val="1A1D24"/>
+          <w:sz w:val="22"/>
+        </w:rPr>
+        <w:t>Failover Mechanism: When key quota is exhausted, the pool catches `</w:t>
+      </w:r>
+      <w:proofErr w:type="spellStart"/>
+      <w:r>
+        <w:rPr>
+          <w:rFonts w:ascii="Calibri" w:hAnsi="Calibri"/>
+          <w:color w:val="1A1D24"/>
+          <w:sz w:val="22"/>
+        </w:rPr>
+        <w:t>google.genai.errors.ClientError</w:t>
+      </w:r>
+      <w:proofErr w:type="spellEnd"/>
+      <w:r>
+        <w:rPr>
+          <w:rFonts w:ascii="Calibri" w:hAnsi="Calibri"/>
+          <w:color w:val="1A1D24"/>
+          <w:sz w:val="22"/>
+        </w:rPr>
+        <w:t xml:space="preserve"> (429)`, logs a warning with masked key identifiers, increments the active pointer, and re-executes inference with zero dropped packets.</w:t>
+      </w:r>
+    </w:p>
+    <w:p>
+      <w:pPr>
+        <w:keepNext/>
+        <w:spacing w:before="280" w:after="80"/>
+      </w:pPr>
+      <w:r>
+        <w:rPr>
+          <w:rFonts w:ascii="Poppins" w:hAnsi="Poppins"/>
+          <w:b/>
+          <w:color w:val="00BCD4"/>
+          <w:sz w:val="27"/>
+        </w:rPr>
+        <w:t>3.6  Figure 6: UML Component Diagram</w:t>
+      </w:r>
+    </w:p>
+    <w:tbl>
+      <w:tblPr>
+        <w:tblW w:w="0" w:type="auto"/>
+        <w:jc w:val="center"/>
+        <w:tblLook w:val="04A0" w:firstRow="1" w:lastRow="0" w:firstColumn="1" w:lastColumn="0" w:noHBand="0" w:noVBand="1"/>
+      </w:tblPr>
+      <w:tblGrid>
+        <w:gridCol w:w="9010"/>
+      </w:tblGrid>
+      <w:tr>
+        <w:trPr>
+          <w:jc w:val="center"/>
+        </w:trPr>
+        <w:tc>
+          <w:tcPr>
+            <w:tcW w:w="9360" w:type="dxa"/>
+            <w:tcBorders>
+              <w:top w:val="single" w:sz="6" w:space="0" w:color="CBD5E1"/>
+              <w:left w:val="single" w:sz="6" w:space="0" w:color="CBD5E1"/>
+              <w:bottom w:val="single" w:sz="6" w:space="0" w:color="CBD5E1"/>
+              <w:right w:val="single" w:sz="6" w:space="0" w:color="CBD5E1"/>
+            </w:tcBorders>
+            <w:shd w:val="clear" w:color="auto" w:fill="F8FAFC"/>
+          </w:tcPr>
+          <w:p>
+            <w:pPr>
+              <w:spacing w:before="160" w:after="40"/>
+              <w:jc w:val="center"/>
+            </w:pPr>
+            <w:r>
+              <w:rPr>
+                <w:rFonts w:ascii="Poppins" w:hAnsi="Poppins"/>
+                <w:b/>
+                <w:color w:val="1E6B3D"/>
+                <w:sz w:val="22"/>
+              </w:rPr>
+              <w:t>[ Figure 6: UML Component Diagram ]</w:t>
+            </w:r>
+            <w:r>
+              <w:rPr>
+                <w:rFonts w:ascii="Poppins" w:hAnsi="Poppins"/>
+                <w:b/>
+                <w:color w:val="1E6B3D"/>
+                <w:sz w:val="22"/>
+              </w:rPr>
+              <w:br/>
+            </w:r>
+            <w:r>
+              <w:rPr>
+                <w:rFonts w:ascii="Calibri" w:hAnsi="Calibri"/>
+                <w:i/>
+                <w:color w:val="555E6D"/>
+                <w:sz w:val="19"/>
+              </w:rPr>
+              <w:t>(Architectural Diagram Placement Area)</w:t>
+            </w:r>
+            <w:r>
+              <w:rPr>
+                <w:rFonts w:ascii="Calibri" w:hAnsi="Calibri"/>
+                <w:i/>
+                <w:color w:val="555E6D"/>
+                <w:sz w:val="19"/>
+              </w:rPr>
+              <w:br/>
+              <w:t>Displays modular components across Client (UI, Controllers, SQLite Bridge, TTS), Application Backend (Auth Router, Meal Router, Coach Service, Report Engine), and Infrastructure Services.</w:t>
+            </w:r>
+          </w:p>
+        </w:tc>
+      </w:tr>
+    </w:tbl>
+    <w:p>
+      <w:pPr>
+        <w:spacing w:before="40" w:after="80"/>
+      </w:pPr>
+    </w:p>
+    <w:p>
+      <w:pPr>
+        <w:spacing w:before="40" w:after="80" w:line="276" w:lineRule="auto"/>
+      </w:pPr>
+      <w:r>
+        <w:rPr>
+          <w:rFonts w:ascii="Calibri" w:hAnsi="Calibri"/>
+          <w:color w:val="1A1D24"/>
+          <w:sz w:val="22"/>
+        </w:rPr>
+        <w:t xml:space="preserve">Component Modularity: Ensures strict decoupling. The UI layer communicates solely through high-level </w:t>
+      </w:r>
+      <w:proofErr w:type="spellStart"/>
+      <w:r>
+        <w:rPr>
+          <w:rFonts w:ascii="Calibri" w:hAnsi="Calibri"/>
+          <w:color w:val="1A1D24"/>
+          <w:sz w:val="22"/>
+        </w:rPr>
+        <w:t>ViewModels</w:t>
+      </w:r>
+      <w:proofErr w:type="spellEnd"/>
+      <w:r>
+        <w:rPr>
+          <w:rFonts w:ascii="Calibri" w:hAnsi="Calibri"/>
+          <w:color w:val="1A1D24"/>
+          <w:sz w:val="22"/>
+        </w:rPr>
+        <w:t xml:space="preserve"> and Service singletons, allowing backend endpoints or AI models to be swapped without frontend refactoring.</w:t>
+      </w:r>
+    </w:p>
+    <w:p>
+      <w:pPr>
+        <w:keepNext/>
+        <w:spacing w:before="280" w:after="80"/>
+      </w:pPr>
+      <w:r>
+        <w:rPr>
+          <w:rFonts w:ascii="Poppins" w:hAnsi="Poppins"/>
+          <w:b/>
+          <w:color w:val="00BCD4"/>
+          <w:sz w:val="27"/>
+        </w:rPr>
+        <w:lastRenderedPageBreak/>
+        <w:t>3.7  Figure 7: State Machine / Activity Diagram – Offline Sync Workflow</w:t>
+      </w:r>
+    </w:p>
+    <w:tbl>
+      <w:tblPr>
+        <w:tblW w:w="0" w:type="auto"/>
+        <w:jc w:val="center"/>
+        <w:tblLook w:val="04A0" w:firstRow="1" w:lastRow="0" w:firstColumn="1" w:lastColumn="0" w:noHBand="0" w:noVBand="1"/>
+      </w:tblPr>
+      <w:tblGrid>
+        <w:gridCol w:w="9010"/>
+      </w:tblGrid>
+      <w:tr>
+        <w:trPr>
+          <w:jc w:val="center"/>
+        </w:trPr>
+        <w:tc>
+          <w:tcPr>
+            <w:tcW w:w="9360" w:type="dxa"/>
+            <w:tcBorders>
+              <w:top w:val="single" w:sz="6" w:space="0" w:color="CBD5E1"/>
+              <w:left w:val="single" w:sz="6" w:space="0" w:color="CBD5E1"/>
+              <w:bottom w:val="single" w:sz="6" w:space="0" w:color="CBD5E1"/>
+              <w:right w:val="single" w:sz="6" w:space="0" w:color="CBD5E1"/>
+            </w:tcBorders>
+            <w:shd w:val="clear" w:color="auto" w:fill="F8FAFC"/>
+          </w:tcPr>
+          <w:p>
+            <w:pPr>
+              <w:spacing w:before="160" w:after="40"/>
+              <w:jc w:val="center"/>
+            </w:pPr>
+            <w:r>
+              <w:rPr>
+                <w:rFonts w:ascii="Poppins" w:hAnsi="Poppins"/>
+                <w:b/>
+                <w:color w:val="1E6B3D"/>
+                <w:sz w:val="22"/>
+              </w:rPr>
+              <w:t>[ Figure 7: State Machine – Offline-First Sync Engine ]</w:t>
+            </w:r>
+            <w:r>
+              <w:rPr>
+                <w:rFonts w:ascii="Poppins" w:hAnsi="Poppins"/>
+                <w:b/>
+                <w:color w:val="1E6B3D"/>
+                <w:sz w:val="22"/>
+              </w:rPr>
+              <w:br/>
+            </w:r>
+            <w:r>
+              <w:rPr>
+                <w:rFonts w:ascii="Calibri" w:hAnsi="Calibri"/>
+                <w:i/>
+                <w:color w:val="555E6D"/>
+                <w:sz w:val="19"/>
+              </w:rPr>
+              <w:t>(Architectural Diagram Placement Area)</w:t>
+            </w:r>
+            <w:r>
+              <w:rPr>
+                <w:rFonts w:ascii="Calibri" w:hAnsi="Calibri"/>
+                <w:i/>
+                <w:color w:val="555E6D"/>
+                <w:sz w:val="19"/>
+              </w:rPr>
+              <w:br/>
+              <w:t xml:space="preserve">Workflow: App Online -&gt; Write to SQLite &amp; </w:t>
+            </w:r>
+            <w:proofErr w:type="spellStart"/>
+            <w:r>
+              <w:rPr>
+                <w:rFonts w:ascii="Calibri" w:hAnsi="Calibri"/>
+                <w:i/>
+                <w:color w:val="555E6D"/>
+                <w:sz w:val="19"/>
+              </w:rPr>
+              <w:t>Supabase</w:t>
+            </w:r>
+            <w:proofErr w:type="spellEnd"/>
+            <w:r>
+              <w:rPr>
+                <w:rFonts w:ascii="Calibri" w:hAnsi="Calibri"/>
+                <w:i/>
+                <w:color w:val="555E6D"/>
+                <w:sz w:val="19"/>
+              </w:rPr>
+              <w:t>. App Offline -&gt; Write to SQLite (</w:t>
+            </w:r>
+            <w:proofErr w:type="spellStart"/>
+            <w:r>
+              <w:rPr>
+                <w:rFonts w:ascii="Calibri" w:hAnsi="Calibri"/>
+                <w:i/>
+                <w:color w:val="555E6D"/>
+                <w:sz w:val="19"/>
+              </w:rPr>
+              <w:t>is_synced</w:t>
+            </w:r>
+            <w:proofErr w:type="spellEnd"/>
+            <w:r>
+              <w:rPr>
+                <w:rFonts w:ascii="Calibri" w:hAnsi="Calibri"/>
+                <w:i/>
+                <w:color w:val="555E6D"/>
+                <w:sz w:val="19"/>
+              </w:rPr>
+              <w:t xml:space="preserve">=0) -&gt; Network Reconnected -&gt; </w:t>
+            </w:r>
+            <w:proofErr w:type="spellStart"/>
+            <w:r>
+              <w:rPr>
+                <w:rFonts w:ascii="Calibri" w:hAnsi="Calibri"/>
+                <w:i/>
+                <w:color w:val="555E6D"/>
+                <w:sz w:val="19"/>
+              </w:rPr>
+              <w:t>SyncService</w:t>
+            </w:r>
+            <w:proofErr w:type="spellEnd"/>
+            <w:r>
+              <w:rPr>
+                <w:rFonts w:ascii="Calibri" w:hAnsi="Calibri"/>
+                <w:i/>
+                <w:color w:val="555E6D"/>
+                <w:sz w:val="19"/>
+              </w:rPr>
+              <w:t xml:space="preserve"> background worker triggered -&gt; Batch push to </w:t>
+            </w:r>
+            <w:proofErr w:type="spellStart"/>
+            <w:r>
+              <w:rPr>
+                <w:rFonts w:ascii="Calibri" w:hAnsi="Calibri"/>
+                <w:i/>
+                <w:color w:val="555E6D"/>
+                <w:sz w:val="19"/>
+              </w:rPr>
+              <w:t>Supabase</w:t>
+            </w:r>
+            <w:proofErr w:type="spellEnd"/>
+            <w:r>
+              <w:rPr>
+                <w:rFonts w:ascii="Calibri" w:hAnsi="Calibri"/>
+                <w:i/>
+                <w:color w:val="555E6D"/>
+                <w:sz w:val="19"/>
+              </w:rPr>
+              <w:t xml:space="preserve"> -&gt; Update </w:t>
+            </w:r>
+            <w:proofErr w:type="spellStart"/>
+            <w:r>
+              <w:rPr>
+                <w:rFonts w:ascii="Calibri" w:hAnsi="Calibri"/>
+                <w:i/>
+                <w:color w:val="555E6D"/>
+                <w:sz w:val="19"/>
+              </w:rPr>
+              <w:t>is_synced</w:t>
+            </w:r>
+            <w:proofErr w:type="spellEnd"/>
+            <w:r>
+              <w:rPr>
+                <w:rFonts w:ascii="Calibri" w:hAnsi="Calibri"/>
+                <w:i/>
+                <w:color w:val="555E6D"/>
+                <w:sz w:val="19"/>
+              </w:rPr>
+              <w:t>=1.</w:t>
+            </w:r>
+          </w:p>
+        </w:tc>
+      </w:tr>
+    </w:tbl>
+    <w:p>
+      <w:pPr>
+        <w:spacing w:before="40" w:after="80"/>
+      </w:pPr>
+    </w:p>
+    <w:p>
+      <w:pPr>
+        <w:spacing w:before="40" w:after="80" w:line="276" w:lineRule="auto"/>
+      </w:pPr>
+      <w:r>
+        <w:rPr>
+          <w:rFonts w:ascii="Calibri" w:hAnsi="Calibri"/>
+          <w:color w:val="1A1D24"/>
+          <w:sz w:val="22"/>
+        </w:rPr>
+        <w:t>Data Synchronization Guarantee: The state machine guarantees zero data loss during network dropouts by treating local SQLite as the definitive client source of truth.</w:t>
+      </w:r>
+    </w:p>
+    <w:p>
+      <w:pPr>
+        <w:keepNext/>
+        <w:spacing w:before="280" w:after="80"/>
+      </w:pPr>
+      <w:r>
+        <w:rPr>
+          <w:rFonts w:ascii="Poppins" w:hAnsi="Poppins"/>
+          <w:b/>
+          <w:color w:val="00BCD4"/>
+          <w:sz w:val="27"/>
+        </w:rPr>
+        <w:t>3.8  Figure 8: Deployment &amp; Cloud Infrastructure Diagram</w:t>
+      </w:r>
+    </w:p>
+    <w:tbl>
+      <w:tblPr>
+        <w:tblW w:w="0" w:type="auto"/>
+        <w:jc w:val="center"/>
+        <w:tblLook w:val="04A0" w:firstRow="1" w:lastRow="0" w:firstColumn="1" w:lastColumn="0" w:noHBand="0" w:noVBand="1"/>
+      </w:tblPr>
+      <w:tblGrid>
+        <w:gridCol w:w="9010"/>
+      </w:tblGrid>
+      <w:tr>
+        <w:trPr>
+          <w:jc w:val="center"/>
+        </w:trPr>
+        <w:tc>
+          <w:tcPr>
+            <w:tcW w:w="9360" w:type="dxa"/>
+            <w:tcBorders>
+              <w:top w:val="single" w:sz="6" w:space="0" w:color="CBD5E1"/>
+              <w:left w:val="single" w:sz="6" w:space="0" w:color="CBD5E1"/>
+              <w:bottom w:val="single" w:sz="6" w:space="0" w:color="CBD5E1"/>
+              <w:right w:val="single" w:sz="6" w:space="0" w:color="CBD5E1"/>
+            </w:tcBorders>
+            <w:shd w:val="clear" w:color="auto" w:fill="F8FAFC"/>
+          </w:tcPr>
+          <w:p>
+            <w:pPr>
+              <w:spacing w:before="160" w:after="40"/>
+              <w:jc w:val="center"/>
+            </w:pPr>
+            <w:r>
+              <w:rPr>
+                <w:rFonts w:ascii="Poppins" w:hAnsi="Poppins"/>
+                <w:b/>
+                <w:color w:val="1E6B3D"/>
+                <w:sz w:val="22"/>
+              </w:rPr>
+              <w:t>[ Figure 8: Deployment &amp; Cloud Topology Diagram ]</w:t>
+            </w:r>
+            <w:r>
+              <w:rPr>
+                <w:rFonts w:ascii="Poppins" w:hAnsi="Poppins"/>
+                <w:b/>
+                <w:color w:val="1E6B3D"/>
+                <w:sz w:val="22"/>
+              </w:rPr>
+              <w:br/>
+            </w:r>
+            <w:r>
+              <w:rPr>
+                <w:rFonts w:ascii="Calibri" w:hAnsi="Calibri"/>
+                <w:i/>
+                <w:color w:val="555E6D"/>
+                <w:sz w:val="19"/>
+              </w:rPr>
+              <w:t>(Architectural Diagram Placement Area)</w:t>
+            </w:r>
+            <w:r>
+              <w:rPr>
+                <w:rFonts w:ascii="Calibri" w:hAnsi="Calibri"/>
+                <w:i/>
+                <w:color w:val="555E6D"/>
+                <w:sz w:val="19"/>
+              </w:rPr>
+              <w:br/>
+              <w:t xml:space="preserve">Topology: Mobile Devices (Android APK / iOS) &amp; Web Clients -&gt; Cloudflare SSL Edge -&gt; FastAPI Cloud Container (Docker on GCP / Render) -&gt; </w:t>
+            </w:r>
+            <w:proofErr w:type="spellStart"/>
+            <w:r>
+              <w:rPr>
+                <w:rFonts w:ascii="Calibri" w:hAnsi="Calibri"/>
+                <w:i/>
+                <w:color w:val="555E6D"/>
+                <w:sz w:val="19"/>
+              </w:rPr>
+              <w:t>Supabase</w:t>
+            </w:r>
+            <w:proofErr w:type="spellEnd"/>
+            <w:r>
+              <w:rPr>
+                <w:rFonts w:ascii="Calibri" w:hAnsi="Calibri"/>
+                <w:i/>
+                <w:color w:val="555E6D"/>
+                <w:sz w:val="19"/>
+              </w:rPr>
+              <w:t xml:space="preserve"> Cloud (PostgreSQL + RLS + Storage) -&gt; Google GenAI Cloud API.</w:t>
+            </w:r>
+          </w:p>
+        </w:tc>
+      </w:tr>
+    </w:tbl>
+    <w:p>
+      <w:pPr>
+        <w:spacing w:before="40" w:after="80"/>
+      </w:pPr>
+    </w:p>
+    <w:p>
+      <w:pPr>
+        <w:spacing w:before="40" w:after="80" w:line="276" w:lineRule="auto"/>
+      </w:pPr>
+      <w:r>
+        <w:rPr>
+          <w:rFonts w:ascii="Calibri" w:hAnsi="Calibri"/>
+          <w:color w:val="1A1D24"/>
+          <w:sz w:val="22"/>
+        </w:rPr>
+        <w:t xml:space="preserve">Infrastructure Resilience: Employs TLS 1.3 encryption end-to-end, containerized stateless FastAPI application nodes, and managed </w:t>
+      </w:r>
+      <w:proofErr w:type="spellStart"/>
+      <w:r>
+        <w:rPr>
+          <w:rFonts w:ascii="Calibri" w:hAnsi="Calibri"/>
+          <w:color w:val="1A1D24"/>
+          <w:sz w:val="22"/>
+        </w:rPr>
+        <w:t>Supabase</w:t>
+      </w:r>
+      <w:proofErr w:type="spellEnd"/>
+      <w:r>
+        <w:rPr>
+          <w:rFonts w:ascii="Calibri" w:hAnsi="Calibri"/>
+          <w:color w:val="1A1D24"/>
+          <w:sz w:val="22"/>
+        </w:rPr>
+        <w:t xml:space="preserve"> PostgreSQL with automated daily backups.</w:t>
+      </w:r>
+    </w:p>
+    <w:p>
+      <w:pPr>
+        <w:keepNext/>
+        <w:spacing w:before="360" w:after="120"/>
+      </w:pPr>
+      <w:r>
+        <w:rPr>
+          <w:rFonts w:ascii="Poppins" w:hAnsi="Poppins"/>
+          <w:b/>
+          <w:color w:val="1E6B3D"/>
+          <w:sz w:val="36"/>
+        </w:rPr>
+        <w:t>4. Core Functional Module Specifications</w:t>
+      </w:r>
+    </w:p>
+    <w:p>
+      <w:pPr>
+        <w:keepNext/>
+        <w:spacing w:before="280" w:after="80"/>
+      </w:pPr>
+      <w:r>
+        <w:rPr>
+          <w:rFonts w:ascii="Poppins" w:hAnsi="Poppins"/>
+          <w:b/>
+          <w:color w:val="00BCD4"/>
+          <w:sz w:val="27"/>
+        </w:rPr>
+        <w:t>4.1  Module 1: Natural Language AI Auto-Macro Estimator</w:t>
+      </w:r>
+    </w:p>
+    <w:p>
+      <w:pPr>
+        <w:spacing w:before="40" w:after="80" w:line="276" w:lineRule="auto"/>
+      </w:pPr>
+      <w:r>
+        <w:rPr>
+          <w:rFonts w:ascii="Calibri" w:hAnsi="Calibri"/>
+          <w:color w:val="1A1D24"/>
+          <w:sz w:val="22"/>
+        </w:rPr>
+        <w:t>The AI Auto-Macro Estimator eliminates the complexity of calorie counting. Users describe their meals in natural conversational language in English or Urdu without typing numbers.</w:t>
+      </w:r>
+    </w:p>
+    <w:p>
+      <w:pPr>
+        <w:pStyle w:val="ListParagraph"/>
+        <w:spacing w:before="40" w:after="40" w:line="276" w:lineRule="auto"/>
+      </w:pPr>
+      <w:r>
+        <w:rPr>
+          <w:rFonts w:ascii="Calibri" w:hAnsi="Calibri"/>
+          <w:b/>
+          <w:color w:val="1A1D24"/>
+          <w:sz w:val="22"/>
+        </w:rPr>
+        <w:t xml:space="preserve">• </w:t>
+      </w:r>
+      <w:r>
+        <w:rPr>
+          <w:rFonts w:ascii="Calibri" w:hAnsi="Calibri"/>
+          <w:color w:val="1A1D24"/>
+          <w:sz w:val="22"/>
+        </w:rPr>
+        <w:t>Bilingual Natural Language Parsing: Accurately understands colloquial meal names (e.g., '2 Aloo Parathas and 1 Chai', '</w:t>
+      </w:r>
+      <w:proofErr w:type="spellStart"/>
+      <w:r>
+        <w:rPr>
+          <w:rFonts w:ascii="Calibri" w:hAnsi="Calibri"/>
+          <w:color w:val="1A1D24"/>
+          <w:sz w:val="22"/>
+        </w:rPr>
+        <w:t>Daal</w:t>
+      </w:r>
+      <w:proofErr w:type="spellEnd"/>
+      <w:r>
+        <w:rPr>
+          <w:rFonts w:ascii="Calibri" w:hAnsi="Calibri"/>
+          <w:color w:val="1A1D24"/>
+          <w:sz w:val="22"/>
+        </w:rPr>
+        <w:t xml:space="preserve"> Chawal with salad', 'Grilled Salmon with quinoa').</w:t>
+      </w:r>
+    </w:p>
+    <w:p>
+      <w:pPr>
+        <w:pStyle w:val="ListParagraph"/>
+        <w:spacing w:before="40" w:after="40" w:line="276" w:lineRule="auto"/>
+      </w:pPr>
+      <w:r>
+        <w:rPr>
+          <w:rFonts w:ascii="Calibri" w:hAnsi="Calibri"/>
+          <w:b/>
+          <w:color w:val="1A1D24"/>
+          <w:sz w:val="22"/>
+        </w:rPr>
+        <w:t xml:space="preserve">• </w:t>
+      </w:r>
+      <w:r>
+        <w:rPr>
+          <w:rFonts w:ascii="Calibri" w:hAnsi="Calibri"/>
+          <w:color w:val="1A1D24"/>
+          <w:sz w:val="22"/>
+        </w:rPr>
+        <w:t>Portion Intelligence: Automatically determines standard serving sizes when quantities are omitted, or scales macros dynamically based on specified quantities.</w:t>
+      </w:r>
+    </w:p>
+    <w:p>
+      <w:pPr>
+        <w:pStyle w:val="ListParagraph"/>
+        <w:spacing w:before="40" w:after="40" w:line="276" w:lineRule="auto"/>
+      </w:pPr>
+      <w:r>
+        <w:rPr>
+          <w:rFonts w:ascii="Calibri" w:hAnsi="Calibri"/>
+          <w:b/>
+          <w:color w:val="1A1D24"/>
+          <w:sz w:val="22"/>
+        </w:rPr>
+        <w:t xml:space="preserve">• </w:t>
+      </w:r>
+      <w:r>
+        <w:rPr>
+          <w:rFonts w:ascii="Calibri" w:hAnsi="Calibri"/>
+          <w:color w:val="1A1D24"/>
+          <w:sz w:val="22"/>
+        </w:rPr>
+        <w:t>Regional &amp; Desi Cuisine Grounding: Built on an extensive South Asian nutritional knowledge matrix accounting for ghee, oil, and traditional cooking methods.</w:t>
+      </w:r>
+    </w:p>
+    <w:p>
+      <w:pPr>
+        <w:keepNext/>
+        <w:spacing w:before="280" w:after="80"/>
+      </w:pPr>
+      <w:r>
+        <w:rPr>
+          <w:rFonts w:ascii="Poppins" w:hAnsi="Poppins"/>
+          <w:b/>
+          <w:color w:val="00BCD4"/>
+          <w:sz w:val="27"/>
+        </w:rPr>
+        <w:t>4.2  Module 2: High-Availability Multi-Key Gemini Failover Pool</w:t>
+      </w:r>
+    </w:p>
+    <w:p>
+      <w:pPr>
+        <w:spacing w:before="40" w:after="80" w:line="276" w:lineRule="auto"/>
+      </w:pPr>
+      <w:r>
+        <w:rPr>
+          <w:rFonts w:ascii="Calibri" w:hAnsi="Calibri"/>
+          <w:color w:val="1A1D24"/>
+          <w:sz w:val="22"/>
+        </w:rPr>
+        <w:t>To deliver enterprise SLA standards, the `</w:t>
+      </w:r>
+      <w:proofErr w:type="spellStart"/>
+      <w:r>
+        <w:rPr>
+          <w:rFonts w:ascii="Calibri" w:hAnsi="Calibri"/>
+          <w:color w:val="1A1D24"/>
+          <w:sz w:val="22"/>
+        </w:rPr>
+        <w:t>GeminiPool</w:t>
+      </w:r>
+      <w:proofErr w:type="spellEnd"/>
+      <w:r>
+        <w:rPr>
+          <w:rFonts w:ascii="Calibri" w:hAnsi="Calibri"/>
+          <w:color w:val="1A1D24"/>
+          <w:sz w:val="22"/>
+        </w:rPr>
+        <w:t>` singleton implements thread-safe key management:</w:t>
+      </w:r>
+    </w:p>
+    <w:p>
+      <w:pPr>
+        <w:pStyle w:val="ListParagraph"/>
+        <w:spacing w:before="40" w:after="40" w:line="276" w:lineRule="auto"/>
+      </w:pPr>
+      <w:r>
+        <w:rPr>
+          <w:rFonts w:ascii="Calibri" w:hAnsi="Calibri"/>
+          <w:b/>
+          <w:color w:val="1A1D24"/>
+          <w:sz w:val="22"/>
+        </w:rPr>
+        <w:t xml:space="preserve">• </w:t>
+      </w:r>
+      <w:r>
+        <w:rPr>
+          <w:rFonts w:ascii="Calibri" w:hAnsi="Calibri"/>
+          <w:color w:val="1A1D24"/>
+          <w:sz w:val="22"/>
+        </w:rPr>
+        <w:t>Dynamic Round-Robin Rotation: Distributes API load across multiple Gemini API keys to balance quota consumption.</w:t>
+      </w:r>
+    </w:p>
+    <w:p>
+      <w:pPr>
+        <w:pStyle w:val="ListParagraph"/>
+        <w:spacing w:before="40" w:after="40" w:line="276" w:lineRule="auto"/>
+      </w:pPr>
+      <w:r>
+        <w:rPr>
+          <w:rFonts w:ascii="Calibri" w:hAnsi="Calibri"/>
+          <w:b/>
+          <w:color w:val="1A1D24"/>
+          <w:sz w:val="22"/>
+        </w:rPr>
+        <w:t xml:space="preserve">• </w:t>
+      </w:r>
+      <w:r>
+        <w:rPr>
+          <w:rFonts w:ascii="Calibri" w:hAnsi="Calibri"/>
+          <w:color w:val="1A1D24"/>
+          <w:sz w:val="22"/>
+        </w:rPr>
+        <w:t>Instant HTTP 429 Interception: Intercepts rate-limiting responses and switches keys in &lt;50ms.</w:t>
+      </w:r>
+    </w:p>
+    <w:p>
+      <w:pPr>
+        <w:pStyle w:val="ListParagraph"/>
+        <w:spacing w:before="40" w:after="40" w:line="276" w:lineRule="auto"/>
+      </w:pPr>
+      <w:r>
+        <w:rPr>
+          <w:rFonts w:ascii="Calibri" w:hAnsi="Calibri"/>
+          <w:b/>
+          <w:color w:val="1A1D24"/>
+          <w:sz w:val="22"/>
+        </w:rPr>
+        <w:t xml:space="preserve">• </w:t>
+      </w:r>
+      <w:r>
+        <w:rPr>
+          <w:rFonts w:ascii="Calibri" w:hAnsi="Calibri"/>
+          <w:color w:val="1A1D24"/>
+          <w:sz w:val="22"/>
+        </w:rPr>
+        <w:t>Security Redaction: Automatically masks API key strings in server logs to prevent credential leakage.</w:t>
+      </w:r>
+    </w:p>
+    <w:p>
+      <w:pPr>
+        <w:keepNext/>
+        <w:spacing w:before="280" w:after="80"/>
+      </w:pPr>
+      <w:r>
+        <w:rPr>
+          <w:rFonts w:ascii="Poppins" w:hAnsi="Poppins"/>
+          <w:b/>
+          <w:color w:val="00BCD4"/>
+          <w:sz w:val="27"/>
+        </w:rPr>
+        <w:lastRenderedPageBreak/>
+        <w:t>4.3  Module 3: Multi-Member Family &amp; Dependent Health Profiles</w:t>
+      </w:r>
+    </w:p>
+    <w:p>
+      <w:pPr>
+        <w:spacing w:before="40" w:after="80" w:line="276" w:lineRule="auto"/>
+      </w:pPr>
+      <w:proofErr w:type="spellStart"/>
+      <w:r>
+        <w:rPr>
+          <w:rFonts w:ascii="Calibri" w:hAnsi="Calibri"/>
+          <w:color w:val="1A1D24"/>
+          <w:sz w:val="22"/>
+        </w:rPr>
+        <w:t>NutriSense</w:t>
+      </w:r>
+      <w:proofErr w:type="spellEnd"/>
+      <w:r>
+        <w:rPr>
+          <w:rFonts w:ascii="Calibri" w:hAnsi="Calibri"/>
+          <w:color w:val="1A1D24"/>
+          <w:sz w:val="22"/>
+        </w:rPr>
+        <w:t xml:space="preserve"> allows a primary account holder to manage the nutritional wellness of their entire household:</w:t>
+      </w:r>
+    </w:p>
+    <w:p>
+      <w:pPr>
+        <w:pStyle w:val="ListParagraph"/>
+        <w:spacing w:before="40" w:after="40" w:line="276" w:lineRule="auto"/>
+      </w:pPr>
+      <w:r>
+        <w:rPr>
+          <w:rFonts w:ascii="Calibri" w:hAnsi="Calibri"/>
+          <w:b/>
+          <w:color w:val="1A1D24"/>
+          <w:sz w:val="22"/>
+        </w:rPr>
+        <w:t xml:space="preserve">• </w:t>
+      </w:r>
+      <w:r>
+        <w:rPr>
+          <w:rFonts w:ascii="Calibri" w:hAnsi="Calibri"/>
+          <w:color w:val="1A1D24"/>
+          <w:sz w:val="22"/>
+        </w:rPr>
+        <w:t>Dependent Profiles: Supports adding children, elderly parents, spouses, and siblings with custom age, gender, and calorie targets.</w:t>
+      </w:r>
+    </w:p>
+    <w:p>
+      <w:pPr>
+        <w:pStyle w:val="ListParagraph"/>
+        <w:spacing w:before="40" w:after="40" w:line="276" w:lineRule="auto"/>
+      </w:pPr>
+      <w:r>
+        <w:rPr>
+          <w:rFonts w:ascii="Calibri" w:hAnsi="Calibri"/>
+          <w:b/>
+          <w:color w:val="1A1D24"/>
+          <w:sz w:val="22"/>
+        </w:rPr>
+        <w:t xml:space="preserve">• </w:t>
+      </w:r>
+      <w:r>
+        <w:rPr>
+          <w:rFonts w:ascii="Calibri" w:hAnsi="Calibri"/>
+          <w:color w:val="1A1D24"/>
+          <w:sz w:val="22"/>
+        </w:rPr>
+        <w:t>Allergy &amp; Medical Rules per Member: Enforces isolated safety guardrails (e.g., flagging peanut allergens for Child A while tracking low-sodium for Parent B).</w:t>
+      </w:r>
+    </w:p>
+    <w:p>
+      <w:pPr>
+        <w:pStyle w:val="ListParagraph"/>
+        <w:spacing w:before="40" w:after="40" w:line="276" w:lineRule="auto"/>
+      </w:pPr>
+      <w:r>
+        <w:rPr>
+          <w:rFonts w:ascii="Calibri" w:hAnsi="Calibri"/>
+          <w:b/>
+          <w:color w:val="1A1D24"/>
+          <w:sz w:val="22"/>
+        </w:rPr>
+        <w:t xml:space="preserve">• </w:t>
+      </w:r>
+      <w:r>
+        <w:rPr>
+          <w:rFonts w:ascii="Calibri" w:hAnsi="Calibri"/>
+          <w:color w:val="1A1D24"/>
+          <w:sz w:val="22"/>
+        </w:rPr>
+        <w:t>1-Tap Dashboard Context Switching: Allows switching the primary dashboard to visualize meals and calorie progress for any family member instantly.</w:t>
+      </w:r>
+    </w:p>
+    <w:p>
+      <w:pPr>
+        <w:keepNext/>
+        <w:spacing w:before="280" w:after="80"/>
+      </w:pPr>
+      <w:r>
+        <w:rPr>
+          <w:rFonts w:ascii="Poppins" w:hAnsi="Poppins"/>
+          <w:b/>
+          <w:color w:val="00BCD4"/>
+          <w:sz w:val="27"/>
+        </w:rPr>
+        <w:t>4.4  Module 4: Ramadan Fasting Intelligence &amp; Hydration Engine</w:t>
+      </w:r>
+    </w:p>
+    <w:p>
+      <w:pPr>
+        <w:spacing w:before="40" w:after="80" w:line="276" w:lineRule="auto"/>
+      </w:pPr>
+      <w:r>
+        <w:rPr>
+          <w:rFonts w:ascii="Calibri" w:hAnsi="Calibri"/>
+          <w:color w:val="1A1D24"/>
+          <w:sz w:val="22"/>
+        </w:rPr>
+        <w:t>A dedicated operational mode tailoring the entire app experience for religious fasting observances:</w:t>
+      </w:r>
+    </w:p>
+    <w:p>
+      <w:pPr>
+        <w:pStyle w:val="ListParagraph"/>
+        <w:spacing w:before="40" w:after="40" w:line="276" w:lineRule="auto"/>
+      </w:pPr>
+      <w:r>
+        <w:rPr>
+          <w:rFonts w:ascii="Calibri" w:hAnsi="Calibri"/>
+          <w:b/>
+          <w:color w:val="1A1D24"/>
+          <w:sz w:val="22"/>
+        </w:rPr>
+        <w:t xml:space="preserve">• </w:t>
+      </w:r>
+      <w:r>
+        <w:rPr>
+          <w:rFonts w:ascii="Calibri" w:hAnsi="Calibri"/>
+          <w:color w:val="1A1D24"/>
+          <w:sz w:val="22"/>
+        </w:rPr>
+        <w:t>Solar Calculation Engine: Automatically fetches astronomical Sehri (Fajr) and Iftar (Maghrib) timings based on exact GPS coordinates.</w:t>
+      </w:r>
+    </w:p>
+    <w:p>
+      <w:pPr>
+        <w:pStyle w:val="ListParagraph"/>
+        <w:spacing w:before="40" w:after="40" w:line="276" w:lineRule="auto"/>
+      </w:pPr>
+      <w:r>
+        <w:rPr>
+          <w:rFonts w:ascii="Calibri" w:hAnsi="Calibri"/>
+          <w:b/>
+          <w:color w:val="1A1D24"/>
+          <w:sz w:val="22"/>
+        </w:rPr>
+        <w:t xml:space="preserve">• </w:t>
+      </w:r>
+      <w:r>
+        <w:rPr>
+          <w:rFonts w:ascii="Calibri" w:hAnsi="Calibri"/>
+          <w:color w:val="1A1D24"/>
+          <w:sz w:val="22"/>
+        </w:rPr>
+        <w:t>Live Fasting Countdown: Displays hours and minutes remaining until Iftar / Sehri with an animated circular progress indicator.</w:t>
+      </w:r>
+    </w:p>
+    <w:p>
+      <w:pPr>
+        <w:pStyle w:val="ListParagraph"/>
+        <w:spacing w:before="40" w:after="40" w:line="276" w:lineRule="auto"/>
+      </w:pPr>
+      <w:r>
+        <w:rPr>
+          <w:rFonts w:ascii="Calibri" w:hAnsi="Calibri"/>
+          <w:b/>
+          <w:color w:val="1A1D24"/>
+          <w:sz w:val="22"/>
+        </w:rPr>
+        <w:t xml:space="preserve">• </w:t>
+      </w:r>
+      <w:r>
+        <w:rPr>
+          <w:rFonts w:ascii="Calibri" w:hAnsi="Calibri"/>
+          <w:color w:val="1A1D24"/>
+          <w:sz w:val="22"/>
+        </w:rPr>
+        <w:t xml:space="preserve">Targeted Hydration Presets: Provides 1-tap logging chips tailored for non-fasting windows (+500ml Iftar, +250ml </w:t>
+      </w:r>
+      <w:proofErr w:type="spellStart"/>
+      <w:r>
+        <w:rPr>
+          <w:rFonts w:ascii="Calibri" w:hAnsi="Calibri"/>
+          <w:color w:val="1A1D24"/>
+          <w:sz w:val="22"/>
+        </w:rPr>
+        <w:t>Taraweeh</w:t>
+      </w:r>
+      <w:proofErr w:type="spellEnd"/>
+      <w:r>
+        <w:rPr>
+          <w:rFonts w:ascii="Calibri" w:hAnsi="Calibri"/>
+          <w:color w:val="1A1D24"/>
+          <w:sz w:val="22"/>
+        </w:rPr>
+        <w:t>, +500ml Sehri).</w:t>
+      </w:r>
+    </w:p>
+    <w:p>
+      <w:pPr>
+        <w:pStyle w:val="ListParagraph"/>
+        <w:spacing w:before="40" w:after="40" w:line="276" w:lineRule="auto"/>
+      </w:pPr>
+      <w:r>
+        <w:rPr>
+          <w:rFonts w:ascii="Calibri" w:hAnsi="Calibri"/>
+          <w:b/>
+          <w:color w:val="1A1D24"/>
+          <w:sz w:val="22"/>
+        </w:rPr>
+        <w:t xml:space="preserve">• </w:t>
+      </w:r>
+      <w:r>
+        <w:rPr>
+          <w:rFonts w:ascii="Calibri" w:hAnsi="Calibri"/>
+          <w:color w:val="1A1D24"/>
+          <w:sz w:val="22"/>
+        </w:rPr>
+        <w:t>Dynamic Meal Categorization: Replaces standard Breakfast/Lunch slots with Sehri, Iftar, and Post-</w:t>
+      </w:r>
+      <w:proofErr w:type="spellStart"/>
+      <w:r>
+        <w:rPr>
+          <w:rFonts w:ascii="Calibri" w:hAnsi="Calibri"/>
+          <w:color w:val="1A1D24"/>
+          <w:sz w:val="22"/>
+        </w:rPr>
+        <w:t>Taraweeh</w:t>
+      </w:r>
+      <w:proofErr w:type="spellEnd"/>
+      <w:r>
+        <w:rPr>
+          <w:rFonts w:ascii="Calibri" w:hAnsi="Calibri"/>
+          <w:color w:val="1A1D24"/>
+          <w:sz w:val="22"/>
+        </w:rPr>
+        <w:t xml:space="preserve"> Snack.</w:t>
+      </w:r>
+    </w:p>
+    <w:p>
+      <w:pPr>
+        <w:keepNext/>
+        <w:spacing w:before="280" w:after="80"/>
+      </w:pPr>
+      <w:r>
+        <w:rPr>
+          <w:rFonts w:ascii="Poppins" w:hAnsi="Poppins"/>
+          <w:b/>
+          <w:color w:val="00BCD4"/>
+          <w:sz w:val="27"/>
+        </w:rPr>
+        <w:t>4.5  Module 5: Real-Time AI Clinical Chat &amp; Bilingual Voice Coach</w:t>
+      </w:r>
+    </w:p>
+    <w:p>
+      <w:pPr>
+        <w:spacing w:before="40" w:after="80" w:line="276" w:lineRule="auto"/>
+      </w:pPr>
+      <w:r>
+        <w:rPr>
+          <w:rFonts w:ascii="Calibri" w:hAnsi="Calibri"/>
+          <w:color w:val="1A1D24"/>
+          <w:sz w:val="22"/>
+        </w:rPr>
+        <w:t>An interactive AI dietitian available 24/7 for conversational guidance, recipe suggestions, and health habit evaluation:</w:t>
+      </w:r>
+    </w:p>
+    <w:p>
+      <w:pPr>
+        <w:pStyle w:val="ListParagraph"/>
+        <w:spacing w:before="40" w:after="40" w:line="276" w:lineRule="auto"/>
+      </w:pPr>
+      <w:r>
+        <w:rPr>
+          <w:rFonts w:ascii="Calibri" w:hAnsi="Calibri"/>
+          <w:b/>
+          <w:color w:val="1A1D24"/>
+          <w:sz w:val="22"/>
+        </w:rPr>
+        <w:t xml:space="preserve">• </w:t>
+      </w:r>
+      <w:r>
+        <w:rPr>
+          <w:rFonts w:ascii="Calibri" w:hAnsi="Calibri"/>
+          <w:color w:val="1A1D24"/>
+          <w:sz w:val="22"/>
+        </w:rPr>
+        <w:t>Rich Markdown Output: Renders bold key terms, bulleted dietary plans, and numbered instructions cleanly.</w:t>
+      </w:r>
+    </w:p>
+    <w:p>
+      <w:pPr>
+        <w:pStyle w:val="ListParagraph"/>
+        <w:spacing w:before="40" w:after="40" w:line="276" w:lineRule="auto"/>
+      </w:pPr>
+      <w:r>
+        <w:rPr>
+          <w:rFonts w:ascii="Calibri" w:hAnsi="Calibri"/>
+          <w:b/>
+          <w:color w:val="1A1D24"/>
+          <w:sz w:val="22"/>
+        </w:rPr>
+        <w:t xml:space="preserve">• </w:t>
+      </w:r>
+      <w:r>
+        <w:rPr>
+          <w:rFonts w:ascii="Calibri" w:hAnsi="Calibri"/>
+          <w:color w:val="1A1D24"/>
+          <w:sz w:val="22"/>
+        </w:rPr>
+        <w:t>Bilingual Text-To-Speech (TTS): Reads coaching responses aloud in natural English or Urdu via `</w:t>
+      </w:r>
+      <w:proofErr w:type="spellStart"/>
+      <w:r>
+        <w:rPr>
+          <w:rFonts w:ascii="Calibri" w:hAnsi="Calibri"/>
+          <w:color w:val="1A1D24"/>
+          <w:sz w:val="22"/>
+        </w:rPr>
+        <w:t>flutter_tts</w:t>
+      </w:r>
+      <w:proofErr w:type="spellEnd"/>
+      <w:r>
+        <w:rPr>
+          <w:rFonts w:ascii="Calibri" w:hAnsi="Calibri"/>
+          <w:color w:val="1A1D24"/>
+          <w:sz w:val="22"/>
+        </w:rPr>
+        <w:t>`.</w:t>
+      </w:r>
+    </w:p>
+    <w:p>
+      <w:pPr>
+        <w:pStyle w:val="ListParagraph"/>
+        <w:spacing w:before="40" w:after="40" w:line="276" w:lineRule="auto"/>
+      </w:pPr>
+      <w:r>
+        <w:rPr>
+          <w:rFonts w:ascii="Calibri" w:hAnsi="Calibri"/>
+          <w:b/>
+          <w:color w:val="1A1D24"/>
+          <w:sz w:val="22"/>
+        </w:rPr>
+        <w:t xml:space="preserve">• </w:t>
+      </w:r>
+      <w:r>
+        <w:rPr>
+          <w:rFonts w:ascii="Calibri" w:hAnsi="Calibri"/>
+          <w:color w:val="1A1D24"/>
+          <w:sz w:val="22"/>
+        </w:rPr>
+        <w:t>Clinical Symptom Triaging: Detects red-flag medical emergencies (chest pain, acute hypoglycemia, severe breathlessness) and directs users to immediate medical care.</w:t>
+      </w:r>
+    </w:p>
+    <w:p>
+      <w:pPr>
+        <w:keepNext/>
+        <w:spacing w:before="280" w:after="80"/>
+      </w:pPr>
+      <w:r>
+        <w:rPr>
+          <w:rFonts w:ascii="Poppins" w:hAnsi="Poppins"/>
+          <w:b/>
+          <w:color w:val="00BCD4"/>
+          <w:sz w:val="27"/>
+        </w:rPr>
+        <w:t>4.6  Module 6: Emergency Clinic &amp; Hospital Geo-Finder</w:t>
+      </w:r>
+    </w:p>
+    <w:p>
+      <w:pPr>
+        <w:spacing w:before="40" w:after="80" w:line="276" w:lineRule="auto"/>
+      </w:pPr>
+      <w:r>
+        <w:rPr>
+          <w:rFonts w:ascii="Calibri" w:hAnsi="Calibri"/>
+          <w:color w:val="1A1D24"/>
+          <w:sz w:val="22"/>
+        </w:rPr>
+        <w:t>Provides life-saving access to healthcare facilities during dietary or medical emergencies:</w:t>
+      </w:r>
+    </w:p>
+    <w:p>
+      <w:pPr>
+        <w:pStyle w:val="ListParagraph"/>
+        <w:spacing w:before="40" w:after="40" w:line="276" w:lineRule="auto"/>
+      </w:pPr>
+      <w:r>
+        <w:rPr>
+          <w:rFonts w:ascii="Calibri" w:hAnsi="Calibri"/>
+          <w:b/>
+          <w:color w:val="1A1D24"/>
+          <w:sz w:val="22"/>
+        </w:rPr>
+        <w:t xml:space="preserve">• </w:t>
+      </w:r>
+      <w:r>
+        <w:rPr>
+          <w:rFonts w:ascii="Calibri" w:hAnsi="Calibri"/>
+          <w:color w:val="1A1D24"/>
+          <w:sz w:val="22"/>
+        </w:rPr>
+        <w:t>Overpass API Integration: Real-time geospatial queries scan certified clinics, hospitals, and pharmacies within a 5km to 15km radius.</w:t>
+      </w:r>
+    </w:p>
+    <w:p>
+      <w:pPr>
+        <w:pStyle w:val="ListParagraph"/>
+        <w:spacing w:before="40" w:after="40" w:line="276" w:lineRule="auto"/>
+      </w:pPr>
+      <w:r>
+        <w:rPr>
+          <w:rFonts w:ascii="Calibri" w:hAnsi="Calibri"/>
+          <w:b/>
+          <w:color w:val="1A1D24"/>
+          <w:sz w:val="22"/>
+        </w:rPr>
+        <w:t xml:space="preserve">• </w:t>
+      </w:r>
+      <w:r>
+        <w:rPr>
+          <w:rFonts w:ascii="Calibri" w:hAnsi="Calibri"/>
+          <w:color w:val="1A1D24"/>
+          <w:sz w:val="22"/>
+        </w:rPr>
+        <w:t>Facility Metadata: Displays distance in kilometers, 24/7 emergency readiness flags, and direct phone contact links.</w:t>
+      </w:r>
+    </w:p>
+    <w:p>
+      <w:pPr>
+        <w:pStyle w:val="ListParagraph"/>
+        <w:spacing w:before="40" w:after="40" w:line="276" w:lineRule="auto"/>
+      </w:pPr>
+      <w:r>
+        <w:rPr>
+          <w:rFonts w:ascii="Calibri" w:hAnsi="Calibri"/>
+          <w:b/>
+          <w:color w:val="1A1D24"/>
+          <w:sz w:val="22"/>
+        </w:rPr>
+        <w:t xml:space="preserve">• </w:t>
+      </w:r>
+      <w:r>
+        <w:rPr>
+          <w:rFonts w:ascii="Calibri" w:hAnsi="Calibri"/>
+          <w:color w:val="1A1D24"/>
+          <w:sz w:val="22"/>
+        </w:rPr>
+        <w:t>1-Tap Route Navigation: Opens Google Maps or Apple Maps with pre-populated turn-by-turn emergency routing.</w:t>
+      </w:r>
+    </w:p>
+    <w:p>
+      <w:pPr>
+        <w:keepNext/>
+        <w:spacing w:before="280" w:after="80"/>
+      </w:pPr>
+      <w:r>
+        <w:rPr>
+          <w:rFonts w:ascii="Poppins" w:hAnsi="Poppins"/>
+          <w:b/>
+          <w:color w:val="00BCD4"/>
+          <w:sz w:val="27"/>
+        </w:rPr>
+        <w:lastRenderedPageBreak/>
+        <w:t>4.7  Module 7: Clinical Weekly Summary &amp; PDF Receipt Generator</w:t>
+      </w:r>
+    </w:p>
+    <w:p>
+      <w:pPr>
+        <w:spacing w:before="40" w:after="80" w:line="276" w:lineRule="auto"/>
+      </w:pPr>
+      <w:r>
+        <w:rPr>
+          <w:rFonts w:ascii="Calibri" w:hAnsi="Calibri"/>
+          <w:color w:val="1A1D24"/>
+          <w:sz w:val="22"/>
+        </w:rPr>
+        <w:t xml:space="preserve">Aggregates 7-day health telemetry into professional clinical reports using </w:t>
+      </w:r>
+      <w:proofErr w:type="spellStart"/>
+      <w:r>
+        <w:rPr>
+          <w:rFonts w:ascii="Calibri" w:hAnsi="Calibri"/>
+          <w:color w:val="1A1D24"/>
+          <w:sz w:val="22"/>
+        </w:rPr>
+        <w:t>ReportLab</w:t>
+      </w:r>
+      <w:proofErr w:type="spellEnd"/>
+      <w:r>
+        <w:rPr>
+          <w:rFonts w:ascii="Calibri" w:hAnsi="Calibri"/>
+          <w:color w:val="1A1D24"/>
+          <w:sz w:val="22"/>
+        </w:rPr>
+        <w:t>:</w:t>
+      </w:r>
+    </w:p>
+    <w:p>
+      <w:pPr>
+        <w:pStyle w:val="ListParagraph"/>
+        <w:spacing w:before="40" w:after="40" w:line="276" w:lineRule="auto"/>
+      </w:pPr>
+      <w:r>
+        <w:rPr>
+          <w:rFonts w:ascii="Calibri" w:hAnsi="Calibri"/>
+          <w:b/>
+          <w:color w:val="1A1D24"/>
+          <w:sz w:val="22"/>
+        </w:rPr>
+        <w:t xml:space="preserve">• </w:t>
+      </w:r>
+      <w:r>
+        <w:rPr>
+          <w:rFonts w:ascii="Calibri" w:hAnsi="Calibri"/>
+          <w:color w:val="1A1D24"/>
+          <w:sz w:val="22"/>
+        </w:rPr>
+        <w:t>Caloric &amp; Macronutrient Balance: Visualizes average daily intake against prescribed medical targets.</w:t>
+      </w:r>
+    </w:p>
+    <w:p>
+      <w:pPr>
+        <w:pStyle w:val="ListParagraph"/>
+        <w:spacing w:before="40" w:after="40" w:line="276" w:lineRule="auto"/>
+      </w:pPr>
+      <w:r>
+        <w:rPr>
+          <w:rFonts w:ascii="Calibri" w:hAnsi="Calibri"/>
+          <w:b/>
+          <w:color w:val="1A1D24"/>
+          <w:sz w:val="22"/>
+        </w:rPr>
+        <w:t xml:space="preserve">• </w:t>
+      </w:r>
+      <w:r>
+        <w:rPr>
+          <w:rFonts w:ascii="Calibri" w:hAnsi="Calibri"/>
+          <w:color w:val="1A1D24"/>
+          <w:sz w:val="22"/>
+        </w:rPr>
+        <w:t>Consistency &amp; Habit Scoring: Evaluates 30-day tracking consistency with streak metrics.</w:t>
+      </w:r>
+    </w:p>
+    <w:p>
+      <w:pPr>
+        <w:pStyle w:val="ListParagraph"/>
+        <w:spacing w:before="40" w:after="40" w:line="276" w:lineRule="auto"/>
+      </w:pPr>
+      <w:r>
+        <w:rPr>
+          <w:rFonts w:ascii="Calibri" w:hAnsi="Calibri"/>
+          <w:b/>
+          <w:color w:val="1A1D24"/>
+          <w:sz w:val="22"/>
+        </w:rPr>
+        <w:t xml:space="preserve">• </w:t>
+      </w:r>
+      <w:r>
+        <w:rPr>
+          <w:rFonts w:ascii="Calibri" w:hAnsi="Calibri"/>
+          <w:color w:val="1A1D24"/>
+          <w:sz w:val="22"/>
+        </w:rPr>
+        <w:t>Doctor-Ready PDF Receipt: Generates a downloadable clinical PDF summary suitable for sharing with physicians and dietitians.</w:t>
+      </w:r>
+    </w:p>
+    <w:p>
+      <w:pPr>
+        <w:keepNext/>
+        <w:spacing w:before="360" w:after="120"/>
+      </w:pPr>
+      <w:r>
+        <w:rPr>
+          <w:rFonts w:ascii="Poppins" w:hAnsi="Poppins"/>
+          <w:b/>
+          <w:color w:val="1E6B3D"/>
+          <w:sz w:val="36"/>
+        </w:rPr>
+        <w:t>5. Security, Compliance &amp; Non-Functional Requirements</w:t>
+      </w:r>
+    </w:p>
+    <w:p>
+      <w:pPr>
+        <w:keepNext/>
+        <w:spacing w:before="280" w:after="80"/>
+      </w:pPr>
+      <w:r>
+        <w:rPr>
+          <w:rFonts w:ascii="Poppins" w:hAnsi="Poppins"/>
+          <w:b/>
+          <w:color w:val="00BCD4"/>
+          <w:sz w:val="27"/>
+        </w:rPr>
+        <w:t>5.1  Authentication, Authorization &amp; Session Security</w:t>
+      </w:r>
+    </w:p>
+    <w:p>
+      <w:pPr>
+        <w:pStyle w:val="ListParagraph"/>
+        <w:spacing w:before="40" w:after="40" w:line="276" w:lineRule="auto"/>
+      </w:pPr>
+      <w:r>
+        <w:rPr>
+          <w:rFonts w:ascii="Calibri" w:hAnsi="Calibri"/>
+          <w:b/>
+          <w:color w:val="1A1D24"/>
+          <w:sz w:val="22"/>
+        </w:rPr>
+        <w:t xml:space="preserve">• </w:t>
+      </w:r>
+      <w:r>
+        <w:rPr>
+          <w:rFonts w:ascii="Calibri" w:hAnsi="Calibri"/>
+          <w:color w:val="1A1D24"/>
+          <w:sz w:val="22"/>
+        </w:rPr>
+        <w:t xml:space="preserve">JWT Bearer Tokens: All client-server communications require cryptographically signed JSON Web Tokens issued by </w:t>
+      </w:r>
+      <w:proofErr w:type="spellStart"/>
+      <w:r>
+        <w:rPr>
+          <w:rFonts w:ascii="Calibri" w:hAnsi="Calibri"/>
+          <w:color w:val="1A1D24"/>
+          <w:sz w:val="22"/>
+        </w:rPr>
+        <w:t>Supabase</w:t>
+      </w:r>
+      <w:proofErr w:type="spellEnd"/>
+      <w:r>
+        <w:rPr>
+          <w:rFonts w:ascii="Calibri" w:hAnsi="Calibri"/>
+          <w:color w:val="1A1D24"/>
+          <w:sz w:val="22"/>
+        </w:rPr>
+        <w:t xml:space="preserve"> Auth.</w:t>
+      </w:r>
+    </w:p>
+    <w:p>
+      <w:pPr>
+        <w:pStyle w:val="ListParagraph"/>
+        <w:spacing w:before="40" w:after="40" w:line="276" w:lineRule="auto"/>
+      </w:pPr>
+      <w:r>
+        <w:rPr>
+          <w:rFonts w:ascii="Calibri" w:hAnsi="Calibri"/>
+          <w:b/>
+          <w:color w:val="1A1D24"/>
+          <w:sz w:val="22"/>
+        </w:rPr>
+        <w:t xml:space="preserve">• </w:t>
+      </w:r>
+      <w:r>
+        <w:rPr>
+          <w:rFonts w:ascii="Calibri" w:hAnsi="Calibri"/>
+          <w:color w:val="1A1D24"/>
+          <w:sz w:val="22"/>
+        </w:rPr>
+        <w:t>Secure Local Storage: Sensitive tokens and credentials are stored using hardware-backed platform keystores.</w:t>
+      </w:r>
+    </w:p>
+    <w:p>
+      <w:pPr>
+        <w:pStyle w:val="ListParagraph"/>
+        <w:spacing w:before="40" w:after="40" w:line="276" w:lineRule="auto"/>
+      </w:pPr>
+      <w:r>
+        <w:rPr>
+          <w:rFonts w:ascii="Calibri" w:hAnsi="Calibri"/>
+          <w:b/>
+          <w:color w:val="1A1D24"/>
+          <w:sz w:val="22"/>
+        </w:rPr>
+        <w:t xml:space="preserve">• </w:t>
+      </w:r>
+      <w:r>
+        <w:rPr>
+          <w:rFonts w:ascii="Calibri" w:hAnsi="Calibri"/>
+          <w:color w:val="1A1D24"/>
+          <w:sz w:val="22"/>
+        </w:rPr>
+        <w:t>Safe Account Termination: Comprehensive account deletion routines purge all relational database rows upon verified user confirmation.</w:t>
+      </w:r>
+    </w:p>
+    <w:p>
+      <w:pPr>
+        <w:keepNext/>
+        <w:spacing w:before="280" w:after="80"/>
+      </w:pPr>
+      <w:r>
+        <w:rPr>
+          <w:rFonts w:ascii="Poppins" w:hAnsi="Poppins"/>
+          <w:b/>
+          <w:color w:val="00BCD4"/>
+          <w:sz w:val="27"/>
+        </w:rPr>
+        <w:t>5.2  Data Privacy &amp; PostgreSQL Row-Level Security (RLS)</w:t>
+      </w:r>
+    </w:p>
+    <w:p>
+      <w:pPr>
+        <w:pStyle w:val="ListParagraph"/>
+        <w:spacing w:before="40" w:after="40" w:line="276" w:lineRule="auto"/>
+      </w:pPr>
+      <w:r>
+        <w:rPr>
+          <w:rFonts w:ascii="Calibri" w:hAnsi="Calibri"/>
+          <w:b/>
+          <w:color w:val="1A1D24"/>
+          <w:sz w:val="22"/>
+        </w:rPr>
+        <w:t xml:space="preserve">• </w:t>
+      </w:r>
+      <w:r>
+        <w:rPr>
+          <w:rFonts w:ascii="Calibri" w:hAnsi="Calibri"/>
+          <w:color w:val="1A1D24"/>
+          <w:sz w:val="22"/>
+        </w:rPr>
+        <w:t>Row-Level Security Policies: PostgreSQL RLS policies enforce that users can only SELECT, INSERT, UPDATE, or DELETE records where `</w:t>
+      </w:r>
+      <w:proofErr w:type="spellStart"/>
+      <w:r>
+        <w:rPr>
+          <w:rFonts w:ascii="Calibri" w:hAnsi="Calibri"/>
+          <w:color w:val="1A1D24"/>
+          <w:sz w:val="22"/>
+        </w:rPr>
+        <w:t>user_id</w:t>
+      </w:r>
+      <w:proofErr w:type="spellEnd"/>
+      <w:r>
+        <w:rPr>
+          <w:rFonts w:ascii="Calibri" w:hAnsi="Calibri"/>
+          <w:color w:val="1A1D24"/>
+          <w:sz w:val="22"/>
+        </w:rPr>
+        <w:t xml:space="preserve"> == </w:t>
+      </w:r>
+      <w:proofErr w:type="spellStart"/>
+      <w:r>
+        <w:rPr>
+          <w:rFonts w:ascii="Calibri" w:hAnsi="Calibri"/>
+          <w:color w:val="1A1D24"/>
+          <w:sz w:val="22"/>
+        </w:rPr>
+        <w:t>auth.uid</w:t>
+      </w:r>
+      <w:proofErr w:type="spellEnd"/>
+      <w:r>
+        <w:rPr>
+          <w:rFonts w:ascii="Calibri" w:hAnsi="Calibri"/>
+          <w:color w:val="1A1D24"/>
+          <w:sz w:val="22"/>
+        </w:rPr>
+        <w:t>()`.</w:t>
+      </w:r>
+    </w:p>
+    <w:p>
+      <w:pPr>
+        <w:pStyle w:val="ListParagraph"/>
+        <w:spacing w:before="40" w:after="40" w:line="276" w:lineRule="auto"/>
+      </w:pPr>
+      <w:r>
+        <w:rPr>
+          <w:rFonts w:ascii="Calibri" w:hAnsi="Calibri"/>
+          <w:b/>
+          <w:color w:val="1A1D24"/>
+          <w:sz w:val="22"/>
+        </w:rPr>
+        <w:t xml:space="preserve">• </w:t>
+      </w:r>
+      <w:r>
+        <w:rPr>
+          <w:rFonts w:ascii="Calibri" w:hAnsi="Calibri"/>
+          <w:color w:val="1A1D24"/>
+          <w:sz w:val="22"/>
+        </w:rPr>
+        <w:t>Family Access Isolation: Dependent records and family meal logs are strictly restricted to the authenticated primary account holder.</w:t>
+      </w:r>
+    </w:p>
+    <w:p>
+      <w:pPr>
+        <w:pStyle w:val="ListParagraph"/>
+        <w:spacing w:before="40" w:after="40" w:line="276" w:lineRule="auto"/>
+      </w:pPr>
+      <w:r>
+        <w:rPr>
+          <w:rFonts w:ascii="Calibri" w:hAnsi="Calibri"/>
+          <w:b/>
+          <w:color w:val="1A1D24"/>
+          <w:sz w:val="22"/>
+        </w:rPr>
+        <w:t xml:space="preserve">• </w:t>
+      </w:r>
+      <w:r>
+        <w:rPr>
+          <w:rFonts w:ascii="Calibri" w:hAnsi="Calibri"/>
+          <w:color w:val="1A1D24"/>
+          <w:sz w:val="22"/>
+        </w:rPr>
+        <w:t>Zero AI Data Retention: Food scan queries and voice chats are processed ephemerally without using personal health records for public model training.</w:t>
+      </w:r>
+    </w:p>
+    <w:p>
+      <w:pPr>
+        <w:keepNext/>
+        <w:spacing w:before="280" w:after="80"/>
+      </w:pPr>
+      <w:r>
+        <w:rPr>
+          <w:rFonts w:ascii="Poppins" w:hAnsi="Poppins"/>
+          <w:b/>
+          <w:color w:val="00BCD4"/>
+          <w:sz w:val="27"/>
+        </w:rPr>
+        <w:t>5.3  Performance, Scalability &amp; Resource Optimization</w:t>
+      </w:r>
+    </w:p>
+    <w:p>
+      <w:pPr>
+        <w:pStyle w:val="ListParagraph"/>
+        <w:spacing w:before="40" w:after="40" w:line="276" w:lineRule="auto"/>
+      </w:pPr>
+      <w:r>
+        <w:rPr>
+          <w:rFonts w:ascii="Calibri" w:hAnsi="Calibri"/>
+          <w:b/>
+          <w:color w:val="1A1D24"/>
+          <w:sz w:val="22"/>
+        </w:rPr>
+        <w:t xml:space="preserve">• </w:t>
+      </w:r>
+      <w:r>
+        <w:rPr>
+          <w:rFonts w:ascii="Calibri" w:hAnsi="Calibri"/>
+          <w:color w:val="1A1D24"/>
+          <w:sz w:val="22"/>
+        </w:rPr>
+        <w:t>Sub-600ms AI Response Latency: Asynchronous FastAPI pipeline and optimized prompt tokens deliver instantaneous macro estimates.</w:t>
+      </w:r>
+    </w:p>
+    <w:p>
+      <w:pPr>
+        <w:pStyle w:val="ListParagraph"/>
+        <w:spacing w:before="40" w:after="40" w:line="276" w:lineRule="auto"/>
+      </w:pPr>
+      <w:r>
+        <w:rPr>
+          <w:rFonts w:ascii="Calibri" w:hAnsi="Calibri"/>
+          <w:b/>
+          <w:color w:val="1A1D24"/>
+          <w:sz w:val="22"/>
+        </w:rPr>
+        <w:t xml:space="preserve">• </w:t>
+      </w:r>
+      <w:r>
+        <w:rPr>
+          <w:rFonts w:ascii="Calibri" w:hAnsi="Calibri"/>
+          <w:color w:val="1A1D24"/>
+          <w:sz w:val="22"/>
+        </w:rPr>
+        <w:t xml:space="preserve">60 FPS Smooth Rendering: Flutter UI utilizes const constructors, isolated </w:t>
+      </w:r>
+      <w:proofErr w:type="spellStart"/>
+      <w:r>
+        <w:rPr>
+          <w:rFonts w:ascii="Calibri" w:hAnsi="Calibri"/>
+          <w:color w:val="1A1D24"/>
+          <w:sz w:val="22"/>
+        </w:rPr>
+        <w:t>ListenableBuilder</w:t>
+      </w:r>
+      <w:proofErr w:type="spellEnd"/>
+      <w:r>
+        <w:rPr>
+          <w:rFonts w:ascii="Calibri" w:hAnsi="Calibri"/>
+          <w:color w:val="1A1D24"/>
+          <w:sz w:val="22"/>
+        </w:rPr>
+        <w:t xml:space="preserve"> rebuild scopes, and image caching.</w:t>
+      </w:r>
+    </w:p>
+    <w:p>
+      <w:pPr>
+        <w:pStyle w:val="ListParagraph"/>
+        <w:spacing w:before="40" w:after="40" w:line="276" w:lineRule="auto"/>
+      </w:pPr>
+      <w:r>
+        <w:rPr>
+          <w:rFonts w:ascii="Calibri" w:hAnsi="Calibri"/>
+          <w:b/>
+          <w:color w:val="1A1D24"/>
+          <w:sz w:val="22"/>
+        </w:rPr>
+        <w:t xml:space="preserve">• </w:t>
+      </w:r>
+      <w:r>
+        <w:rPr>
+          <w:rFonts w:ascii="Calibri" w:hAnsi="Calibri"/>
+          <w:color w:val="1A1D24"/>
+          <w:sz w:val="22"/>
+        </w:rPr>
+        <w:t>Low Power &amp; Data Overhead: Background sync operations execute only upon network state change or batch queue triggers.</w:t>
+      </w:r>
+    </w:p>
+    <w:p>
+      <w:pPr>
+        <w:keepNext/>
+        <w:spacing w:before="280" w:after="80"/>
+      </w:pPr>
+      <w:r>
+        <w:rPr>
+          <w:rFonts w:ascii="Poppins" w:hAnsi="Poppins"/>
+          <w:b/>
+          <w:color w:val="00BCD4"/>
+          <w:sz w:val="27"/>
+        </w:rPr>
+        <w:t>5.4  Offline Resilience &amp; Idempotent Sync Integrity</w:t>
+      </w:r>
+    </w:p>
+    <w:p>
+      <w:pPr>
+        <w:pStyle w:val="ListParagraph"/>
+        <w:spacing w:before="40" w:after="40" w:line="276" w:lineRule="auto"/>
+      </w:pPr>
+      <w:r>
+        <w:rPr>
+          <w:rFonts w:ascii="Calibri" w:hAnsi="Calibri"/>
+          <w:b/>
+          <w:color w:val="1A1D24"/>
+          <w:sz w:val="22"/>
+        </w:rPr>
+        <w:t xml:space="preserve">• </w:t>
+      </w:r>
+      <w:r>
+        <w:rPr>
+          <w:rFonts w:ascii="Calibri" w:hAnsi="Calibri"/>
+          <w:color w:val="1A1D24"/>
+          <w:sz w:val="22"/>
+        </w:rPr>
+        <w:t>Zero Data Loss: Every meal, water, and habit log is committed immediately to SQLite before initiating network transmission.</w:t>
+      </w:r>
+    </w:p>
+    <w:p>
+      <w:pPr>
+        <w:pStyle w:val="ListParagraph"/>
+        <w:spacing w:before="40" w:after="40" w:line="276" w:lineRule="auto"/>
+      </w:pPr>
+      <w:r>
+        <w:rPr>
+          <w:rFonts w:ascii="Calibri" w:hAnsi="Calibri"/>
+          <w:b/>
+          <w:color w:val="1A1D24"/>
+          <w:sz w:val="22"/>
+        </w:rPr>
+        <w:t xml:space="preserve">• </w:t>
+      </w:r>
+      <w:r>
+        <w:rPr>
+          <w:rFonts w:ascii="Calibri" w:hAnsi="Calibri"/>
+          <w:color w:val="1A1D24"/>
+          <w:sz w:val="22"/>
+        </w:rPr>
+        <w:t>Idempotent Synchronization: Background sync operations utilize unique UUID keys to prevent duplicate records upon reconnecting.</w:t>
       </w:r>
     </w:p>
     <w:sectPr>
@@ -1148,7 +6553,7 @@
 </file>
 
 <file path=word/endnotes.xml><?xml version="1.0" encoding="utf-8"?>
-<w:endnotes xmlns:wpc="http://schemas.microsoft.com/office/word/2010/wordprocessingCanvas" xmlns:cx="http://schemas.microsoft.com/office/drawing/2014/chartex" xmlns:cx1="http://schemas.microsoft.com/office/drawing/2015/9/8/chartex" xmlns:cx2="http://schemas.microsoft.com/office/drawing/2015/10/21/chartex" xmlns:cx3="http://schemas.microsoft.com/office/drawing/2016/5/9/chartex" xmlns:cx4="http://schemas.microsoft.com/office/drawing/2016/5/10/chartex" xmlns:cx5="http://schemas.microsoft.com/office/drawing/2016/5/11/chartex" xmlns:cx6="http://schemas.microsoft.com/office/drawing/2016/5/12/chartex" xmlns:cx7="http://schemas.microsoft.com/office/drawing/2016/5/13/chartex" xmlns:cx8="http://schemas.microsoft.com/office/drawing/2016/5/14/chartex" xmlns:mc="http://schemas.openxmlformats.org/markup-compatibility/2006" xmlns:aink="http://schemas.microsoft.com/office/drawing/2016/ink" xmlns:am3d="http://schemas.microsoft.com/office/drawing/2017/model3d" xmlns:o="urn:schemas-microsoft-com:office:office" xmlns:oel="http://schemas.microsoft.com/office/2019/extlst" xmlns:r="http://schemas.openxmlformats.org/officeDocument/2006/relationships" xmlns:m="http://schemas.openxmlformats.org/officeDocument/2006/math" xmlns:v="urn:schemas-microsoft-com:vml" xmlns:wp14="http://schemas.microsoft.com/office/word/2010/wordprocessingDrawing" xmlns:wp="http://schemas.openxmlformats.org/drawingml/2006/wordprocessingDrawing" xmlns:w10="urn:schemas-microsoft-com:office:word" xmlns:w="http://schemas.openxmlformats.org/wordprocessingml/2006/main" xmlns:w14="http://schemas.microsoft.com/office/word/2010/wordml" xmlns:w15="http://schemas.microsoft.com/office/word/2012/wordml" xmlns:w16cei="http://schemas.microsoft.com/office/word/2026/wordml/cei" xmlns:w16cex="http://schemas.microsoft.com/office/word/2018/wordml/cex" xmlns:w16cid="http://schemas.microsoft.com/office/word/2016/wordml/cid" xmlns:w16="http://schemas.microsoft.com/office/word/2018/wordml" xmlns:w16du="http://schemas.microsoft.com/office/word/2023/wordml/word16du" xmlns:w16sdtdh="http://schemas.microsoft.com/office/word/2020/wordml/sdtdatahash" xmlns:w16sdtfl="http://schemas.microsoft.com/office/word/2024/wordml/sdtformatlock" xmlns:w16se="http://schemas.microsoft.com/office/word/2015/wordml/symex" xmlns:wpg="http://schemas.microsoft.com/office/word/2010/wordprocessingGroup" xmlns:wpi="http://schemas.microsoft.com/office/word/2010/wordprocessingInk" xmlns:wne="http://schemas.microsoft.com/office/word/2006/wordml" xmlns:wps="http://schemas.microsoft.com/office/word/2010/wordprocessingShape" mc:Ignorable="w14 w15 w16se w16cid w16 w16cex w16sdtdh w16sdtfl w16du wp14">
+<w:endnotes xmlns:wpc="http://schemas.microsoft.com/office/word/2010/wordprocessingCanvas" xmlns:cx="http://schemas.microsoft.com/office/drawing/2014/chartex" xmlns:cx1="http://schemas.microsoft.com/office/drawing/2015/9/8/chartex" xmlns:cx2="http://schemas.microsoft.com/office/drawing/2015/10/21/chartex" xmlns:cx3="http://schemas.microsoft.com/office/drawing/2016/5/9/chartex" xmlns:cx4="http://schemas.microsoft.com/office/drawing/2016/5/10/chartex" xmlns:cx5="http://schemas.microsoft.com/office/drawing/2016/5/11/chartex" xmlns:cx6="http://schemas.microsoft.com/office/drawing/2016/5/12/chartex" xmlns:cx7="http://schemas.microsoft.com/office/drawing/2016/5/13/chartex" xmlns:cx8="http://schemas.microsoft.com/office/drawing/2016/5/14/chartex" xmlns:mc="http://schemas.openxmlformats.org/markup-compatibility/2006" xmlns:aink="http://schemas.microsoft.com/office/drawing/2016/ink" xmlns:am3d="http://schemas.microsoft.com/office/drawing/2017/model3d" xmlns:o="urn:schemas-microsoft-com:office:office" xmlns:oel="http://schemas.microsoft.com/office/2019/extlst" xmlns:r="http://schemas.openxmlformats.org/officeDocument/2006/relationships" xmlns:m="http://schemas.openxmlformats.org/officeDocument/2006/math" xmlns:v="urn:schemas-microsoft-com:vml" xmlns:wp14="http://schemas.microsoft.com/office/word/2010/wordprocessingDrawing" xmlns:wp="http://schemas.openxmlformats.org/drawingml/2006/wordprocessingDrawing" xmlns:w10="urn:schemas-microsoft-com:office:word" xmlns:w="http://schemas.openxmlformats.org/wordprocessingml/2006/main" xmlns:w14="http://schemas.microsoft.com/office/word/2010/wordml" xmlns:w15="http://schemas.microsoft.com/office/word/2012/wordml" xmlns:w16cex="http://schemas.microsoft.com/office/word/2018/wordml/cex" xmlns:w16cid="http://schemas.microsoft.com/office/word/2016/wordml/cid" xmlns:w16="http://schemas.microsoft.com/office/word/2018/wordml" xmlns:w16du="http://schemas.microsoft.com/office/word/2023/wordml/word16du" xmlns:w16sdtdh="http://schemas.microsoft.com/office/word/2020/wordml/sdtdatahash" xmlns:w16sdtfl="http://schemas.microsoft.com/office/word/2024/wordml/sdtformatlock" xmlns:w16se="http://schemas.microsoft.com/office/word/2015/wordml/symex" xmlns:wpg="http://schemas.microsoft.com/office/word/2010/wordprocessingGroup" xmlns:wpi="http://schemas.microsoft.com/office/word/2010/wordprocessingInk" xmlns:wne="http://schemas.microsoft.com/office/word/2006/wordml" xmlns:wps="http://schemas.microsoft.com/office/word/2010/wordprocessingShape" mc:Ignorable="w14 w15 w16se w16cid w16 w16cex w16sdtdh w16sdtfl w16du wp14">
   <w:endnote w:type="separator" w:id="-1">
     <w:p>
       <w:r>
@@ -1167,7 +6572,7 @@
 </file>
 
 <file path=word/footer1.xml><?xml version="1.0" encoding="utf-8"?>
-<w:ftr xmlns:wpc="http://schemas.microsoft.com/office/word/2010/wordprocessingCanvas" xmlns:cx="http://schemas.microsoft.com/office/drawing/2014/chartex" xmlns:cx1="http://schemas.microsoft.com/office/drawing/2015/9/8/chartex" xmlns:cx2="http://schemas.microsoft.com/office/drawing/2015/10/21/chartex" xmlns:cx3="http://schemas.microsoft.com/office/drawing/2016/5/9/chartex" xmlns:cx4="http://schemas.microsoft.com/office/drawing/2016/5/10/chartex" xmlns:cx5="http://schemas.microsoft.com/office/drawing/2016/5/11/chartex" xmlns:cx6="http://schemas.microsoft.com/office/drawing/2016/5/12/chartex" xmlns:cx7="http://schemas.microsoft.com/office/drawing/2016/5/13/chartex" xmlns:cx8="http://schemas.microsoft.com/office/drawing/2016/5/14/chartex" xmlns:mc="http://schemas.openxmlformats.org/markup-compatibility/2006" xmlns:aink="http://schemas.microsoft.com/office/drawing/2016/ink" xmlns:am3d="http://schemas.microsoft.com/office/drawing/2017/model3d" xmlns:o="urn:schemas-microsoft-com:office:office" xmlns:oel="http://schemas.microsoft.com/office/2019/extlst" xmlns:r="http://schemas.openxmlformats.org/officeDocument/2006/relationships" xmlns:m="http://schemas.openxmlformats.org/officeDocument/2006/math" xmlns:v="urn:schemas-microsoft-com:vml" xmlns:wp14="http://schemas.microsoft.com/office/word/2010/wordprocessingDrawing" xmlns:wp="http://schemas.openxmlformats.org/drawingml/2006/wordprocessingDrawing" xmlns:w10="urn:schemas-microsoft-com:office:word" xmlns:w="http://schemas.openxmlformats.org/wordprocessingml/2006/main" xmlns:w14="http://schemas.microsoft.com/office/word/2010/wordml" xmlns:w15="http://schemas.microsoft.com/office/word/2012/wordml" xmlns:w16cei="http://schemas.microsoft.com/office/word/2026/wordml/cei" xmlns:w16cex="http://schemas.microsoft.com/office/word/2018/wordml/cex" xmlns:w16cid="http://schemas.microsoft.com/office/word/2016/wordml/cid" xmlns:w16="http://schemas.microsoft.com/office/word/2018/wordml" xmlns:w16du="http://schemas.microsoft.com/office/word/2023/wordml/word16du" xmlns:w16sdtdh="http://schemas.microsoft.com/office/word/2020/wordml/sdtdatahash" xmlns:w16sdtfl="http://schemas.microsoft.com/office/word/2024/wordml/sdtformatlock" xmlns:w16se="http://schemas.microsoft.com/office/word/2015/wordml/symex" xmlns:wpg="http://schemas.microsoft.com/office/word/2010/wordprocessingGroup" xmlns:wpi="http://schemas.microsoft.com/office/word/2010/wordprocessingInk" xmlns:wne="http://schemas.microsoft.com/office/word/2006/wordml" xmlns:wps="http://schemas.microsoft.com/office/word/2010/wordprocessingShape" mc:Ignorable="w14 w15 w16se w16cid w16 w16cex w16sdtdh w16sdtfl w16du wp14">
+<w:ftr xmlns:wpc="http://schemas.microsoft.com/office/word/2010/wordprocessingCanvas" xmlns:cx="http://schemas.microsoft.com/office/drawing/2014/chartex" xmlns:cx1="http://schemas.microsoft.com/office/drawing/2015/9/8/chartex" xmlns:cx2="http://schemas.microsoft.com/office/drawing/2015/10/21/chartex" xmlns:cx3="http://schemas.microsoft.com/office/drawing/2016/5/9/chartex" xmlns:cx4="http://schemas.microsoft.com/office/drawing/2016/5/10/chartex" xmlns:cx5="http://schemas.microsoft.com/office/drawing/2016/5/11/chartex" xmlns:cx6="http://schemas.microsoft.com/office/drawing/2016/5/12/chartex" xmlns:cx7="http://schemas.microsoft.com/office/drawing/2016/5/13/chartex" xmlns:cx8="http://schemas.microsoft.com/office/drawing/2016/5/14/chartex" xmlns:mc="http://schemas.openxmlformats.org/markup-compatibility/2006" xmlns:aink="http://schemas.microsoft.com/office/drawing/2016/ink" xmlns:am3d="http://schemas.microsoft.com/office/drawing/2017/model3d" xmlns:o="urn:schemas-microsoft-com:office:office" xmlns:oel="http://schemas.microsoft.com/office/2019/extlst" xmlns:r="http://schemas.openxmlformats.org/officeDocument/2006/relationships" xmlns:m="http://schemas.openxmlformats.org/officeDocument/2006/math" xmlns:v="urn:schemas-microsoft-com:vml" xmlns:wp14="http://schemas.microsoft.com/office/word/2010/wordprocessingDrawing" xmlns:wp="http://schemas.openxmlformats.org/drawingml/2006/wordprocessingDrawing" xmlns:w10="urn:schemas-microsoft-com:office:word" xmlns:w="http://schemas.openxmlformats.org/wordprocessingml/2006/main" xmlns:w14="http://schemas.microsoft.com/office/word/2010/wordml" xmlns:w15="http://schemas.microsoft.com/office/word/2012/wordml" xmlns:w16cex="http://schemas.microsoft.com/office/word/2018/wordml/cex" xmlns:w16cid="http://schemas.microsoft.com/office/word/2016/wordml/cid" xmlns:w16="http://schemas.microsoft.com/office/word/2018/wordml" xmlns:w16du="http://schemas.microsoft.com/office/word/2023/wordml/word16du" xmlns:w16sdtdh="http://schemas.microsoft.com/office/word/2020/wordml/sdtdatahash" xmlns:w16sdtfl="http://schemas.microsoft.com/office/word/2024/wordml/sdtformatlock" xmlns:w16se="http://schemas.microsoft.com/office/word/2015/wordml/symex" xmlns:wpg="http://schemas.microsoft.com/office/word/2010/wordprocessingGroup" xmlns:wpi="http://schemas.microsoft.com/office/word/2010/wordprocessingInk" xmlns:wne="http://schemas.microsoft.com/office/word/2006/wordml" xmlns:wps="http://schemas.microsoft.com/office/word/2010/wordprocessingShape" mc:Ignorable="w14 w15 w16se w16cid w16 w16cex w16sdtdh w16sdtfl w16du wp14">
   <w:tbl>
     <w:tblPr>
       <w:tblW w:w="9026" w:type="dxa"/>
@@ -1191,12 +6596,6 @@
       <w:gridCol w:w="4034"/>
     </w:tblGrid>
     <w:tr>
-      <w:tblPrEx>
-        <w:tblCellMar>
-          <w:top w:w="0" w:type="dxa"/>
-          <w:bottom w:w="0" w:type="dxa"/>
-        </w:tblCellMar>
-      </w:tblPrEx>
       <w:tc>
         <w:tcPr>
           <w:tcW w:w="5200" w:type="dxa"/>
@@ -1364,7 +6763,7 @@
 </file>
 
 <file path=word/footnotes.xml><?xml version="1.0" encoding="utf-8"?>
-<w:footnotes xmlns:wpc="http://schemas.microsoft.com/office/word/2010/wordprocessingCanvas" xmlns:cx="http://schemas.microsoft.com/office/drawing/2014/chartex" xmlns:cx1="http://schemas.microsoft.com/office/drawing/2015/9/8/chartex" xmlns:cx2="http://schemas.microsoft.com/office/drawing/2015/10/21/chartex" xmlns:cx3="http://schemas.microsoft.com/office/drawing/2016/5/9/chartex" xmlns:cx4="http://schemas.microsoft.com/office/drawing/2016/5/10/chartex" xmlns:cx5="http://schemas.microsoft.com/office/drawing/2016/5/11/chartex" xmlns:cx6="http://schemas.microsoft.com/office/drawing/2016/5/12/chartex" xmlns:cx7="http://schemas.microsoft.com/office/drawing/2016/5/13/chartex" xmlns:cx8="http://schemas.microsoft.com/office/drawing/2016/5/14/chartex" xmlns:mc="http://schemas.openxmlformats.org/markup-compatibility/2006" xmlns:aink="http://schemas.microsoft.com/office/drawing/2016/ink" xmlns:am3d="http://schemas.microsoft.com/office/drawing/2017/model3d" xmlns:o="urn:schemas-microsoft-com:office:office" xmlns:oel="http://schemas.microsoft.com/office/2019/extlst" xmlns:r="http://schemas.openxmlformats.org/officeDocument/2006/relationships" xmlns:m="http://schemas.openxmlformats.org/officeDocument/2006/math" xmlns:v="urn:schemas-microsoft-com:vml" xmlns:wp14="http://schemas.microsoft.com/office/word/2010/wordprocessingDrawing" xmlns:wp="http://schemas.openxmlformats.org/drawingml/2006/wordprocessingDrawing" xmlns:w10="urn:schemas-microsoft-com:office:word" xmlns:w="http://schemas.openxmlformats.org/wordprocessingml/2006/main" xmlns:w14="http://schemas.microsoft.com/office/word/2010/wordml" xmlns:w15="http://schemas.microsoft.com/office/word/2012/wordml" xmlns:w16cei="http://schemas.microsoft.com/office/word/2026/wordml/cei" xmlns:w16cex="http://schemas.microsoft.com/office/word/2018/wordml/cex" xmlns:w16cid="http://schemas.microsoft.com/office/word/2016/wordml/cid" xmlns:w16="http://schemas.microsoft.com/office/word/2018/wordml" xmlns:w16du="http://schemas.microsoft.com/office/word/2023/wordml/word16du" xmlns:w16sdtdh="http://schemas.microsoft.com/office/word/2020/wordml/sdtdatahash" xmlns:w16sdtfl="http://schemas.microsoft.com/office/word/2024/wordml/sdtformatlock" xmlns:w16se="http://schemas.microsoft.com/office/word/2015/wordml/symex" xmlns:wpg="http://schemas.microsoft.com/office/word/2010/wordprocessingGroup" xmlns:wpi="http://schemas.microsoft.com/office/word/2010/wordprocessingInk" xmlns:wne="http://schemas.microsoft.com/office/word/2006/wordml" xmlns:wps="http://schemas.microsoft.com/office/word/2010/wordprocessingShape" mc:Ignorable="w14 w15 w16se w16cid w16 w16cex w16sdtdh w16sdtfl w16du wp14">
+<w:footnotes xmlns:wpc="http://schemas.microsoft.com/office/word/2010/wordprocessingCanvas" xmlns:cx="http://schemas.microsoft.com/office/drawing/2014/chartex" xmlns:cx1="http://schemas.microsoft.com/office/drawing/2015/9/8/chartex" xmlns:cx2="http://schemas.microsoft.com/office/drawing/2015/10/21/chartex" xmlns:cx3="http://schemas.microsoft.com/office/drawing/2016/5/9/chartex" xmlns:cx4="http://schemas.microsoft.com/office/drawing/2016/5/10/chartex" xmlns:cx5="http://schemas.microsoft.com/office/drawing/2016/5/11/chartex" xmlns:cx6="http://schemas.microsoft.com/office/drawing/2016/5/12/chartex" xmlns:cx7="http://schemas.microsoft.com/office/drawing/2016/5/13/chartex" xmlns:cx8="http://schemas.microsoft.com/office/drawing/2016/5/14/chartex" xmlns:mc="http://schemas.openxmlformats.org/markup-compatibility/2006" xmlns:aink="http://schemas.microsoft.com/office/drawing/2016/ink" xmlns:am3d="http://schemas.microsoft.com/office/drawing/2017/model3d" xmlns:o="urn:schemas-microsoft-com:office:office" xmlns:oel="http://schemas.microsoft.com/office/2019/extlst" xmlns:r="http://schemas.openxmlformats.org/officeDocument/2006/relationships" xmlns:m="http://schemas.openxmlformats.org/officeDocument/2006/math" xmlns:v="urn:schemas-microsoft-com:vml" xmlns:wp14="http://schemas.microsoft.com/office/word/2010/wordprocessingDrawing" xmlns:wp="http://schemas.openxmlformats.org/drawingml/2006/wordprocessingDrawing" xmlns:w10="urn:schemas-microsoft-com:office:word" xmlns:w="http://schemas.openxmlformats.org/wordprocessingml/2006/main" xmlns:w14="http://schemas.microsoft.com/office/word/2010/wordml" xmlns:w15="http://schemas.microsoft.com/office/word/2012/wordml" xmlns:w16cex="http://schemas.microsoft.com/office/word/2018/wordml/cex" xmlns:w16cid="http://schemas.microsoft.com/office/word/2016/wordml/cid" xmlns:w16="http://schemas.microsoft.com/office/word/2018/wordml" xmlns:w16du="http://schemas.microsoft.com/office/word/2023/wordml/word16du" xmlns:w16sdtdh="http://schemas.microsoft.com/office/word/2020/wordml/sdtdatahash" xmlns:w16sdtfl="http://schemas.microsoft.com/office/word/2024/wordml/sdtformatlock" xmlns:w16se="http://schemas.microsoft.com/office/word/2015/wordml/symex" xmlns:wpg="http://schemas.microsoft.com/office/word/2010/wordprocessingGroup" xmlns:wpi="http://schemas.microsoft.com/office/word/2010/wordprocessingInk" xmlns:wne="http://schemas.microsoft.com/office/word/2006/wordml" xmlns:wps="http://schemas.microsoft.com/office/word/2010/wordprocessingShape" mc:Ignorable="w14 w15 w16se w16cid w16 w16cex w16sdtdh w16sdtfl w16du wp14">
   <w:footnote w:type="separator" w:id="-1">
     <w:p>
       <w:r>
@@ -1383,7 +6782,7 @@
 </file>
 
 <file path=word/header1.xml><?xml version="1.0" encoding="utf-8"?>
-<w:hdr xmlns:wpc="http://schemas.microsoft.com/office/word/2010/wordprocessingCanvas" xmlns:cx="http://schemas.microsoft.com/office/drawing/2014/chartex" xmlns:cx1="http://schemas.microsoft.com/office/drawing/2015/9/8/chartex" xmlns:cx2="http://schemas.microsoft.com/office/drawing/2015/10/21/chartex" xmlns:cx3="http://schemas.microsoft.com/office/drawing/2016/5/9/chartex" xmlns:cx4="http://schemas.microsoft.com/office/drawing/2016/5/10/chartex" xmlns:cx5="http://schemas.microsoft.com/office/drawing/2016/5/11/chartex" xmlns:cx6="http://schemas.microsoft.com/office/drawing/2016/5/12/chartex" xmlns:cx7="http://schemas.microsoft.com/office/drawing/2016/5/13/chartex" xmlns:cx8="http://schemas.microsoft.com/office/drawing/2016/5/14/chartex" xmlns:mc="http://schemas.openxmlformats.org/markup-compatibility/2006" xmlns:aink="http://schemas.microsoft.com/office/drawing/2016/ink" xmlns:am3d="http://schemas.microsoft.com/office/drawing/2017/model3d" xmlns:o="urn:schemas-microsoft-com:office:office" xmlns:oel="http://schemas.microsoft.com/office/2019/extlst" xmlns:r="http://schemas.openxmlformats.org/officeDocument/2006/relationships" xmlns:m="http://schemas.openxmlformats.org/officeDocument/2006/math" xmlns:v="urn:schemas-microsoft-com:vml" xmlns:wp14="http://schemas.microsoft.com/office/word/2010/wordprocessingDrawing" xmlns:wp="http://schemas.openxmlformats.org/drawingml/2006/wordprocessingDrawing" xmlns:w10="urn:schemas-microsoft-com:office:word" xmlns:w="http://schemas.openxmlformats.org/wordprocessingml/2006/main" xmlns:w14="http://schemas.microsoft.com/office/word/2010/wordml" xmlns:w15="http://schemas.microsoft.com/office/word/2012/wordml" xmlns:w16cei="http://schemas.microsoft.com/office/word/2026/wordml/cei" xmlns:w16cex="http://schemas.microsoft.com/office/word/2018/wordml/cex" xmlns:w16cid="http://schemas.microsoft.com/office/word/2016/wordml/cid" xmlns:w16="http://schemas.microsoft.com/office/word/2018/wordml" xmlns:w16du="http://schemas.microsoft.com/office/word/2023/wordml/word16du" xmlns:w16sdtdh="http://schemas.microsoft.com/office/word/2020/wordml/sdtdatahash" xmlns:w16sdtfl="http://schemas.microsoft.com/office/word/2024/wordml/sdtformatlock" xmlns:w16se="http://schemas.microsoft.com/office/word/2015/wordml/symex" xmlns:wpg="http://schemas.microsoft.com/office/word/2010/wordprocessingGroup" xmlns:wpi="http://schemas.microsoft.com/office/word/2010/wordprocessingInk" xmlns:wne="http://schemas.microsoft.com/office/word/2006/wordml" xmlns:wps="http://schemas.microsoft.com/office/word/2010/wordprocessingShape" mc:Ignorable="w14 w15 w16se w16cid w16 w16cex w16sdtdh w16sdtfl w16du wp14">
+<w:hdr xmlns:wpc="http://schemas.microsoft.com/office/word/2010/wordprocessingCanvas" xmlns:cx="http://schemas.microsoft.com/office/drawing/2014/chartex" xmlns:cx1="http://schemas.microsoft.com/office/drawing/2015/9/8/chartex" xmlns:cx2="http://schemas.microsoft.com/office/drawing/2015/10/21/chartex" xmlns:cx3="http://schemas.microsoft.com/office/drawing/2016/5/9/chartex" xmlns:cx4="http://schemas.microsoft.com/office/drawing/2016/5/10/chartex" xmlns:cx5="http://schemas.microsoft.com/office/drawing/2016/5/11/chartex" xmlns:cx6="http://schemas.microsoft.com/office/drawing/2016/5/12/chartex" xmlns:cx7="http://schemas.microsoft.com/office/drawing/2016/5/13/chartex" xmlns:cx8="http://schemas.microsoft.com/office/drawing/2016/5/14/chartex" xmlns:mc="http://schemas.openxmlformats.org/markup-compatibility/2006" xmlns:aink="http://schemas.microsoft.com/office/drawing/2016/ink" xmlns:am3d="http://schemas.microsoft.com/office/drawing/2017/model3d" xmlns:o="urn:schemas-microsoft-com:office:office" xmlns:oel="http://schemas.microsoft.com/office/2019/extlst" xmlns:r="http://schemas.openxmlformats.org/officeDocument/2006/relationships" xmlns:m="http://schemas.openxmlformats.org/officeDocument/2006/math" xmlns:v="urn:schemas-microsoft-com:vml" xmlns:wp14="http://schemas.microsoft.com/office/word/2010/wordprocessingDrawing" xmlns:wp="http://schemas.openxmlformats.org/drawingml/2006/wordprocessingDrawing" xmlns:w10="urn:schemas-microsoft-com:office:word" xmlns:w="http://schemas.openxmlformats.org/wordprocessingml/2006/main" xmlns:w14="http://schemas.microsoft.com/office/word/2010/wordml" xmlns:w15="http://schemas.microsoft.com/office/word/2012/wordml" xmlns:w16cex="http://schemas.microsoft.com/office/word/2018/wordml/cex" xmlns:w16cid="http://schemas.microsoft.com/office/word/2016/wordml/cid" xmlns:w16="http://schemas.microsoft.com/office/word/2018/wordml" xmlns:w16du="http://schemas.microsoft.com/office/word/2023/wordml/word16du" xmlns:w16sdtdh="http://schemas.microsoft.com/office/word/2020/wordml/sdtdatahash" xmlns:w16sdtfl="http://schemas.microsoft.com/office/word/2024/wordml/sdtformatlock" xmlns:w16se="http://schemas.microsoft.com/office/word/2015/wordml/symex" xmlns:wpg="http://schemas.microsoft.com/office/word/2010/wordprocessingGroup" xmlns:wpi="http://schemas.microsoft.com/office/word/2010/wordprocessingInk" xmlns:wne="http://schemas.microsoft.com/office/word/2006/wordml" xmlns:wps="http://schemas.microsoft.com/office/word/2010/wordprocessingShape" mc:Ignorable="w14 w15 w16se w16cid w16 w16cex w16sdtdh w16sdtfl w16du wp14">
   <w:tbl>
     <w:tblPr>
       <w:tblW w:w="9026" w:type="dxa"/>
@@ -1407,12 +6806,6 @@
       <w:gridCol w:w="4034"/>
     </w:tblGrid>
     <w:tr>
-      <w:tblPrEx>
-        <w:tblCellMar>
-          <w:top w:w="0" w:type="dxa"/>
-          <w:bottom w:w="0" w:type="dxa"/>
-        </w:tblCellMar>
-      </w:tblPrEx>
       <w:tc>
         <w:tcPr>
           <w:tcW w:w="5200" w:type="dxa"/>
@@ -1476,7 +6869,7 @@
 </file>
 
 <file path=word/numbering.xml><?xml version="1.0" encoding="utf-8"?>
-<w:numbering xmlns:wpc="http://schemas.microsoft.com/office/word/2010/wordprocessingCanvas" xmlns:cx="http://schemas.microsoft.com/office/drawing/2014/chartex" xmlns:cx1="http://schemas.microsoft.com/office/drawing/2015/9/8/chartex" xmlns:cx2="http://schemas.microsoft.com/office/drawing/2015/10/21/chartex" xmlns:cx3="http://schemas.microsoft.com/office/drawing/2016/5/9/chartex" xmlns:cx4="http://schemas.microsoft.com/office/drawing/2016/5/10/chartex" xmlns:cx5="http://schemas.microsoft.com/office/drawing/2016/5/11/chartex" xmlns:cx6="http://schemas.microsoft.com/office/drawing/2016/5/12/chartex" xmlns:cx7="http://schemas.microsoft.com/office/drawing/2016/5/13/chartex" xmlns:cx8="http://schemas.microsoft.com/office/drawing/2016/5/14/chartex" xmlns:mc="http://schemas.openxmlformats.org/markup-compatibility/2006" xmlns:aink="http://schemas.microsoft.com/office/drawing/2016/ink" xmlns:am3d="http://schemas.microsoft.com/office/drawing/2017/model3d" xmlns:o="urn:schemas-microsoft-com:office:office" xmlns:oel="http://schemas.microsoft.com/office/2019/extlst" xmlns:r="http://schemas.openxmlformats.org/officeDocument/2006/relationships" xmlns:m="http://schemas.openxmlformats.org/officeDocument/2006/math" xmlns:v="urn:schemas-microsoft-com:vml" xmlns:wp14="http://schemas.microsoft.com/office/word/2010/wordprocessingDrawing" xmlns:wp="http://schemas.openxmlformats.org/drawingml/2006/wordprocessingDrawing" xmlns:w10="urn:schemas-microsoft-com:office:word" xmlns:w="http://schemas.openxmlformats.org/wordprocessingml/2006/main" xmlns:w14="http://schemas.microsoft.com/office/word/2010/wordml" xmlns:w15="http://schemas.microsoft.com/office/word/2012/wordml" xmlns:w16cei="http://schemas.microsoft.com/office/word/2026/wordml/cei" xmlns:w16cex="http://schemas.microsoft.com/office/word/2018/wordml/cex" xmlns:w16cid="http://schemas.microsoft.com/office/word/2016/wordml/cid" xmlns:w16="http://schemas.microsoft.com/office/word/2018/wordml" xmlns:w16du="http://schemas.microsoft.com/office/word/2023/wordml/word16du" xmlns:w16sdtdh="http://schemas.microsoft.com/office/word/2020/wordml/sdtdatahash" xmlns:w16sdtfl="http://schemas.microsoft.com/office/word/2024/wordml/sdtformatlock" xmlns:w16se="http://schemas.microsoft.com/office/word/2015/wordml/symex" xmlns:wpg="http://schemas.microsoft.com/office/word/2010/wordprocessingGroup" xmlns:wpi="http://schemas.microsoft.com/office/word/2010/wordprocessingInk" xmlns:wne="http://schemas.microsoft.com/office/word/2006/wordml" xmlns:wps="http://schemas.microsoft.com/office/word/2010/wordprocessingShape" mc:Ignorable="w14 w15 w16se w16cid w16 w16cex w16sdtdh w16sdtfl w16du wp14">
+<w:numbering xmlns:wpc="http://schemas.microsoft.com/office/word/2010/wordprocessingCanvas" xmlns:cx="http://schemas.microsoft.com/office/drawing/2014/chartex" xmlns:cx1="http://schemas.microsoft.com/office/drawing/2015/9/8/chartex" xmlns:cx2="http://schemas.microsoft.com/office/drawing/2015/10/21/chartex" xmlns:cx3="http://schemas.microsoft.com/office/drawing/2016/5/9/chartex" xmlns:cx4="http://schemas.microsoft.com/office/drawing/2016/5/10/chartex" xmlns:cx5="http://schemas.microsoft.com/office/drawing/2016/5/11/chartex" xmlns:cx6="http://schemas.microsoft.com/office/drawing/2016/5/12/chartex" xmlns:cx7="http://schemas.microsoft.com/office/drawing/2016/5/13/chartex" xmlns:cx8="http://schemas.microsoft.com/office/drawing/2016/5/14/chartex" xmlns:mc="http://schemas.openxmlformats.org/markup-compatibility/2006" xmlns:aink="http://schemas.microsoft.com/office/drawing/2016/ink" xmlns:am3d="http://schemas.microsoft.com/office/drawing/2017/model3d" xmlns:o="urn:schemas-microsoft-com:office:office" xmlns:oel="http://schemas.microsoft.com/office/2019/extlst" xmlns:r="http://schemas.openxmlformats.org/officeDocument/2006/relationships" xmlns:m="http://schemas.openxmlformats.org/officeDocument/2006/math" xmlns:v="urn:schemas-microsoft-com:vml" xmlns:wp14="http://schemas.microsoft.com/office/word/2010/wordprocessingDrawing" xmlns:wp="http://schemas.openxmlformats.org/drawingml/2006/wordprocessingDrawing" xmlns:w10="urn:schemas-microsoft-com:office:word" xmlns:w="http://schemas.openxmlformats.org/wordprocessingml/2006/main" xmlns:w14="http://schemas.microsoft.com/office/word/2010/wordml" xmlns:w15="http://schemas.microsoft.com/office/word/2012/wordml" xmlns:w16cex="http://schemas.microsoft.com/office/word/2018/wordml/cex" xmlns:w16cid="http://schemas.microsoft.com/office/word/2016/wordml/cid" xmlns:w16="http://schemas.microsoft.com/office/word/2018/wordml" xmlns:w16du="http://schemas.microsoft.com/office/word/2023/wordml/word16du" xmlns:w16sdtdh="http://schemas.microsoft.com/office/word/2020/wordml/sdtdatahash" xmlns:w16sdtfl="http://schemas.microsoft.com/office/word/2024/wordml/sdtformatlock" xmlns:w16se="http://schemas.microsoft.com/office/word/2015/wordml/symex" xmlns:wpg="http://schemas.microsoft.com/office/word/2010/wordprocessingGroup" xmlns:wpi="http://schemas.microsoft.com/office/word/2010/wordprocessingInk" xmlns:wne="http://schemas.microsoft.com/office/word/2006/wordml" xmlns:wps="http://schemas.microsoft.com/office/word/2010/wordprocessingShape" mc:Ignorable="w14 w15 w16se w16cid w16 w16cex w16sdtdh w16sdtfl w16du wp14">
   <w:abstractNum w:abstractNumId="0" w15:restartNumberingAfterBreak="0">
     <w:nsid w:val="1D447102"/>
     <w:multiLevelType w:val="hybridMultilevel"/>

--- a/docs/NutriSense_Details.docx
+++ b/docs/NutriSense_Details.docx
@@ -7,19 +7,783 @@
         <w:rPr>
           <w:noProof/>
         </w:rPr>
+        <mc:AlternateContent>
+          <mc:Choice Requires="wps">
+            <w:drawing>
+              <wp:anchor distT="0" distB="0" distL="114300" distR="114300" simplePos="0" relativeHeight="251671552" behindDoc="1" locked="0" layoutInCell="1" allowOverlap="1" wp14:anchorId="72A278CE" wp14:editId="4C93D0B7">
+                <wp:simplePos x="0" y="0"/>
+                <wp:positionH relativeFrom="column">
+                  <wp:posOffset>-1175657</wp:posOffset>
+                </wp:positionH>
+                <wp:positionV relativeFrom="page">
+                  <wp:posOffset>-118753</wp:posOffset>
+                </wp:positionV>
+                <wp:extent cx="8039388" cy="10984675"/>
+                <wp:effectExtent l="0" t="0" r="19050" b="26670"/>
+                <wp:wrapNone/>
+                <wp:docPr id="1576745796" name="Rectangle 2"/>
+                <wp:cNvGraphicFramePr/>
+                <a:graphic xmlns:a="http://schemas.openxmlformats.org/drawingml/2006/main">
+                  <a:graphicData uri="http://schemas.microsoft.com/office/word/2010/wordprocessingShape">
+                    <wps:wsp>
+                      <wps:cNvSpPr/>
+                      <wps:spPr>
+                        <a:xfrm>
+                          <a:off x="0" y="0"/>
+                          <a:ext cx="8039388" cy="10984675"/>
+                        </a:xfrm>
+                        <a:prstGeom prst="rect">
+                          <a:avLst/>
+                        </a:prstGeom>
+                        <a:gradFill>
+                          <a:gsLst>
+                            <a:gs pos="0">
+                              <a:srgbClr val="002060">
+                                <a:alpha val="40000"/>
+                              </a:srgbClr>
+                            </a:gs>
+                            <a:gs pos="48000">
+                              <a:schemeClr val="accent1">
+                                <a:lumMod val="50000"/>
+                              </a:schemeClr>
+                            </a:gs>
+                            <a:gs pos="100000">
+                              <a:schemeClr val="tx1">
+                                <a:lumMod val="85000"/>
+                                <a:lumOff val="15000"/>
+                              </a:schemeClr>
+                            </a:gs>
+                          </a:gsLst>
+                          <a:lin ang="5400000" scaled="0"/>
+                        </a:gradFill>
+                      </wps:spPr>
+                      <wps:style>
+                        <a:lnRef idx="2">
+                          <a:schemeClr val="accent1">
+                            <a:shade val="15000"/>
+                          </a:schemeClr>
+                        </a:lnRef>
+                        <a:fillRef idx="1">
+                          <a:schemeClr val="accent1"/>
+                        </a:fillRef>
+                        <a:effectRef idx="0">
+                          <a:schemeClr val="accent1"/>
+                        </a:effectRef>
+                        <a:fontRef idx="minor">
+                          <a:schemeClr val="lt1"/>
+                        </a:fontRef>
+                      </wps:style>
+                      <wps:txbx>
+                        <w:txbxContent>
+                          <w:p>
+                            <w:pPr>
+                              <w:spacing w:after="40"/>
+                              <w:jc w:val="center"/>
+                              <w:rPr>
+                                <w:rFonts w:ascii="Poppins" w:eastAsia="Poppins" w:hAnsi="Poppins" w:cs="Poppins"/>
+                                <w:b/>
+                                <w:bCs/>
+                                <w:color w:val="FFFFFF"/>
+                                <w:sz w:val="100"/>
+                                <w:szCs w:val="100"/>
+                              </w:rPr>
+                            </w:pPr>
+                            <w:r>
+                              <w:rPr>
+                                <w:rFonts w:ascii="Poppins" w:eastAsia="Poppins" w:hAnsi="Poppins" w:cs="Poppins"/>
+                                <w:b/>
+                                <w:bCs/>
+                                <w:color w:val="FFFFFF"/>
+                                <w:sz w:val="100"/>
+                                <w:szCs w:val="100"/>
+                              </w:rPr>
+                              <w:t xml:space="preserve">   </w:t>
+                            </w:r>
+                          </w:p>
+                          <w:p>
+                            <w:pPr>
+                              <w:spacing w:after="40"/>
+                              <w:jc w:val="center"/>
+                              <w:rPr>
+                                <w:rFonts w:ascii="Poppins" w:eastAsia="Poppins" w:hAnsi="Poppins" w:cs="Poppins"/>
+                                <w:b/>
+                                <w:bCs/>
+                                <w:color w:val="FFFFFF"/>
+                                <w:sz w:val="100"/>
+                                <w:szCs w:val="100"/>
+                              </w:rPr>
+                            </w:pPr>
+                          </w:p>
+                          <w:p>
+                            <w:pPr>
+                              <w:spacing w:after="40"/>
+                              <w:jc w:val="center"/>
+                              <w:rPr>
+                                <w:rFonts w:ascii="Poppins" w:eastAsia="Poppins" w:hAnsi="Poppins" w:cs="Poppins"/>
+                                <w:b/>
+                                <w:bCs/>
+                                <w:color w:val="FFFFFF"/>
+                                <w:sz w:val="100"/>
+                                <w:szCs w:val="100"/>
+                              </w:rPr>
+                            </w:pPr>
+                          </w:p>
+                          <w:p>
+                            <w:pPr>
+                              <w:spacing w:after="40"/>
+                              <w:jc w:val="center"/>
+                              <w:rPr>
+                                <w:rFonts w:ascii="Poppins" w:eastAsia="Poppins" w:hAnsi="Poppins" w:cs="Poppins"/>
+                                <w:b/>
+                                <w:bCs/>
+                                <w:color w:val="FFFFFF"/>
+                                <w:sz w:val="100"/>
+                                <w:szCs w:val="100"/>
+                              </w:rPr>
+                            </w:pPr>
+                          </w:p>
+                          <w:p>
+                            <w:pPr>
+                              <w:spacing w:after="40"/>
+                              <w:jc w:val="center"/>
+                              <w:rPr>
+                                <w:rFonts w:ascii="Poppins" w:eastAsia="Poppins" w:hAnsi="Poppins" w:cs="Poppins"/>
+                                <w:b/>
+                                <w:bCs/>
+                                <w:color w:val="FFFFFF"/>
+                                <w:sz w:val="100"/>
+                                <w:szCs w:val="100"/>
+                              </w:rPr>
+                            </w:pPr>
+                            <w:r>
+                              <w:rPr>
+                                <w:rFonts w:ascii="Poppins" w:eastAsia="Poppins" w:hAnsi="Poppins" w:cs="Poppins"/>
+                                <w:b/>
+                                <w:bCs/>
+                                <w:color w:val="FFFFFF"/>
+                                <w:sz w:val="100"/>
+                                <w:szCs w:val="100"/>
+                              </w:rPr>
+                              <w:t xml:space="preserve">   </w:t>
+                            </w:r>
+                          </w:p>
+                          <w:p>
+                            <w:pPr>
+                              <w:spacing w:after="40"/>
+                              <w:jc w:val="center"/>
+                              <w:rPr>
+                                <w:rFonts w:ascii="Poppins" w:eastAsia="Poppins" w:hAnsi="Poppins" w:cs="Poppins"/>
+                                <w:b/>
+                                <w:bCs/>
+                                <w:color w:val="FFFFFF"/>
+                                <w:sz w:val="48"/>
+                                <w:szCs w:val="48"/>
+                              </w:rPr>
+                            </w:pPr>
+                            <w:r>
+                              <w:rPr>
+                                <w:rFonts w:ascii="Poppins" w:eastAsia="Poppins" w:hAnsi="Poppins" w:cs="Poppins"/>
+                                <w:b/>
+                                <w:bCs/>
+                                <w:color w:val="FFFFFF"/>
+                                <w:sz w:val="100"/>
+                                <w:szCs w:val="100"/>
+                              </w:rPr>
+                              <w:t xml:space="preserve">    </w:t>
+                            </w:r>
+                          </w:p>
+                          <w:p>
+                            <w:pPr>
+                              <w:spacing w:after="40"/>
+                              <w:jc w:val="center"/>
+                              <w:rPr>
+                                <w:rFonts w:ascii="Poppins" w:eastAsia="Poppins" w:hAnsi="Poppins" w:cs="Poppins"/>
+                                <w:b/>
+                                <w:bCs/>
+                                <w:color w:val="FFFFFF"/>
+                                <w:sz w:val="48"/>
+                                <w:szCs w:val="48"/>
+                              </w:rPr>
+                            </w:pPr>
+                          </w:p>
+                          <w:p>
+                            <w:pPr>
+                              <w:spacing w:after="40"/>
+                              <w:jc w:val="center"/>
+                              <w:rPr>
+                                <w:rFonts w:ascii="Poppins" w:eastAsia="Poppins" w:hAnsi="Poppins" w:cs="Poppins"/>
+                                <w:b/>
+                                <w:bCs/>
+                                <w:color w:val="FFFFFF"/>
+                                <w:sz w:val="48"/>
+                                <w:szCs w:val="48"/>
+                              </w:rPr>
+                            </w:pPr>
+                          </w:p>
+                          <w:p>
+                            <w:pPr>
+                              <w:spacing w:after="40"/>
+                              <w:jc w:val="center"/>
+                              <w:rPr>
+                                <w:rFonts w:ascii="Poppins" w:eastAsia="Poppins" w:hAnsi="Poppins" w:cs="Poppins"/>
+                                <w:b/>
+                                <w:bCs/>
+                                <w:color w:val="FFFFFF"/>
+                                <w:sz w:val="100"/>
+                                <w:szCs w:val="100"/>
+                              </w:rPr>
+                            </w:pPr>
+                            <w:proofErr w:type="spellStart"/>
+                            <w:r>
+                              <w:rPr>
+                                <w:rFonts w:ascii="Poppins" w:eastAsia="Poppins" w:hAnsi="Poppins" w:cs="Poppins"/>
+                                <w:b/>
+                                <w:bCs/>
+                                <w:color w:val="FFFFFF"/>
+                                <w:sz w:val="100"/>
+                                <w:szCs w:val="100"/>
+                              </w:rPr>
+                              <w:t>NutriSense</w:t>
+                            </w:r>
+                            <w:proofErr w:type="spellEnd"/>
+                          </w:p>
+                          <w:p>
+                            <w:pPr>
+                              <w:spacing w:after="320"/>
+                              <w:jc w:val="center"/>
+                              <w:rPr>
+                                <w:rFonts w:ascii="Calibri" w:eastAsia="Calibri" w:hAnsi="Calibri" w:cs="Calibri"/>
+                                <w:i/>
+                                <w:iCs/>
+                                <w:color w:val="C7D0DC"/>
+                                <w:sz w:val="32"/>
+                                <w:szCs w:val="32"/>
+                              </w:rPr>
+                            </w:pPr>
+                            <w:r>
+                              <w:rPr>
+                                <w:rFonts w:ascii="Calibri" w:eastAsia="Calibri" w:hAnsi="Calibri" w:cs="Calibri"/>
+                                <w:i/>
+                                <w:iCs/>
+                                <w:color w:val="C7D0DC"/>
+                                <w:sz w:val="32"/>
+                                <w:szCs w:val="32"/>
+                              </w:rPr>
+                              <w:t>AI-Powered Nutrition, Diet &amp; Clinical Health Companion</w:t>
+                            </w:r>
+                          </w:p>
+                          <w:p>
+                            <w:pPr>
+                              <w:spacing w:after="320"/>
+                              <w:jc w:val="center"/>
+                              <w:rPr>
+                                <w:rFonts w:ascii="Calibri" w:eastAsia="Calibri" w:hAnsi="Calibri" w:cs="Calibri"/>
+                                <w:i/>
+                                <w:iCs/>
+                                <w:color w:val="C7D0DC"/>
+                                <w:sz w:val="26"/>
+                                <w:szCs w:val="26"/>
+                              </w:rPr>
+                            </w:pPr>
+                          </w:p>
+                          <w:p>
+                            <w:pPr>
+                              <w:spacing w:after="320"/>
+                              <w:jc w:val="center"/>
+                              <w:rPr>
+                                <w:rFonts w:ascii="Calibri" w:eastAsia="Calibri" w:hAnsi="Calibri" w:cs="Calibri"/>
+                                <w:i/>
+                                <w:iCs/>
+                                <w:color w:val="C7D0DC"/>
+                                <w:sz w:val="26"/>
+                                <w:szCs w:val="26"/>
+                              </w:rPr>
+                            </w:pPr>
+                          </w:p>
+                          <w:p>
+                            <w:pPr>
+                              <w:spacing w:after="320"/>
+                              <w:jc w:val="center"/>
+                              <w:rPr>
+                                <w:rFonts w:ascii="Calibri" w:eastAsia="Calibri" w:hAnsi="Calibri" w:cs="Calibri"/>
+                                <w:i/>
+                                <w:iCs/>
+                                <w:color w:val="C7D0DC"/>
+                                <w:sz w:val="26"/>
+                                <w:szCs w:val="26"/>
+                              </w:rPr>
+                            </w:pPr>
+                          </w:p>
+                          <w:p>
+                            <w:pPr>
+                              <w:spacing w:after="60"/>
+                              <w:jc w:val="center"/>
+                            </w:pPr>
+                          </w:p>
+                          <w:p>
+                            <w:pPr>
+                              <w:spacing w:after="60"/>
+                              <w:jc w:val="center"/>
+                            </w:pPr>
+                          </w:p>
+                          <w:p>
+                            <w:pPr>
+                              <w:spacing w:after="60"/>
+                              <w:jc w:val="center"/>
+                              <w:rPr>
+                                <w:rFonts w:ascii="Calibri" w:eastAsia="Calibri" w:hAnsi="Calibri" w:cs="Calibri"/>
+                                <w:color w:val="8A94A6"/>
+                              </w:rPr>
+                            </w:pPr>
+                          </w:p>
+                          <w:p>
+                            <w:pPr>
+                              <w:spacing w:after="60"/>
+                              <w:jc w:val="center"/>
+                              <w:rPr>
+                                <w:rFonts w:ascii="Calibri" w:eastAsia="Calibri" w:hAnsi="Calibri" w:cs="Calibri"/>
+                                <w:color w:val="8A94A6"/>
+                              </w:rPr>
+                            </w:pPr>
+                          </w:p>
+                          <w:p>
+                            <w:pPr>
+                              <w:spacing w:after="60"/>
+                              <w:jc w:val="center"/>
+                            </w:pPr>
+                            <w:r>
+                              <w:rPr>
+                                <w:rFonts w:ascii="Calibri" w:eastAsia="Calibri" w:hAnsi="Calibri" w:cs="Calibri"/>
+                                <w:color w:val="8A94A6"/>
+                              </w:rPr>
+                              <w:t xml:space="preserve">Prepared by  </w:t>
+                            </w:r>
+                            <w:r>
+                              <w:rPr>
+                                <w:rFonts w:ascii="Calibri" w:eastAsia="Calibri" w:hAnsi="Calibri" w:cs="Calibri"/>
+                                <w:b/>
+                                <w:bCs/>
+                                <w:color w:val="FFFFFF"/>
+                              </w:rPr>
+                              <w:t>Jamal Matloob</w:t>
+                            </w:r>
+                          </w:p>
+                          <w:p>
+                            <w:pPr>
+                              <w:jc w:val="center"/>
+                            </w:pPr>
+                            <w:r>
+                              <w:rPr>
+                                <w:rFonts w:ascii="Calibri" w:eastAsia="Calibri" w:hAnsi="Calibri" w:cs="Calibri"/>
+                                <w:color w:val="555E6D"/>
+                                <w:sz w:val="18"/>
+                                <w:szCs w:val="18"/>
+                              </w:rPr>
+                              <w:t>Version 1.0   |   August 2026   |   Confidential — Internal Use</w:t>
+                            </w:r>
+                          </w:p>
+                          <w:p>
+                            <w:pPr>
+                              <w:jc w:val="center"/>
+                            </w:pPr>
+                          </w:p>
+                          <w:p/>
+                          <w:p>
+                            <w:pPr>
+                              <w:spacing w:before="620"/>
+                            </w:pPr>
+                          </w:p>
+                          <w:p>
+                            <w:pPr>
+                              <w:spacing w:before="2700"/>
+                            </w:pPr>
+                          </w:p>
+                          <w:p>
+                            <w:pPr>
+                              <w:jc w:val="center"/>
+                            </w:pPr>
+                          </w:p>
+                        </w:txbxContent>
+                      </wps:txbx>
+                      <wps:bodyPr rot="0" spcFirstLastPara="0" vertOverflow="overflow" horzOverflow="overflow" vert="horz" wrap="square" lIns="91440" tIns="45720" rIns="91440" bIns="45720" numCol="1" spcCol="0" rtlCol="0" fromWordArt="0" anchor="ctr" anchorCtr="0" forceAA="0" compatLnSpc="1">
+                        <a:prstTxWarp prst="textNoShape">
+                          <a:avLst/>
+                        </a:prstTxWarp>
+                        <a:noAutofit/>
+                      </wps:bodyPr>
+                    </wps:wsp>
+                  </a:graphicData>
+                </a:graphic>
+                <wp14:sizeRelH relativeFrom="page">
+                  <wp14:pctWidth>0</wp14:pctWidth>
+                </wp14:sizeRelH>
+                <wp14:sizeRelV relativeFrom="page">
+                  <wp14:pctHeight>0</wp14:pctHeight>
+                </wp14:sizeRelV>
+              </wp:anchor>
+            </w:drawing>
+          </mc:Choice>
+          <mc:Fallback>
+            <w:pict>
+              <v:rect w14:anchorId="72A278CE" id="Rectangle 2" o:spid="_x0000_s1026" style="position:absolute;margin-left:-92.55pt;margin-top:-9.35pt;width:633pt;height:864.95pt;z-index:-251644928;visibility:visible;mso-wrap-style:square;mso-width-percent:0;mso-height-percent:0;mso-wrap-distance-left:9pt;mso-wrap-distance-top:0;mso-wrap-distance-right:9pt;mso-wrap-distance-bottom:0;mso-position-horizontal:absolute;mso-position-horizontal-relative:text;mso-position-vertical:absolute;mso-position-vertical-relative:page;mso-width-percent:0;mso-height-percent:0;mso-width-relative:page;mso-height-relative:page;v-text-anchor:middle" o:gfxdata="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" fillcolor="#002060" strokecolor="#030e13 [484]" strokeweight="1.5pt">
+                <v:fill color2="#272727 [2749]" o:opacity2="26214f" colors="0 #002060;31457f #0b3041;1 #262626" focus="100%" type="gradient">
+                  <o:fill v:ext="view" type="gradientUnscaled"/>
+                </v:fill>
+                <v:textbox>
+                  <w:txbxContent>
+                    <w:p>
+                      <w:pPr>
+                        <w:spacing w:after="40"/>
+                        <w:jc w:val="center"/>
+                        <w:rPr>
+                          <w:rFonts w:ascii="Poppins" w:eastAsia="Poppins" w:hAnsi="Poppins" w:cs="Poppins"/>
+                          <w:b/>
+                          <w:bCs/>
+                          <w:color w:val="FFFFFF"/>
+                          <w:sz w:val="100"/>
+                          <w:szCs w:val="100"/>
+                        </w:rPr>
+                      </w:pPr>
+                      <w:r>
+                        <w:rPr>
+                          <w:rFonts w:ascii="Poppins" w:eastAsia="Poppins" w:hAnsi="Poppins" w:cs="Poppins"/>
+                          <w:b/>
+                          <w:bCs/>
+                          <w:color w:val="FFFFFF"/>
+                          <w:sz w:val="100"/>
+                          <w:szCs w:val="100"/>
+                        </w:rPr>
+                        <w:t xml:space="preserve">   </w:t>
+                      </w:r>
+                    </w:p>
+                    <w:p>
+                      <w:pPr>
+                        <w:spacing w:after="40"/>
+                        <w:jc w:val="center"/>
+                        <w:rPr>
+                          <w:rFonts w:ascii="Poppins" w:eastAsia="Poppins" w:hAnsi="Poppins" w:cs="Poppins"/>
+                          <w:b/>
+                          <w:bCs/>
+                          <w:color w:val="FFFFFF"/>
+                          <w:sz w:val="100"/>
+                          <w:szCs w:val="100"/>
+                        </w:rPr>
+                      </w:pPr>
+                    </w:p>
+                    <w:p>
+                      <w:pPr>
+                        <w:spacing w:after="40"/>
+                        <w:jc w:val="center"/>
+                        <w:rPr>
+                          <w:rFonts w:ascii="Poppins" w:eastAsia="Poppins" w:hAnsi="Poppins" w:cs="Poppins"/>
+                          <w:b/>
+                          <w:bCs/>
+                          <w:color w:val="FFFFFF"/>
+                          <w:sz w:val="100"/>
+                          <w:szCs w:val="100"/>
+                        </w:rPr>
+                      </w:pPr>
+                    </w:p>
+                    <w:p>
+                      <w:pPr>
+                        <w:spacing w:after="40"/>
+                        <w:jc w:val="center"/>
+                        <w:rPr>
+                          <w:rFonts w:ascii="Poppins" w:eastAsia="Poppins" w:hAnsi="Poppins" w:cs="Poppins"/>
+                          <w:b/>
+                          <w:bCs/>
+                          <w:color w:val="FFFFFF"/>
+                          <w:sz w:val="100"/>
+                          <w:szCs w:val="100"/>
+                        </w:rPr>
+                      </w:pPr>
+                    </w:p>
+                    <w:p>
+                      <w:pPr>
+                        <w:spacing w:after="40"/>
+                        <w:jc w:val="center"/>
+                        <w:rPr>
+                          <w:rFonts w:ascii="Poppins" w:eastAsia="Poppins" w:hAnsi="Poppins" w:cs="Poppins"/>
+                          <w:b/>
+                          <w:bCs/>
+                          <w:color w:val="FFFFFF"/>
+                          <w:sz w:val="100"/>
+                          <w:szCs w:val="100"/>
+                        </w:rPr>
+                      </w:pPr>
+                      <w:r>
+                        <w:rPr>
+                          <w:rFonts w:ascii="Poppins" w:eastAsia="Poppins" w:hAnsi="Poppins" w:cs="Poppins"/>
+                          <w:b/>
+                          <w:bCs/>
+                          <w:color w:val="FFFFFF"/>
+                          <w:sz w:val="100"/>
+                          <w:szCs w:val="100"/>
+                        </w:rPr>
+                        <w:t xml:space="preserve">   </w:t>
+                      </w:r>
+                    </w:p>
+                    <w:p>
+                      <w:pPr>
+                        <w:spacing w:after="40"/>
+                        <w:jc w:val="center"/>
+                        <w:rPr>
+                          <w:rFonts w:ascii="Poppins" w:eastAsia="Poppins" w:hAnsi="Poppins" w:cs="Poppins"/>
+                          <w:b/>
+                          <w:bCs/>
+                          <w:color w:val="FFFFFF"/>
+                          <w:sz w:val="48"/>
+                          <w:szCs w:val="48"/>
+                        </w:rPr>
+                      </w:pPr>
+                      <w:r>
+                        <w:rPr>
+                          <w:rFonts w:ascii="Poppins" w:eastAsia="Poppins" w:hAnsi="Poppins" w:cs="Poppins"/>
+                          <w:b/>
+                          <w:bCs/>
+                          <w:color w:val="FFFFFF"/>
+                          <w:sz w:val="100"/>
+                          <w:szCs w:val="100"/>
+                        </w:rPr>
+                        <w:t xml:space="preserve">    </w:t>
+                      </w:r>
+                    </w:p>
+                    <w:p>
+                      <w:pPr>
+                        <w:spacing w:after="40"/>
+                        <w:jc w:val="center"/>
+                        <w:rPr>
+                          <w:rFonts w:ascii="Poppins" w:eastAsia="Poppins" w:hAnsi="Poppins" w:cs="Poppins"/>
+                          <w:b/>
+                          <w:bCs/>
+                          <w:color w:val="FFFFFF"/>
+                          <w:sz w:val="48"/>
+                          <w:szCs w:val="48"/>
+                        </w:rPr>
+                      </w:pPr>
+                    </w:p>
+                    <w:p>
+                      <w:pPr>
+                        <w:spacing w:after="40"/>
+                        <w:jc w:val="center"/>
+                        <w:rPr>
+                          <w:rFonts w:ascii="Poppins" w:eastAsia="Poppins" w:hAnsi="Poppins" w:cs="Poppins"/>
+                          <w:b/>
+                          <w:bCs/>
+                          <w:color w:val="FFFFFF"/>
+                          <w:sz w:val="48"/>
+                          <w:szCs w:val="48"/>
+                        </w:rPr>
+                      </w:pPr>
+                    </w:p>
+                    <w:p>
+                      <w:pPr>
+                        <w:spacing w:after="40"/>
+                        <w:jc w:val="center"/>
+                        <w:rPr>
+                          <w:rFonts w:ascii="Poppins" w:eastAsia="Poppins" w:hAnsi="Poppins" w:cs="Poppins"/>
+                          <w:b/>
+                          <w:bCs/>
+                          <w:color w:val="FFFFFF"/>
+                          <w:sz w:val="100"/>
+                          <w:szCs w:val="100"/>
+                        </w:rPr>
+                      </w:pPr>
+                      <w:proofErr w:type="spellStart"/>
+                      <w:r>
+                        <w:rPr>
+                          <w:rFonts w:ascii="Poppins" w:eastAsia="Poppins" w:hAnsi="Poppins" w:cs="Poppins"/>
+                          <w:b/>
+                          <w:bCs/>
+                          <w:color w:val="FFFFFF"/>
+                          <w:sz w:val="100"/>
+                          <w:szCs w:val="100"/>
+                        </w:rPr>
+                        <w:t>NutriSense</w:t>
+                      </w:r>
+                      <w:proofErr w:type="spellEnd"/>
+                    </w:p>
+                    <w:p>
+                      <w:pPr>
+                        <w:spacing w:after="320"/>
+                        <w:jc w:val="center"/>
+                        <w:rPr>
+                          <w:rFonts w:ascii="Calibri" w:eastAsia="Calibri" w:hAnsi="Calibri" w:cs="Calibri"/>
+                          <w:i/>
+                          <w:iCs/>
+                          <w:color w:val="C7D0DC"/>
+                          <w:sz w:val="32"/>
+                          <w:szCs w:val="32"/>
+                        </w:rPr>
+                      </w:pPr>
+                      <w:r>
+                        <w:rPr>
+                          <w:rFonts w:ascii="Calibri" w:eastAsia="Calibri" w:hAnsi="Calibri" w:cs="Calibri"/>
+                          <w:i/>
+                          <w:iCs/>
+                          <w:color w:val="C7D0DC"/>
+                          <w:sz w:val="32"/>
+                          <w:szCs w:val="32"/>
+                        </w:rPr>
+                        <w:t>AI-Powered Nutrition, Diet &amp; Clinical Health Companion</w:t>
+                      </w:r>
+                    </w:p>
+                    <w:p>
+                      <w:pPr>
+                        <w:spacing w:after="320"/>
+                        <w:jc w:val="center"/>
+                        <w:rPr>
+                          <w:rFonts w:ascii="Calibri" w:eastAsia="Calibri" w:hAnsi="Calibri" w:cs="Calibri"/>
+                          <w:i/>
+                          <w:iCs/>
+                          <w:color w:val="C7D0DC"/>
+                          <w:sz w:val="26"/>
+                          <w:szCs w:val="26"/>
+                        </w:rPr>
+                      </w:pPr>
+                    </w:p>
+                    <w:p>
+                      <w:pPr>
+                        <w:spacing w:after="320"/>
+                        <w:jc w:val="center"/>
+                        <w:rPr>
+                          <w:rFonts w:ascii="Calibri" w:eastAsia="Calibri" w:hAnsi="Calibri" w:cs="Calibri"/>
+                          <w:i/>
+                          <w:iCs/>
+                          <w:color w:val="C7D0DC"/>
+                          <w:sz w:val="26"/>
+                          <w:szCs w:val="26"/>
+                        </w:rPr>
+                      </w:pPr>
+                    </w:p>
+                    <w:p>
+                      <w:pPr>
+                        <w:spacing w:after="320"/>
+                        <w:jc w:val="center"/>
+                        <w:rPr>
+                          <w:rFonts w:ascii="Calibri" w:eastAsia="Calibri" w:hAnsi="Calibri" w:cs="Calibri"/>
+                          <w:i/>
+                          <w:iCs/>
+                          <w:color w:val="C7D0DC"/>
+                          <w:sz w:val="26"/>
+                          <w:szCs w:val="26"/>
+                        </w:rPr>
+                      </w:pPr>
+                    </w:p>
+                    <w:p>
+                      <w:pPr>
+                        <w:spacing w:after="60"/>
+                        <w:jc w:val="center"/>
+                      </w:pPr>
+                    </w:p>
+                    <w:p>
+                      <w:pPr>
+                        <w:spacing w:after="60"/>
+                        <w:jc w:val="center"/>
+                      </w:pPr>
+                    </w:p>
+                    <w:p>
+                      <w:pPr>
+                        <w:spacing w:after="60"/>
+                        <w:jc w:val="center"/>
+                        <w:rPr>
+                          <w:rFonts w:ascii="Calibri" w:eastAsia="Calibri" w:hAnsi="Calibri" w:cs="Calibri"/>
+                          <w:color w:val="8A94A6"/>
+                        </w:rPr>
+                      </w:pPr>
+                    </w:p>
+                    <w:p>
+                      <w:pPr>
+                        <w:spacing w:after="60"/>
+                        <w:jc w:val="center"/>
+                        <w:rPr>
+                          <w:rFonts w:ascii="Calibri" w:eastAsia="Calibri" w:hAnsi="Calibri" w:cs="Calibri"/>
+                          <w:color w:val="8A94A6"/>
+                        </w:rPr>
+                      </w:pPr>
+                    </w:p>
+                    <w:p>
+                      <w:pPr>
+                        <w:spacing w:after="60"/>
+                        <w:jc w:val="center"/>
+                      </w:pPr>
+                      <w:r>
+                        <w:rPr>
+                          <w:rFonts w:ascii="Calibri" w:eastAsia="Calibri" w:hAnsi="Calibri" w:cs="Calibri"/>
+                          <w:color w:val="8A94A6"/>
+                        </w:rPr>
+                        <w:t xml:space="preserve">Prepared by  </w:t>
+                      </w:r>
+                      <w:r>
+                        <w:rPr>
+                          <w:rFonts w:ascii="Calibri" w:eastAsia="Calibri" w:hAnsi="Calibri" w:cs="Calibri"/>
+                          <w:b/>
+                          <w:bCs/>
+                          <w:color w:val="FFFFFF"/>
+                        </w:rPr>
+                        <w:t>Jamal Matloob</w:t>
+                      </w:r>
+                    </w:p>
+                    <w:p>
+                      <w:pPr>
+                        <w:jc w:val="center"/>
+                      </w:pPr>
+                      <w:r>
+                        <w:rPr>
+                          <w:rFonts w:ascii="Calibri" w:eastAsia="Calibri" w:hAnsi="Calibri" w:cs="Calibri"/>
+                          <w:color w:val="555E6D"/>
+                          <w:sz w:val="18"/>
+                          <w:szCs w:val="18"/>
+                        </w:rPr>
+                        <w:t>Version 1.0   |   August 2026   |   Confidential — Internal Use</w:t>
+                      </w:r>
+                    </w:p>
+                    <w:p>
+                      <w:pPr>
+                        <w:jc w:val="center"/>
+                      </w:pPr>
+                    </w:p>
+                    <w:p/>
+                    <w:p>
+                      <w:pPr>
+                        <w:spacing w:before="620"/>
+                      </w:pPr>
+                    </w:p>
+                    <w:p>
+                      <w:pPr>
+                        <w:spacing w:before="2700"/>
+                      </w:pPr>
+                    </w:p>
+                    <w:p>
+                      <w:pPr>
+                        <w:jc w:val="center"/>
+                      </w:pPr>
+                    </w:p>
+                  </w:txbxContent>
+                </v:textbox>
+                <w10:wrap anchory="page"/>
+              </v:rect>
+            </w:pict>
+          </mc:Fallback>
+        </mc:AlternateContent>
+      </w:r>
+      <w:r>
+        <w:rPr>
+          <w:noProof/>
+        </w:rPr>
         <w:drawing>
-          <wp:anchor distT="0" distB="0" distL="0" distR="0" simplePos="0" relativeHeight="251658240" behindDoc="1" locked="0" layoutInCell="1" allowOverlap="1" wp14:anchorId="658841ED" wp14:editId="61F4950E">
+          <wp:anchor distT="0" distB="0" distL="114300" distR="114300" simplePos="0" relativeHeight="251660288" behindDoc="1" locked="0" layoutInCell="1" allowOverlap="1" wp14:anchorId="111A2817" wp14:editId="6F59CF52">
             <wp:simplePos x="0" y="0"/>
-            <wp:positionH relativeFrom="page">
-              <wp:posOffset>0</wp:posOffset>
+            <wp:positionH relativeFrom="column">
+              <wp:posOffset>-2425890</wp:posOffset>
             </wp:positionH>
             <wp:positionV relativeFrom="page">
-              <wp:posOffset>0</wp:posOffset>
+              <wp:posOffset>-245745</wp:posOffset>
             </wp:positionV>
-            <wp:extent cx="7562850" cy="10696575"/>
+            <wp:extent cx="10541635" cy="5622290"/>
             <wp:effectExtent l="0" t="0" r="0" b="0"/>
             <wp:wrapNone/>
-            <wp:docPr id="1" name="Picture 1"/>
+            <wp:docPr id="1120338170" name="Picture 1" descr="Exploring the Science Behind Nutrition and Disease | Einstein Magazine"/>
             <wp:cNvGraphicFramePr>
               <a:graphicFrameLocks xmlns:a="http://schemas.openxmlformats.org/drawingml/2006/main" noChangeAspect="1"/>
             </wp:cNvGraphicFramePr>
@@ -27,13 +791,19 @@
               <a:graphicData uri="http://schemas.openxmlformats.org/drawingml/2006/picture">
                 <pic:pic xmlns:pic="http://schemas.openxmlformats.org/drawingml/2006/picture">
                   <pic:nvPicPr>
-                    <pic:cNvPr id="0" name=""/>
+                    <pic:cNvPr id="0" name="Picture 5" descr="Exploring the Science Behind Nutrition and Disease | Einstein Magazine"/>
                     <pic:cNvPicPr>
                       <a:picLocks noChangeAspect="1" noChangeArrowheads="1"/>
                     </pic:cNvPicPr>
                   </pic:nvPicPr>
                   <pic:blipFill>
-                    <a:blip r:embed="rId8"/>
+                    <a:blip r:embed="rId8" cstate="print">
+                      <a:extLst>
+                        <a:ext uri="{28A0092B-C50C-407E-A947-70E740481C1C}">
+                          <a14:useLocalDpi xmlns:a14="http://schemas.microsoft.com/office/drawing/2010/main" val="0"/>
+                        </a:ext>
+                      </a:extLst>
+                    </a:blip>
                     <a:srcRect/>
                     <a:stretch>
                       <a:fillRect/>
@@ -42,39 +812,189 @@
                   <pic:spPr bwMode="auto">
                     <a:xfrm>
                       <a:off x="0" y="0"/>
-                      <a:ext cx="7562850" cy="10696575"/>
+                      <a:ext cx="10541635" cy="5622290"/>
                     </a:xfrm>
                     <a:prstGeom prst="rect">
                       <a:avLst/>
                     </a:prstGeom>
+                    <a:noFill/>
+                    <a:ln>
+                      <a:noFill/>
+                    </a:ln>
                   </pic:spPr>
                 </pic:pic>
               </a:graphicData>
             </a:graphic>
+            <wp14:sizeRelH relativeFrom="page">
+              <wp14:pctWidth>0</wp14:pctWidth>
+            </wp14:sizeRelH>
+            <wp14:sizeRelV relativeFrom="page">
+              <wp14:pctHeight>0</wp14:pctHeight>
+            </wp14:sizeRelV>
           </wp:anchor>
         </w:drawing>
       </w:r>
     </w:p>
-    <w:p/>
-    <w:p>
-      <w:pPr>
-        <w:spacing w:before="1100"/>
-      </w:pPr>
-    </w:p>
-    <w:p>
-      <w:pPr>
-        <w:spacing w:after="260"/>
-        <w:jc w:val="center"/>
-      </w:pPr>
+    <w:p>
       <w:r>
         <w:rPr>
           <w:noProof/>
         </w:rPr>
+        <mc:AlternateContent>
+          <mc:Choice Requires="wps">
+            <w:drawing>
+              <wp:anchor distT="0" distB="0" distL="114300" distR="114300" simplePos="0" relativeHeight="251670528" behindDoc="0" locked="0" layoutInCell="1" allowOverlap="1" wp14:anchorId="212817E7" wp14:editId="4288127A">
+                <wp:simplePos x="0" y="0"/>
+                <wp:positionH relativeFrom="column">
+                  <wp:posOffset>680720</wp:posOffset>
+                </wp:positionH>
+                <wp:positionV relativeFrom="paragraph">
+                  <wp:posOffset>7200103</wp:posOffset>
+                </wp:positionV>
+                <wp:extent cx="4401820" cy="552450"/>
+                <wp:effectExtent l="19050" t="19050" r="17780" b="19050"/>
+                <wp:wrapNone/>
+                <wp:docPr id="813577604" name="Rectangle: Rounded Corners 8"/>
+                <wp:cNvGraphicFramePr/>
+                <a:graphic xmlns:a="http://schemas.openxmlformats.org/drawingml/2006/main">
+                  <a:graphicData uri="http://schemas.microsoft.com/office/word/2010/wordprocessingShape">
+                    <wps:wsp>
+                      <wps:cNvSpPr/>
+                      <wps:spPr>
+                        <a:xfrm>
+                          <a:off x="0" y="0"/>
+                          <a:ext cx="4401820" cy="552450"/>
+                        </a:xfrm>
+                        <a:prstGeom prst="roundRect">
+                          <a:avLst>
+                            <a:gd name="adj" fmla="val 50000"/>
+                          </a:avLst>
+                        </a:prstGeom>
+                        <a:solidFill>
+                          <a:srgbClr val="0070C0"/>
+                        </a:solidFill>
+                        <a:ln w="38100">
+                          <a:solidFill>
+                            <a:schemeClr val="tx2">
+                              <a:lumMod val="75000"/>
+                              <a:lumOff val="25000"/>
+                            </a:schemeClr>
+                          </a:solidFill>
+                        </a:ln>
+                      </wps:spPr>
+                      <wps:style>
+                        <a:lnRef idx="2">
+                          <a:schemeClr val="accent1">
+                            <a:shade val="15000"/>
+                          </a:schemeClr>
+                        </a:lnRef>
+                        <a:fillRef idx="1">
+                          <a:schemeClr val="accent1"/>
+                        </a:fillRef>
+                        <a:effectRef idx="0">
+                          <a:schemeClr val="accent1"/>
+                        </a:effectRef>
+                        <a:fontRef idx="minor">
+                          <a:schemeClr val="lt1"/>
+                        </a:fontRef>
+                      </wps:style>
+                      <wps:txbx>
+                        <w:txbxContent>
+                          <w:p>
+                            <w:pPr>
+                              <w:jc w:val="center"/>
+                              <w:rPr>
+                                <w:color w:val="FFFFFF" w:themeColor="background1"/>
+                                <w:sz w:val="24"/>
+                                <w:szCs w:val="24"/>
+                              </w:rPr>
+                            </w:pPr>
+                            <w:r>
+                              <w:rPr>
+                                <w:rFonts w:ascii="Calibri" w:eastAsia="Calibri" w:hAnsi="Calibri" w:cs="Calibri"/>
+                                <w:color w:val="FFFFFF" w:themeColor="background1"/>
+                                <w:sz w:val="28"/>
+                                <w:szCs w:val="28"/>
+                              </w:rPr>
+                              <w:t>Technical Project Detail &amp; Architecture Document</w:t>
+                            </w:r>
+                          </w:p>
+                          <w:p>
+                            <w:pPr>
+                              <w:jc w:val="center"/>
+                            </w:pPr>
+                          </w:p>
+                        </w:txbxContent>
+                      </wps:txbx>
+                      <wps:bodyPr rot="0" spcFirstLastPara="0" vertOverflow="overflow" horzOverflow="overflow" vert="horz" wrap="square" lIns="91440" tIns="45720" rIns="91440" bIns="45720" numCol="1" spcCol="0" rtlCol="0" fromWordArt="0" anchor="ctr" anchorCtr="0" forceAA="0" compatLnSpc="1">
+                        <a:prstTxWarp prst="textNoShape">
+                          <a:avLst/>
+                        </a:prstTxWarp>
+                        <a:noAutofit/>
+                      </wps:bodyPr>
+                    </wps:wsp>
+                  </a:graphicData>
+                </a:graphic>
+                <wp14:sizeRelV relativeFrom="margin">
+                  <wp14:pctHeight>0</wp14:pctHeight>
+                </wp14:sizeRelV>
+              </wp:anchor>
+            </w:drawing>
+          </mc:Choice>
+          <mc:Fallback>
+            <w:pict>
+              <v:roundrect w14:anchorId="212817E7" id="Rectangle: Rounded Corners 8" o:spid="_x0000_s1027" style="position:absolute;margin-left:53.6pt;margin-top:566.95pt;width:346.6pt;height:43.5pt;z-index:251670528;visibility:visible;mso-wrap-style:square;mso-height-percent:0;mso-wrap-distance-left:9pt;mso-wrap-distance-top:0;mso-wrap-distance-right:9pt;mso-wrap-distance-bottom:0;mso-position-horizontal:absolute;mso-position-horizontal-relative:text;mso-position-vertical:absolute;mso-position-vertical-relative:text;mso-height-percent:0;mso-height-relative:margin;v-text-anchor:middle" arcsize=".5" o:gfxdata="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" fillcolor="#0070c0" strokecolor="#215e99 [2431]" strokeweight="3pt">
+                <v:stroke joinstyle="miter"/>
+                <v:textbox>
+                  <w:txbxContent>
+                    <w:p>
+                      <w:pPr>
+                        <w:jc w:val="center"/>
+                        <w:rPr>
+                          <w:color w:val="FFFFFF" w:themeColor="background1"/>
+                          <w:sz w:val="24"/>
+                          <w:szCs w:val="24"/>
+                        </w:rPr>
+                      </w:pPr>
+                      <w:r>
+                        <w:rPr>
+                          <w:rFonts w:ascii="Calibri" w:eastAsia="Calibri" w:hAnsi="Calibri" w:cs="Calibri"/>
+                          <w:color w:val="FFFFFF" w:themeColor="background1"/>
+                          <w:sz w:val="28"/>
+                          <w:szCs w:val="28"/>
+                        </w:rPr>
+                        <w:t>Technical Project Detail &amp; Architecture Document</w:t>
+                      </w:r>
+                    </w:p>
+                    <w:p>
+                      <w:pPr>
+                        <w:jc w:val="center"/>
+                      </w:pPr>
+                    </w:p>
+                  </w:txbxContent>
+                </v:textbox>
+              </v:roundrect>
+            </w:pict>
+          </mc:Fallback>
+        </mc:AlternateContent>
+      </w:r>
+      <w:r>
+        <w:rPr>
+          <w:noProof/>
+        </w:rPr>
         <w:drawing>
-          <wp:inline distT="0" distB="0" distL="0" distR="0" wp14:anchorId="03B49728" wp14:editId="1C573085">
-            <wp:extent cx="1240403" cy="1617727"/>
-            <wp:effectExtent l="0" t="0" r="0" b="1905"/>
-            <wp:docPr id="1800168238" name="Picture 1"/>
+          <wp:anchor distT="0" distB="0" distL="114300" distR="114300" simplePos="0" relativeHeight="251663360" behindDoc="0" locked="0" layoutInCell="1" allowOverlap="1" wp14:anchorId="3546B194" wp14:editId="36DACDC0">
+            <wp:simplePos x="0" y="0"/>
+            <wp:positionH relativeFrom="column">
+              <wp:posOffset>2402840</wp:posOffset>
+            </wp:positionH>
+            <wp:positionV relativeFrom="page">
+              <wp:posOffset>4039945</wp:posOffset>
+            </wp:positionV>
+            <wp:extent cx="1136650" cy="1482725"/>
+            <wp:effectExtent l="0" t="0" r="6350" b="3175"/>
+            <wp:wrapNone/>
+            <wp:docPr id="353015827" name="Picture 1"/>
             <wp:cNvGraphicFramePr>
               <a:graphicFrameLocks xmlns:a="http://schemas.openxmlformats.org/drawingml/2006/main" noChangeAspect="1"/>
             </wp:cNvGraphicFramePr>
@@ -86,7 +1006,7 @@
                     <pic:cNvPicPr/>
                   </pic:nvPicPr>
                   <pic:blipFill>
-                    <a:blip r:embed="rId9">
+                    <a:blip r:embed="rId9" cstate="print">
                       <a:extLst>
                         <a:ext uri="{28A0092B-C50C-407E-A947-70E740481C1C}">
                           <a14:useLocalDpi xmlns:a14="http://schemas.microsoft.com/office/drawing/2010/main" val="0"/>
@@ -100,7 +1020,7 @@
                   <pic:spPr>
                     <a:xfrm>
                       <a:off x="0" y="0"/>
-                      <a:ext cx="1264962" cy="1649757"/>
+                      <a:ext cx="1136650" cy="1482725"/>
                     </a:xfrm>
                     <a:prstGeom prst="rect">
                       <a:avLst/>
@@ -109,298 +1029,315 @@
                 </pic:pic>
               </a:graphicData>
             </a:graphic>
-          </wp:inline>
+            <wp14:sizeRelH relativeFrom="page">
+              <wp14:pctWidth>0</wp14:pctWidth>
+            </wp14:sizeRelH>
+            <wp14:sizeRelV relativeFrom="page">
+              <wp14:pctHeight>0</wp14:pctHeight>
+            </wp14:sizeRelV>
+          </wp:anchor>
         </w:drawing>
       </w:r>
-    </w:p>
-    <w:tbl>
-      <w:tblPr>
-        <w:tblW w:w="4600" w:type="dxa"/>
-        <w:jc w:val="center"/>
-        <w:tblBorders>
-          <w:top w:val="none" w:sz="0" w:space="0" w:color="00BCD4"/>
-          <w:left w:val="none" w:sz="0" w:space="0" w:color="00BCD4"/>
-          <w:bottom w:val="none" w:sz="0" w:space="0" w:color="00BCD4"/>
-          <w:right w:val="none" w:sz="0" w:space="0" w:color="00BCD4"/>
-          <w:insideH w:val="single" w:sz="4" w:space="0" w:color="auto"/>
-          <w:insideV w:val="single" w:sz="4" w:space="0" w:color="auto"/>
-        </w:tblBorders>
-        <w:tblLayout w:type="fixed"/>
-        <w:tblCellMar>
-          <w:left w:w="10" w:type="dxa"/>
-          <w:right w:w="10" w:type="dxa"/>
-        </w:tblCellMar>
-        <w:tblLook w:val="04A0" w:firstRow="1" w:lastRow="0" w:firstColumn="1" w:lastColumn="0" w:noHBand="0" w:noVBand="1"/>
-      </w:tblPr>
-      <w:tblGrid>
-        <w:gridCol w:w="4600"/>
-      </w:tblGrid>
-      <w:tr>
-        <w:trPr>
-          <w:jc w:val="center"/>
-        </w:trPr>
-        <w:tc>
-          <w:tcPr>
-            <w:tcW w:w="4600" w:type="dxa"/>
-            <w:shd w:val="clear" w:color="auto" w:fill="00BCD4"/>
-            <w:tcMar>
-              <w:top w:w="130" w:type="dxa"/>
-              <w:left w:w="200" w:type="dxa"/>
-              <w:bottom w:w="130" w:type="dxa"/>
-              <w:right w:w="200" w:type="dxa"/>
-            </w:tcMar>
-            <w:vAlign w:val="center"/>
-          </w:tcPr>
-          <w:p>
-            <w:pPr>
-              <w:jc w:val="center"/>
-            </w:pPr>
-            <w:r>
-              <w:rPr>
-                <w:rFonts w:ascii="Calibri" w:eastAsia="Calibri" w:hAnsi="Calibri" w:cs="Calibri"/>
-                <w:b/>
-                <w:bCs/>
-                <w:color w:val="FFFFFF"/>
-                <w:sz w:val="16"/>
-                <w:szCs w:val="16"/>
-              </w:rPr>
-              <w:t>PROJECT DETAIL  •  SOFTWARE SPECIFICATION</w:t>
-            </w:r>
-          </w:p>
-        </w:tc>
-      </w:tr>
-    </w:tbl>
-    <w:p/>
-    <w:p>
-      <w:pPr>
-        <w:spacing w:before="500"/>
-      </w:pPr>
-    </w:p>
-    <w:p>
-      <w:pPr>
-        <w:spacing w:after="40"/>
-        <w:jc w:val="center"/>
-      </w:pPr>
-      <w:proofErr w:type="spellStart"/>
-      <w:r>
-        <w:rPr>
-          <w:rFonts w:ascii="Poppins" w:eastAsia="Poppins" w:hAnsi="Poppins" w:cs="Poppins"/>
-          <w:b/>
-          <w:bCs/>
-          <w:color w:val="FFFFFF"/>
-          <w:sz w:val="100"/>
-          <w:szCs w:val="100"/>
-        </w:rPr>
-        <w:t>NutriSense</w:t>
-      </w:r>
-      <w:proofErr w:type="spellEnd"/>
-    </w:p>
-    <w:p>
-      <w:pPr>
-        <w:spacing w:after="320"/>
-        <w:jc w:val="center"/>
-      </w:pPr>
-      <w:r>
-        <w:rPr>
-          <w:rFonts w:ascii="Calibri" w:eastAsia="Calibri" w:hAnsi="Calibri" w:cs="Calibri"/>
-          <w:i/>
-          <w:iCs/>
-          <w:color w:val="C7D0DC"/>
-          <w:sz w:val="26"/>
-          <w:szCs w:val="26"/>
-        </w:rPr>
-        <w:t xml:space="preserve">AI-Powered Nutrition, </w:t>
-      </w:r>
-      <w:r>
-        <w:rPr>
-          <w:rFonts w:ascii="Calibri" w:eastAsia="Calibri" w:hAnsi="Calibri" w:cs="Calibri"/>
-          <w:i/>
-          <w:iCs/>
-          <w:color w:val="C7D0DC"/>
-          <w:sz w:val="26"/>
-          <w:szCs w:val="26"/>
-        </w:rPr>
-        <w:t>Diet</w:t>
-      </w:r>
-      <w:r>
-        <w:rPr>
-          <w:rFonts w:ascii="Calibri" w:eastAsia="Calibri" w:hAnsi="Calibri" w:cs="Calibri"/>
-          <w:i/>
-          <w:iCs/>
-          <w:color w:val="C7D0DC"/>
-          <w:sz w:val="26"/>
-          <w:szCs w:val="26"/>
-        </w:rPr>
-        <w:t xml:space="preserve"> &amp; Clinical Health Companion</w:t>
-      </w:r>
-    </w:p>
-    <w:p>
-      <w:pPr>
-        <w:jc w:val="center"/>
-      </w:pPr>
       <w:r>
         <w:rPr>
           <w:noProof/>
         </w:rPr>
-        <w:drawing>
-          <wp:inline distT="0" distB="0" distL="0" distR="0" wp14:anchorId="13EA3787" wp14:editId="1B60F37D">
-            <wp:extent cx="2190750" cy="38100"/>
-            <wp:effectExtent l="0" t="0" r="0" b="0"/>
-            <wp:docPr id="828838127" name="Picture 828838127"/>
-            <wp:cNvGraphicFramePr>
-              <a:graphicFrameLocks xmlns:a="http://schemas.openxmlformats.org/drawingml/2006/main" noChangeAspect="1"/>
-            </wp:cNvGraphicFramePr>
-            <a:graphic xmlns:a="http://schemas.openxmlformats.org/drawingml/2006/main">
-              <a:graphicData uri="http://schemas.openxmlformats.org/drawingml/2006/picture">
-                <pic:pic xmlns:pic="http://schemas.openxmlformats.org/drawingml/2006/picture">
-                  <pic:nvPicPr>
-                    <pic:cNvPr id="0" name=""/>
-                    <pic:cNvPicPr>
-                      <a:picLocks noChangeAspect="1" noChangeArrowheads="1"/>
-                    </pic:cNvPicPr>
-                  </pic:nvPicPr>
-                  <pic:blipFill>
-                    <a:blip r:embed="rId10"/>
-                    <a:srcRect/>
-                    <a:stretch>
-                      <a:fillRect/>
-                    </a:stretch>
-                  </pic:blipFill>
-                  <pic:spPr bwMode="auto">
-                    <a:xfrm>
-                      <a:off x="0" y="0"/>
-                      <a:ext cx="2190750" cy="38100"/>
-                    </a:xfrm>
-                    <a:prstGeom prst="rect">
-                      <a:avLst/>
-                    </a:prstGeom>
-                  </pic:spPr>
-                </pic:pic>
-              </a:graphicData>
-            </a:graphic>
-          </wp:inline>
-        </w:drawing>
-      </w:r>
-    </w:p>
-    <w:p/>
-    <w:p>
-      <w:pPr>
-        <w:spacing w:before="620"/>
-      </w:pPr>
-    </w:p>
-    <w:p>
-      <w:pPr>
-        <w:jc w:val="center"/>
-      </w:pPr>
-      <w:r>
-        <w:rPr>
-          <w:rFonts w:ascii="Calibri" w:eastAsia="Calibri" w:hAnsi="Calibri" w:cs="Calibri"/>
-          <w:color w:val="8A94A6"/>
-          <w:sz w:val="22"/>
-          <w:szCs w:val="22"/>
-        </w:rPr>
-        <w:t>Technical Project Detail &amp; Architecture Document</w:t>
-      </w:r>
-    </w:p>
-    <w:p>
-      <w:pPr>
-        <w:spacing w:before="2700"/>
-      </w:pPr>
-    </w:p>
-    <w:p>
-      <w:pPr>
-        <w:spacing w:before="220"/>
-        <w:jc w:val="center"/>
-      </w:pPr>
+        <mc:AlternateContent>
+          <mc:Choice Requires="wps">
+            <w:drawing>
+              <wp:anchor distT="0" distB="0" distL="114300" distR="114300" simplePos="0" relativeHeight="251664384" behindDoc="0" locked="0" layoutInCell="1" allowOverlap="1" wp14:anchorId="3C5B96E9" wp14:editId="3EEA3329">
+                <wp:simplePos x="0" y="0"/>
+                <wp:positionH relativeFrom="column">
+                  <wp:posOffset>1395911</wp:posOffset>
+                </wp:positionH>
+                <wp:positionV relativeFrom="paragraph">
+                  <wp:posOffset>4690308</wp:posOffset>
+                </wp:positionV>
+                <wp:extent cx="2965450" cy="341630"/>
+                <wp:effectExtent l="0" t="0" r="6350" b="1270"/>
+                <wp:wrapNone/>
+                <wp:docPr id="1402989794" name="Rectangle 3"/>
+                <wp:cNvGraphicFramePr/>
+                <a:graphic xmlns:a="http://schemas.openxmlformats.org/drawingml/2006/main">
+                  <a:graphicData uri="http://schemas.microsoft.com/office/word/2010/wordprocessingShape">
+                    <wps:wsp>
+                      <wps:cNvSpPr/>
+                      <wps:spPr>
+                        <a:xfrm>
+                          <a:off x="0" y="0"/>
+                          <a:ext cx="2965450" cy="341630"/>
+                        </a:xfrm>
+                        <a:prstGeom prst="rect">
+                          <a:avLst/>
+                        </a:prstGeom>
+                        <a:solidFill>
+                          <a:srgbClr val="00BCD4"/>
+                        </a:solidFill>
+                        <a:ln>
+                          <a:noFill/>
+                        </a:ln>
+                      </wps:spPr>
+                      <wps:style>
+                        <a:lnRef idx="2">
+                          <a:schemeClr val="accent1">
+                            <a:shade val="15000"/>
+                          </a:schemeClr>
+                        </a:lnRef>
+                        <a:fillRef idx="1">
+                          <a:schemeClr val="accent1"/>
+                        </a:fillRef>
+                        <a:effectRef idx="0">
+                          <a:schemeClr val="accent1"/>
+                        </a:effectRef>
+                        <a:fontRef idx="minor">
+                          <a:schemeClr val="lt1"/>
+                        </a:fontRef>
+                      </wps:style>
+                      <wps:txbx>
+                        <w:txbxContent>
+                          <w:p>
+                            <w:pPr>
+                              <w:jc w:val="center"/>
+                              <w:rPr>
+                                <w:sz w:val="24"/>
+                                <w:szCs w:val="24"/>
+                              </w:rPr>
+                            </w:pPr>
+                            <w:r>
+                              <w:rPr>
+                                <w:rFonts w:ascii="Calibri" w:eastAsia="Calibri" w:hAnsi="Calibri" w:cs="Calibri"/>
+                                <w:b/>
+                                <w:bCs/>
+                                <w:color w:val="FFFFFF"/>
+                              </w:rPr>
+                              <w:t>PROJECT DETAIL  •  SOFTWARE SPECIFICATION</w:t>
+                            </w:r>
+                          </w:p>
+                        </w:txbxContent>
+                      </wps:txbx>
+                      <wps:bodyPr rot="0" spcFirstLastPara="0" vertOverflow="overflow" horzOverflow="overflow" vert="horz" wrap="square" lIns="91440" tIns="45720" rIns="91440" bIns="45720" numCol="1" spcCol="0" rtlCol="0" fromWordArt="0" anchor="ctr" anchorCtr="0" forceAA="0" compatLnSpc="1">
+                        <a:prstTxWarp prst="textNoShape">
+                          <a:avLst/>
+                        </a:prstTxWarp>
+                        <a:noAutofit/>
+                      </wps:bodyPr>
+                    </wps:wsp>
+                  </a:graphicData>
+                </a:graphic>
+                <wp14:sizeRelH relativeFrom="margin">
+                  <wp14:pctWidth>0</wp14:pctWidth>
+                </wp14:sizeRelH>
+                <wp14:sizeRelV relativeFrom="margin">
+                  <wp14:pctHeight>0</wp14:pctHeight>
+                </wp14:sizeRelV>
+              </wp:anchor>
+            </w:drawing>
+          </mc:Choice>
+          <mc:Fallback>
+            <w:pict>
+              <v:rect w14:anchorId="3C5B96E9" id="Rectangle 3" o:spid="_x0000_s1028" style="position:absolute;margin-left:109.9pt;margin-top:369.3pt;width:233.5pt;height:26.9pt;z-index:251664384;visibility:visible;mso-wrap-style:square;mso-width-percent:0;mso-height-percent:0;mso-wrap-distance-left:9pt;mso-wrap-distance-top:0;mso-wrap-distance-right:9pt;mso-wrap-distance-bottom:0;mso-position-horizontal:absolute;mso-position-horizontal-relative:text;mso-position-vertical:absolute;mso-position-vertical-relative:text;mso-width-percent:0;mso-height-percent:0;mso-width-relative:margin;mso-height-relative:margin;v-text-anchor:middle" o:gfxdata="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" fillcolor="#00bcd4" stroked="f" strokeweight="1.5pt">
+                <v:textbox>
+                  <w:txbxContent>
+                    <w:p>
+                      <w:pPr>
+                        <w:jc w:val="center"/>
+                        <w:rPr>
+                          <w:sz w:val="24"/>
+                          <w:szCs w:val="24"/>
+                        </w:rPr>
+                      </w:pPr>
+                      <w:r>
+                        <w:rPr>
+                          <w:rFonts w:ascii="Calibri" w:eastAsia="Calibri" w:hAnsi="Calibri" w:cs="Calibri"/>
+                          <w:b/>
+                          <w:bCs/>
+                          <w:color w:val="FFFFFF"/>
+                        </w:rPr>
+                        <w:t>PROJECT DETAIL  •  SOFTWARE SPECIFICATION</w:t>
+                      </w:r>
+                    </w:p>
+                  </w:txbxContent>
+                </v:textbox>
+              </v:rect>
+            </w:pict>
+          </mc:Fallback>
+        </mc:AlternateContent>
+      </w:r>
       <w:r>
         <w:rPr>
           <w:noProof/>
         </w:rPr>
-        <w:drawing>
-          <wp:inline distT="0" distB="0" distL="0" distR="0" wp14:anchorId="7169B3C9" wp14:editId="7F231AC1">
-            <wp:extent cx="1619250" cy="28575"/>
-            <wp:effectExtent l="0" t="0" r="0" b="0"/>
-            <wp:docPr id="1787135317" name="Picture 1787135317"/>
-            <wp:cNvGraphicFramePr>
-              <a:graphicFrameLocks xmlns:a="http://schemas.openxmlformats.org/drawingml/2006/main" noChangeAspect="1"/>
-            </wp:cNvGraphicFramePr>
-            <a:graphic xmlns:a="http://schemas.openxmlformats.org/drawingml/2006/main">
-              <a:graphicData uri="http://schemas.openxmlformats.org/drawingml/2006/picture">
-                <pic:pic xmlns:pic="http://schemas.openxmlformats.org/drawingml/2006/picture">
-                  <pic:nvPicPr>
-                    <pic:cNvPr id="0" name=""/>
-                    <pic:cNvPicPr>
-                      <a:picLocks noChangeAspect="1" noChangeArrowheads="1"/>
-                    </pic:cNvPicPr>
-                  </pic:nvPicPr>
-                  <pic:blipFill>
-                    <a:blip r:embed="rId10"/>
-                    <a:srcRect/>
-                    <a:stretch>
-                      <a:fillRect/>
-                    </a:stretch>
-                  </pic:blipFill>
-                  <pic:spPr bwMode="auto">
-                    <a:xfrm>
-                      <a:off x="0" y="0"/>
-                      <a:ext cx="1619250" cy="28575"/>
-                    </a:xfrm>
-                    <a:prstGeom prst="rect">
-                      <a:avLst/>
-                    </a:prstGeom>
-                  </pic:spPr>
-                </pic:pic>
-              </a:graphicData>
-            </a:graphic>
-          </wp:inline>
-        </w:drawing>
-      </w:r>
-    </w:p>
-    <w:p>
-      <w:pPr>
-        <w:spacing w:after="60"/>
-        <w:jc w:val="center"/>
-      </w:pPr>
-      <w:r>
-        <w:rPr>
-          <w:rFonts w:ascii="Calibri" w:eastAsia="Calibri" w:hAnsi="Calibri" w:cs="Calibri"/>
-          <w:color w:val="8A94A6"/>
-        </w:rPr>
-        <w:t xml:space="preserve">Prepared by  </w:t>
-      </w:r>
-      <w:r>
-        <w:rPr>
-          <w:rFonts w:ascii="Calibri" w:eastAsia="Calibri" w:hAnsi="Calibri" w:cs="Calibri"/>
-          <w:b/>
-          <w:bCs/>
-          <w:color w:val="FFFFFF"/>
-        </w:rPr>
-        <w:t>Jamal Matloob</w:t>
-      </w:r>
-    </w:p>
-    <w:p>
-      <w:pPr>
-        <w:jc w:val="center"/>
-      </w:pPr>
-      <w:r>
-        <w:rPr>
-          <w:rFonts w:ascii="Calibri" w:eastAsia="Calibri" w:hAnsi="Calibri" w:cs="Calibri"/>
-          <w:color w:val="555E6D"/>
-          <w:sz w:val="18"/>
-          <w:szCs w:val="18"/>
-        </w:rPr>
-        <w:t>Version 1.0   |   August 2026   |   Confidential — Internal Use</w:t>
-      </w:r>
-    </w:p>
-    <w:p>
-      <w:pPr>
-        <w:sectPr>
-          <w:pgSz w:w="11906" w:h="16838"/>
-          <w:pgMar w:top="900" w:right="1100" w:bottom="900" w:left="1100" w:header="708" w:footer="708" w:gutter="0"/>
-          <w:cols w:space="720"/>
-          <w:docGrid w:linePitch="360"/>
-        </w:sectPr>
-      </w:pPr>
+        <mc:AlternateContent>
+          <mc:Choice Requires="wps">
+            <w:drawing>
+              <wp:anchor distT="0" distB="0" distL="114300" distR="114300" simplePos="0" relativeHeight="251665408" behindDoc="0" locked="0" layoutInCell="1" allowOverlap="1" wp14:anchorId="4E118F60" wp14:editId="60643B99">
+                <wp:simplePos x="0" y="0"/>
+                <wp:positionH relativeFrom="column">
+                  <wp:posOffset>1371451</wp:posOffset>
+                </wp:positionH>
+                <wp:positionV relativeFrom="page">
+                  <wp:posOffset>7823835</wp:posOffset>
+                </wp:positionV>
+                <wp:extent cx="2997835" cy="63500"/>
+                <wp:effectExtent l="0" t="0" r="0" b="0"/>
+                <wp:wrapNone/>
+                <wp:docPr id="792146083" name="Rectangle 5"/>
+                <wp:cNvGraphicFramePr/>
+                <a:graphic xmlns:a="http://schemas.openxmlformats.org/drawingml/2006/main">
+                  <a:graphicData uri="http://schemas.microsoft.com/office/word/2010/wordprocessingShape">
+                    <wps:wsp>
+                      <wps:cNvSpPr/>
+                      <wps:spPr>
+                        <a:xfrm>
+                          <a:off x="0" y="0"/>
+                          <a:ext cx="2997835" cy="63500"/>
+                        </a:xfrm>
+                        <a:prstGeom prst="rect">
+                          <a:avLst/>
+                        </a:prstGeom>
+                        <a:gradFill flip="none" rotWithShape="1">
+                          <a:gsLst>
+                            <a:gs pos="0">
+                              <a:srgbClr val="00BCD4"/>
+                            </a:gs>
+                            <a:gs pos="51000">
+                              <a:srgbClr val="00B050"/>
+                            </a:gs>
+                          </a:gsLst>
+                          <a:lin ang="0" scaled="1"/>
+                          <a:tileRect/>
+                        </a:gradFill>
+                        <a:ln>
+                          <a:noFill/>
+                        </a:ln>
+                      </wps:spPr>
+                      <wps:style>
+                        <a:lnRef idx="2">
+                          <a:schemeClr val="accent1">
+                            <a:shade val="15000"/>
+                          </a:schemeClr>
+                        </a:lnRef>
+                        <a:fillRef idx="1">
+                          <a:schemeClr val="accent1"/>
+                        </a:fillRef>
+                        <a:effectRef idx="0">
+                          <a:schemeClr val="accent1"/>
+                        </a:effectRef>
+                        <a:fontRef idx="minor">
+                          <a:schemeClr val="lt1"/>
+                        </a:fontRef>
+                      </wps:style>
+                      <wps:bodyPr rot="0" spcFirstLastPara="0" vertOverflow="overflow" horzOverflow="overflow" vert="horz" wrap="square" lIns="91440" tIns="45720" rIns="91440" bIns="45720" numCol="1" spcCol="0" rtlCol="0" fromWordArt="0" anchor="ctr" anchorCtr="0" forceAA="0" compatLnSpc="1">
+                        <a:prstTxWarp prst="textNoShape">
+                          <a:avLst/>
+                        </a:prstTxWarp>
+                        <a:noAutofit/>
+                      </wps:bodyPr>
+                    </wps:wsp>
+                  </a:graphicData>
+                </a:graphic>
+              </wp:anchor>
+            </w:drawing>
+          </mc:Choice>
+          <mc:Fallback>
+            <w:pict>
+              <v:rect w14:anchorId="0779D7F4" id="Rectangle 5" o:spid="_x0000_s1026" style="position:absolute;margin-left:108pt;margin-top:616.05pt;width:236.05pt;height:5pt;z-index:251665408;visibility:visible;mso-wrap-style:square;mso-wrap-distance-left:9pt;mso-wrap-distance-top:0;mso-wrap-distance-right:9pt;mso-wrap-distance-bottom:0;mso-position-horizontal:absolute;mso-position-horizontal-relative:text;mso-position-vertical:absolute;mso-position-vertical-relative:page;v-text-anchor:middle" o:gfxdata="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" fillcolor="#00bcd4" stroked="f" strokeweight="1.5pt">
+                <v:fill color2="#00b050" rotate="t" angle="90" colors="0 #00bcd4;33423f #00b050" focus="100%" type="gradient"/>
+                <w10:wrap anchory="page"/>
+              </v:rect>
+            </w:pict>
+          </mc:Fallback>
+        </mc:AlternateContent>
+      </w:r>
+      <w:r>
+        <w:rPr>
+          <w:noProof/>
+        </w:rPr>
+        <mc:AlternateContent>
+          <mc:Choice Requires="wps">
+            <w:drawing>
+              <wp:anchor distT="0" distB="0" distL="114300" distR="114300" simplePos="0" relativeHeight="251667456" behindDoc="0" locked="0" layoutInCell="1" allowOverlap="1" wp14:anchorId="1A508520" wp14:editId="2A82C501">
+                <wp:simplePos x="0" y="0"/>
+                <wp:positionH relativeFrom="column">
+                  <wp:posOffset>1369266</wp:posOffset>
+                </wp:positionH>
+                <wp:positionV relativeFrom="page">
+                  <wp:posOffset>9303764</wp:posOffset>
+                </wp:positionV>
+                <wp:extent cx="2997835" cy="63500"/>
+                <wp:effectExtent l="0" t="0" r="0" b="0"/>
+                <wp:wrapNone/>
+                <wp:docPr id="904023765" name="Rectangle 5"/>
+                <wp:cNvGraphicFramePr/>
+                <a:graphic xmlns:a="http://schemas.openxmlformats.org/drawingml/2006/main">
+                  <a:graphicData uri="http://schemas.microsoft.com/office/word/2010/wordprocessingShape">
+                    <wps:wsp>
+                      <wps:cNvSpPr/>
+                      <wps:spPr>
+                        <a:xfrm>
+                          <a:off x="0" y="0"/>
+                          <a:ext cx="2997835" cy="63500"/>
+                        </a:xfrm>
+                        <a:prstGeom prst="rect">
+                          <a:avLst/>
+                        </a:prstGeom>
+                        <a:gradFill flip="none" rotWithShape="1">
+                          <a:gsLst>
+                            <a:gs pos="0">
+                              <a:srgbClr val="00BCD4"/>
+                            </a:gs>
+                            <a:gs pos="51000">
+                              <a:srgbClr val="00B050"/>
+                            </a:gs>
+                          </a:gsLst>
+                          <a:lin ang="0" scaled="1"/>
+                          <a:tileRect/>
+                        </a:gradFill>
+                        <a:ln>
+                          <a:noFill/>
+                        </a:ln>
+                      </wps:spPr>
+                      <wps:style>
+                        <a:lnRef idx="2">
+                          <a:schemeClr val="accent1">
+                            <a:shade val="15000"/>
+                          </a:schemeClr>
+                        </a:lnRef>
+                        <a:fillRef idx="1">
+                          <a:schemeClr val="accent1"/>
+                        </a:fillRef>
+                        <a:effectRef idx="0">
+                          <a:schemeClr val="accent1"/>
+                        </a:effectRef>
+                        <a:fontRef idx="minor">
+                          <a:schemeClr val="lt1"/>
+                        </a:fontRef>
+                      </wps:style>
+                      <wps:bodyPr rot="0" spcFirstLastPara="0" vertOverflow="overflow" horzOverflow="overflow" vert="horz" wrap="square" lIns="91440" tIns="45720" rIns="91440" bIns="45720" numCol="1" spcCol="0" rtlCol="0" fromWordArt="0" anchor="ctr" anchorCtr="0" forceAA="0" compatLnSpc="1">
+                        <a:prstTxWarp prst="textNoShape">
+                          <a:avLst/>
+                        </a:prstTxWarp>
+                        <a:noAutofit/>
+                      </wps:bodyPr>
+                    </wps:wsp>
+                  </a:graphicData>
+                </a:graphic>
+              </wp:anchor>
+            </w:drawing>
+          </mc:Choice>
+          <mc:Fallback>
+            <w:pict>
+              <v:rect w14:anchorId="0C1C2746" id="Rectangle 5" o:spid="_x0000_s1026" style="position:absolute;margin-left:107.8pt;margin-top:732.6pt;width:236.05pt;height:5pt;z-index:251667456;visibility:visible;mso-wrap-style:square;mso-wrap-distance-left:9pt;mso-wrap-distance-top:0;mso-wrap-distance-right:9pt;mso-wrap-distance-bottom:0;mso-position-horizontal:absolute;mso-position-horizontal-relative:text;mso-position-vertical:absolute;mso-position-vertical-relative:page;v-text-anchor:middle" o:gfxdata="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" fillcolor="#00bcd4" stroked="f" strokeweight="1.5pt">
+                <v:fill color2="#00b050" rotate="t" angle="90" colors="0 #00bcd4;33423f #00b050" focus="100%" type="gradient"/>
+                <w10:wrap anchory="page"/>
+              </v:rect>
+            </w:pict>
+          </mc:Fallback>
+        </mc:AlternateContent>
+      </w:r>
+      <w:r>
+        <w:br w:type="page"/>
+      </w:r>
     </w:p>
     <w:p>
       <w:pPr>
@@ -2161,7 +3098,25 @@
                 <w:color w:val="1A1D24"/>
                 <w:sz w:val="19"/>
               </w:rPr>
-              <w:t>Offline-first transactional local cache for meal logs, water logs, and habits.</w:t>
+              <w:t xml:space="preserve">Offline-first transactional local cache for meal logs, </w:t>
+            </w:r>
+            <w:proofErr w:type="gramStart"/>
+            <w:r>
+              <w:rPr>
+                <w:rFonts w:ascii="Calibri" w:hAnsi="Calibri"/>
+                <w:color w:val="1A1D24"/>
+                <w:sz w:val="19"/>
+              </w:rPr>
+              <w:t>water logs</w:t>
+            </w:r>
+            <w:proofErr w:type="gramEnd"/>
+            <w:r>
+              <w:rPr>
+                <w:rFonts w:ascii="Calibri" w:hAnsi="Calibri"/>
+                <w:color w:val="1A1D24"/>
+                <w:sz w:val="19"/>
+              </w:rPr>
+              <w:t>, and habits.</w:t>
             </w:r>
           </w:p>
         </w:tc>
@@ -3087,7 +4042,25 @@
           <w:color w:val="1A1D24"/>
           <w:sz w:val="22"/>
         </w:rPr>
-        <w:t xml:space="preserve"> API: Global barcode lookup providing raw ingredient and nutritional metadata for packaged goods.</w:t>
+        <w:t xml:space="preserve"> API: Global barcode lookup providing raw </w:t>
+      </w:r>
+      <w:proofErr w:type="gramStart"/>
+      <w:r>
+        <w:rPr>
+          <w:rFonts w:ascii="Calibri" w:hAnsi="Calibri"/>
+          <w:color w:val="1A1D24"/>
+          <w:sz w:val="22"/>
+        </w:rPr>
+        <w:t>ingredient</w:t>
+      </w:r>
+      <w:proofErr w:type="gramEnd"/>
+      <w:r>
+        <w:rPr>
+          <w:rFonts w:ascii="Calibri" w:hAnsi="Calibri"/>
+          <w:color w:val="1A1D24"/>
+          <w:sz w:val="22"/>
+        </w:rPr>
+        <w:t xml:space="preserve"> and nutritional metadata for packaged goods.</w:t>
       </w:r>
     </w:p>
     <w:p>
@@ -3189,15 +4162,7 @@
           <w:color w:val="1A1D24"/>
           <w:sz w:val="22"/>
         </w:rPr>
-        <w:t>Here are</w:t>
-      </w:r>
-      <w:r>
-        <w:rPr>
-          <w:rFonts w:ascii="Calibri" w:hAnsi="Calibri"/>
-          <w:color w:val="1A1D24"/>
-          <w:sz w:val="22"/>
-        </w:rPr>
-        <w:t xml:space="preserve"> eight foundational architectural and </w:t>
+        <w:t xml:space="preserve">Here are eight foundational architectural and </w:t>
       </w:r>
       <w:proofErr w:type="spellStart"/>
       <w:r>
@@ -4087,7 +5052,25 @@
                 <w:color w:val="1A1D24"/>
                 <w:sz w:val="19"/>
               </w:rPr>
-              <w:t>1:N with users. Stores dependent sub-profiles for family tracking.</w:t>
+              <w:t xml:space="preserve">1:N with users. Stores </w:t>
+            </w:r>
+            <w:proofErr w:type="gramStart"/>
+            <w:r>
+              <w:rPr>
+                <w:rFonts w:ascii="Calibri" w:hAnsi="Calibri"/>
+                <w:color w:val="1A1D24"/>
+                <w:sz w:val="19"/>
+              </w:rPr>
+              <w:t>dependent</w:t>
+            </w:r>
+            <w:proofErr w:type="gramEnd"/>
+            <w:r>
+              <w:rPr>
+                <w:rFonts w:ascii="Calibri" w:hAnsi="Calibri"/>
+                <w:color w:val="1A1D24"/>
+                <w:sz w:val="19"/>
+              </w:rPr>
+              <w:t xml:space="preserve"> sub-profiles for family tracking.</w:t>
             </w:r>
           </w:p>
         </w:tc>
@@ -5629,7 +6612,25 @@
           <w:color w:val="1A1D24"/>
           <w:sz w:val="22"/>
         </w:rPr>
-        <w:t>Allergy &amp; Medical Rules per Member: Enforces isolated safety guardrails (e.g., flagging peanut allergens for Child A while tracking low-sodium for Parent B).</w:t>
+        <w:t xml:space="preserve">Allergy &amp; Medical Rules per Member: Enforces isolated safety guardrails (e.g., flagging peanut allergens for Child A while tracking </w:t>
+      </w:r>
+      <w:proofErr w:type="gramStart"/>
+      <w:r>
+        <w:rPr>
+          <w:rFonts w:ascii="Calibri" w:hAnsi="Calibri"/>
+          <w:color w:val="1A1D24"/>
+          <w:sz w:val="22"/>
+        </w:rPr>
+        <w:t>low-sodium</w:t>
+      </w:r>
+      <w:proofErr w:type="gramEnd"/>
+      <w:r>
+        <w:rPr>
+          <w:rFonts w:ascii="Calibri" w:hAnsi="Calibri"/>
+          <w:color w:val="1A1D24"/>
+          <w:sz w:val="22"/>
+        </w:rPr>
+        <w:t xml:space="preserve"> for Parent B).</w:t>
       </w:r>
     </w:p>
     <w:p>
@@ -5859,7 +6860,25 @@
           <w:color w:val="1A1D24"/>
           <w:sz w:val="22"/>
         </w:rPr>
-        <w:t>Rich Markdown Output: Renders bold key terms, bulleted dietary plans, and numbered instructions cleanly.</w:t>
+        <w:t xml:space="preserve">Rich Markdown Output: Renders bold key terms, </w:t>
+      </w:r>
+      <w:proofErr w:type="gramStart"/>
+      <w:r>
+        <w:rPr>
+          <w:rFonts w:ascii="Calibri" w:hAnsi="Calibri"/>
+          <w:color w:val="1A1D24"/>
+          <w:sz w:val="22"/>
+        </w:rPr>
+        <w:t>bulleted</w:t>
+      </w:r>
+      <w:proofErr w:type="gramEnd"/>
+      <w:r>
+        <w:rPr>
+          <w:rFonts w:ascii="Calibri" w:hAnsi="Calibri"/>
+          <w:color w:val="1A1D24"/>
+          <w:sz w:val="22"/>
+        </w:rPr>
+        <w:t xml:space="preserve"> dietary plans, and numbered instructions cleanly.</w:t>
       </w:r>
     </w:p>
     <w:p>
@@ -6540,8 +7559,8 @@
       </w:r>
     </w:p>
     <w:sectPr>
-      <w:headerReference w:type="default" r:id="rId11"/>
-      <w:footerReference w:type="default" r:id="rId12"/>
+      <w:headerReference w:type="default" r:id="rId10"/>
+      <w:footerReference w:type="default" r:id="rId11"/>
       <w:pgSz w:w="11906" w:h="16838"/>
       <w:pgMar w:top="1500" w:right="1440" w:bottom="1300" w:left="1440" w:header="708" w:footer="708" w:gutter="0"/>
       <w:pgNumType w:start="1"/>

--- a/docs/NutriSense_Details.docx
+++ b/docs/NutriSense_Details.docx
@@ -233,7 +233,6 @@
                                 <w:szCs w:val="100"/>
                               </w:rPr>
                             </w:pPr>
-                            <w:proofErr w:type="spellStart"/>
                             <w:r>
                               <w:rPr>
                                 <w:rFonts w:ascii="Poppins" w:eastAsia="Poppins" w:hAnsi="Poppins" w:cs="Poppins"/>
@@ -245,7 +244,6 @@
                               </w:rPr>
                               <w:t>NutriSense</w:t>
                             </w:r>
-                            <w:proofErr w:type="spellEnd"/>
                           </w:p>
                           <w:p>
                             <w:pPr>
@@ -589,7 +587,6 @@
                           <w:szCs w:val="100"/>
                         </w:rPr>
                       </w:pPr>
-                      <w:proofErr w:type="spellStart"/>
                       <w:r>
                         <w:rPr>
                           <w:rFonts w:ascii="Poppins" w:eastAsia="Poppins" w:hAnsi="Poppins" w:cs="Poppins"/>
@@ -601,7 +598,6 @@
                         </w:rPr>
                         <w:t>NutriSense</w:t>
                       </w:r>
-                      <w:proofErr w:type="spellEnd"/>
                     </w:p>
                     <w:p>
                       <w:pPr>
@@ -983,7 +979,7 @@
           <w:noProof/>
         </w:rPr>
         <w:drawing>
-          <wp:anchor distT="0" distB="0" distL="114300" distR="114300" simplePos="0" relativeHeight="251663360" behindDoc="0" locked="0" layoutInCell="1" allowOverlap="1" wp14:anchorId="3546B194" wp14:editId="133AD5FD">
+          <wp:anchor distT="0" distB="0" distL="114300" distR="114300" simplePos="0" relativeHeight="251663360" behindDoc="0" locked="0" layoutInCell="1" allowOverlap="1" wp14:anchorId="3546B194" wp14:editId="4CCEB131">
             <wp:simplePos x="0" y="0"/>
             <wp:positionH relativeFrom="column">
               <wp:posOffset>2402840</wp:posOffset>
@@ -4065,21 +4061,8 @@
       <w:pPr>
         <w:pStyle w:val="Para"/>
       </w:pPr>
-      <w:proofErr w:type="spellStart"/>
-      <w:r>
-        <w:t>NutriSense</w:t>
-      </w:r>
-      <w:proofErr w:type="spellEnd"/>
-      <w:r>
-        <w:t xml:space="preserve"> is an enterprise-grade, AI-powered nutritional intelligence, fasting management, and clinical health platform designed specifically for Pakistani and South Asian users. Engineered to combat the national surge in lifestyle-related metabolic disorders—principally Type 2 Diabetes, Hypertension, and Obesity—</w:t>
-      </w:r>
-      <w:proofErr w:type="spellStart"/>
-      <w:r>
-        <w:t>NutriSense</w:t>
-      </w:r>
-      <w:proofErr w:type="spellEnd"/>
-      <w:r>
-        <w:t xml:space="preserve"> makes personalized, culturally-accurate nutrition and fitness guidance accessible to every household, regardless of income.</w:t>
+      <w:r>
+        <w:t>NutriSense is an enterprise-grade, AI-powered nutritional intelligence, fasting management, and clinical health platform designed specifically for Pakistani and South Asian users. Engineered to combat the national surge in lifestyle-related metabolic disorders—principally Type 2 Diabetes, Hypertension, and Obesity—NutriSense makes personalized, culturally-accurate nutrition and fitness guidance accessible to every household, regardless of income.</w:t>
       </w:r>
     </w:p>
     <w:p>
@@ -4110,31 +4093,7 @@
         <w:t>The Problem:</w:t>
       </w:r>
       <w:r>
-        <w:t xml:space="preserve"> Pakistan faces a nutrition crisis – over 33% of adults are diabetic or pre-diabetic, with rising obesity, micronutrient deficiencies, and a high poverty rate that leaves most families unable to afford professional nutritionist consultations. Existing nutrition apps are built for Western diets: they ignore traditional portion units (</w:t>
-      </w:r>
-      <w:proofErr w:type="spellStart"/>
-      <w:r>
-        <w:t>katori</w:t>
-      </w:r>
-      <w:proofErr w:type="spellEnd"/>
-      <w:r>
-        <w:t xml:space="preserve">, roti, naan), don't account for fasting practices like Ramadan, and are English-only – excluding </w:t>
-      </w:r>
-      <w:proofErr w:type="gramStart"/>
-      <w:r>
-        <w:t>the majority of</w:t>
-      </w:r>
-      <w:proofErr w:type="gramEnd"/>
-      <w:r>
-        <w:t xml:space="preserve"> users. Patients with diabetes or hypertension receive no personalized, </w:t>
-      </w:r>
-      <w:proofErr w:type="gramStart"/>
-      <w:r>
-        <w:t>clinically-safe</w:t>
-      </w:r>
-      <w:proofErr w:type="gramEnd"/>
-      <w:r>
-        <w:t xml:space="preserve"> dietary or exercise guidance, and families managing nutrition for children or elderly parents have no unified tool.</w:t>
+        <w:t xml:space="preserve"> Pakistan faces a nutrition crisis – over 33% of adults are diabetic or pre-diabetic, with rising obesity, micronutrient deficiencies, and a high poverty rate that leaves most families unable to afford professional nutritionist consultations. Existing nutrition apps are built for Western diets: they ignore traditional portion units (katori, roti, naan), don't account for fasting practices like Ramadan, and are English-only – excluding the majority of users. Patients with diabetes or hypertension receive no personalized, clinically-safe dietary or exercise guidance, and families managing nutrition for children or elderly parents have no unified tool.</w:t>
       </w:r>
     </w:p>
     <w:p>
@@ -4196,31 +4155,7 @@
         <w:t>The Solution:</w:t>
       </w:r>
       <w:r>
-        <w:t xml:space="preserve"> </w:t>
-      </w:r>
-      <w:proofErr w:type="spellStart"/>
-      <w:r>
-        <w:t>NutriSense</w:t>
-      </w:r>
-      <w:proofErr w:type="spellEnd"/>
-      <w:r>
-        <w:t xml:space="preserve"> is an AI-powered nutrition and metabolic health assistant designed specifically for Pakistani and South Asian users. Using Google Gemini AI, it calculates personalized macro targets based on medical conditions and recommends tailored workout and exercise strategies matched to each user's needs – such as strength training and calorie-dense meal plans for underweight individuals, and safe, low-impact routines for diabetics and hypertension patients. It provides a </w:t>
-      </w:r>
-      <w:proofErr w:type="gramStart"/>
-      <w:r>
-        <w:t>clinically-guarded</w:t>
-      </w:r>
-      <w:proofErr w:type="gramEnd"/>
-      <w:r>
-        <w:t xml:space="preserve"> AI coach that detects high-risk patterns (like hypoglycemia) and escalates to care. It includes a Ramadan fasting mode with Sehri/Iftar schedules and split hydration, multi-family profile management, bilingual English/Urdu support, offline-first sync, and weekly PDF health reports. </w:t>
-      </w:r>
-      <w:proofErr w:type="spellStart"/>
-      <w:r>
-        <w:t>NutriSense</w:t>
-      </w:r>
-      <w:proofErr w:type="spellEnd"/>
-      <w:r>
-        <w:t xml:space="preserve"> makes personalized, culturally-accurate nutrition and fitness guidance accessible to every Pakistani household – regardless of income.</w:t>
+        <w:t xml:space="preserve"> NutriSense is an AI-powered nutrition and metabolic health assistant designed specifically for Pakistani and South Asian users. Using Google Gemini AI, it calculates personalized macro targets based on medical conditions and recommends tailored workout and exercise strategies matched to each user's needs – such as strength training and calorie-dense meal plans for underweight individuals, and safe, low-impact routines for diabetics and hypertension patients. It provides a clinically-guarded AI coach that detects high-risk patterns (like hypoglycemia) and escalates to care. It includes a Ramadan fasting mode with Sehri/Iftar schedules and split hydration, multi-family profile management, bilingual English/Urdu support, offline-first sync, and weekly PDF health reports. NutriSense makes personalized, culturally-accurate nutrition and fitness guidance accessible to every Pakistani household – regardless of income.</w:t>
       </w:r>
     </w:p>
     <w:p>
@@ -4259,13 +4194,8 @@
       <w:pPr>
         <w:pStyle w:val="Para"/>
       </w:pPr>
-      <w:proofErr w:type="spellStart"/>
-      <w:r>
-        <w:t>NutriSense</w:t>
-      </w:r>
-      <w:proofErr w:type="spellEnd"/>
-      <w:r>
-        <w:t xml:space="preserve"> adopts a modern, decoupled, multi-tier client-server architecture designed for high availability, sub-second latency, and enterprise security compliance.</w:t>
+      <w:r>
+        <w:t>NutriSense adopts a modern, decoupled, multi-tier client-server architecture designed for high availability, sub-second latency, and enterprise security compliance.</w:t>
       </w:r>
     </w:p>
     <w:p>
@@ -4319,23 +4249,7 @@
         <w:t>State &amp; Service Controller Layer:</w:t>
       </w:r>
       <w:r>
-        <w:t xml:space="preserve"> Reactive </w:t>
-      </w:r>
-      <w:proofErr w:type="spellStart"/>
-      <w:r>
-        <w:t>ListenableBuilder</w:t>
-      </w:r>
-      <w:proofErr w:type="spellEnd"/>
-      <w:r>
-        <w:t xml:space="preserve"> controllers, Singleton </w:t>
-      </w:r>
-      <w:proofErr w:type="spellStart"/>
-      <w:r>
-        <w:t>ViewModels</w:t>
-      </w:r>
-      <w:proofErr w:type="spellEnd"/>
-      <w:r>
-        <w:t>, and background sync workers managing local business logic.</w:t>
+        <w:t xml:space="preserve"> Reactive ListenableBuilder controllers, Singleton ViewModels, and background sync workers managing local business logic.</w:t>
       </w:r>
     </w:p>
     <w:p>
@@ -4380,15 +4294,7 @@
         <w:t>Data Persistence Layer:</w:t>
       </w:r>
       <w:r>
-        <w:t xml:space="preserve"> </w:t>
-      </w:r>
-      <w:proofErr w:type="spellStart"/>
-      <w:r>
-        <w:t>Supabase</w:t>
-      </w:r>
-      <w:proofErr w:type="spellEnd"/>
-      <w:r>
-        <w:t xml:space="preserve"> PostgreSQL with Row Level Security (RLS) policies coupled with an offline-first mobile SQLite caching layer.</w:t>
+        <w:t xml:space="preserve"> Supabase PostgreSQL with Row Level Security (RLS) policies coupled with an offline-first mobile SQLite caching layer.</w:t>
       </w:r>
     </w:p>
     <w:p>
@@ -4583,13 +4489,8 @@
               <w:pStyle w:val="TableNormal0"/>
             </w:pPr>
             <w:r>
-              <w:t xml:space="preserve">Provider &amp; </w:t>
+              <w:t>Provider &amp; ListenableBuilder</w:t>
             </w:r>
-            <w:proofErr w:type="spellStart"/>
-            <w:r>
-              <w:t>ListenableBuilder</w:t>
-            </w:r>
-            <w:proofErr w:type="spellEnd"/>
           </w:p>
         </w:tc>
         <w:tc>
@@ -4602,15 +4503,7 @@
               <w:pStyle w:val="TableNormal0"/>
             </w:pPr>
             <w:r>
-              <w:t xml:space="preserve">Lightweight, reactive state propagation for </w:t>
-            </w:r>
-            <w:proofErr w:type="spellStart"/>
-            <w:r>
-              <w:t>ViewModels</w:t>
-            </w:r>
-            <w:proofErr w:type="spellEnd"/>
-            <w:r>
-              <w:t xml:space="preserve"> and controllers.</w:t>
+              <w:t>Lightweight, reactive state propagation for ViewModels and controllers.</w:t>
             </w:r>
           </w:p>
         </w:tc>
@@ -4642,13 +4535,8 @@
             <w:pPr>
               <w:pStyle w:val="TableNormal0"/>
             </w:pPr>
-            <w:proofErr w:type="spellStart"/>
             <w:r>
-              <w:t>sqflite</w:t>
-            </w:r>
-            <w:proofErr w:type="spellEnd"/>
-            <w:r>
-              <w:t xml:space="preserve"> / SQLite</w:t>
+              <w:t>sqflite / SQLite</w:t>
             </w:r>
           </w:p>
         </w:tc>
@@ -4662,15 +4550,7 @@
               <w:pStyle w:val="TableNormal0"/>
             </w:pPr>
             <w:r>
-              <w:t xml:space="preserve">Offline-first transactional local cache for meal logs, </w:t>
-            </w:r>
-            <w:proofErr w:type="gramStart"/>
-            <w:r>
-              <w:t>water logs</w:t>
-            </w:r>
-            <w:proofErr w:type="gramEnd"/>
-            <w:r>
-              <w:t>, and habits.</w:t>
+              <w:t>Offline-first transactional local cache for meal logs, water logs, and habits.</w:t>
             </w:r>
           </w:p>
         </w:tc>
@@ -4702,11 +4582,9 @@
             <w:pPr>
               <w:pStyle w:val="TableNormal0"/>
             </w:pPr>
-            <w:proofErr w:type="spellStart"/>
             <w:r>
               <w:t>shared_preferences</w:t>
             </w:r>
-            <w:proofErr w:type="spellEnd"/>
           </w:p>
         </w:tc>
         <w:tc>
@@ -4798,11 +4676,9 @@
             <w:pPr>
               <w:pStyle w:val="TableNormal0"/>
             </w:pPr>
-            <w:proofErr w:type="spellStart"/>
             <w:r>
               <w:t>flutter_tts</w:t>
             </w:r>
-            <w:proofErr w:type="spellEnd"/>
           </w:p>
         </w:tc>
         <w:tc>
@@ -4848,13 +4724,8 @@
               <w:pStyle w:val="TableNormal0"/>
             </w:pPr>
             <w:r>
-              <w:t xml:space="preserve">http &amp; </w:t>
+              <w:t>http &amp; connectivity_plus</w:t>
             </w:r>
-            <w:proofErr w:type="spellStart"/>
-            <w:r>
-              <w:t>connectivity_plus</w:t>
-            </w:r>
-            <w:proofErr w:type="spellEnd"/>
           </w:p>
         </w:tc>
         <w:tc>
@@ -5024,15 +4895,7 @@
               <w:pStyle w:val="TableNormal0"/>
             </w:pPr>
             <w:r>
-              <w:t xml:space="preserve">FastAPI / </w:t>
-            </w:r>
-            <w:proofErr w:type="spellStart"/>
-            <w:r>
-              <w:t>Uvicorn</w:t>
-            </w:r>
-            <w:proofErr w:type="spellEnd"/>
-            <w:r>
-              <w:t xml:space="preserve"> (ASGI)</w:t>
+              <w:t>FastAPI / Uvicorn (ASGI)</w:t>
             </w:r>
           </w:p>
         </w:tc>
@@ -5078,13 +4941,8 @@
             <w:pPr>
               <w:pStyle w:val="TableNormal0"/>
             </w:pPr>
-            <w:proofErr w:type="spellStart"/>
             <w:r>
-              <w:t>Supabase</w:t>
-            </w:r>
-            <w:proofErr w:type="spellEnd"/>
-            <w:r>
-              <w:t xml:space="preserve"> PostgreSQL</w:t>
+              <w:t>Supabase PostgreSQL</w:t>
             </w:r>
           </w:p>
         </w:tc>
@@ -5130,13 +4988,8 @@
             <w:pPr>
               <w:pStyle w:val="TableNormal0"/>
             </w:pPr>
-            <w:proofErr w:type="spellStart"/>
             <w:r>
-              <w:t>Supabase</w:t>
-            </w:r>
-            <w:proofErr w:type="spellEnd"/>
-            <w:r>
-              <w:t xml:space="preserve"> Auth (JWT)</w:t>
+              <w:t>Supabase Auth (JWT)</w:t>
             </w:r>
           </w:p>
         </w:tc>
@@ -5182,13 +5035,8 @@
             <w:pPr>
               <w:pStyle w:val="TableNormal0"/>
             </w:pPr>
-            <w:proofErr w:type="spellStart"/>
             <w:r>
-              <w:t>ReportLab</w:t>
-            </w:r>
-            <w:proofErr w:type="spellEnd"/>
-            <w:r>
-              <w:t xml:space="preserve"> Engine</w:t>
+              <w:t>ReportLab Engine</w:t>
             </w:r>
           </w:p>
         </w:tc>
@@ -5234,13 +5082,8 @@
             <w:pPr>
               <w:pStyle w:val="TableNormal0"/>
             </w:pPr>
-            <w:proofErr w:type="spellStart"/>
             <w:r>
-              <w:t>httpx</w:t>
-            </w:r>
-            <w:proofErr w:type="spellEnd"/>
-            <w:r>
-              <w:t xml:space="preserve"> (Async)</w:t>
+              <w:t>httpx (Async)</w:t>
             </w:r>
           </w:p>
         </w:tc>
@@ -5280,21 +5123,8 @@
       <w:pPr>
         <w:pStyle w:val="Para"/>
       </w:pPr>
-      <w:proofErr w:type="spellStart"/>
-      <w:r>
-        <w:t>NutriSense</w:t>
-      </w:r>
-      <w:proofErr w:type="spellEnd"/>
-      <w:r>
-        <w:t xml:space="preserve"> leverages Google's flagship Gemini models (gemini-2.5-flash and gemini-3.6-flash). To ensure 99.9% uptime and prevent service denial from Google API rate limits, a custom </w:t>
-      </w:r>
-      <w:proofErr w:type="spellStart"/>
-      <w:r>
-        <w:t>GeminiPool</w:t>
-      </w:r>
-      <w:proofErr w:type="spellEnd"/>
-      <w:r>
-        <w:t xml:space="preserve"> manager executes automatic round-robin load distribution and instant failover.</w:t>
+      <w:r>
+        <w:t>NutriSense leverages Google's flagship Gemini models (gemini-2.5-flash and gemini-3.6-flash). To ensure 99.9% uptime and prevent service denial from Google API rate limits, a custom GeminiPool manager executes automatic round-robin load distribution and instant failover.</w:t>
       </w:r>
     </w:p>
     <w:tbl>
@@ -5344,21 +5174,7 @@
               <w:rPr>
                 <w:rStyle w:val="TableNormalChar"/>
               </w:rPr>
-              <w:t xml:space="preserve">When an inference call triggers an HTTP 429 Quota Exceeded error, </w:t>
-            </w:r>
-            <w:proofErr w:type="spellStart"/>
-            <w:r>
-              <w:rPr>
-                <w:rStyle w:val="TableNormalChar"/>
-              </w:rPr>
-              <w:t>GeminiPool</w:t>
-            </w:r>
-            <w:proofErr w:type="spellEnd"/>
-            <w:r>
-              <w:rPr>
-                <w:rStyle w:val="TableNormalChar"/>
-              </w:rPr>
-              <w:t xml:space="preserve"> catches the exception, masks sensitive credentials in logs, instantly rotates the active index to the next verified key, and transparently completes inference in &lt;500ms without user interruption.</w:t>
+              <w:t>When an inference call triggers an HTTP 429 Quota Exceeded error, GeminiPool catches the exception, masks sensitive credentials in logs, instantly rotates the active index to the next verified key, and transparently completes inference in &lt;500ms without user interruption.</w:t>
             </w:r>
           </w:p>
         </w:tc>
@@ -5389,32 +5205,15 @@
       <w:pPr>
         <w:pStyle w:val="BulletPoint"/>
       </w:pPr>
-      <w:proofErr w:type="spellStart"/>
-      <w:r>
-        <w:rPr>
-          <w:b/>
-          <w:bCs/>
-        </w:rPr>
-        <w:t>OpenFoodFacts</w:t>
-      </w:r>
-      <w:proofErr w:type="spellEnd"/>
-      <w:r>
-        <w:rPr>
-          <w:b/>
-          <w:bCs/>
-        </w:rPr>
-        <w:t xml:space="preserve"> API:</w:t>
-      </w:r>
-      <w:r>
-        <w:t xml:space="preserve"> Global barcode lookup providing raw </w:t>
-      </w:r>
-      <w:proofErr w:type="gramStart"/>
-      <w:r>
-        <w:t>ingredient</w:t>
-      </w:r>
-      <w:proofErr w:type="gramEnd"/>
-      <w:r>
-        <w:t xml:space="preserve"> and nutritional metadata for packaged goods.</w:t>
+      <w:r>
+        <w:rPr>
+          <w:b/>
+          <w:bCs/>
+        </w:rPr>
+        <w:t>OpenFoodFacts API:</w:t>
+      </w:r>
+      <w:r>
+        <w:t xml:space="preserve"> Global barcode lookup providing raw ingredient and nutritional metadata for packaged goods.</w:t>
       </w:r>
     </w:p>
     <w:p>
@@ -5436,21 +5235,12 @@
       <w:pPr>
         <w:pStyle w:val="BulletPoint"/>
       </w:pPr>
-      <w:proofErr w:type="spellStart"/>
-      <w:r>
-        <w:rPr>
-          <w:b/>
-          <w:bCs/>
-        </w:rPr>
-        <w:t>Aladhan</w:t>
-      </w:r>
-      <w:proofErr w:type="spellEnd"/>
-      <w:r>
-        <w:rPr>
-          <w:b/>
-          <w:bCs/>
-        </w:rPr>
-        <w:t xml:space="preserve"> Prayer API:</w:t>
+      <w:r>
+        <w:rPr>
+          <w:b/>
+          <w:bCs/>
+        </w:rPr>
+        <w:t>Aladhan Prayer API:</w:t>
       </w:r>
       <w:r>
         <w:t xml:space="preserve"> Astronomical calculation engine providing exact daily Fajr (Sehri) and Maghrib (Iftar) timestamps based on GPS coordinates.</w:t>
@@ -5502,23 +5292,7 @@
         <w:pStyle w:val="Para"/>
       </w:pPr>
       <w:r>
-        <w:t xml:space="preserve">Here are eight foundational architectural and </w:t>
-      </w:r>
-      <w:proofErr w:type="spellStart"/>
-      <w:r>
-        <w:t>behavioural</w:t>
-      </w:r>
-      <w:proofErr w:type="spellEnd"/>
-      <w:r>
-        <w:t xml:space="preserve"> diagrams specifying </w:t>
-      </w:r>
-      <w:proofErr w:type="spellStart"/>
-      <w:r>
-        <w:t>NutriSense's</w:t>
-      </w:r>
-      <w:proofErr w:type="spellEnd"/>
-      <w:r>
-        <w:t xml:space="preserve"> software design. Each specification outlines the actors, component interactions, lifecycle states, and data pathways.</w:t>
+        <w:t>Here are eight foundational architectural and behavioural diagrams specifying NutriSense's software design. Each specification outlines the actors, component interactions, lifecycle states, and data pathways.</w:t>
       </w:r>
     </w:p>
     <w:p>
@@ -5624,15 +5398,7 @@
         <w:t>Reactive Data Binding:</w:t>
       </w:r>
       <w:r>
-        <w:t xml:space="preserve"> The Presentation layer (Flutter UI) communicates with the Controller layer using </w:t>
-      </w:r>
-      <w:proofErr w:type="spellStart"/>
-      <w:r>
-        <w:t>ViewModels</w:t>
-      </w:r>
-      <w:proofErr w:type="spellEnd"/>
-      <w:r>
-        <w:t xml:space="preserve"> and change notifier listeners, ensuring zero-latency interface updates.</w:t>
+        <w:t xml:space="preserve"> The Presentation layer (Flutter UI) communicates with the Controller layer using ViewModels and change notifier listeners, ensuring zero-latency interface updates.</w:t>
       </w:r>
     </w:p>
     <w:p>
@@ -5663,15 +5429,7 @@
         <w:t>Asynchronous Services:</w:t>
       </w:r>
       <w:r>
-        <w:t xml:space="preserve"> The Backend server coordinates external integrations (Gemini AI, OpenStreetMap, and </w:t>
-      </w:r>
-      <w:proofErr w:type="spellStart"/>
-      <w:r>
-        <w:t>OpenFoodFacts</w:t>
-      </w:r>
-      <w:proofErr w:type="spellEnd"/>
-      <w:r>
-        <w:t>) asynchronously without blocking database transactions.</w:t>
+        <w:t xml:space="preserve"> The Backend server coordinates external integrations (Gemini AI, OpenStreetMap, and OpenFoodFacts) asynchronously without blocking database transactions.</w:t>
       </w:r>
     </w:p>
     <w:p>
@@ -5686,15 +5444,7 @@
         <w:t>Dual-Database Persistence:</w:t>
       </w:r>
       <w:r>
-        <w:t xml:space="preserve"> Write actions are committed locally to a SQLite mobile database and mirrored securely in a remote </w:t>
-      </w:r>
-      <w:proofErr w:type="spellStart"/>
-      <w:r>
-        <w:t>Supabase</w:t>
-      </w:r>
-      <w:proofErr w:type="spellEnd"/>
-      <w:r>
-        <w:t xml:space="preserve"> PostgreSQL cloud database.</w:t>
+        <w:t xml:space="preserve"> Write actions are committed locally to a SQLite mobile database and mirrored securely in a remote Supabase PostgreSQL cloud database.</w:t>
       </w:r>
     </w:p>
     <w:p>
@@ -6120,13 +5870,8 @@
               <w:pStyle w:val="TableNormal0"/>
             </w:pPr>
             <w:r>
-              <w:t xml:space="preserve">id (UUID PK), email, </w:t>
+              <w:t>id (UUID PK), email, created_at</w:t>
             </w:r>
-            <w:proofErr w:type="spellStart"/>
-            <w:r>
-              <w:t>created_at</w:t>
-            </w:r>
-            <w:proofErr w:type="spellEnd"/>
           </w:p>
         </w:tc>
         <w:tc>
@@ -6139,15 +5884,7 @@
               <w:pStyle w:val="TableNormal0"/>
             </w:pPr>
             <w:r>
-              <w:t xml:space="preserve">Root </w:t>
-            </w:r>
-            <w:proofErr w:type="spellStart"/>
-            <w:r>
-              <w:t>Supabase</w:t>
-            </w:r>
-            <w:proofErr w:type="spellEnd"/>
-            <w:r>
-              <w:t xml:space="preserve"> Auth entity representing registered accounts.</w:t>
+              <w:t>Root Supabase Auth entity representing registered accounts.</w:t>
             </w:r>
           </w:p>
         </w:tc>
@@ -6165,11 +5902,9 @@
             <w:pPr>
               <w:pStyle w:val="TableNormal0"/>
             </w:pPr>
-            <w:proofErr w:type="spellStart"/>
             <w:r>
               <w:t>health_profiles</w:t>
             </w:r>
-            <w:proofErr w:type="spellEnd"/>
           </w:p>
         </w:tc>
         <w:tc>
@@ -6181,13 +5916,8 @@
             <w:pPr>
               <w:pStyle w:val="TableNormal0"/>
             </w:pPr>
-            <w:proofErr w:type="spellStart"/>
             <w:r>
-              <w:t>user_id</w:t>
-            </w:r>
-            <w:proofErr w:type="spellEnd"/>
-            <w:r>
-              <w:t xml:space="preserve"> (UUID FK), age, height, weight, goal, conditions[], allergies[]</w:t>
+              <w:t>user_id (UUID FK), age, height, weight, goal, conditions[], allergies[]</w:t>
             </w:r>
           </w:p>
         </w:tc>
@@ -6219,11 +5949,9 @@
             <w:pPr>
               <w:pStyle w:val="TableNormal0"/>
             </w:pPr>
-            <w:proofErr w:type="spellStart"/>
             <w:r>
               <w:t>family_members</w:t>
             </w:r>
-            <w:proofErr w:type="spellEnd"/>
           </w:p>
         </w:tc>
         <w:tc>
@@ -6236,15 +5964,7 @@
               <w:pStyle w:val="TableNormal0"/>
             </w:pPr>
             <w:r>
-              <w:t xml:space="preserve">id (UUID PK), </w:t>
-            </w:r>
-            <w:proofErr w:type="spellStart"/>
-            <w:r>
-              <w:t>primary_user_id</w:t>
-            </w:r>
-            <w:proofErr w:type="spellEnd"/>
-            <w:r>
-              <w:t xml:space="preserve"> (FK), name, relationship, age, conditions[]</w:t>
+              <w:t>id (UUID PK), primary_user_id (FK), name, relationship, age, conditions[]</w:t>
             </w:r>
           </w:p>
         </w:tc>
@@ -6258,15 +5978,7 @@
               <w:pStyle w:val="TableNormal0"/>
             </w:pPr>
             <w:r>
-              <w:t xml:space="preserve">1:N with users. Stores </w:t>
-            </w:r>
-            <w:proofErr w:type="gramStart"/>
-            <w:r>
-              <w:t>dependent</w:t>
-            </w:r>
-            <w:proofErr w:type="gramEnd"/>
-            <w:r>
-              <w:t xml:space="preserve"> sub-profiles for family tracking.</w:t>
+              <w:t>1:N with users. Stores dependent sub-profiles for family tracking.</w:t>
             </w:r>
           </w:p>
         </w:tc>
@@ -6284,11 +5996,9 @@
             <w:pPr>
               <w:pStyle w:val="TableNormal0"/>
             </w:pPr>
-            <w:proofErr w:type="spellStart"/>
             <w:r>
               <w:t>meal_logs</w:t>
             </w:r>
-            <w:proofErr w:type="spellEnd"/>
           </w:p>
         </w:tc>
         <w:tc>
@@ -6301,23 +6011,7 @@
               <w:pStyle w:val="TableNormal0"/>
             </w:pPr>
             <w:r>
-              <w:t xml:space="preserve">id (UUID PK), </w:t>
-            </w:r>
-            <w:proofErr w:type="spellStart"/>
-            <w:r>
-              <w:t>user_id</w:t>
-            </w:r>
-            <w:proofErr w:type="spellEnd"/>
-            <w:r>
-              <w:t xml:space="preserve"> (FK), </w:t>
-            </w:r>
-            <w:proofErr w:type="spellStart"/>
-            <w:r>
-              <w:t>family_member_id</w:t>
-            </w:r>
-            <w:proofErr w:type="spellEnd"/>
-            <w:r>
-              <w:t xml:space="preserve"> (FK), notes, calories, macros</w:t>
+              <w:t>id (UUID PK), user_id (FK), family_member_id (FK), notes, calories, macros</w:t>
             </w:r>
           </w:p>
         </w:tc>
@@ -6349,11 +6043,9 @@
             <w:pPr>
               <w:pStyle w:val="TableNormal0"/>
             </w:pPr>
-            <w:proofErr w:type="spellStart"/>
             <w:r>
               <w:t>chat_history</w:t>
             </w:r>
-            <w:proofErr w:type="spellEnd"/>
           </w:p>
         </w:tc>
         <w:tc>
@@ -6366,15 +6058,7 @@
               <w:pStyle w:val="TableNormal0"/>
             </w:pPr>
             <w:r>
-              <w:t xml:space="preserve">id (UUID PK), </w:t>
-            </w:r>
-            <w:proofErr w:type="spellStart"/>
-            <w:r>
-              <w:t>user_id</w:t>
-            </w:r>
-            <w:proofErr w:type="spellEnd"/>
-            <w:r>
-              <w:t xml:space="preserve"> (FK), sender, message, metadata, timestamp</w:t>
+              <w:t>id (UUID PK), user_id (FK), sender, message, metadata, timestamp</w:t>
             </w:r>
           </w:p>
         </w:tc>
@@ -6406,11 +6090,9 @@
             <w:pPr>
               <w:pStyle w:val="TableNormal0"/>
             </w:pPr>
-            <w:proofErr w:type="spellStart"/>
             <w:r>
               <w:t>water_logs</w:t>
             </w:r>
-            <w:proofErr w:type="spellEnd"/>
           </w:p>
         </w:tc>
         <w:tc>
@@ -6423,29 +6105,8 @@
               <w:pStyle w:val="TableNormal0"/>
             </w:pPr>
             <w:r>
-              <w:t xml:space="preserve">id (UUID PK), </w:t>
+              <w:t>id (UUID PK), user_id (FK), amount_ml, logged_at</w:t>
             </w:r>
-            <w:proofErr w:type="spellStart"/>
-            <w:r>
-              <w:t>user_id</w:t>
-            </w:r>
-            <w:proofErr w:type="spellEnd"/>
-            <w:r>
-              <w:t xml:space="preserve"> (FK), </w:t>
-            </w:r>
-            <w:proofErr w:type="spellStart"/>
-            <w:r>
-              <w:t>amount_ml</w:t>
-            </w:r>
-            <w:proofErr w:type="spellEnd"/>
-            <w:r>
-              <w:t xml:space="preserve">, </w:t>
-            </w:r>
-            <w:proofErr w:type="spellStart"/>
-            <w:r>
-              <w:t>logged_at</w:t>
-            </w:r>
-            <w:proofErr w:type="spellEnd"/>
           </w:p>
         </w:tc>
         <w:tc>
@@ -6476,12 +6137,10 @@
             <w:pPr>
               <w:pStyle w:val="TableNormal0"/>
             </w:pPr>
-            <w:proofErr w:type="spellStart"/>
             <w:r>
               <w:lastRenderedPageBreak/>
               <w:t>habit_scores</w:t>
             </w:r>
-            <w:proofErr w:type="spellEnd"/>
           </w:p>
         </w:tc>
         <w:tc>
@@ -6494,29 +6153,8 @@
               <w:pStyle w:val="TableNormal0"/>
             </w:pPr>
             <w:r>
-              <w:t xml:space="preserve">id (UUID PK), </w:t>
+              <w:t>id (UUID PK), user_id (FK), score, streak_days, last_calculated</w:t>
             </w:r>
-            <w:proofErr w:type="spellStart"/>
-            <w:r>
-              <w:t>user_id</w:t>
-            </w:r>
-            <w:proofErr w:type="spellEnd"/>
-            <w:r>
-              <w:t xml:space="preserve"> (FK), score, </w:t>
-            </w:r>
-            <w:proofErr w:type="spellStart"/>
-            <w:r>
-              <w:t>streak_days</w:t>
-            </w:r>
-            <w:proofErr w:type="spellEnd"/>
-            <w:r>
-              <w:t xml:space="preserve">, </w:t>
-            </w:r>
-            <w:proofErr w:type="spellStart"/>
-            <w:r>
-              <w:t>last_calculated</w:t>
-            </w:r>
-            <w:proofErr w:type="spellEnd"/>
           </w:p>
         </w:tc>
         <w:tc>
@@ -6562,15 +6200,7 @@
         <w:t>1-to-1 Profile Mapping:</w:t>
       </w:r>
       <w:r>
-        <w:t xml:space="preserve"> The `</w:t>
-      </w:r>
-      <w:proofErr w:type="spellStart"/>
-      <w:r>
-        <w:t>health_profiles</w:t>
-      </w:r>
-      <w:proofErr w:type="spellEnd"/>
-      <w:r>
-        <w:t>` table maintains a 1-to-1 relationship with `users` to store clinical metrics, medical conditions, and allergy rules.</w:t>
+        <w:t xml:space="preserve"> The `health_profiles` table maintains a 1-to-1 relationship with `users` to store clinical metrics, medical conditions, and allergy rules.</w:t>
       </w:r>
     </w:p>
     <w:p>
@@ -6585,15 +6215,7 @@
         <w:t>1-to-N Household Hierarchies:</w:t>
       </w:r>
       <w:r>
-        <w:t xml:space="preserve"> The primary user's account links to a child `</w:t>
-      </w:r>
-      <w:proofErr w:type="spellStart"/>
-      <w:r>
-        <w:t>family_members</w:t>
-      </w:r>
-      <w:proofErr w:type="spellEnd"/>
-      <w:r>
-        <w:t>` table to allow tracking dependents with isolated calorie and allergy thresholds.</w:t>
+        <w:t xml:space="preserve"> The primary user's account links to a child `family_members` table to allow tracking dependents with isolated calorie and allergy thresholds.</w:t>
       </w:r>
     </w:p>
     <w:p>
@@ -6608,31 +6230,7 @@
         <w:t>Transactional Event Logs:</w:t>
       </w:r>
       <w:r>
-        <w:t xml:space="preserve"> Tables for `</w:t>
-      </w:r>
-      <w:proofErr w:type="spellStart"/>
-      <w:r>
-        <w:t>meal_logs</w:t>
-      </w:r>
-      <w:proofErr w:type="spellEnd"/>
-      <w:r>
-        <w:t>`, `</w:t>
-      </w:r>
-      <w:proofErr w:type="spellStart"/>
-      <w:r>
-        <w:t>water_logs</w:t>
-      </w:r>
-      <w:proofErr w:type="spellEnd"/>
-      <w:r>
-        <w:t>`, and `</w:t>
-      </w:r>
-      <w:proofErr w:type="spellStart"/>
-      <w:r>
-        <w:t>chat_history</w:t>
-      </w:r>
-      <w:proofErr w:type="spellEnd"/>
-      <w:r>
-        <w:t>` store discrete logged events with timestamps, foreign keys, and synchronization markers.</w:t>
+        <w:t xml:space="preserve"> Tables for `meal_logs`, `water_logs`, and `chat_history` store discrete logged events with timestamps, foreign keys, and synchronization markers.</w:t>
       </w:r>
     </w:p>
     <w:p>
@@ -6647,15 +6245,7 @@
         <w:t>Algorithmic Score tracking:</w:t>
       </w:r>
       <w:r>
-        <w:t xml:space="preserve"> The `</w:t>
-      </w:r>
-      <w:proofErr w:type="spellStart"/>
-      <w:r>
-        <w:t>habit_scores</w:t>
-      </w:r>
-      <w:proofErr w:type="spellEnd"/>
-      <w:r>
-        <w:t>` table tracks rolling 30-day nutrition scores and tracking streak milestones to drive user behavior consistency.</w:t>
+        <w:t xml:space="preserve"> The `habit_scores` table tracks rolling 30-day nutrition scores and tracking streak milestones to drive user behavior consistency.</w:t>
       </w:r>
     </w:p>
     <w:p>
@@ -6752,15 +6342,7 @@
         <w:t>Conversational Prompt Capture:</w:t>
       </w:r>
       <w:r>
-        <w:t xml:space="preserve"> The user enters a natural language meal text (e.g., '1 plate </w:t>
-      </w:r>
-      <w:proofErr w:type="spellStart"/>
-      <w:r>
-        <w:t>Daal</w:t>
-      </w:r>
-      <w:proofErr w:type="spellEnd"/>
-      <w:r>
-        <w:t xml:space="preserve"> Chawal with salad') which is sent directly to the FastAPI server.</w:t>
+        <w:t xml:space="preserve"> The user enters a natural language meal text (e.g., '1 plate Daal Chawal with salad') which is sent directly to the FastAPI server.</w:t>
       </w:r>
     </w:p>
     <w:p>
@@ -6806,15 +6388,7 @@
         <w:t>Instant Local Commit:</w:t>
       </w:r>
       <w:r>
-        <w:t xml:space="preserve"> On user confirmation, the Flutter app instantly saves the entry in the local SQLite table (`</w:t>
-      </w:r>
-      <w:proofErr w:type="spellStart"/>
-      <w:r>
-        <w:t>is_synced</w:t>
-      </w:r>
-      <w:proofErr w:type="spellEnd"/>
-      <w:r>
-        <w:t xml:space="preserve"> = false`) to refresh UI rings instantly.</w:t>
+        <w:t xml:space="preserve"> On user confirmation, the Flutter app instantly saves the entry in the local SQLite table (`is_synced = false`) to refresh UI rings instantly.</w:t>
       </w:r>
     </w:p>
     <w:p>
@@ -6829,15 +6403,7 @@
         <w:t>Background Data Mirror:</w:t>
       </w:r>
       <w:r>
-        <w:t xml:space="preserve"> A background sync worker uploads the meal log to </w:t>
-      </w:r>
-      <w:proofErr w:type="spellStart"/>
-      <w:r>
-        <w:t>Supabase</w:t>
-      </w:r>
-      <w:proofErr w:type="spellEnd"/>
-      <w:r>
-        <w:t xml:space="preserve"> in a transaction and switches the SQLite sync flag to `true`.</w:t>
+        <w:t xml:space="preserve"> A background sync worker uploads the meal log to Supabase in a transaction and switches the SQLite sync flag to `true`.</w:t>
       </w:r>
     </w:p>
     <w:p>
@@ -6898,15 +6464,7 @@
         <w:t>(3)</w:t>
       </w:r>
       <w:r>
-        <w:t xml:space="preserve"> FastAPI prompts </w:t>
-      </w:r>
-      <w:proofErr w:type="spellStart"/>
-      <w:r>
-        <w:t>GeminiPool</w:t>
-      </w:r>
-      <w:proofErr w:type="spellEnd"/>
-      <w:r>
-        <w:t xml:space="preserve"> with USDA and South Asian culinary groundings. </w:t>
+        <w:t xml:space="preserve"> FastAPI prompts GeminiPool with USDA and South Asian culinary groundings. </w:t>
       </w:r>
     </w:p>
     <w:p>
@@ -6951,15 +6509,7 @@
         <w:t>(6)</w:t>
       </w:r>
       <w:r>
-        <w:t xml:space="preserve"> On confirmation, row is written to local SQLite and queued for background </w:t>
-      </w:r>
-      <w:proofErr w:type="spellStart"/>
-      <w:r>
-        <w:t>Supabase</w:t>
-      </w:r>
-      <w:proofErr w:type="spellEnd"/>
-      <w:r>
-        <w:t xml:space="preserve"> push.</w:t>
+        <w:t xml:space="preserve"> On confirmation, row is written to local SQLite and queued for background Supabase push.</w:t>
       </w:r>
     </w:p>
     <w:p>
@@ -7065,23 +6615,7 @@
         <w:t>Automated Key Interception:</w:t>
       </w:r>
       <w:r>
-        <w:t xml:space="preserve"> When a rate-limit error is caught, the </w:t>
-      </w:r>
-      <w:proofErr w:type="spellStart"/>
-      <w:r>
-        <w:t>Uvicorn</w:t>
-      </w:r>
-      <w:proofErr w:type="spellEnd"/>
-      <w:r>
-        <w:t xml:space="preserve"> gateway blocks standard flow and triggers the thread-safe `</w:t>
-      </w:r>
-      <w:proofErr w:type="spellStart"/>
-      <w:r>
-        <w:t>GeminiPool</w:t>
-      </w:r>
-      <w:proofErr w:type="spellEnd"/>
-      <w:r>
-        <w:t>` key rotation.</w:t>
+        <w:t xml:space="preserve"> When a rate-limit error is caught, the Uvicorn gateway blocks standard flow and triggers the thread-safe `GeminiPool` key rotation.</w:t>
       </w:r>
     </w:p>
     <w:p>
@@ -7248,15 +6782,7 @@
         <w:t>External Integration Connectors:</w:t>
       </w:r>
       <w:r>
-        <w:t xml:space="preserve"> Unified interfaces decouple the core backend code from third-party services like OpenStreetMap geocoding and the </w:t>
-      </w:r>
-      <w:proofErr w:type="spellStart"/>
-      <w:r>
-        <w:t>OpenFoodFacts</w:t>
-      </w:r>
-      <w:proofErr w:type="spellEnd"/>
-      <w:r>
-        <w:t xml:space="preserve"> database.</w:t>
+        <w:t xml:space="preserve"> Unified interfaces decouple the core backend code from third-party services like OpenStreetMap geocoding and the OpenFoodFacts database.</w:t>
       </w:r>
     </w:p>
     <w:p>
@@ -7271,15 +6797,7 @@
         <w:t>Database Bridges:</w:t>
       </w:r>
       <w:r>
-        <w:t xml:space="preserve"> SQLite database services (client-side) and </w:t>
-      </w:r>
-      <w:proofErr w:type="spellStart"/>
-      <w:r>
-        <w:t>Supabase</w:t>
-      </w:r>
-      <w:proofErr w:type="spellEnd"/>
-      <w:r>
-        <w:t xml:space="preserve"> Client APIs (cloud-side) are encapsulated to allow backend or storage modifications without UI changes.</w:t>
+        <w:t xml:space="preserve"> SQLite database services (client-side) and Supabase Client APIs (cloud-side) are encapsulated to allow backend or storage modifications without UI changes.</w:t>
       </w:r>
     </w:p>
     <w:p>
@@ -7516,15 +7034,7 @@
         <w:t>Resilient Offline Path:</w:t>
       </w:r>
       <w:r>
-        <w:t xml:space="preserve"> If offline, the transaction is logged to SQLite with `</w:t>
-      </w:r>
-      <w:proofErr w:type="spellStart"/>
-      <w:r>
-        <w:t>is_synced</w:t>
-      </w:r>
-      <w:proofErr w:type="spellEnd"/>
-      <w:r>
-        <w:t xml:space="preserve"> = false`, and a visual "saved offline" message is displayed.</w:t>
+        <w:t xml:space="preserve"> If offline, the transaction is logged to SQLite with `is_synced = false`, and a visual "saved offline" message is displayed.</w:t>
       </w:r>
     </w:p>
     <w:p>
@@ -7546,32 +7056,15 @@
       <w:pPr>
         <w:pStyle w:val="BulletPoint"/>
       </w:pPr>
-      <w:proofErr w:type="spellStart"/>
-      <w:r>
-        <w:rPr>
-          <w:b/>
-          <w:bCs/>
-        </w:rPr>
-        <w:t>Supabase</w:t>
-      </w:r>
-      <w:proofErr w:type="spellEnd"/>
-      <w:r>
-        <w:rPr>
-          <w:b/>
-          <w:bCs/>
-        </w:rPr>
-        <w:t xml:space="preserve"> Push:</w:t>
-      </w:r>
-      <w:r>
-        <w:t xml:space="preserve"> The worker batch-uploads pending records, handles synchronization conflicts, and updates local rows as fully synchronized (`</w:t>
-      </w:r>
-      <w:proofErr w:type="spellStart"/>
-      <w:r>
-        <w:t>is_synced</w:t>
-      </w:r>
-      <w:proofErr w:type="spellEnd"/>
-      <w:r>
-        <w:t xml:space="preserve"> = true`).</w:t>
+      <w:r>
+        <w:rPr>
+          <w:b/>
+          <w:bCs/>
+        </w:rPr>
+        <w:t>Supabase Push:</w:t>
+      </w:r>
+      <w:r>
+        <w:t xml:space="preserve"> The worker batch-uploads pending records, handles synchronization conflicts, and updates local rows as fully synchronized (`is_synced = true`).</w:t>
       </w:r>
     </w:p>
     <w:p>
@@ -7663,15 +7156,7 @@
         <w:t>Multi-Platform Client Runtimes:</w:t>
       </w:r>
       <w:r>
-        <w:t xml:space="preserve"> Clients run natively on Android devices (downloaded via GitHub Releases v1.0.0) or in modern web browsers (hosted on </w:t>
-      </w:r>
-      <w:proofErr w:type="spellStart"/>
-      <w:r>
-        <w:t>Vercel</w:t>
-      </w:r>
-      <w:proofErr w:type="spellEnd"/>
-      <w:r>
-        <w:t>).</w:t>
+        <w:t xml:space="preserve"> Clients run natively on Android devices (downloaded via GitHub Releases v1.0.0) or in modern web browsers (hosted on Vercel).</w:t>
       </w:r>
     </w:p>
     <w:p>
@@ -7686,15 +7171,7 @@
         <w:t>Containerized REST Nodes:</w:t>
       </w:r>
       <w:r>
-        <w:t xml:space="preserve"> The FastAPI server runs in a containerized environment (hosted on Render / GCP) with </w:t>
-      </w:r>
-      <w:proofErr w:type="spellStart"/>
-      <w:r>
-        <w:t>Uvicorn</w:t>
-      </w:r>
-      <w:proofErr w:type="spellEnd"/>
-      <w:r>
-        <w:t xml:space="preserve"> ASGI servers handling client requests.</w:t>
+        <w:t xml:space="preserve"> The FastAPI server runs in a containerized environment (hosted on Render / GCP) with Uvicorn ASGI servers handling client requests.</w:t>
       </w:r>
     </w:p>
     <w:p>
@@ -7709,15 +7186,7 @@
         <w:t>Database Cloud Layer:</w:t>
       </w:r>
       <w:r>
-        <w:t xml:space="preserve"> </w:t>
-      </w:r>
-      <w:proofErr w:type="spellStart"/>
-      <w:r>
-        <w:t>Supabase</w:t>
-      </w:r>
-      <w:proofErr w:type="spellEnd"/>
-      <w:r>
-        <w:t xml:space="preserve"> runs on a managed cloud container hosting PostgreSQL, executing Row-Level Security policies and secure JSON Web Token verification.</w:t>
+        <w:t xml:space="preserve"> Supabase runs on a managed cloud container hosting PostgreSQL, executing Row-Level Security policies and secure JSON Web Token verification.</w:t>
       </w:r>
     </w:p>
     <w:p>
@@ -7732,15 +7201,7 @@
         <w:t>Protected Server Gateways:</w:t>
       </w:r>
       <w:r>
-        <w:t xml:space="preserve"> Cloudflare SSL edges secure the server nodes, shielding </w:t>
-      </w:r>
-      <w:proofErr w:type="spellStart"/>
-      <w:r>
-        <w:t>Uvicorn</w:t>
-      </w:r>
-      <w:proofErr w:type="spellEnd"/>
-      <w:r>
-        <w:t xml:space="preserve"> ASGI backends from DDoS attacks and unauthorized network requests.</w:t>
+        <w:t xml:space="preserve"> Cloudflare SSL edges secure the server nodes, shielding Uvicorn ASGI backends from DDoS attacks and unauthorized network requests.</w:t>
       </w:r>
     </w:p>
     <w:p>
@@ -7861,15 +7322,7 @@
         <w:t>Medical &amp; Target Profile Lookup:</w:t>
       </w:r>
       <w:r>
-        <w:t xml:space="preserve"> The FastAPI server queries </w:t>
-      </w:r>
-      <w:proofErr w:type="spellStart"/>
-      <w:r>
-        <w:t>Supabase</w:t>
-      </w:r>
-      <w:proofErr w:type="spellEnd"/>
-      <w:r>
-        <w:t xml:space="preserve"> to retrieve age, weight, target goal, and active medical restrictions (e.g., Hypertension or Diabetes).</w:t>
+        <w:t xml:space="preserve"> The FastAPI server queries Supabase to retrieve age, weight, target goal, and active medical restrictions (e.g., Hypertension or Diabetes).</w:t>
       </w:r>
     </w:p>
     <w:p>
@@ -7899,23 +7352,7 @@
         <w:t>Double-Database Caching:</w:t>
       </w:r>
       <w:r>
-        <w:t xml:space="preserve"> The generated workout plan is saved in </w:t>
-      </w:r>
-      <w:proofErr w:type="spellStart"/>
-      <w:r>
-        <w:t>Supabase</w:t>
-      </w:r>
-      <w:proofErr w:type="spellEnd"/>
-      <w:r>
-        <w:t xml:space="preserve"> PostgreSQL and </w:t>
-      </w:r>
-      <w:proofErr w:type="gramStart"/>
-      <w:r>
-        <w:t>cached</w:t>
-      </w:r>
-      <w:proofErr w:type="gramEnd"/>
-      <w:r>
-        <w:t xml:space="preserve"> locally in the client SQLite database.</w:t>
+        <w:t xml:space="preserve"> The generated workout plan is saved in Supabase PostgreSQL and cached locally in the client SQLite database.</w:t>
       </w:r>
     </w:p>
     <w:p>
@@ -7985,23 +7422,7 @@
         <w:t>(2)</w:t>
       </w:r>
       <w:r>
-        <w:t xml:space="preserve"> Backend </w:t>
-      </w:r>
-      <w:proofErr w:type="gramStart"/>
-      <w:r>
-        <w:t>queries</w:t>
-      </w:r>
-      <w:proofErr w:type="gramEnd"/>
-      <w:r>
-        <w:t xml:space="preserve"> profile metrics and medical restrictions from </w:t>
-      </w:r>
-      <w:proofErr w:type="spellStart"/>
-      <w:r>
-        <w:t>Supabase</w:t>
-      </w:r>
-      <w:proofErr w:type="spellEnd"/>
-      <w:r>
-        <w:t xml:space="preserve">. </w:t>
+        <w:t xml:space="preserve"> Backend queries profile metrics and medical restrictions from Supabase. </w:t>
       </w:r>
     </w:p>
     <w:p>
@@ -8039,15 +7460,7 @@
         <w:t>(4)</w:t>
       </w:r>
       <w:r>
-        <w:t xml:space="preserve"> Workout plan is saved to </w:t>
-      </w:r>
-      <w:proofErr w:type="spellStart"/>
-      <w:r>
-        <w:t>Supabase</w:t>
-      </w:r>
-      <w:proofErr w:type="spellEnd"/>
-      <w:r>
-        <w:t xml:space="preserve"> and cached locally in SQLite. </w:t>
+        <w:t xml:space="preserve"> Workout plan is saved to Supabase and cached locally in SQLite. </w:t>
       </w:r>
     </w:p>
     <w:p>
@@ -8066,23 +7479,7 @@
         <w:t>(5)</w:t>
       </w:r>
       <w:r>
-        <w:t xml:space="preserve"> User checks off completed exercises, triggering </w:t>
-      </w:r>
-      <w:proofErr w:type="spellStart"/>
-      <w:r>
-        <w:t>toggleExerciseCompletion</w:t>
-      </w:r>
-      <w:proofErr w:type="spellEnd"/>
-      <w:r>
-        <w:t xml:space="preserve"> locally and updating </w:t>
-      </w:r>
-      <w:proofErr w:type="spellStart"/>
-      <w:r>
-        <w:t>Supabase</w:t>
-      </w:r>
-      <w:proofErr w:type="spellEnd"/>
-      <w:r>
-        <w:t>.</w:t>
+        <w:t xml:space="preserve"> User checks off completed exercises, triggering toggleExerciseCompletion locally and updating Supabase.</w:t>
       </w:r>
     </w:p>
     <w:p>
@@ -8179,23 +7576,7 @@
         <w:t>Nutrition Telemetry Sync:</w:t>
       </w:r>
       <w:r>
-        <w:t xml:space="preserve"> The </w:t>
-      </w:r>
-      <w:proofErr w:type="spellStart"/>
-      <w:r>
-        <w:t>SyncService</w:t>
-      </w:r>
-      <w:proofErr w:type="spellEnd"/>
-      <w:r>
-        <w:t xml:space="preserve"> uploads all meal logs to </w:t>
-      </w:r>
-      <w:proofErr w:type="spellStart"/>
-      <w:r>
-        <w:t>Supabase</w:t>
-      </w:r>
-      <w:proofErr w:type="spellEnd"/>
-      <w:r>
-        <w:t>, making the raw meal history available for rolling telemetry calculations.</w:t>
+        <w:t xml:space="preserve"> The SyncService uploads all meal logs to Supabase, making the raw meal history available for rolling telemetry calculations.</w:t>
       </w:r>
     </w:p>
     <w:p>
@@ -8289,15 +7670,7 @@
         <w:t>(1)</w:t>
       </w:r>
       <w:r>
-        <w:t xml:space="preserve"> </w:t>
-      </w:r>
-      <w:proofErr w:type="spellStart"/>
-      <w:r>
-        <w:t>SyncService</w:t>
-      </w:r>
-      <w:proofErr w:type="spellEnd"/>
-      <w:r>
-        <w:t xml:space="preserve"> pushes meal logs to Cloud DB. </w:t>
+        <w:t xml:space="preserve"> SyncService pushes meal logs to Cloud DB. </w:t>
       </w:r>
     </w:p>
     <w:p>
@@ -8423,15 +7796,7 @@
         <w:t>Bilingual Natural Language Parsing:</w:t>
       </w:r>
       <w:r>
-        <w:t xml:space="preserve"> Accurately understands colloquial meal names (e.g., '2 Aloo Parathas and 1 Chai', '</w:t>
-      </w:r>
-      <w:proofErr w:type="spellStart"/>
-      <w:r>
-        <w:t>Daal</w:t>
-      </w:r>
-      <w:proofErr w:type="spellEnd"/>
-      <w:r>
-        <w:t xml:space="preserve"> Chawal with salad', 'Grilled Salmon with quinoa').</w:t>
+        <w:t xml:space="preserve"> Accurately understands colloquial meal names (e.g., '2 Aloo Parathas and 1 Chai', 'Daal Chawal with salad', 'Grilled Salmon with quinoa').</w:t>
       </w:r>
     </w:p>
     <w:p>
@@ -8481,15 +7846,7 @@
         <w:pStyle w:val="Para"/>
       </w:pPr>
       <w:r>
-        <w:t>To deliver enterprise SLA standards, the `</w:t>
-      </w:r>
-      <w:proofErr w:type="spellStart"/>
-      <w:r>
-        <w:t>GeminiPool</w:t>
-      </w:r>
-      <w:proofErr w:type="spellEnd"/>
-      <w:r>
-        <w:t>` singleton implements thread-safe key management:</w:t>
+        <w:t>To deliver enterprise SLA standards, the `GeminiPool` singleton implements thread-safe key management:</w:t>
       </w:r>
     </w:p>
     <w:p>
@@ -8553,13 +7910,8 @@
       <w:pPr>
         <w:pStyle w:val="Para"/>
       </w:pPr>
-      <w:proofErr w:type="spellStart"/>
-      <w:r>
-        <w:t>NutriSense</w:t>
-      </w:r>
-      <w:proofErr w:type="spellEnd"/>
-      <w:r>
-        <w:t xml:space="preserve"> allows a primary account holder to manage the nutritional wellness of their entire household:</w:t>
+      <w:r>
+        <w:t>NutriSense allows a primary account holder to manage the nutritional wellness of their entire household:</w:t>
       </w:r>
     </w:p>
     <w:p>
@@ -8589,15 +7941,7 @@
         <w:t>Allergy &amp; Medical Rules per Member:</w:t>
       </w:r>
       <w:r>
-        <w:t xml:space="preserve"> Enforces isolated safety guardrails (e.g., flagging peanut allergens for Child A while tracking </w:t>
-      </w:r>
-      <w:proofErr w:type="gramStart"/>
-      <w:r>
-        <w:t>low-sodium</w:t>
-      </w:r>
-      <w:proofErr w:type="gramEnd"/>
-      <w:r>
-        <w:t xml:space="preserve"> for Parent B).</w:t>
+        <w:t xml:space="preserve"> Enforces isolated safety guardrails (e.g., flagging peanut allergens for Child A while tracking low-sodium for Parent B).</w:t>
       </w:r>
     </w:p>
     <w:p>
@@ -8678,15 +8022,7 @@
         <w:t>Targeted Hydration Presets:</w:t>
       </w:r>
       <w:r>
-        <w:t xml:space="preserve"> Provides 1-tap logging chips tailored for non-fasting windows (+500ml Iftar, +250ml </w:t>
-      </w:r>
-      <w:proofErr w:type="spellStart"/>
-      <w:r>
-        <w:t>Taraweeh</w:t>
-      </w:r>
-      <w:proofErr w:type="spellEnd"/>
-      <w:r>
-        <w:t>, +500ml Sehri).</w:t>
+        <w:t xml:space="preserve"> Provides 1-tap logging chips tailored for non-fasting windows (+500ml Iftar, +250ml Taraweeh, +500ml Sehri).</w:t>
       </w:r>
     </w:p>
     <w:p>
@@ -8701,15 +8037,7 @@
         <w:t>Dynamic Meal Categorization:</w:t>
       </w:r>
       <w:r>
-        <w:t xml:space="preserve"> Replaces standard Breakfast/Lunch slots with Sehri, Iftar, and Post-</w:t>
-      </w:r>
-      <w:proofErr w:type="spellStart"/>
-      <w:r>
-        <w:t>Taraweeh</w:t>
-      </w:r>
-      <w:proofErr w:type="spellEnd"/>
-      <w:r>
-        <w:t xml:space="preserve"> Snack.</w:t>
+        <w:t xml:space="preserve"> Replaces standard Breakfast/Lunch slots with Sehri, Iftar, and Post-Taraweeh Snack.</w:t>
       </w:r>
     </w:p>
     <w:p>
@@ -8759,15 +8087,7 @@
         <w:t>Bilingual Text-To-Speech (TTS):</w:t>
       </w:r>
       <w:r>
-        <w:t xml:space="preserve"> Reads coaching responses aloud in natural English or Urdu via `</w:t>
-      </w:r>
-      <w:proofErr w:type="spellStart"/>
-      <w:r>
-        <w:t>flutter_tts</w:t>
-      </w:r>
-      <w:proofErr w:type="spellEnd"/>
-      <w:r>
-        <w:t>`.</w:t>
+        <w:t xml:space="preserve"> Reads coaching responses aloud in natural English or Urdu via `flutter_tts`.</w:t>
       </w:r>
     </w:p>
     <w:p>
@@ -8867,15 +8187,7 @@
         <w:pStyle w:val="Para"/>
       </w:pPr>
       <w:r>
-        <w:t xml:space="preserve">Aggregates 7-day health telemetry into professional clinical reports using </w:t>
-      </w:r>
-      <w:proofErr w:type="spellStart"/>
-      <w:r>
-        <w:t>ReportLab</w:t>
-      </w:r>
-      <w:proofErr w:type="spellEnd"/>
-      <w:r>
-        <w:t>:</w:t>
+        <w:t>Aggregates 7-day health telemetry into professional clinical reports using ReportLab:</w:t>
       </w:r>
     </w:p>
     <w:p>
@@ -8944,15 +8256,7 @@
         <w:pStyle w:val="Para"/>
       </w:pPr>
       <w:r>
-        <w:t xml:space="preserve">Empowers users with personalized, </w:t>
-      </w:r>
-      <w:proofErr w:type="gramStart"/>
-      <w:r>
-        <w:t>clinically-safe</w:t>
-      </w:r>
-      <w:proofErr w:type="gramEnd"/>
-      <w:r>
-        <w:t xml:space="preserve"> physical training regimens tailored to their specific fitness goals, medical history, and physical profile:</w:t>
+        <w:t>Empowers users with personalized, clinically-safe physical training regimens tailored to their specific fitness goals, medical history, and physical profile:</w:t>
       </w:r>
     </w:p>
     <w:p>
@@ -9109,15 +8413,7 @@
         <w:t>JWT Bearer Tokens:</w:t>
       </w:r>
       <w:r>
-        <w:t xml:space="preserve"> All client-server communications require cryptographically signed JSON Web Tokens issued by </w:t>
-      </w:r>
-      <w:proofErr w:type="spellStart"/>
-      <w:r>
-        <w:t>Supabase</w:t>
-      </w:r>
-      <w:proofErr w:type="spellEnd"/>
-      <w:r>
-        <w:t xml:space="preserve"> Auth.</w:t>
+        <w:t xml:space="preserve"> All client-server communications require cryptographically signed JSON Web Tokens issued by Supabase Auth.</w:t>
       </w:r>
     </w:p>
     <w:p>
@@ -9174,23 +8470,7 @@
         <w:t>Row-Level Security Policies:</w:t>
       </w:r>
       <w:r>
-        <w:t xml:space="preserve"> PostgreSQL RLS policies enforce that users can only SELECT, INSERT, UPDATE, or DELETE records where `</w:t>
-      </w:r>
-      <w:proofErr w:type="spellStart"/>
-      <w:r>
-        <w:t>user_id</w:t>
-      </w:r>
-      <w:proofErr w:type="spellEnd"/>
-      <w:r>
-        <w:t xml:space="preserve"> == </w:t>
-      </w:r>
-      <w:proofErr w:type="spellStart"/>
-      <w:r>
-        <w:t>auth.uid</w:t>
-      </w:r>
-      <w:proofErr w:type="spellEnd"/>
-      <w:r>
-        <w:t>()`.</w:t>
+        <w:t xml:space="preserve"> PostgreSQL RLS policies enforce that users can only SELECT, INSERT, UPDATE, or DELETE records where `user_id == auth.uid()`.</w:t>
       </w:r>
     </w:p>
     <w:p>
@@ -9263,15 +8543,7 @@
         <w:t>60 FPS Smooth Rendering:</w:t>
       </w:r>
       <w:r>
-        <w:t xml:space="preserve"> Flutter UI utilizes const constructors, isolated </w:t>
-      </w:r>
-      <w:proofErr w:type="spellStart"/>
-      <w:r>
-        <w:t>ListenableBuilder</w:t>
-      </w:r>
-      <w:proofErr w:type="spellEnd"/>
-      <w:r>
-        <w:t xml:space="preserve"> rebuild scopes, and image caching.</w:t>
+        <w:t xml:space="preserve"> Flutter UI utilizes const constructors, isolated ListenableBuilder rebuild scopes, and image caching.</w:t>
       </w:r>
     </w:p>
     <w:p>
@@ -9407,7 +8679,25 @@
               <w:sz w:val="15"/>
               <w:szCs w:val="15"/>
             </w:rPr>
-            <w:t>Developers – Jamal and Affan</w:t>
+            <w:t>Develope</w:t>
+          </w:r>
+          <w:r>
+            <w:rPr>
+              <w:rFonts w:ascii="Calibri" w:eastAsia="Calibri" w:hAnsi="Calibri" w:cs="Calibri"/>
+              <w:color w:val="555E6D"/>
+              <w:sz w:val="15"/>
+              <w:szCs w:val="15"/>
+            </w:rPr>
+            <w:t>d by</w:t>
+          </w:r>
+          <w:r>
+            <w:rPr>
+              <w:rFonts w:ascii="Calibri" w:eastAsia="Calibri" w:hAnsi="Calibri" w:cs="Calibri"/>
+              <w:color w:val="555E6D"/>
+              <w:sz w:val="15"/>
+              <w:szCs w:val="15"/>
+            </w:rPr>
+            <w:t xml:space="preserve"> Jamal and Affan</w:t>
           </w:r>
         </w:p>
       </w:tc>
@@ -9600,7 +8890,6 @@
           <w:vAlign w:val="center"/>
         </w:tcPr>
         <w:p>
-          <w:proofErr w:type="spellStart"/>
           <w:r>
             <w:rPr>
               <w:rFonts w:ascii="Poppins" w:eastAsia="Poppins" w:hAnsi="Poppins" w:cs="Poppins"/>
@@ -9612,7 +8901,6 @@
             </w:rPr>
             <w:t>NutriSense</w:t>
           </w:r>
-          <w:proofErr w:type="spellEnd"/>
         </w:p>
       </w:tc>
       <w:tc>
@@ -10517,6 +9805,7 @@
   <w:style w:type="character" w:default="1" w:styleId="DefaultParagraphFont">
     <w:name w:val="Default Paragraph Font"/>
     <w:uiPriority w:val="1"/>
+    <w:semiHidden/>
     <w:unhideWhenUsed/>
   </w:style>
   <w:style w:type="table" w:default="1" w:styleId="TableNormal">
